--- a/docs/documento_final/Examen_Parcial_2_Grupo43_SW1.docx
+++ b/docs/documento_final/Examen_Parcial_2_Grupo43_SW1.docx
@@ -74,16 +74,7 @@
         <w:pStyle w:val="CoverInfo"/>
       </w:pPr>
       <w:r>
-        <w:t xml:space="preserve">Elizabeth Rivero Peña — Registro: </w:t>
-      </w:r>
-      <w:r>
-        <w:t>⟨</w:t>
-      </w:r>
-      <w:r>
-        <w:t>…</w:t>
-      </w:r>
-      <w:r>
-        <w:t>⟩</w:t>
+        <w:t>Angulo Heredia Luis Fernando — Registro: 215001958</w:t>
       </w:r>
     </w:p>
     <w:p>
@@ -91,19 +82,10 @@
         <w:pStyle w:val="CoverInfo"/>
       </w:pPr>
       <w:r>
-        <w:t>Luis Fernando Angulo Heredia — R</w:t>
-      </w:r>
-      <w:r>
-        <w:t xml:space="preserve">egistro: </w:t>
-      </w:r>
-      <w:r>
-        <w:t>⟨</w:t>
-      </w:r>
-      <w:r>
-        <w:t>…</w:t>
-      </w:r>
-      <w:r>
-        <w:t>⟩</w:t>
+        <w:t>Peña Rivero Elizabe</w:t>
+      </w:r>
+      <w:r>
+        <w:t>th — Registro: 215053745</w:t>
       </w:r>
     </w:p>
     <w:p>
@@ -222,7 +204,7 @@
                 <w:sz w:val="20"/>
               </w:rPr>
               <w:drawing>
-                <wp:inline distT="0" distB="0" distL="0" distR="0" wp14:anchorId="55F5845F" wp14:editId="46E415F7">
+                <wp:inline distT="0" distB="0" distL="0" distR="0" wp14:anchorId="2552DF0C" wp14:editId="774392B8">
                   <wp:extent cx="1188720" cy="1188720"/>
                   <wp:effectExtent l="0" t="0" r="0" b="0"/>
                   <wp:docPr id="10" name="Picture"/>
@@ -281,7 +263,7 @@
                 <w:sz w:val="20"/>
               </w:rPr>
               <w:drawing>
-                <wp:inline distT="0" distB="0" distL="0" distR="0" wp14:anchorId="372B7C53" wp14:editId="1A4D3C98">
+                <wp:inline distT="0" distB="0" distL="0" distR="0" wp14:anchorId="766081FE" wp14:editId="6F67F5DD">
                   <wp:extent cx="1188720" cy="1188720"/>
                   <wp:effectExtent l="0" t="0" r="0" b="0"/>
                   <wp:docPr id="13" name="Picture"/>
@@ -362,7 +344,16 @@
                 <w:color w:val="1F3A5F"/>
                 <w:sz w:val="20"/>
               </w:rPr>
-              <w:t>Aplicación en producción</w:t>
+              <w:t>Aplicación en producció</w:t>
+            </w:r>
+            <w:r>
+              <w:rPr>
+                <w:b/>
+                <w:bCs/>
+                <w:color w:val="1F3A5F"/>
+                <w:sz w:val="20"/>
+              </w:rPr>
+              <w:t>n</w:t>
             </w:r>
           </w:p>
         </w:tc>
@@ -401,7 +392,7 @@
       <w:r>
         <w:fldChar w:fldCharType="separate"/>
       </w:r>
-      <w:hyperlink w:anchor="_Toc243165267" w:history="1">
+      <w:hyperlink w:anchor="_Toc243171414" w:history="1">
         <w:r>
           <w:rPr>
             <w:rStyle w:val="Hipervnculo"/>
@@ -428,7 +419,7 @@
             <w:noProof/>
             <w:webHidden/>
           </w:rPr>
-          <w:instrText xml:space="preserve"> PAGEREF _Toc243165267 \h </w:instrText>
+          <w:instrText xml:space="preserve"> PAGEREF _Toc243171414 \h </w:instrText>
         </w:r>
         <w:r>
           <w:rPr>
@@ -469,7 +460,7 @@
           <w:noProof/>
         </w:rPr>
       </w:pPr>
-      <w:hyperlink w:anchor="_Toc243165268" w:history="1">
+      <w:hyperlink w:anchor="_Toc243171415" w:history="1">
         <w:r>
           <w:rPr>
             <w:rStyle w:val="Hipervnculo"/>
@@ -496,7 +487,7 @@
             <w:noProof/>
             <w:webHidden/>
           </w:rPr>
-          <w:instrText xml:space="preserve"> PAGEREF _Toc243165268 \h </w:instrText>
+          <w:instrText xml:space="preserve"> PAGEREF _Toc243171415 \h </w:instrText>
         </w:r>
         <w:r>
           <w:rPr>
@@ -537,7 +528,7 @@
           <w:noProof/>
         </w:rPr>
       </w:pPr>
-      <w:hyperlink w:anchor="_Toc243165269" w:history="1">
+      <w:hyperlink w:anchor="_Toc243171416" w:history="1">
         <w:r>
           <w:rPr>
             <w:rStyle w:val="Hipervnculo"/>
@@ -564,7 +555,7 @@
             <w:noProof/>
             <w:webHidden/>
           </w:rPr>
-          <w:instrText xml:space="preserve"> PAGEREF _Toc243165269 \h </w:instrText>
+          <w:instrText xml:space="preserve"> PAGEREF _Toc243171416 \h </w:instrText>
         </w:r>
         <w:r>
           <w:rPr>
@@ -605,7 +596,7 @@
           <w:noProof/>
         </w:rPr>
       </w:pPr>
-      <w:hyperlink w:anchor="_Toc243165270" w:history="1">
+      <w:hyperlink w:anchor="_Toc243171417" w:history="1">
         <w:r>
           <w:rPr>
             <w:rStyle w:val="Hipervnculo"/>
@@ -632,7 +623,7 @@
             <w:noProof/>
             <w:webHidden/>
           </w:rPr>
-          <w:instrText xml:space="preserve"> PAGEREF _Toc243165270 \h </w:instrText>
+          <w:instrText xml:space="preserve"> PAGEREF _Toc243171417 \h </w:instrText>
         </w:r>
         <w:r>
           <w:rPr>
@@ -673,7 +664,7 @@
           <w:noProof/>
         </w:rPr>
       </w:pPr>
-      <w:hyperlink w:anchor="_Toc243165271" w:history="1">
+      <w:hyperlink w:anchor="_Toc243171418" w:history="1">
         <w:r>
           <w:rPr>
             <w:rStyle w:val="Hipervnculo"/>
@@ -700,7 +691,7 @@
             <w:noProof/>
             <w:webHidden/>
           </w:rPr>
-          <w:instrText xml:space="preserve"> PAGEREF _Toc243165271 \h </w:instrText>
+          <w:instrText xml:space="preserve"> PAGEREF _Toc243171418 \h </w:instrText>
         </w:r>
         <w:r>
           <w:rPr>
@@ -741,7 +732,7 @@
           <w:noProof/>
         </w:rPr>
       </w:pPr>
-      <w:hyperlink w:anchor="_Toc243165272" w:history="1">
+      <w:hyperlink w:anchor="_Toc243171419" w:history="1">
         <w:r>
           <w:rPr>
             <w:rStyle w:val="Hipervnculo"/>
@@ -768,7 +759,7 @@
             <w:noProof/>
             <w:webHidden/>
           </w:rPr>
-          <w:instrText xml:space="preserve"> PAGEREF _Toc243165272 \h </w:instrText>
+          <w:instrText xml:space="preserve"> PAGEREF _Toc243171419 \h </w:instrText>
         </w:r>
         <w:r>
           <w:rPr>
@@ -809,7 +800,7 @@
           <w:noProof/>
         </w:rPr>
       </w:pPr>
-      <w:hyperlink w:anchor="_Toc243165273" w:history="1">
+      <w:hyperlink w:anchor="_Toc243171420" w:history="1">
         <w:r>
           <w:rPr>
             <w:rStyle w:val="Hipervnculo"/>
@@ -836,7 +827,7 @@
             <w:noProof/>
             <w:webHidden/>
           </w:rPr>
-          <w:instrText xml:space="preserve"> PAGEREF _Toc243165273 \h </w:instrText>
+          <w:instrText xml:space="preserve"> PAGEREF _Toc243171420 \h </w:instrText>
         </w:r>
         <w:r>
           <w:rPr>
@@ -877,7 +868,7 @@
           <w:noProof/>
         </w:rPr>
       </w:pPr>
-      <w:hyperlink w:anchor="_Toc243165274" w:history="1">
+      <w:hyperlink w:anchor="_Toc243171421" w:history="1">
         <w:r>
           <w:rPr>
             <w:rStyle w:val="Hipervnculo"/>
@@ -904,7 +895,7 @@
             <w:noProof/>
             <w:webHidden/>
           </w:rPr>
-          <w:instrText xml:space="preserve"> PAGEREF _Toc243165274 \h </w:instrText>
+          <w:instrText xml:space="preserve"> PAGEREF _Toc243171421 \h </w:instrText>
         </w:r>
         <w:r>
           <w:rPr>
@@ -945,7 +936,7 @@
           <w:noProof/>
         </w:rPr>
       </w:pPr>
-      <w:hyperlink w:anchor="_Toc243165275" w:history="1">
+      <w:hyperlink w:anchor="_Toc243171422" w:history="1">
         <w:r>
           <w:rPr>
             <w:rStyle w:val="Hipervnculo"/>
@@ -972,7 +963,7 @@
             <w:noProof/>
             <w:webHidden/>
           </w:rPr>
-          <w:instrText xml:space="preserve"> PAGEREF _Toc243165275 \h </w:instrText>
+          <w:instrText xml:space="preserve"> PAGEREF _Toc243171422 \h </w:instrText>
         </w:r>
         <w:r>
           <w:rPr>
@@ -1013,7 +1004,7 @@
           <w:noProof/>
         </w:rPr>
       </w:pPr>
-      <w:hyperlink w:anchor="_Toc243165276" w:history="1">
+      <w:hyperlink w:anchor="_Toc243171423" w:history="1">
         <w:r>
           <w:rPr>
             <w:rStyle w:val="Hipervnculo"/>
@@ -1040,7 +1031,7 @@
             <w:noProof/>
             <w:webHidden/>
           </w:rPr>
-          <w:instrText xml:space="preserve"> PAGEREF _Toc243165276 \h </w:instrText>
+          <w:instrText xml:space="preserve"> PAGEREF _Toc243171423 \h </w:instrText>
         </w:r>
         <w:r>
           <w:rPr>
@@ -1081,7 +1072,7 @@
           <w:noProof/>
         </w:rPr>
       </w:pPr>
-      <w:hyperlink w:anchor="_Toc243165277" w:history="1">
+      <w:hyperlink w:anchor="_Toc243171424" w:history="1">
         <w:r>
           <w:rPr>
             <w:rStyle w:val="Hipervnculo"/>
@@ -1108,7 +1099,7 @@
             <w:noProof/>
             <w:webHidden/>
           </w:rPr>
-          <w:instrText xml:space="preserve"> PAGEREF _Toc243165277 \h </w:instrText>
+          <w:instrText xml:space="preserve"> PAGEREF _Toc243171424 \h </w:instrText>
         </w:r>
         <w:r>
           <w:rPr>
@@ -1149,7 +1140,7 @@
           <w:noProof/>
         </w:rPr>
       </w:pPr>
-      <w:hyperlink w:anchor="_Toc243165278" w:history="1">
+      <w:hyperlink w:anchor="_Toc243171425" w:history="1">
         <w:r>
           <w:rPr>
             <w:rStyle w:val="Hipervnculo"/>
@@ -1176,7 +1167,7 @@
             <w:noProof/>
             <w:webHidden/>
           </w:rPr>
-          <w:instrText xml:space="preserve"> PAGEREF _Toc243165278 \h </w:instrText>
+          <w:instrText xml:space="preserve"> PAGEREF _Toc243171425 \h </w:instrText>
         </w:r>
         <w:r>
           <w:rPr>
@@ -1217,7 +1208,7 @@
           <w:noProof/>
         </w:rPr>
       </w:pPr>
-      <w:hyperlink w:anchor="_Toc243165279" w:history="1">
+      <w:hyperlink w:anchor="_Toc243171426" w:history="1">
         <w:r>
           <w:rPr>
             <w:rStyle w:val="Hipervnculo"/>
@@ -1244,7 +1235,7 @@
             <w:noProof/>
             <w:webHidden/>
           </w:rPr>
-          <w:instrText xml:space="preserve"> PAGEREF _Toc243165279 \h </w:instrText>
+          <w:instrText xml:space="preserve"> PAGEREF _Toc243171426 \h </w:instrText>
         </w:r>
         <w:r>
           <w:rPr>
@@ -1285,7 +1276,7 @@
           <w:noProof/>
         </w:rPr>
       </w:pPr>
-      <w:hyperlink w:anchor="_Toc243165280" w:history="1">
+      <w:hyperlink w:anchor="_Toc243171427" w:history="1">
         <w:r>
           <w:rPr>
             <w:rStyle w:val="Hipervnculo"/>
@@ -1312,7 +1303,7 @@
             <w:noProof/>
             <w:webHidden/>
           </w:rPr>
-          <w:instrText xml:space="preserve"> PAGEREF _Toc243165280 \h </w:instrText>
+          <w:instrText xml:space="preserve"> PAGEREF _Toc243171427 \h </w:instrText>
         </w:r>
         <w:r>
           <w:rPr>
@@ -1353,7 +1344,7 @@
           <w:noProof/>
         </w:rPr>
       </w:pPr>
-      <w:hyperlink w:anchor="_Toc243165281" w:history="1">
+      <w:hyperlink w:anchor="_Toc243171428" w:history="1">
         <w:r>
           <w:rPr>
             <w:rStyle w:val="Hipervnculo"/>
@@ -1380,7 +1371,7 @@
             <w:noProof/>
             <w:webHidden/>
           </w:rPr>
-          <w:instrText xml:space="preserve"> PAGEREF _Toc243165281 \h </w:instrText>
+          <w:instrText xml:space="preserve"> PAGEREF _Toc243171428 \h </w:instrText>
         </w:r>
         <w:r>
           <w:rPr>
@@ -1421,7 +1412,7 @@
           <w:noProof/>
         </w:rPr>
       </w:pPr>
-      <w:hyperlink w:anchor="_Toc243165282" w:history="1">
+      <w:hyperlink w:anchor="_Toc243171429" w:history="1">
         <w:r>
           <w:rPr>
             <w:rStyle w:val="Hipervnculo"/>
@@ -1448,7 +1439,7 @@
             <w:noProof/>
             <w:webHidden/>
           </w:rPr>
-          <w:instrText xml:space="preserve"> PAGEREF _Toc243165282 \h </w:instrText>
+          <w:instrText xml:space="preserve"> PAGEREF _Toc243171429 \h </w:instrText>
         </w:r>
         <w:r>
           <w:rPr>
@@ -1489,7 +1480,7 @@
           <w:noProof/>
         </w:rPr>
       </w:pPr>
-      <w:hyperlink w:anchor="_Toc243165283" w:history="1">
+      <w:hyperlink w:anchor="_Toc243171430" w:history="1">
         <w:r>
           <w:rPr>
             <w:rStyle w:val="Hipervnculo"/>
@@ -1516,7 +1507,7 @@
             <w:noProof/>
             <w:webHidden/>
           </w:rPr>
-          <w:instrText xml:space="preserve"> PAGEREF _Toc243165283 \h </w:instrText>
+          <w:instrText xml:space="preserve"> PAGEREF _Toc243171430 \h </w:instrText>
         </w:r>
         <w:r>
           <w:rPr>
@@ -1557,7 +1548,7 @@
           <w:noProof/>
         </w:rPr>
       </w:pPr>
-      <w:hyperlink w:anchor="_Toc243165284" w:history="1">
+      <w:hyperlink w:anchor="_Toc243171431" w:history="1">
         <w:r>
           <w:rPr>
             <w:rStyle w:val="Hipervnculo"/>
@@ -1584,7 +1575,7 @@
             <w:noProof/>
             <w:webHidden/>
           </w:rPr>
-          <w:instrText xml:space="preserve"> PAGEREF _Toc243165284 \h </w:instrText>
+          <w:instrText xml:space="preserve"> PAGEREF _Toc243171431 \h </w:instrText>
         </w:r>
         <w:r>
           <w:rPr>
@@ -1625,7 +1616,7 @@
           <w:noProof/>
         </w:rPr>
       </w:pPr>
-      <w:hyperlink w:anchor="_Toc243165285" w:history="1">
+      <w:hyperlink w:anchor="_Toc243171432" w:history="1">
         <w:r>
           <w:rPr>
             <w:rStyle w:val="Hipervnculo"/>
@@ -1652,7 +1643,7 @@
             <w:noProof/>
             <w:webHidden/>
           </w:rPr>
-          <w:instrText xml:space="preserve"> PAGEREF _Toc243165285 \h </w:instrText>
+          <w:instrText xml:space="preserve"> PAGEREF _Toc243171432 \h </w:instrText>
         </w:r>
         <w:r>
           <w:rPr>
@@ -1693,7 +1684,7 @@
           <w:noProof/>
         </w:rPr>
       </w:pPr>
-      <w:hyperlink w:anchor="_Toc243165286" w:history="1">
+      <w:hyperlink w:anchor="_Toc243171433" w:history="1">
         <w:r>
           <w:rPr>
             <w:rStyle w:val="Hipervnculo"/>
@@ -1720,7 +1711,7 @@
             <w:noProof/>
             <w:webHidden/>
           </w:rPr>
-          <w:instrText xml:space="preserve"> PAGEREF _Toc243165286 \h </w:instrText>
+          <w:instrText xml:space="preserve"> PAGEREF _Toc243171433 \h </w:instrText>
         </w:r>
         <w:r>
           <w:rPr>
@@ -1761,7 +1752,7 @@
           <w:noProof/>
         </w:rPr>
       </w:pPr>
-      <w:hyperlink w:anchor="_Toc243165287" w:history="1">
+      <w:hyperlink w:anchor="_Toc243171434" w:history="1">
         <w:r>
           <w:rPr>
             <w:rStyle w:val="Hipervnculo"/>
@@ -1788,7 +1779,7 @@
             <w:noProof/>
             <w:webHidden/>
           </w:rPr>
-          <w:instrText xml:space="preserve"> PAGEREF _Toc243165287 \h </w:instrText>
+          <w:instrText xml:space="preserve"> PAGEREF _Toc243171434 \h </w:instrText>
         </w:r>
         <w:r>
           <w:rPr>
@@ -1829,7 +1820,7 @@
           <w:noProof/>
         </w:rPr>
       </w:pPr>
-      <w:hyperlink w:anchor="_Toc243165288" w:history="1">
+      <w:hyperlink w:anchor="_Toc243171435" w:history="1">
         <w:r>
           <w:rPr>
             <w:rStyle w:val="Hipervnculo"/>
@@ -1856,7 +1847,7 @@
             <w:noProof/>
             <w:webHidden/>
           </w:rPr>
-          <w:instrText xml:space="preserve"> PAGEREF _Toc243165288 \h </w:instrText>
+          <w:instrText xml:space="preserve"> PAGEREF _Toc243171435 \h </w:instrText>
         </w:r>
         <w:r>
           <w:rPr>
@@ -1897,7 +1888,7 @@
           <w:noProof/>
         </w:rPr>
       </w:pPr>
-      <w:hyperlink w:anchor="_Toc243165289" w:history="1">
+      <w:hyperlink w:anchor="_Toc243171436" w:history="1">
         <w:r>
           <w:rPr>
             <w:rStyle w:val="Hipervnculo"/>
@@ -1924,7 +1915,7 @@
             <w:noProof/>
             <w:webHidden/>
           </w:rPr>
-          <w:instrText xml:space="preserve"> PAGEREF _Toc243165289 \h </w:instrText>
+          <w:instrText xml:space="preserve"> PAGEREF _Toc243171436 \h </w:instrText>
         </w:r>
         <w:r>
           <w:rPr>
@@ -1965,7 +1956,7 @@
           <w:noProof/>
         </w:rPr>
       </w:pPr>
-      <w:hyperlink w:anchor="_Toc243165290" w:history="1">
+      <w:hyperlink w:anchor="_Toc243171437" w:history="1">
         <w:r>
           <w:rPr>
             <w:rStyle w:val="Hipervnculo"/>
@@ -1992,7 +1983,7 @@
             <w:noProof/>
             <w:webHidden/>
           </w:rPr>
-          <w:instrText xml:space="preserve"> PAGEREF _Toc243165290 \h </w:instrText>
+          <w:instrText xml:space="preserve"> PAGEREF _Toc243171437 \h </w:instrText>
         </w:r>
         <w:r>
           <w:rPr>
@@ -2033,7 +2024,7 @@
           <w:noProof/>
         </w:rPr>
       </w:pPr>
-      <w:hyperlink w:anchor="_Toc243165291" w:history="1">
+      <w:hyperlink w:anchor="_Toc243171438" w:history="1">
         <w:r>
           <w:rPr>
             <w:rStyle w:val="Hipervnculo"/>
@@ -2060,7 +2051,7 @@
             <w:noProof/>
             <w:webHidden/>
           </w:rPr>
-          <w:instrText xml:space="preserve"> PAGEREF _Toc243165291 \h </w:instrText>
+          <w:instrText xml:space="preserve"> PAGEREF _Toc243171438 \h </w:instrText>
         </w:r>
         <w:r>
           <w:rPr>
@@ -2101,7 +2092,7 @@
           <w:noProof/>
         </w:rPr>
       </w:pPr>
-      <w:hyperlink w:anchor="_Toc243165292" w:history="1">
+      <w:hyperlink w:anchor="_Toc243171439" w:history="1">
         <w:r>
           <w:rPr>
             <w:rStyle w:val="Hipervnculo"/>
@@ -2128,7 +2119,7 @@
             <w:noProof/>
             <w:webHidden/>
           </w:rPr>
-          <w:instrText xml:space="preserve"> PAGEREF _Toc243165292 \h </w:instrText>
+          <w:instrText xml:space="preserve"> PAGEREF _Toc243171439 \h </w:instrText>
         </w:r>
         <w:r>
           <w:rPr>
@@ -2169,7 +2160,7 @@
           <w:noProof/>
         </w:rPr>
       </w:pPr>
-      <w:hyperlink w:anchor="_Toc243165293" w:history="1">
+      <w:hyperlink w:anchor="_Toc243171440" w:history="1">
         <w:r>
           <w:rPr>
             <w:rStyle w:val="Hipervnculo"/>
@@ -2196,7 +2187,7 @@
             <w:noProof/>
             <w:webHidden/>
           </w:rPr>
-          <w:instrText xml:space="preserve"> PAGEREF _Toc243165293 \h </w:instrText>
+          <w:instrText xml:space="preserve"> PAGEREF _Toc243171440 \h </w:instrText>
         </w:r>
         <w:r>
           <w:rPr>
@@ -2237,7 +2228,7 @@
           <w:noProof/>
         </w:rPr>
       </w:pPr>
-      <w:hyperlink w:anchor="_Toc243165294" w:history="1">
+      <w:hyperlink w:anchor="_Toc243171441" w:history="1">
         <w:r>
           <w:rPr>
             <w:rStyle w:val="Hipervnculo"/>
@@ -2264,7 +2255,7 @@
             <w:noProof/>
             <w:webHidden/>
           </w:rPr>
-          <w:instrText xml:space="preserve"> PAGEREF _Toc243165294 \h </w:instrText>
+          <w:instrText xml:space="preserve"> PAGEREF _Toc243171441 \h </w:instrText>
         </w:r>
         <w:r>
           <w:rPr>
@@ -2305,7 +2296,7 @@
           <w:noProof/>
         </w:rPr>
       </w:pPr>
-      <w:hyperlink w:anchor="_Toc243165295" w:history="1">
+      <w:hyperlink w:anchor="_Toc243171442" w:history="1">
         <w:r>
           <w:rPr>
             <w:rStyle w:val="Hipervnculo"/>
@@ -2332,7 +2323,7 @@
             <w:noProof/>
             <w:webHidden/>
           </w:rPr>
-          <w:instrText xml:space="preserve"> PAGEREF _Toc243165295 \h </w:instrText>
+          <w:instrText xml:space="preserve"> PAGEREF _Toc243171442 \h </w:instrText>
         </w:r>
         <w:r>
           <w:rPr>
@@ -2373,7 +2364,7 @@
           <w:noProof/>
         </w:rPr>
       </w:pPr>
-      <w:hyperlink w:anchor="_Toc243165296" w:history="1">
+      <w:hyperlink w:anchor="_Toc243171443" w:history="1">
         <w:r>
           <w:rPr>
             <w:rStyle w:val="Hipervnculo"/>
@@ -2400,7 +2391,7 @@
             <w:noProof/>
             <w:webHidden/>
           </w:rPr>
-          <w:instrText xml:space="preserve"> PAGEREF _Toc243165296 \h </w:instrText>
+          <w:instrText xml:space="preserve"> PAGEREF _Toc243171443 \h </w:instrText>
         </w:r>
         <w:r>
           <w:rPr>
@@ -2441,7 +2432,7 @@
           <w:noProof/>
         </w:rPr>
       </w:pPr>
-      <w:hyperlink w:anchor="_Toc243165297" w:history="1">
+      <w:hyperlink w:anchor="_Toc243171444" w:history="1">
         <w:r>
           <w:rPr>
             <w:rStyle w:val="Hipervnculo"/>
@@ -2468,7 +2459,7 @@
             <w:noProof/>
             <w:webHidden/>
           </w:rPr>
-          <w:instrText xml:space="preserve"> PAGEREF _Toc243165297 \h </w:instrText>
+          <w:instrText xml:space="preserve"> PAGEREF _Toc243171444 \h </w:instrText>
         </w:r>
         <w:r>
           <w:rPr>
@@ -2509,7 +2500,7 @@
           <w:noProof/>
         </w:rPr>
       </w:pPr>
-      <w:hyperlink w:anchor="_Toc243165298" w:history="1">
+      <w:hyperlink w:anchor="_Toc243171445" w:history="1">
         <w:r>
           <w:rPr>
             <w:rStyle w:val="Hipervnculo"/>
@@ -2536,7 +2527,7 @@
             <w:noProof/>
             <w:webHidden/>
           </w:rPr>
-          <w:instrText xml:space="preserve"> PAGEREF _Toc243165298 \h </w:instrText>
+          <w:instrText xml:space="preserve"> PAGEREF _Toc243171445 \h </w:instrText>
         </w:r>
         <w:r>
           <w:rPr>
@@ -2577,7 +2568,7 @@
           <w:noProof/>
         </w:rPr>
       </w:pPr>
-      <w:hyperlink w:anchor="_Toc243165299" w:history="1">
+      <w:hyperlink w:anchor="_Toc243171446" w:history="1">
         <w:r>
           <w:rPr>
             <w:rStyle w:val="Hipervnculo"/>
@@ -2604,7 +2595,7 @@
             <w:noProof/>
             <w:webHidden/>
           </w:rPr>
-          <w:instrText xml:space="preserve"> PAGEREF _Toc243165299 \h </w:instrText>
+          <w:instrText xml:space="preserve"> PAGEREF _Toc243171446 \h </w:instrText>
         </w:r>
         <w:r>
           <w:rPr>
@@ -2645,7 +2636,7 @@
           <w:noProof/>
         </w:rPr>
       </w:pPr>
-      <w:hyperlink w:anchor="_Toc243165300" w:history="1">
+      <w:hyperlink w:anchor="_Toc243171447" w:history="1">
         <w:r>
           <w:rPr>
             <w:rStyle w:val="Hipervnculo"/>
@@ -2672,7 +2663,7 @@
             <w:noProof/>
             <w:webHidden/>
           </w:rPr>
-          <w:instrText xml:space="preserve"> PAGEREF _Toc243165300 \h </w:instrText>
+          <w:instrText xml:space="preserve"> PAGEREF _Toc243171447 \h </w:instrText>
         </w:r>
         <w:r>
           <w:rPr>
@@ -2713,7 +2704,7 @@
           <w:noProof/>
         </w:rPr>
       </w:pPr>
-      <w:hyperlink w:anchor="_Toc243165301" w:history="1">
+      <w:hyperlink w:anchor="_Toc243171448" w:history="1">
         <w:r>
           <w:rPr>
             <w:rStyle w:val="Hipervnculo"/>
@@ -2740,7 +2731,7 @@
             <w:noProof/>
             <w:webHidden/>
           </w:rPr>
-          <w:instrText xml:space="preserve"> PAGEREF _Toc243165301 \h </w:instrText>
+          <w:instrText xml:space="preserve"> PAGEREF _Toc243171448 \h </w:instrText>
         </w:r>
         <w:r>
           <w:rPr>
@@ -2781,7 +2772,7 @@
           <w:noProof/>
         </w:rPr>
       </w:pPr>
-      <w:hyperlink w:anchor="_Toc243165302" w:history="1">
+      <w:hyperlink w:anchor="_Toc243171449" w:history="1">
         <w:r>
           <w:rPr>
             <w:rStyle w:val="Hipervnculo"/>
@@ -2808,7 +2799,7 @@
             <w:noProof/>
             <w:webHidden/>
           </w:rPr>
-          <w:instrText xml:space="preserve"> PAGEREF _Toc243165302 \h </w:instrText>
+          <w:instrText xml:space="preserve"> PAGEREF _Toc243171449 \h </w:instrText>
         </w:r>
         <w:r>
           <w:rPr>
@@ -2849,7 +2840,7 @@
           <w:noProof/>
         </w:rPr>
       </w:pPr>
-      <w:hyperlink w:anchor="_Toc243165303" w:history="1">
+      <w:hyperlink w:anchor="_Toc243171450" w:history="1">
         <w:r>
           <w:rPr>
             <w:rStyle w:val="Hipervnculo"/>
@@ -2876,7 +2867,7 @@
             <w:noProof/>
             <w:webHidden/>
           </w:rPr>
-          <w:instrText xml:space="preserve"> PAGEREF _Toc243165303 \h </w:instrText>
+          <w:instrText xml:space="preserve"> PAGEREF _Toc243171450 \h </w:instrText>
         </w:r>
         <w:r>
           <w:rPr>
@@ -2917,7 +2908,7 @@
           <w:noProof/>
         </w:rPr>
       </w:pPr>
-      <w:hyperlink w:anchor="_Toc243165304" w:history="1">
+      <w:hyperlink w:anchor="_Toc243171451" w:history="1">
         <w:r>
           <w:rPr>
             <w:rStyle w:val="Hipervnculo"/>
@@ -2944,7 +2935,7 @@
             <w:noProof/>
             <w:webHidden/>
           </w:rPr>
-          <w:instrText xml:space="preserve"> PAGEREF _Toc243165304 \h </w:instrText>
+          <w:instrText xml:space="preserve"> PAGEREF _Toc243171451 \h </w:instrText>
         </w:r>
         <w:r>
           <w:rPr>
@@ -2985,7 +2976,7 @@
           <w:noProof/>
         </w:rPr>
       </w:pPr>
-      <w:hyperlink w:anchor="_Toc243165305" w:history="1">
+      <w:hyperlink w:anchor="_Toc243171452" w:history="1">
         <w:r>
           <w:rPr>
             <w:rStyle w:val="Hipervnculo"/>
@@ -3012,7 +3003,7 @@
             <w:noProof/>
             <w:webHidden/>
           </w:rPr>
-          <w:instrText xml:space="preserve"> PAGEREF _Toc243165305 \h </w:instrText>
+          <w:instrText xml:space="preserve"> PAGEREF _Toc243171452 \h </w:instrText>
         </w:r>
         <w:r>
           <w:rPr>
@@ -3053,7 +3044,7 @@
           <w:noProof/>
         </w:rPr>
       </w:pPr>
-      <w:hyperlink w:anchor="_Toc243165306" w:history="1">
+      <w:hyperlink w:anchor="_Toc243171453" w:history="1">
         <w:r>
           <w:rPr>
             <w:rStyle w:val="Hipervnculo"/>
@@ -3080,7 +3071,7 @@
             <w:noProof/>
             <w:webHidden/>
           </w:rPr>
-          <w:instrText xml:space="preserve"> PAGEREF _Toc243165306 \h </w:instrText>
+          <w:instrText xml:space="preserve"> PAGEREF _Toc243171453 \h </w:instrText>
         </w:r>
         <w:r>
           <w:rPr>
@@ -3121,7 +3112,7 @@
           <w:noProof/>
         </w:rPr>
       </w:pPr>
-      <w:hyperlink w:anchor="_Toc243165307" w:history="1">
+      <w:hyperlink w:anchor="_Toc243171454" w:history="1">
         <w:r>
           <w:rPr>
             <w:rStyle w:val="Hipervnculo"/>
@@ -3148,7 +3139,7 @@
             <w:noProof/>
             <w:webHidden/>
           </w:rPr>
-          <w:instrText xml:space="preserve"> PAGEREF _Toc243165307 \h </w:instrText>
+          <w:instrText xml:space="preserve"> PAGEREF _Toc243171454 \h </w:instrText>
         </w:r>
         <w:r>
           <w:rPr>
@@ -3189,7 +3180,7 @@
           <w:noProof/>
         </w:rPr>
       </w:pPr>
-      <w:hyperlink w:anchor="_Toc243165308" w:history="1">
+      <w:hyperlink w:anchor="_Toc243171455" w:history="1">
         <w:r>
           <w:rPr>
             <w:rStyle w:val="Hipervnculo"/>
@@ -3216,7 +3207,7 @@
             <w:noProof/>
             <w:webHidden/>
           </w:rPr>
-          <w:instrText xml:space="preserve"> PAGEREF _Toc243165308 \h </w:instrText>
+          <w:instrText xml:space="preserve"> PAGEREF _Toc243171455 \h </w:instrText>
         </w:r>
         <w:r>
           <w:rPr>
@@ -3257,7 +3248,7 @@
           <w:noProof/>
         </w:rPr>
       </w:pPr>
-      <w:hyperlink w:anchor="_Toc243165309" w:history="1">
+      <w:hyperlink w:anchor="_Toc243171456" w:history="1">
         <w:r>
           <w:rPr>
             <w:rStyle w:val="Hipervnculo"/>
@@ -3284,7 +3275,7 @@
             <w:noProof/>
             <w:webHidden/>
           </w:rPr>
-          <w:instrText xml:space="preserve"> PAGEREF _Toc243165309 \h </w:instrText>
+          <w:instrText xml:space="preserve"> PAGEREF _Toc243171456 \h </w:instrText>
         </w:r>
         <w:r>
           <w:rPr>
@@ -3325,7 +3316,7 @@
           <w:noProof/>
         </w:rPr>
       </w:pPr>
-      <w:hyperlink w:anchor="_Toc243165310" w:history="1">
+      <w:hyperlink w:anchor="_Toc243171457" w:history="1">
         <w:r>
           <w:rPr>
             <w:rStyle w:val="Hipervnculo"/>
@@ -3352,7 +3343,7 @@
             <w:noProof/>
             <w:webHidden/>
           </w:rPr>
-          <w:instrText xml:space="preserve"> PAGEREF _Toc243165310 \h </w:instrText>
+          <w:instrText xml:space="preserve"> PAGEREF _Toc243171457 \h </w:instrText>
         </w:r>
         <w:r>
           <w:rPr>
@@ -3393,7 +3384,7 @@
           <w:noProof/>
         </w:rPr>
       </w:pPr>
-      <w:hyperlink w:anchor="_Toc243165311" w:history="1">
+      <w:hyperlink w:anchor="_Toc243171458" w:history="1">
         <w:r>
           <w:rPr>
             <w:rStyle w:val="Hipervnculo"/>
@@ -3420,7 +3411,7 @@
             <w:noProof/>
             <w:webHidden/>
           </w:rPr>
-          <w:instrText xml:space="preserve"> PAGEREF _Toc243165311 \h </w:instrText>
+          <w:instrText xml:space="preserve"> PAGEREF _Toc243171458 \h </w:instrText>
         </w:r>
         <w:r>
           <w:rPr>
@@ -3461,7 +3452,7 @@
           <w:noProof/>
         </w:rPr>
       </w:pPr>
-      <w:hyperlink w:anchor="_Toc243165312" w:history="1">
+      <w:hyperlink w:anchor="_Toc243171459" w:history="1">
         <w:r>
           <w:rPr>
             <w:rStyle w:val="Hipervnculo"/>
@@ -3488,7 +3479,7 @@
             <w:noProof/>
             <w:webHidden/>
           </w:rPr>
-          <w:instrText xml:space="preserve"> PAGEREF _Toc243165312 \h </w:instrText>
+          <w:instrText xml:space="preserve"> PAGEREF _Toc243171459 \h </w:instrText>
         </w:r>
         <w:r>
           <w:rPr>
@@ -3529,7 +3520,7 @@
           <w:noProof/>
         </w:rPr>
       </w:pPr>
-      <w:hyperlink w:anchor="_Toc243165313" w:history="1">
+      <w:hyperlink w:anchor="_Toc243171460" w:history="1">
         <w:r>
           <w:rPr>
             <w:rStyle w:val="Hipervnculo"/>
@@ -3556,7 +3547,7 @@
             <w:noProof/>
             <w:webHidden/>
           </w:rPr>
-          <w:instrText xml:space="preserve"> PAGEREF _Toc243165313 \h </w:instrText>
+          <w:instrText xml:space="preserve"> PAGEREF _Toc243171460 \h </w:instrText>
         </w:r>
         <w:r>
           <w:rPr>
@@ -3597,7 +3588,7 @@
           <w:noProof/>
         </w:rPr>
       </w:pPr>
-      <w:hyperlink w:anchor="_Toc243165314" w:history="1">
+      <w:hyperlink w:anchor="_Toc243171461" w:history="1">
         <w:r>
           <w:rPr>
             <w:rStyle w:val="Hipervnculo"/>
@@ -3624,7 +3615,7 @@
             <w:noProof/>
             <w:webHidden/>
           </w:rPr>
-          <w:instrText xml:space="preserve"> PAGEREF _Toc243165314 \h </w:instrText>
+          <w:instrText xml:space="preserve"> PAGEREF _Toc243171461 \h </w:instrText>
         </w:r>
         <w:r>
           <w:rPr>
@@ -3665,7 +3656,7 @@
           <w:noProof/>
         </w:rPr>
       </w:pPr>
-      <w:hyperlink w:anchor="_Toc243165315" w:history="1">
+      <w:hyperlink w:anchor="_Toc243171462" w:history="1">
         <w:r>
           <w:rPr>
             <w:rStyle w:val="Hipervnculo"/>
@@ -3692,7 +3683,7 @@
             <w:noProof/>
             <w:webHidden/>
           </w:rPr>
-          <w:instrText xml:space="preserve"> PAGEREF _Toc243165315 \h </w:instrText>
+          <w:instrText xml:space="preserve"> PAGEREF _Toc243171462 \h </w:instrText>
         </w:r>
         <w:r>
           <w:rPr>
@@ -3733,7 +3724,7 @@
           <w:noProof/>
         </w:rPr>
       </w:pPr>
-      <w:hyperlink w:anchor="_Toc243165316" w:history="1">
+      <w:hyperlink w:anchor="_Toc243171463" w:history="1">
         <w:r>
           <w:rPr>
             <w:rStyle w:val="Hipervnculo"/>
@@ -3760,7 +3751,7 @@
             <w:noProof/>
             <w:webHidden/>
           </w:rPr>
-          <w:instrText xml:space="preserve"> PAGEREF _Toc243165316 \h </w:instrText>
+          <w:instrText xml:space="preserve"> PAGEREF _Toc243171463 \h </w:instrText>
         </w:r>
         <w:r>
           <w:rPr>
@@ -3801,7 +3792,7 @@
           <w:noProof/>
         </w:rPr>
       </w:pPr>
-      <w:hyperlink w:anchor="_Toc243165317" w:history="1">
+      <w:hyperlink w:anchor="_Toc243171464" w:history="1">
         <w:r>
           <w:rPr>
             <w:rStyle w:val="Hipervnculo"/>
@@ -3828,7 +3819,7 @@
             <w:noProof/>
             <w:webHidden/>
           </w:rPr>
-          <w:instrText xml:space="preserve"> PAGEREF _Toc243165317 \h </w:instrText>
+          <w:instrText xml:space="preserve"> PAGEREF _Toc243171464 \h </w:instrText>
         </w:r>
         <w:r>
           <w:rPr>
@@ -3869,7 +3860,7 @@
           <w:noProof/>
         </w:rPr>
       </w:pPr>
-      <w:hyperlink w:anchor="_Toc243165318" w:history="1">
+      <w:hyperlink w:anchor="_Toc243171465" w:history="1">
         <w:r>
           <w:rPr>
             <w:rStyle w:val="Hipervnculo"/>
@@ -3896,7 +3887,7 @@
             <w:noProof/>
             <w:webHidden/>
           </w:rPr>
-          <w:instrText xml:space="preserve"> PAGEREF _Toc243165318 \h </w:instrText>
+          <w:instrText xml:space="preserve"> PAGEREF _Toc243171465 \h </w:instrText>
         </w:r>
         <w:r>
           <w:rPr>
@@ -3937,7 +3928,7 @@
           <w:noProof/>
         </w:rPr>
       </w:pPr>
-      <w:hyperlink w:anchor="_Toc243165319" w:history="1">
+      <w:hyperlink w:anchor="_Toc243171466" w:history="1">
         <w:r>
           <w:rPr>
             <w:rStyle w:val="Hipervnculo"/>
@@ -3964,7 +3955,7 @@
             <w:noProof/>
             <w:webHidden/>
           </w:rPr>
-          <w:instrText xml:space="preserve"> PAGEREF _Toc243165319 \h </w:instrText>
+          <w:instrText xml:space="preserve"> PAGEREF _Toc243171466 \h </w:instrText>
         </w:r>
         <w:r>
           <w:rPr>
@@ -4005,7 +3996,7 @@
           <w:noProof/>
         </w:rPr>
       </w:pPr>
-      <w:hyperlink w:anchor="_Toc243165320" w:history="1">
+      <w:hyperlink w:anchor="_Toc243171467" w:history="1">
         <w:r>
           <w:rPr>
             <w:rStyle w:val="Hipervnculo"/>
@@ -4032,7 +4023,7 @@
             <w:noProof/>
             <w:webHidden/>
           </w:rPr>
-          <w:instrText xml:space="preserve"> PAGEREF _Toc243165320 \h </w:instrText>
+          <w:instrText xml:space="preserve"> PAGEREF _Toc243171467 \h </w:instrText>
         </w:r>
         <w:r>
           <w:rPr>
@@ -4073,7 +4064,7 @@
           <w:noProof/>
         </w:rPr>
       </w:pPr>
-      <w:hyperlink w:anchor="_Toc243165321" w:history="1">
+      <w:hyperlink w:anchor="_Toc243171468" w:history="1">
         <w:r>
           <w:rPr>
             <w:rStyle w:val="Hipervnculo"/>
@@ -4100,7 +4091,7 @@
             <w:noProof/>
             <w:webHidden/>
           </w:rPr>
-          <w:instrText xml:space="preserve"> PAGEREF _Toc243165321 \h </w:instrText>
+          <w:instrText xml:space="preserve"> PAGEREF _Toc243171468 \h </w:instrText>
         </w:r>
         <w:r>
           <w:rPr>
@@ -4141,7 +4132,7 @@
           <w:noProof/>
         </w:rPr>
       </w:pPr>
-      <w:hyperlink w:anchor="_Toc243165322" w:history="1">
+      <w:hyperlink w:anchor="_Toc243171469" w:history="1">
         <w:r>
           <w:rPr>
             <w:rStyle w:val="Hipervnculo"/>
@@ -4168,7 +4159,7 @@
             <w:noProof/>
             <w:webHidden/>
           </w:rPr>
-          <w:instrText xml:space="preserve"> PAGEREF _Toc243165322 \h </w:instrText>
+          <w:instrText xml:space="preserve"> PAGEREF _Toc243171469 \h </w:instrText>
         </w:r>
         <w:r>
           <w:rPr>
@@ -4209,7 +4200,7 @@
           <w:noProof/>
         </w:rPr>
       </w:pPr>
-      <w:hyperlink w:anchor="_Toc243165323" w:history="1">
+      <w:hyperlink w:anchor="_Toc243171470" w:history="1">
         <w:r>
           <w:rPr>
             <w:rStyle w:val="Hipervnculo"/>
@@ -4236,7 +4227,7 @@
             <w:noProof/>
             <w:webHidden/>
           </w:rPr>
-          <w:instrText xml:space="preserve"> PAGEREF _Toc243165323 \h </w:instrText>
+          <w:instrText xml:space="preserve"> PAGEREF _Toc243171470 \h </w:instrText>
         </w:r>
         <w:r>
           <w:rPr>
@@ -4277,7 +4268,7 @@
           <w:noProof/>
         </w:rPr>
       </w:pPr>
-      <w:hyperlink w:anchor="_Toc243165324" w:history="1">
+      <w:hyperlink w:anchor="_Toc243171471" w:history="1">
         <w:r>
           <w:rPr>
             <w:rStyle w:val="Hipervnculo"/>
@@ -4304,7 +4295,7 @@
             <w:noProof/>
             <w:webHidden/>
           </w:rPr>
-          <w:instrText xml:space="preserve"> PAGEREF _Toc243165324 \h </w:instrText>
+          <w:instrText xml:space="preserve"> PAGEREF _Toc243171471 \h </w:instrText>
         </w:r>
         <w:r>
           <w:rPr>
@@ -4345,7 +4336,7 @@
           <w:noProof/>
         </w:rPr>
       </w:pPr>
-      <w:hyperlink w:anchor="_Toc243165325" w:history="1">
+      <w:hyperlink w:anchor="_Toc243171472" w:history="1">
         <w:r>
           <w:rPr>
             <w:rStyle w:val="Hipervnculo"/>
@@ -4372,7 +4363,7 @@
             <w:noProof/>
             <w:webHidden/>
           </w:rPr>
-          <w:instrText xml:space="preserve"> PAGEREF _Toc243165325 \h </w:instrText>
+          <w:instrText xml:space="preserve"> PAGEREF _Toc243171472 \h </w:instrText>
         </w:r>
         <w:r>
           <w:rPr>
@@ -4413,7 +4404,7 @@
           <w:noProof/>
         </w:rPr>
       </w:pPr>
-      <w:hyperlink w:anchor="_Toc243165326" w:history="1">
+      <w:hyperlink w:anchor="_Toc243171473" w:history="1">
         <w:r>
           <w:rPr>
             <w:rStyle w:val="Hipervnculo"/>
@@ -4440,7 +4431,7 @@
             <w:noProof/>
             <w:webHidden/>
           </w:rPr>
-          <w:instrText xml:space="preserve"> PAGEREF _Toc243165326 \h </w:instrText>
+          <w:instrText xml:space="preserve"> PAGEREF _Toc243171473 \h </w:instrText>
         </w:r>
         <w:r>
           <w:rPr>
@@ -4481,7 +4472,7 @@
           <w:noProof/>
         </w:rPr>
       </w:pPr>
-      <w:hyperlink w:anchor="_Toc243165327" w:history="1">
+      <w:hyperlink w:anchor="_Toc243171474" w:history="1">
         <w:r>
           <w:rPr>
             <w:rStyle w:val="Hipervnculo"/>
@@ -4508,7 +4499,7 @@
             <w:noProof/>
             <w:webHidden/>
           </w:rPr>
-          <w:instrText xml:space="preserve"> PAGEREF _Toc243165327 \h </w:instrText>
+          <w:instrText xml:space="preserve"> PAGEREF _Toc243171474 \h </w:instrText>
         </w:r>
         <w:r>
           <w:rPr>
@@ -4549,7 +4540,7 @@
           <w:noProof/>
         </w:rPr>
       </w:pPr>
-      <w:hyperlink w:anchor="_Toc243165328" w:history="1">
+      <w:hyperlink w:anchor="_Toc243171475" w:history="1">
         <w:r>
           <w:rPr>
             <w:rStyle w:val="Hipervnculo"/>
@@ -4576,7 +4567,7 @@
             <w:noProof/>
             <w:webHidden/>
           </w:rPr>
-          <w:instrText xml:space="preserve"> PAGEREF _Toc243165328 \h </w:instrText>
+          <w:instrText xml:space="preserve"> PAGEREF _Toc243171475 \h </w:instrText>
         </w:r>
         <w:r>
           <w:rPr>
@@ -4617,7 +4608,7 @@
           <w:noProof/>
         </w:rPr>
       </w:pPr>
-      <w:hyperlink w:anchor="_Toc243165329" w:history="1">
+      <w:hyperlink w:anchor="_Toc243171476" w:history="1">
         <w:r>
           <w:rPr>
             <w:rStyle w:val="Hipervnculo"/>
@@ -4644,7 +4635,7 @@
             <w:noProof/>
             <w:webHidden/>
           </w:rPr>
-          <w:instrText xml:space="preserve"> PAGEREF _Toc243165329 \h </w:instrText>
+          <w:instrText xml:space="preserve"> PAGEREF _Toc243171476 \h </w:instrText>
         </w:r>
         <w:r>
           <w:rPr>
@@ -4685,7 +4676,7 @@
           <w:noProof/>
         </w:rPr>
       </w:pPr>
-      <w:hyperlink w:anchor="_Toc243165330" w:history="1">
+      <w:hyperlink w:anchor="_Toc243171477" w:history="1">
         <w:r>
           <w:rPr>
             <w:rStyle w:val="Hipervnculo"/>
@@ -4712,7 +4703,7 @@
             <w:noProof/>
             <w:webHidden/>
           </w:rPr>
-          <w:instrText xml:space="preserve"> PAGEREF _Toc243165330 \h </w:instrText>
+          <w:instrText xml:space="preserve"> PAGEREF _Toc243171477 \h </w:instrText>
         </w:r>
         <w:r>
           <w:rPr>
@@ -4753,7 +4744,7 @@
           <w:noProof/>
         </w:rPr>
       </w:pPr>
-      <w:hyperlink w:anchor="_Toc243165331" w:history="1">
+      <w:hyperlink w:anchor="_Toc243171478" w:history="1">
         <w:r>
           <w:rPr>
             <w:rStyle w:val="Hipervnculo"/>
@@ -4780,7 +4771,7 @@
             <w:noProof/>
             <w:webHidden/>
           </w:rPr>
-          <w:instrText xml:space="preserve"> PAGEREF _Toc243165331 \h </w:instrText>
+          <w:instrText xml:space="preserve"> PAGEREF _Toc243171478 \h </w:instrText>
         </w:r>
         <w:r>
           <w:rPr>
@@ -4821,7 +4812,7 @@
           <w:noProof/>
         </w:rPr>
       </w:pPr>
-      <w:hyperlink w:anchor="_Toc243165332" w:history="1">
+      <w:hyperlink w:anchor="_Toc243171479" w:history="1">
         <w:r>
           <w:rPr>
             <w:rStyle w:val="Hipervnculo"/>
@@ -4848,7 +4839,7 @@
             <w:noProof/>
             <w:webHidden/>
           </w:rPr>
-          <w:instrText xml:space="preserve"> PAGEREF _Toc243165332 \h </w:instrText>
+          <w:instrText xml:space="preserve"> PAGEREF _Toc243171479 \h </w:instrText>
         </w:r>
         <w:r>
           <w:rPr>
@@ -4889,7 +4880,7 @@
           <w:noProof/>
         </w:rPr>
       </w:pPr>
-      <w:hyperlink w:anchor="_Toc243165333" w:history="1">
+      <w:hyperlink w:anchor="_Toc243171480" w:history="1">
         <w:r>
           <w:rPr>
             <w:rStyle w:val="Hipervnculo"/>
@@ -4916,7 +4907,7 @@
             <w:noProof/>
             <w:webHidden/>
           </w:rPr>
-          <w:instrText xml:space="preserve"> PAGEREF _Toc243165333 \h </w:instrText>
+          <w:instrText xml:space="preserve"> PAGEREF _Toc243171480 \h </w:instrText>
         </w:r>
         <w:r>
           <w:rPr>
@@ -4957,7 +4948,7 @@
           <w:noProof/>
         </w:rPr>
       </w:pPr>
-      <w:hyperlink w:anchor="_Toc243165334" w:history="1">
+      <w:hyperlink w:anchor="_Toc243171481" w:history="1">
         <w:r>
           <w:rPr>
             <w:rStyle w:val="Hipervnculo"/>
@@ -4984,7 +4975,7 @@
             <w:noProof/>
             <w:webHidden/>
           </w:rPr>
-          <w:instrText xml:space="preserve"> PAGEREF _Toc243165334 \h </w:instrText>
+          <w:instrText xml:space="preserve"> PAGEREF _Toc243171481 \h </w:instrText>
         </w:r>
         <w:r>
           <w:rPr>
@@ -5004,7 +4995,7 @@
             <w:noProof/>
             <w:webHidden/>
           </w:rPr>
-          <w:t>93</w:t>
+          <w:t>94</w:t>
         </w:r>
         <w:r>
           <w:rPr>
@@ -5025,7 +5016,7 @@
           <w:noProof/>
         </w:rPr>
       </w:pPr>
-      <w:hyperlink w:anchor="_Toc243165335" w:history="1">
+      <w:hyperlink w:anchor="_Toc243171482" w:history="1">
         <w:r>
           <w:rPr>
             <w:rStyle w:val="Hipervnculo"/>
@@ -5052,7 +5043,7 @@
             <w:noProof/>
             <w:webHidden/>
           </w:rPr>
-          <w:instrText xml:space="preserve"> PAGEREF _Toc243165335 \h </w:instrText>
+          <w:instrText xml:space="preserve"> PAGEREF _Toc243171482 \h </w:instrText>
         </w:r>
         <w:r>
           <w:rPr>
@@ -5072,7 +5063,7 @@
             <w:noProof/>
             <w:webHidden/>
           </w:rPr>
-          <w:t>94</w:t>
+          <w:t>95</w:t>
         </w:r>
         <w:r>
           <w:rPr>
@@ -5093,7 +5084,7 @@
           <w:noProof/>
         </w:rPr>
       </w:pPr>
-      <w:hyperlink w:anchor="_Toc243165336" w:history="1">
+      <w:hyperlink w:anchor="_Toc243171483" w:history="1">
         <w:r>
           <w:rPr>
             <w:rStyle w:val="Hipervnculo"/>
@@ -5120,7 +5111,7 @@
             <w:noProof/>
             <w:webHidden/>
           </w:rPr>
-          <w:instrText xml:space="preserve"> PAGEREF _Toc243165336 \h </w:instrText>
+          <w:instrText xml:space="preserve"> PAGEREF _Toc243171483 \h </w:instrText>
         </w:r>
         <w:r>
           <w:rPr>
@@ -5161,7 +5152,7 @@
           <w:noProof/>
         </w:rPr>
       </w:pPr>
-      <w:hyperlink w:anchor="_Toc243165337" w:history="1">
+      <w:hyperlink w:anchor="_Toc243171484" w:history="1">
         <w:r>
           <w:rPr>
             <w:rStyle w:val="Hipervnculo"/>
@@ -5188,7 +5179,7 @@
             <w:noProof/>
             <w:webHidden/>
           </w:rPr>
-          <w:instrText xml:space="preserve"> PAGEREF _Toc243165337 \h </w:instrText>
+          <w:instrText xml:space="preserve"> PAGEREF _Toc243171484 \h </w:instrText>
         </w:r>
         <w:r>
           <w:rPr>
@@ -5229,7 +5220,7 @@
           <w:noProof/>
         </w:rPr>
       </w:pPr>
-      <w:hyperlink w:anchor="_Toc243165338" w:history="1">
+      <w:hyperlink w:anchor="_Toc243171485" w:history="1">
         <w:r>
           <w:rPr>
             <w:rStyle w:val="Hipervnculo"/>
@@ -5256,7 +5247,7 @@
             <w:noProof/>
             <w:webHidden/>
           </w:rPr>
-          <w:instrText xml:space="preserve"> PAGEREF _Toc243165338 \h </w:instrText>
+          <w:instrText xml:space="preserve"> PAGEREF _Toc243171485 \h </w:instrText>
         </w:r>
         <w:r>
           <w:rPr>
@@ -5276,7 +5267,7 @@
             <w:noProof/>
             <w:webHidden/>
           </w:rPr>
-          <w:t>97</w:t>
+          <w:t>98</w:t>
         </w:r>
         <w:r>
           <w:rPr>
@@ -5297,7 +5288,7 @@
           <w:noProof/>
         </w:rPr>
       </w:pPr>
-      <w:hyperlink w:anchor="_Toc243165339" w:history="1">
+      <w:hyperlink w:anchor="_Toc243171486" w:history="1">
         <w:r>
           <w:rPr>
             <w:rStyle w:val="Hipervnculo"/>
@@ -5324,7 +5315,7 @@
             <w:noProof/>
             <w:webHidden/>
           </w:rPr>
-          <w:instrText xml:space="preserve"> PAGEREF _Toc243165339 \h </w:instrText>
+          <w:instrText xml:space="preserve"> PAGEREF _Toc243171486 \h </w:instrText>
         </w:r>
         <w:r>
           <w:rPr>
@@ -5344,7 +5335,7 @@
             <w:noProof/>
             <w:webHidden/>
           </w:rPr>
-          <w:t>98</w:t>
+          <w:t>99</w:t>
         </w:r>
         <w:r>
           <w:rPr>
@@ -5365,7 +5356,7 @@
           <w:noProof/>
         </w:rPr>
       </w:pPr>
-      <w:hyperlink w:anchor="_Toc243165340" w:history="1">
+      <w:hyperlink w:anchor="_Toc243171487" w:history="1">
         <w:r>
           <w:rPr>
             <w:rStyle w:val="Hipervnculo"/>
@@ -5392,7 +5383,7 @@
             <w:noProof/>
             <w:webHidden/>
           </w:rPr>
-          <w:instrText xml:space="preserve"> PAGEREF _Toc243165340 \h </w:instrText>
+          <w:instrText xml:space="preserve"> PAGEREF _Toc243171487 \h </w:instrText>
         </w:r>
         <w:r>
           <w:rPr>
@@ -5412,7 +5403,7 @@
             <w:noProof/>
             <w:webHidden/>
           </w:rPr>
-          <w:t>101</w:t>
+          <w:t>102</w:t>
         </w:r>
         <w:r>
           <w:rPr>
@@ -5433,7 +5424,7 @@
           <w:noProof/>
         </w:rPr>
       </w:pPr>
-      <w:hyperlink w:anchor="_Toc243165341" w:history="1">
+      <w:hyperlink w:anchor="_Toc243171488" w:history="1">
         <w:r>
           <w:rPr>
             <w:rStyle w:val="Hipervnculo"/>
@@ -5460,7 +5451,7 @@
             <w:noProof/>
             <w:webHidden/>
           </w:rPr>
-          <w:instrText xml:space="preserve"> PAGEREF _Toc243165341 \h </w:instrText>
+          <w:instrText xml:space="preserve"> PAGEREF _Toc243171488 \h </w:instrText>
         </w:r>
         <w:r>
           <w:rPr>
@@ -5480,7 +5471,7 @@
             <w:noProof/>
             <w:webHidden/>
           </w:rPr>
-          <w:t>101</w:t>
+          <w:t>102</w:t>
         </w:r>
         <w:r>
           <w:rPr>
@@ -5501,7 +5492,7 @@
           <w:noProof/>
         </w:rPr>
       </w:pPr>
-      <w:hyperlink w:anchor="_Toc243165342" w:history="1">
+      <w:hyperlink w:anchor="_Toc243171489" w:history="1">
         <w:r>
           <w:rPr>
             <w:rStyle w:val="Hipervnculo"/>
@@ -5528,7 +5519,7 @@
             <w:noProof/>
             <w:webHidden/>
           </w:rPr>
-          <w:instrText xml:space="preserve"> PAGEREF _Toc243165342 \h </w:instrText>
+          <w:instrText xml:space="preserve"> PAGEREF _Toc243171489 \h </w:instrText>
         </w:r>
         <w:r>
           <w:rPr>
@@ -5548,7 +5539,7 @@
             <w:noProof/>
             <w:webHidden/>
           </w:rPr>
-          <w:t>101</w:t>
+          <w:t>102</w:t>
         </w:r>
         <w:r>
           <w:rPr>
@@ -5569,7 +5560,7 @@
           <w:noProof/>
         </w:rPr>
       </w:pPr>
-      <w:hyperlink w:anchor="_Toc243165343" w:history="1">
+      <w:hyperlink w:anchor="_Toc243171490" w:history="1">
         <w:r>
           <w:rPr>
             <w:rStyle w:val="Hipervnculo"/>
@@ -5596,7 +5587,7 @@
             <w:noProof/>
             <w:webHidden/>
           </w:rPr>
-          <w:instrText xml:space="preserve"> PAGEREF _Toc243165343 \h </w:instrText>
+          <w:instrText xml:space="preserve"> PAGEREF _Toc243171490 \h </w:instrText>
         </w:r>
         <w:r>
           <w:rPr>
@@ -5616,7 +5607,7 @@
             <w:noProof/>
             <w:webHidden/>
           </w:rPr>
-          <w:t>101</w:t>
+          <w:t>103</w:t>
         </w:r>
         <w:r>
           <w:rPr>
@@ -5637,7 +5628,7 @@
           <w:noProof/>
         </w:rPr>
       </w:pPr>
-      <w:hyperlink w:anchor="_Toc243165344" w:history="1">
+      <w:hyperlink w:anchor="_Toc243171491" w:history="1">
         <w:r>
           <w:rPr>
             <w:rStyle w:val="Hipervnculo"/>
@@ -5664,7 +5655,7 @@
             <w:noProof/>
             <w:webHidden/>
           </w:rPr>
-          <w:instrText xml:space="preserve"> PAGEREF _Toc243165344 \h </w:instrText>
+          <w:instrText xml:space="preserve"> PAGEREF _Toc243171491 \h </w:instrText>
         </w:r>
         <w:r>
           <w:rPr>
@@ -5684,7 +5675,7 @@
             <w:noProof/>
             <w:webHidden/>
           </w:rPr>
-          <w:t>102</w:t>
+          <w:t>104</w:t>
         </w:r>
         <w:r>
           <w:rPr>
@@ -5705,7 +5696,7 @@
           <w:noProof/>
         </w:rPr>
       </w:pPr>
-      <w:hyperlink w:anchor="_Toc243165345" w:history="1">
+      <w:hyperlink w:anchor="_Toc243171492" w:history="1">
         <w:r>
           <w:rPr>
             <w:rStyle w:val="Hipervnculo"/>
@@ -5732,7 +5723,7 @@
             <w:noProof/>
             <w:webHidden/>
           </w:rPr>
-          <w:instrText xml:space="preserve"> PAGEREF _Toc243165345 \h </w:instrText>
+          <w:instrText xml:space="preserve"> PAGEREF _Toc243171492 \h </w:instrText>
         </w:r>
         <w:r>
           <w:rPr>
@@ -5752,7 +5743,7 @@
             <w:noProof/>
             <w:webHidden/>
           </w:rPr>
-          <w:t>103</w:t>
+          <w:t>105</w:t>
         </w:r>
         <w:r>
           <w:rPr>
@@ -5773,7 +5764,7 @@
           <w:noProof/>
         </w:rPr>
       </w:pPr>
-      <w:hyperlink w:anchor="_Toc243165346" w:history="1">
+      <w:hyperlink w:anchor="_Toc243171493" w:history="1">
         <w:r>
           <w:rPr>
             <w:rStyle w:val="Hipervnculo"/>
@@ -5800,7 +5791,7 @@
             <w:noProof/>
             <w:webHidden/>
           </w:rPr>
-          <w:instrText xml:space="preserve"> PAGEREF _Toc243165346 \h </w:instrText>
+          <w:instrText xml:space="preserve"> PAGEREF _Toc243171493 \h </w:instrText>
         </w:r>
         <w:r>
           <w:rPr>
@@ -5820,7 +5811,7 @@
             <w:noProof/>
             <w:webHidden/>
           </w:rPr>
-          <w:t>104</w:t>
+          <w:t>106</w:t>
         </w:r>
         <w:r>
           <w:rPr>
@@ -5841,7 +5832,7 @@
           <w:noProof/>
         </w:rPr>
       </w:pPr>
-      <w:hyperlink w:anchor="_Toc243165347" w:history="1">
+      <w:hyperlink w:anchor="_Toc243171494" w:history="1">
         <w:r>
           <w:rPr>
             <w:rStyle w:val="Hipervnculo"/>
@@ -5868,7 +5859,7 @@
             <w:noProof/>
             <w:webHidden/>
           </w:rPr>
-          <w:instrText xml:space="preserve"> PAGEREF _Toc243165347 \h </w:instrText>
+          <w:instrText xml:space="preserve"> PAGEREF _Toc243171494 \h </w:instrText>
         </w:r>
         <w:r>
           <w:rPr>
@@ -5888,7 +5879,7 @@
             <w:noProof/>
             <w:webHidden/>
           </w:rPr>
-          <w:t>104</w:t>
+          <w:t>106</w:t>
         </w:r>
         <w:r>
           <w:rPr>
@@ -5909,7 +5900,7 @@
           <w:noProof/>
         </w:rPr>
       </w:pPr>
-      <w:hyperlink w:anchor="_Toc243165348" w:history="1">
+      <w:hyperlink w:anchor="_Toc243171495" w:history="1">
         <w:r>
           <w:rPr>
             <w:rStyle w:val="Hipervnculo"/>
@@ -5936,7 +5927,7 @@
             <w:noProof/>
             <w:webHidden/>
           </w:rPr>
-          <w:instrText xml:space="preserve"> PAGEREF _Toc243165348 \h </w:instrText>
+          <w:instrText xml:space="preserve"> PAGEREF _Toc243171495 \h </w:instrText>
         </w:r>
         <w:r>
           <w:rPr>
@@ -5956,7 +5947,7 @@
             <w:noProof/>
             <w:webHidden/>
           </w:rPr>
-          <w:t>105</w:t>
+          <w:t>108</w:t>
         </w:r>
         <w:r>
           <w:rPr>
@@ -5977,7 +5968,7 @@
           <w:noProof/>
         </w:rPr>
       </w:pPr>
-      <w:hyperlink w:anchor="_Toc243165349" w:history="1">
+      <w:hyperlink w:anchor="_Toc243171496" w:history="1">
         <w:r>
           <w:rPr>
             <w:rStyle w:val="Hipervnculo"/>
@@ -6004,7 +5995,7 @@
             <w:noProof/>
             <w:webHidden/>
           </w:rPr>
-          <w:instrText xml:space="preserve"> PAGEREF _Toc243165349 \h </w:instrText>
+          <w:instrText xml:space="preserve"> PAGEREF _Toc243171496 \h </w:instrText>
         </w:r>
         <w:r>
           <w:rPr>
@@ -6024,7 +6015,7 @@
             <w:noProof/>
             <w:webHidden/>
           </w:rPr>
-          <w:t>105</w:t>
+          <w:t>108</w:t>
         </w:r>
         <w:r>
           <w:rPr>
@@ -6045,7 +6036,7 @@
           <w:noProof/>
         </w:rPr>
       </w:pPr>
-      <w:hyperlink w:anchor="_Toc243165350" w:history="1">
+      <w:hyperlink w:anchor="_Toc243171497" w:history="1">
         <w:r>
           <w:rPr>
             <w:rStyle w:val="Hipervnculo"/>
@@ -6072,7 +6063,7 @@
             <w:noProof/>
             <w:webHidden/>
           </w:rPr>
-          <w:instrText xml:space="preserve"> PAGEREF _Toc243165350 \h </w:instrText>
+          <w:instrText xml:space="preserve"> PAGEREF _Toc243171497 \h </w:instrText>
         </w:r>
         <w:r>
           <w:rPr>
@@ -6092,7 +6083,7 @@
             <w:noProof/>
             <w:webHidden/>
           </w:rPr>
-          <w:t>107</w:t>
+          <w:t>110</w:t>
         </w:r>
         <w:r>
           <w:rPr>
@@ -6113,7 +6104,7 @@
           <w:noProof/>
         </w:rPr>
       </w:pPr>
-      <w:hyperlink w:anchor="_Toc243165351" w:history="1">
+      <w:hyperlink w:anchor="_Toc243171498" w:history="1">
         <w:r>
           <w:rPr>
             <w:rStyle w:val="Hipervnculo"/>
@@ -6140,7 +6131,7 @@
             <w:noProof/>
             <w:webHidden/>
           </w:rPr>
-          <w:instrText xml:space="preserve"> PAGEREF _Toc243165351 \h </w:instrText>
+          <w:instrText xml:space="preserve"> PAGEREF _Toc243171498 \h </w:instrText>
         </w:r>
         <w:r>
           <w:rPr>
@@ -6160,7 +6151,7 @@
             <w:noProof/>
             <w:webHidden/>
           </w:rPr>
-          <w:t>109</w:t>
+          <w:t>112</w:t>
         </w:r>
         <w:r>
           <w:rPr>
@@ -6181,7 +6172,7 @@
           <w:noProof/>
         </w:rPr>
       </w:pPr>
-      <w:hyperlink w:anchor="_Toc243165352" w:history="1">
+      <w:hyperlink w:anchor="_Toc243171499" w:history="1">
         <w:r>
           <w:rPr>
             <w:rStyle w:val="Hipervnculo"/>
@@ -6208,7 +6199,7 @@
             <w:noProof/>
             <w:webHidden/>
           </w:rPr>
-          <w:instrText xml:space="preserve"> PAGEREF _Toc243165352 \h </w:instrText>
+          <w:instrText xml:space="preserve"> PAGEREF _Toc243171499 \h </w:instrText>
         </w:r>
         <w:r>
           <w:rPr>
@@ -6228,7 +6219,7 @@
             <w:noProof/>
             <w:webHidden/>
           </w:rPr>
-          <w:t>110</w:t>
+          <w:t>113</w:t>
         </w:r>
         <w:r>
           <w:rPr>
@@ -6249,7 +6240,7 @@
           <w:noProof/>
         </w:rPr>
       </w:pPr>
-      <w:hyperlink w:anchor="_Toc243165353" w:history="1">
+      <w:hyperlink w:anchor="_Toc243171500" w:history="1">
         <w:r>
           <w:rPr>
             <w:rStyle w:val="Hipervnculo"/>
@@ -6276,7 +6267,7 @@
             <w:noProof/>
             <w:webHidden/>
           </w:rPr>
-          <w:instrText xml:space="preserve"> PAGEREF _Toc243165353 \h </w:instrText>
+          <w:instrText xml:space="preserve"> PAGEREF _Toc243171500 \h </w:instrText>
         </w:r>
         <w:r>
           <w:rPr>
@@ -6296,7 +6287,7 @@
             <w:noProof/>
             <w:webHidden/>
           </w:rPr>
-          <w:t>111</w:t>
+          <w:t>114</w:t>
         </w:r>
         <w:r>
           <w:rPr>
@@ -6334,7 +6325,7 @@
         <w:pStyle w:val="Ttulo1"/>
       </w:pPr>
       <w:bookmarkStart w:id="0" w:name="fundamentación-teórica"/>
-      <w:bookmarkStart w:id="1" w:name="_Toc243165267"/>
+      <w:bookmarkStart w:id="1" w:name="_Toc243171414"/>
       <w:r>
         <w:lastRenderedPageBreak/>
         <w:t>2. Fundamentación teórica</w:t>
@@ -6346,7 +6337,7 @@
         <w:pStyle w:val="Ttulo2"/>
       </w:pPr>
       <w:bookmarkStart w:id="2" w:name="X799ddf48c7f0eba484604e2393ed05846478443"/>
-      <w:bookmarkStart w:id="3" w:name="_Toc243165268"/>
+      <w:bookmarkStart w:id="3" w:name="_Toc243171415"/>
       <w:r>
         <w:t>2.1. Ingeniería de Software Asistida por Computadora (CASE)</w:t>
       </w:r>
@@ -6357,13 +6348,10 @@
         <w:pStyle w:val="FirstParagraph"/>
       </w:pPr>
       <w:r>
-        <w:t>La Ingeniería de Software Asistida por Comput</w:t>
-      </w:r>
-      <w:r>
-        <w:t>adora (CASE, por sus siglas en inglés) es el conjunto de herramientas que apoyan el trabajo de análisis, diseño, construcción y mantenimiento de software. Automatizan tareas repetitivas, verifican consistencia y generan artefactos —diagramas, código, docum</w:t>
-      </w:r>
-      <w:r>
-        <w:t>entación— a partir de modelos (Pressman &amp; Maxim, 2015).</w:t>
+        <w:t>La Ingeniería de Software Asistida por Computadora (CASE, por sus siglas en inglés) es el conjunto de herramientas que apoyan el trabajo de análisis, diseño, construcción y mantenimiento de softwa</w:t>
+      </w:r>
+      <w:r>
+        <w:t>re. Automatizan tareas repetitivas, verifican consistencia y generan artefactos —diagramas, código, documentación— a partir de modelos (Pressman &amp; Maxim, 2015).</w:t>
       </w:r>
     </w:p>
     <w:p>
@@ -6390,7 +6378,10 @@
         <w:t>Acelerar el desarrollo</w:t>
       </w:r>
       <w:r>
-        <w:t xml:space="preserve"> evitando codificación manual innecesaria.</w:t>
+        <w:t xml:space="preserve"> evitando codificación m</w:t>
+      </w:r>
+      <w:r>
+        <w:t>anual innecesaria.</w:t>
       </w:r>
     </w:p>
     <w:p>
@@ -6408,10 +6399,7 @@
         <w:t>Estandarizar</w:t>
       </w:r>
       <w:r>
-        <w:t xml:space="preserve"> nombres, capas y patrones (entidad → repositorio → servicio → controlador</w:t>
-      </w:r>
-      <w:r>
-        <w:t>).</w:t>
+        <w:t xml:space="preserve"> nombres, capas y patrones (entidad → repositorio → servicio → controlador).</w:t>
       </w:r>
     </w:p>
     <w:p>
@@ -6465,7 +6453,10 @@
         <w:t>Facilitar cambios</w:t>
       </w:r>
       <w:r>
-        <w:t>: si cambia el modelo, se regenera el código afectado.</w:t>
+        <w:t>: si cambia el modelo,</w:t>
+      </w:r>
+      <w:r>
+        <w:t xml:space="preserve"> se regenera el código afectado.</w:t>
       </w:r>
     </w:p>
     <w:p>
@@ -6493,10 +6484,7 @@
         <w:t>Upper-CASE:</w:t>
       </w:r>
       <w:r>
-        <w:t xml:space="preserve"> ayudan en fases tem</w:t>
-      </w:r>
-      <w:r>
-        <w:t>pranas (requerimientos, análisis, diseño).</w:t>
+        <w:t xml:space="preserve"> ayudan en fases tempranas (requerimientos, análisis, diseño).</w:t>
       </w:r>
     </w:p>
     <w:p>
@@ -6603,7 +6591,7 @@
         <w:pStyle w:val="Ttulo2"/>
       </w:pPr>
       <w:bookmarkStart w:id="7" w:name="Xb7c67167731c676cd18efb237de05ca30da6485"/>
-      <w:bookmarkStart w:id="8" w:name="_Toc243165269"/>
+      <w:bookmarkStart w:id="8" w:name="_Toc243171416"/>
       <w:bookmarkEnd w:id="6"/>
       <w:bookmarkEnd w:id="2"/>
       <w:r>
@@ -6705,7 +6693,7 @@
         <w:pStyle w:val="Ttulo2"/>
       </w:pPr>
       <w:bookmarkStart w:id="9" w:name="el-software-como-producto"/>
-      <w:bookmarkStart w:id="10" w:name="_Toc243165270"/>
+      <w:bookmarkStart w:id="10" w:name="_Toc243171417"/>
       <w:bookmarkEnd w:id="7"/>
       <w:r>
         <w:t>2.3. El Software como Producto</w:t>
@@ -6836,7 +6824,7 @@
         <w:pStyle w:val="Ttulo2"/>
       </w:pPr>
       <w:bookmarkStart w:id="15" w:name="X8843d065d88bcf8fddc1eb2f37bd1154fde2b7e"/>
-      <w:bookmarkStart w:id="16" w:name="_Toc243165271"/>
+      <w:bookmarkStart w:id="16" w:name="_Toc243171418"/>
       <w:bookmarkEnd w:id="14"/>
       <w:bookmarkEnd w:id="9"/>
       <w:r>
@@ -6962,7 +6950,7 @@
         <w:pStyle w:val="Ttulo1"/>
       </w:pPr>
       <w:bookmarkStart w:id="17" w:name="arquitectura-de-software"/>
-      <w:bookmarkStart w:id="18" w:name="_Toc243165272"/>
+      <w:bookmarkStart w:id="18" w:name="_Toc243171419"/>
       <w:bookmarkEnd w:id="15"/>
       <w:bookmarkEnd w:id="0"/>
       <w:r>
@@ -6976,7 +6964,7 @@
         <w:pStyle w:val="Ttulo2"/>
       </w:pPr>
       <w:bookmarkStart w:id="19" w:name="X82ae5a7bb28ddfd499a242ab976ab11f0b74412"/>
-      <w:bookmarkStart w:id="20" w:name="_Toc243165273"/>
+      <w:bookmarkStart w:id="20" w:name="_Toc243171420"/>
       <w:r>
         <w:t>3.1. Propósito y estilos de la arquitectura de software</w:t>
       </w:r>
@@ -7073,7 +7061,7 @@
         <w:pStyle w:val="Ttulo2"/>
       </w:pPr>
       <w:bookmarkStart w:id="22" w:name="transformación-y-diseño-de-datos"/>
-      <w:bookmarkStart w:id="23" w:name="_Toc243165274"/>
+      <w:bookmarkStart w:id="23" w:name="_Toc243171421"/>
       <w:bookmarkEnd w:id="21"/>
       <w:bookmarkEnd w:id="19"/>
       <w:r>
@@ -7168,7 +7156,7 @@
         <w:pStyle w:val="Ttulo1"/>
       </w:pPr>
       <w:bookmarkStart w:id="24" w:name="modelado-uml-2.5"/>
-      <w:bookmarkStart w:id="25" w:name="_Toc243165275"/>
+      <w:bookmarkStart w:id="25" w:name="_Toc243171422"/>
       <w:bookmarkEnd w:id="22"/>
       <w:bookmarkEnd w:id="17"/>
       <w:r>
@@ -7182,7 +7170,7 @@
         <w:pStyle w:val="Ttulo2"/>
       </w:pPr>
       <w:bookmarkStart w:id="26" w:name="fundamentos-y-origen-de-uml"/>
-      <w:bookmarkStart w:id="27" w:name="_Toc243165276"/>
+      <w:bookmarkStart w:id="27" w:name="_Toc243171423"/>
       <w:r>
         <w:t>4.1. Fundamentos y origen de UML</w:t>
       </w:r>
@@ -7281,7 +7269,7 @@
         <w:pStyle w:val="Ttulo2"/>
       </w:pPr>
       <w:bookmarkStart w:id="30" w:name="X02a8626c1b3887931e44bda75bd45a5ea0f7aaf"/>
-      <w:bookmarkStart w:id="31" w:name="_Toc243165277"/>
+      <w:bookmarkStart w:id="31" w:name="_Toc243171424"/>
       <w:bookmarkEnd w:id="29"/>
       <w:bookmarkEnd w:id="26"/>
       <w:r>
@@ -7329,7 +7317,7 @@
         <w:pStyle w:val="Ttulo2"/>
       </w:pPr>
       <w:bookmarkStart w:id="32" w:name="X2f96feb9f2ef7c47ba2e9e2d0e083f1dc652106"/>
-      <w:bookmarkStart w:id="33" w:name="_Toc243165278"/>
+      <w:bookmarkStart w:id="33" w:name="_Toc243171425"/>
       <w:bookmarkEnd w:id="30"/>
       <w:r>
         <w:t>4.3. Notación UML 2.5+ utilizada en el proyecto</w:t>
@@ -7409,7 +7397,7 @@
           <w:noProof/>
         </w:rPr>
         <w:drawing>
-          <wp:inline distT="0" distB="0" distL="0" distR="0" wp14:anchorId="201A4ECA" wp14:editId="2C4D5E5F">
+          <wp:inline distT="0" distB="0" distL="0" distR="0" wp14:anchorId="02502496" wp14:editId="5798475D">
             <wp:extent cx="5334000" cy="2762250"/>
             <wp:effectExtent l="0" t="0" r="0" b="0"/>
             <wp:docPr id="36" name="Picture"/>
@@ -7475,7 +7463,7 @@
         <w:pStyle w:val="Ttulo1"/>
       </w:pPr>
       <w:bookmarkStart w:id="34" w:name="X574635892f4b3f1783edc031ad8252dda322201"/>
-      <w:bookmarkStart w:id="35" w:name="_Toc243165279"/>
+      <w:bookmarkStart w:id="35" w:name="_Toc243171426"/>
       <w:bookmarkEnd w:id="32"/>
       <w:bookmarkEnd w:id="24"/>
       <w:r>
@@ -7718,7 +7706,7 @@
         <w:pStyle w:val="Ttulo1"/>
       </w:pPr>
       <w:bookmarkStart w:id="38" w:name="todo-lo-relacionado-con-spring-boot"/>
-      <w:bookmarkStart w:id="39" w:name="_Toc243165280"/>
+      <w:bookmarkStart w:id="39" w:name="_Toc243171427"/>
       <w:bookmarkEnd w:id="37"/>
       <w:bookmarkEnd w:id="34"/>
       <w:r>
@@ -8202,7 +8190,7 @@
         <w:pStyle w:val="Ttulo1"/>
       </w:pPr>
       <w:bookmarkStart w:id="44" w:name="Xd5c8f63625781cdf5790355f1d8c95b7dc49f1a"/>
-      <w:bookmarkStart w:id="45" w:name="_Toc243165281"/>
+      <w:bookmarkStart w:id="45" w:name="_Toc243171428"/>
       <w:bookmarkEnd w:id="43"/>
       <w:bookmarkEnd w:id="38"/>
       <w:r>
@@ -8230,7 +8218,7 @@
         <w:pStyle w:val="Ttulo2"/>
       </w:pPr>
       <w:bookmarkStart w:id="46" w:name="fases-del-puds"/>
-      <w:bookmarkStart w:id="47" w:name="_Toc243165282"/>
+      <w:bookmarkStart w:id="47" w:name="_Toc243171429"/>
       <w:r>
         <w:t>7.1. Fases del PUDS</w:t>
       </w:r>
@@ -8355,7 +8343,7 @@
         <w:pStyle w:val="Ttulo2"/>
       </w:pPr>
       <w:bookmarkStart w:id="48" w:name="metodologías-dentro-del-puds"/>
-      <w:bookmarkStart w:id="49" w:name="_Toc243165283"/>
+      <w:bookmarkStart w:id="49" w:name="_Toc243171430"/>
       <w:bookmarkEnd w:id="46"/>
       <w:r>
         <w:t>7.2. Metodologías dentro del PUDS</w:t>
@@ -8468,7 +8456,7 @@
         <w:pStyle w:val="Ttulo1"/>
       </w:pPr>
       <w:bookmarkStart w:id="50" w:name="X80ea3370303724f03badad88c805dc34a132722"/>
-      <w:bookmarkStart w:id="51" w:name="_Toc243165284"/>
+      <w:bookmarkStart w:id="51" w:name="_Toc243171431"/>
       <w:bookmarkEnd w:id="48"/>
       <w:bookmarkEnd w:id="44"/>
       <w:r>
@@ -8482,7 +8470,7 @@
         <w:pStyle w:val="Ttulo2"/>
       </w:pPr>
       <w:bookmarkStart w:id="52" w:name="Xb1b5acbce4871ba1bf7755704cd934cacc22b44"/>
-      <w:bookmarkStart w:id="53" w:name="_Toc243165285"/>
+      <w:bookmarkStart w:id="53" w:name="_Toc243171432"/>
       <w:r>
         <w:t>8.1 La Ingeniería de Software Asistida por Computadora (CASE)</w:t>
       </w:r>
@@ -9051,7 +9039,7 @@
         <w:pStyle w:val="Ttulo2"/>
       </w:pPr>
       <w:bookmarkStart w:id="54" w:name="X75399a50e39cb7149b46ecc9f7ea64c31df6836"/>
-      <w:bookmarkStart w:id="55" w:name="_Toc243165286"/>
+      <w:bookmarkStart w:id="55" w:name="_Toc243171433"/>
       <w:bookmarkEnd w:id="52"/>
       <w:r>
         <w:t>8.2 Aceleración de la productividad: desarrollo basado en componentes y reuso</w:t>
@@ -9372,7 +9360,7 @@
         <w:pStyle w:val="Ttulo2"/>
       </w:pPr>
       <w:bookmarkStart w:id="56" w:name="arquitectura-del-software-los-4-tipos"/>
-      <w:bookmarkStart w:id="57" w:name="_Toc243165287"/>
+      <w:bookmarkStart w:id="57" w:name="_Toc243171434"/>
       <w:bookmarkEnd w:id="54"/>
       <w:r>
         <w:t>8.3 Arquitectura del software (los 4 tipos)</w:t>
@@ -10963,7 +10951,7 @@
         <w:pStyle w:val="Ttulo2"/>
       </w:pPr>
       <w:bookmarkStart w:id="62" w:name="Xd8536ae07f6f34e3eee0c74bad6ef0e10718cd8"/>
-      <w:bookmarkStart w:id="63" w:name="_Toc243165288"/>
+      <w:bookmarkStart w:id="63" w:name="_Toc243171435"/>
       <w:bookmarkEnd w:id="61"/>
       <w:bookmarkEnd w:id="56"/>
       <w:r>
@@ -11166,7 +11154,7 @@
           <w:b/>
           <w:bCs/>
         </w:rPr>
-        <w:t>106 pruebas unitarias</w:t>
+        <w:t>117 pruebas unitarias</w:t>
       </w:r>
       <w:r>
         <w:t xml:space="preserve"> (Vitest) cubren el generador, la validación, XMI, la autoría, el motor híbrido y el prompt</w:t>
@@ -11306,7 +11294,7 @@
         <w:pStyle w:val="Ttulo2"/>
       </w:pPr>
       <w:bookmarkStart w:id="64" w:name="X3858a86c404f716a655b71123c78aafcafbb87f"/>
-      <w:bookmarkStart w:id="65" w:name="_Toc243165289"/>
+      <w:bookmarkStart w:id="65" w:name="_Toc243171436"/>
       <w:bookmarkEnd w:id="62"/>
       <w:r>
         <w:t>8.5 IA local: diferencia entre entrenar y configurar un modelo</w:t>
@@ -11943,7 +11931,7 @@
         <w:pStyle w:val="Ttulo2"/>
       </w:pPr>
       <w:bookmarkStart w:id="66" w:name="X6d0425d9ccf1218e75abd9409d5f040bcab961b"/>
-      <w:bookmarkStart w:id="67" w:name="_Toc243165290"/>
+      <w:bookmarkStart w:id="67" w:name="_Toc243171437"/>
       <w:bookmarkEnd w:id="64"/>
       <w:r>
         <w:t>8.6 SDD — Specification-Driven Development (Desarrollo Dirigido por Especificaciones)</w:t>
@@ -12180,7 +12168,7 @@
         <w:pStyle w:val="Ttulo2"/>
       </w:pPr>
       <w:bookmarkStart w:id="68" w:name="estándares-uml"/>
-      <w:bookmarkStart w:id="69" w:name="_Toc243165291"/>
+      <w:bookmarkStart w:id="69" w:name="_Toc243171438"/>
       <w:bookmarkEnd w:id="66"/>
       <w:r>
         <w:t>8.7 Estándares UML</w:t>
@@ -12493,7 +12481,7 @@
         <w:pStyle w:val="Ttulo2"/>
       </w:pPr>
       <w:bookmarkStart w:id="70" w:name="X46b1026f327b77545e22295763b358189e92b3c"/>
-      <w:bookmarkStart w:id="71" w:name="_Toc243165292"/>
+      <w:bookmarkStart w:id="71" w:name="_Toc243171439"/>
       <w:bookmarkEnd w:id="68"/>
       <w:r>
         <w:lastRenderedPageBreak/>
@@ -12925,7 +12913,7 @@
         <w:pStyle w:val="Ttulo1"/>
       </w:pPr>
       <w:bookmarkStart w:id="72" w:name="perfil"/>
-      <w:bookmarkStart w:id="73" w:name="_Toc243165293"/>
+      <w:bookmarkStart w:id="73" w:name="_Toc243171440"/>
       <w:bookmarkEnd w:id="70"/>
       <w:bookmarkEnd w:id="50"/>
       <w:r>
@@ -12939,7 +12927,7 @@
         <w:pStyle w:val="Ttulo2"/>
       </w:pPr>
       <w:bookmarkStart w:id="74" w:name="introducción"/>
-      <w:bookmarkStart w:id="75" w:name="_Toc243165294"/>
+      <w:bookmarkStart w:id="75" w:name="_Toc243171441"/>
       <w:r>
         <w:t>1.1. Introducción</w:t>
       </w:r>
@@ -12975,7 +12963,7 @@
         <w:pStyle w:val="Ttulo2"/>
       </w:pPr>
       <w:bookmarkStart w:id="76" w:name="introducción-al-segundo-parcial"/>
-      <w:bookmarkStart w:id="77" w:name="_Toc243165295"/>
+      <w:bookmarkStart w:id="77" w:name="_Toc243171442"/>
       <w:bookmarkEnd w:id="74"/>
       <w:r>
         <w:t xml:space="preserve">1.1.1 Introducción al </w:t>
@@ -13170,7 +13158,7 @@
         <w:pStyle w:val="Ttulo2"/>
       </w:pPr>
       <w:bookmarkStart w:id="78" w:name="descripción-del-problema"/>
-      <w:bookmarkStart w:id="79" w:name="_Toc243165296"/>
+      <w:bookmarkStart w:id="79" w:name="_Toc243171443"/>
       <w:bookmarkEnd w:id="76"/>
       <w:r>
         <w:t>1.2 Descripción del problema</w:t>
@@ -13200,7 +13188,7 @@
         <w:pStyle w:val="Ttulo2"/>
       </w:pPr>
       <w:bookmarkStart w:id="80" w:name="descripción-del-problema-segundo-parcial"/>
-      <w:bookmarkStart w:id="81" w:name="_Toc243165297"/>
+      <w:bookmarkStart w:id="81" w:name="_Toc243171444"/>
       <w:bookmarkEnd w:id="78"/>
       <w:r>
         <w:t>1.2.1 Descripción del problema — Segundo Parcial</w:t>
@@ -13305,7 +13293,7 @@
         <w:pStyle w:val="Ttulo2"/>
       </w:pPr>
       <w:bookmarkStart w:id="82" w:name="objetivo-general"/>
-      <w:bookmarkStart w:id="83" w:name="_Toc243165298"/>
+      <w:bookmarkStart w:id="83" w:name="_Toc243171445"/>
       <w:bookmarkEnd w:id="80"/>
       <w:r>
         <w:t>1.3 Objetivo General</w:t>
@@ -13328,7 +13316,7 @@
         <w:pStyle w:val="Ttulo2"/>
       </w:pPr>
       <w:bookmarkStart w:id="84" w:name="objetivo-general-segundo-parcial"/>
-      <w:bookmarkStart w:id="85" w:name="_Toc243165299"/>
+      <w:bookmarkStart w:id="85" w:name="_Toc243171446"/>
       <w:bookmarkEnd w:id="82"/>
       <w:r>
         <w:t>1.3.1 Objetivo General — Segundo Parcial</w:t>
@@ -13405,7 +13393,7 @@
         <w:pStyle w:val="Ttulo2"/>
       </w:pPr>
       <w:bookmarkStart w:id="86" w:name="objetivos-específicos"/>
-      <w:bookmarkStart w:id="87" w:name="_Toc243165300"/>
+      <w:bookmarkStart w:id="87" w:name="_Toc243171447"/>
       <w:bookmarkEnd w:id="84"/>
       <w:r>
         <w:t>1.4 Objetivos Específicos</w:t>
@@ -13582,7 +13570,7 @@
         <w:pStyle w:val="Ttulo2"/>
       </w:pPr>
       <w:bookmarkStart w:id="88" w:name="objetivos-específicos-segundo-parcial"/>
-      <w:bookmarkStart w:id="89" w:name="_Toc243165301"/>
+      <w:bookmarkStart w:id="89" w:name="_Toc243171448"/>
       <w:bookmarkEnd w:id="86"/>
       <w:r>
         <w:t>1.4.1 Objetivos Específicos — Segundo Parcial</w:t>
@@ -13897,7 +13885,7 @@
         <w:pStyle w:val="Ttulo2"/>
       </w:pPr>
       <w:bookmarkStart w:id="90" w:name="alcance"/>
-      <w:bookmarkStart w:id="91" w:name="_Toc243165302"/>
+      <w:bookmarkStart w:id="91" w:name="_Toc243171449"/>
       <w:bookmarkEnd w:id="88"/>
       <w:r>
         <w:lastRenderedPageBreak/>
@@ -14168,7 +14156,7 @@
         <w:pStyle w:val="Ttulo1"/>
       </w:pPr>
       <w:bookmarkStart w:id="101" w:name="captura-de-requisitos"/>
-      <w:bookmarkStart w:id="102" w:name="_Toc243165303"/>
+      <w:bookmarkStart w:id="102" w:name="_Toc243171450"/>
       <w:bookmarkEnd w:id="100"/>
       <w:bookmarkEnd w:id="90"/>
       <w:bookmarkEnd w:id="72"/>
@@ -14183,7 +14171,7 @@
         <w:pStyle w:val="Ttulo2"/>
       </w:pPr>
       <w:bookmarkStart w:id="103" w:name="identificar-actores-y-casos-de-uso"/>
-      <w:bookmarkStart w:id="104" w:name="_Toc243165304"/>
+      <w:bookmarkStart w:id="104" w:name="_Toc243171451"/>
       <w:r>
         <w:t>2.1 Identificar Actores Y Casos De Uso</w:t>
       </w:r>
@@ -14359,7 +14347,7 @@
         <w:pStyle w:val="Ttulo2"/>
       </w:pPr>
       <w:bookmarkStart w:id="106" w:name="priorizar-casos-de-uso"/>
-      <w:bookmarkStart w:id="107" w:name="_Toc243165305"/>
+      <w:bookmarkStart w:id="107" w:name="_Toc243171452"/>
       <w:bookmarkEnd w:id="105"/>
       <w:bookmarkEnd w:id="103"/>
       <w:r>
@@ -16640,7 +16628,7 @@
         <w:pStyle w:val="Ttulo2"/>
       </w:pPr>
       <w:bookmarkStart w:id="108" w:name="detallar-caso-de-uso"/>
-      <w:bookmarkStart w:id="109" w:name="_Toc243165306"/>
+      <w:bookmarkStart w:id="109" w:name="_Toc243171453"/>
       <w:bookmarkEnd w:id="106"/>
       <w:r>
         <w:t>2.3 Detallar Caso De Uso</w:t>
@@ -22101,7 +22089,7 @@
         <w:pStyle w:val="Ttulo2"/>
       </w:pPr>
       <w:bookmarkStart w:id="111" w:name="estructurar-modelo-de-caso-de-uso"/>
-      <w:bookmarkStart w:id="112" w:name="_Toc243165307"/>
+      <w:bookmarkStart w:id="112" w:name="_Toc243171454"/>
       <w:bookmarkEnd w:id="110"/>
       <w:bookmarkEnd w:id="108"/>
       <w:r>
@@ -22130,7 +22118,7 @@
         </w:rPr>
         <w:lastRenderedPageBreak/>
         <w:drawing>
-          <wp:inline distT="0" distB="0" distL="0" distR="0" wp14:anchorId="2F2A24D3" wp14:editId="7ED382F9">
+          <wp:inline distT="0" distB="0" distL="0" distR="0" wp14:anchorId="07F68F76" wp14:editId="18EA4FBA">
             <wp:extent cx="4572000" cy="8029575"/>
             <wp:effectExtent l="0" t="0" r="0" b="0"/>
             <wp:docPr id="89" name="Picture"/>
@@ -22380,7 +22368,7 @@
         </w:rPr>
         <w:lastRenderedPageBreak/>
         <w:drawing>
-          <wp:inline distT="0" distB="0" distL="0" distR="0" wp14:anchorId="13547FDF" wp14:editId="2BBA59C4">
+          <wp:inline distT="0" distB="0" distL="0" distR="0" wp14:anchorId="70014C56" wp14:editId="7CDA812A">
             <wp:extent cx="4206240" cy="11118820"/>
             <wp:effectExtent l="0" t="0" r="0" b="0"/>
             <wp:docPr id="92" name="Picture"/>
@@ -22440,7 +22428,7 @@
         <w:pStyle w:val="Ttulo1"/>
       </w:pPr>
       <w:bookmarkStart w:id="113" w:name="análisis"/>
-      <w:bookmarkStart w:id="114" w:name="_Toc243165308"/>
+      <w:bookmarkStart w:id="114" w:name="_Toc243171455"/>
       <w:bookmarkEnd w:id="111"/>
       <w:bookmarkEnd w:id="101"/>
       <w:r>
@@ -22454,7 +22442,7 @@
         <w:pStyle w:val="Ttulo2"/>
       </w:pPr>
       <w:bookmarkStart w:id="115" w:name="análisis-de-arquitectura"/>
-      <w:bookmarkStart w:id="116" w:name="_Toc243165309"/>
+      <w:bookmarkStart w:id="116" w:name="_Toc243171456"/>
       <w:r>
         <w:t>3.1 Análisis De Arquitectura</w:t>
       </w:r>
@@ -22489,7 +22477,7 @@
           <w:noProof/>
         </w:rPr>
         <w:drawing>
-          <wp:inline distT="0" distB="0" distL="0" distR="0" wp14:anchorId="2712802F" wp14:editId="0BCC4599">
+          <wp:inline distT="0" distB="0" distL="0" distR="0" wp14:anchorId="659A2742" wp14:editId="65E10AAE">
             <wp:extent cx="4762500" cy="3400425"/>
             <wp:effectExtent l="0" t="0" r="0" b="0"/>
             <wp:docPr id="97" name="Picture"/>
@@ -22634,7 +22622,7 @@
         </w:rPr>
         <w:lastRenderedPageBreak/>
         <w:drawing>
-          <wp:inline distT="0" distB="0" distL="0" distR="0" wp14:anchorId="3696ACBD" wp14:editId="4D6DA44D">
+          <wp:inline distT="0" distB="0" distL="0" distR="0" wp14:anchorId="0563B125" wp14:editId="5C8F9C8D">
             <wp:extent cx="4937760" cy="4176214"/>
             <wp:effectExtent l="0" t="0" r="0" b="0"/>
             <wp:docPr id="100" name="Picture"/>
@@ -22693,7 +22681,7 @@
         <w:pStyle w:val="Ttulo2"/>
       </w:pPr>
       <w:bookmarkStart w:id="118" w:name="X4302e25b235c3510f1700800a2688d518894f33"/>
-      <w:bookmarkStart w:id="119" w:name="_Toc243165310"/>
+      <w:bookmarkStart w:id="119" w:name="_Toc243171457"/>
       <w:bookmarkEnd w:id="117"/>
       <w:bookmarkEnd w:id="115"/>
       <w:r>
@@ -22735,7 +22723,7 @@
           <w:noProof/>
         </w:rPr>
         <w:drawing>
-          <wp:inline distT="0" distB="0" distL="0" distR="0" wp14:anchorId="02450F6B" wp14:editId="2E6D2F80">
+          <wp:inline distT="0" distB="0" distL="0" distR="0" wp14:anchorId="0C75AB56" wp14:editId="193ABB1E">
             <wp:extent cx="4572000" cy="742950"/>
             <wp:effectExtent l="0" t="0" r="0" b="0"/>
             <wp:docPr id="105" name="Picture"/>
@@ -22813,7 +22801,7 @@
         </w:rPr>
         <w:lastRenderedPageBreak/>
         <w:drawing>
-          <wp:inline distT="0" distB="0" distL="0" distR="0" wp14:anchorId="2DC3FAC0" wp14:editId="52775989">
+          <wp:inline distT="0" distB="0" distL="0" distR="0" wp14:anchorId="7D291C33" wp14:editId="2D2BDA79">
             <wp:extent cx="4572000" cy="1085850"/>
             <wp:effectExtent l="0" t="0" r="0" b="0"/>
             <wp:docPr id="108" name="Picture"/>
@@ -22890,7 +22878,7 @@
           <w:noProof/>
         </w:rPr>
         <w:drawing>
-          <wp:inline distT="0" distB="0" distL="0" distR="0" wp14:anchorId="47B2C90A" wp14:editId="30D77088">
+          <wp:inline distT="0" distB="0" distL="0" distR="0" wp14:anchorId="066916DF" wp14:editId="089F245C">
             <wp:extent cx="4572000" cy="466725"/>
             <wp:effectExtent l="0" t="0" r="0" b="0"/>
             <wp:docPr id="111" name="Picture"/>
@@ -22967,7 +22955,7 @@
           <w:noProof/>
         </w:rPr>
         <w:drawing>
-          <wp:inline distT="0" distB="0" distL="0" distR="0" wp14:anchorId="5404DA76" wp14:editId="593DBE87">
+          <wp:inline distT="0" distB="0" distL="0" distR="0" wp14:anchorId="5C428B80" wp14:editId="7FEEA289">
             <wp:extent cx="4572000" cy="638175"/>
             <wp:effectExtent l="0" t="0" r="0" b="0"/>
             <wp:docPr id="114" name="Picture"/>
@@ -23044,7 +23032,7 @@
           <w:noProof/>
         </w:rPr>
         <w:drawing>
-          <wp:inline distT="0" distB="0" distL="0" distR="0" wp14:anchorId="30C31CD5" wp14:editId="4835DE69">
+          <wp:inline distT="0" distB="0" distL="0" distR="0" wp14:anchorId="00DE5756" wp14:editId="6CC93191">
             <wp:extent cx="4572000" cy="590550"/>
             <wp:effectExtent l="0" t="0" r="0" b="0"/>
             <wp:docPr id="117" name="Picture"/>
@@ -23121,7 +23109,7 @@
           <w:noProof/>
         </w:rPr>
         <w:drawing>
-          <wp:inline distT="0" distB="0" distL="0" distR="0" wp14:anchorId="55A2437A" wp14:editId="4D037749">
+          <wp:inline distT="0" distB="0" distL="0" distR="0" wp14:anchorId="7D7F71C6" wp14:editId="1D3CA61A">
             <wp:extent cx="4572000" cy="581025"/>
             <wp:effectExtent l="0" t="0" r="0" b="0"/>
             <wp:docPr id="120" name="Picture"/>
@@ -23207,7 +23195,7 @@
           <w:noProof/>
         </w:rPr>
         <w:drawing>
-          <wp:inline distT="0" distB="0" distL="0" distR="0" wp14:anchorId="19040ECD" wp14:editId="4BB89BCC">
+          <wp:inline distT="0" distB="0" distL="0" distR="0" wp14:anchorId="3ABCFFF3" wp14:editId="7FB3D235">
             <wp:extent cx="4572000" cy="762000"/>
             <wp:effectExtent l="0" t="0" r="0" b="0"/>
             <wp:docPr id="123" name="Picture"/>
@@ -23285,7 +23273,7 @@
           <w:noProof/>
         </w:rPr>
         <w:drawing>
-          <wp:inline distT="0" distB="0" distL="0" distR="0" wp14:anchorId="043DCC56" wp14:editId="51D4AFF2">
+          <wp:inline distT="0" distB="0" distL="0" distR="0" wp14:anchorId="30943FA7" wp14:editId="425AC202">
             <wp:extent cx="4572000" cy="504825"/>
             <wp:effectExtent l="0" t="0" r="0" b="0"/>
             <wp:docPr id="126" name="Picture"/>
@@ -23362,7 +23350,7 @@
           <w:noProof/>
         </w:rPr>
         <w:drawing>
-          <wp:inline distT="0" distB="0" distL="0" distR="0" wp14:anchorId="676EB34C" wp14:editId="1CE16964">
+          <wp:inline distT="0" distB="0" distL="0" distR="0" wp14:anchorId="2ED1A67C" wp14:editId="3BECC222">
             <wp:extent cx="4572000" cy="552450"/>
             <wp:effectExtent l="0" t="0" r="0" b="0"/>
             <wp:docPr id="129" name="Picture"/>
@@ -23439,7 +23427,7 @@
           <w:noProof/>
         </w:rPr>
         <w:drawing>
-          <wp:inline distT="0" distB="0" distL="0" distR="0" wp14:anchorId="0E94E1B2" wp14:editId="00A31E45">
+          <wp:inline distT="0" distB="0" distL="0" distR="0" wp14:anchorId="04E05916" wp14:editId="2DC66674">
             <wp:extent cx="4572000" cy="381000"/>
             <wp:effectExtent l="0" t="0" r="0" b="0"/>
             <wp:docPr id="132" name="Picture"/>
@@ -23516,7 +23504,7 @@
           <w:noProof/>
         </w:rPr>
         <w:drawing>
-          <wp:inline distT="0" distB="0" distL="0" distR="0" wp14:anchorId="0CCCDDD0" wp14:editId="2A663681">
+          <wp:inline distT="0" distB="0" distL="0" distR="0" wp14:anchorId="2F55323B" wp14:editId="7274BCD9">
             <wp:extent cx="4572000" cy="933450"/>
             <wp:effectExtent l="0" t="0" r="0" b="0"/>
             <wp:docPr id="135" name="Picture"/>
@@ -23593,7 +23581,7 @@
           <w:noProof/>
         </w:rPr>
         <w:drawing>
-          <wp:inline distT="0" distB="0" distL="0" distR="0" wp14:anchorId="2E45ABD9" wp14:editId="41DE6FC6">
+          <wp:inline distT="0" distB="0" distL="0" distR="0" wp14:anchorId="037DD29D" wp14:editId="0D05753B">
             <wp:extent cx="4572000" cy="695325"/>
             <wp:effectExtent l="0" t="0" r="0" b="0"/>
             <wp:docPr id="138" name="Picture"/>
@@ -23671,7 +23659,7 @@
         </w:rPr>
         <w:lastRenderedPageBreak/>
         <w:drawing>
-          <wp:inline distT="0" distB="0" distL="0" distR="0" wp14:anchorId="0D72C926" wp14:editId="079B7A3E">
+          <wp:inline distT="0" distB="0" distL="0" distR="0" wp14:anchorId="256F01A5" wp14:editId="2E9EED09">
             <wp:extent cx="3931919" cy="5495876"/>
             <wp:effectExtent l="0" t="0" r="0" b="0"/>
             <wp:docPr id="141" name="Picture"/>
@@ -23756,7 +23744,7 @@
         </w:rPr>
         <w:lastRenderedPageBreak/>
         <w:drawing>
-          <wp:inline distT="0" distB="0" distL="0" distR="0" wp14:anchorId="72AD6247" wp14:editId="00A0421F">
+          <wp:inline distT="0" distB="0" distL="0" distR="0" wp14:anchorId="21F840CC" wp14:editId="4BDA935F">
             <wp:extent cx="3931919" cy="3424575"/>
             <wp:effectExtent l="0" t="0" r="0" b="0"/>
             <wp:docPr id="144" name="Picture"/>
@@ -23833,7 +23821,7 @@
           <w:noProof/>
         </w:rPr>
         <w:drawing>
-          <wp:inline distT="0" distB="0" distL="0" distR="0" wp14:anchorId="1F154A59" wp14:editId="0ED1FCD2">
+          <wp:inline distT="0" distB="0" distL="0" distR="0" wp14:anchorId="1B54855F" wp14:editId="148D4988">
             <wp:extent cx="3931919" cy="3455323"/>
             <wp:effectExtent l="0" t="0" r="0" b="0"/>
             <wp:docPr id="147" name="Picture"/>
@@ -23911,7 +23899,7 @@
         </w:rPr>
         <w:lastRenderedPageBreak/>
         <w:drawing>
-          <wp:inline distT="0" distB="0" distL="0" distR="0" wp14:anchorId="28DCC404" wp14:editId="3858A6BB">
+          <wp:inline distT="0" distB="0" distL="0" distR="0" wp14:anchorId="0B4AACD8" wp14:editId="4AD5840E">
             <wp:extent cx="3931919" cy="3412106"/>
             <wp:effectExtent l="0" t="0" r="0" b="0"/>
             <wp:docPr id="150" name="Picture"/>
@@ -23995,7 +23983,7 @@
           <w:noProof/>
         </w:rPr>
         <w:drawing>
-          <wp:inline distT="0" distB="0" distL="0" distR="0" wp14:anchorId="3C012AE3" wp14:editId="13D72B9F">
+          <wp:inline distT="0" distB="0" distL="0" distR="0" wp14:anchorId="7C37DFA7" wp14:editId="068C1051">
             <wp:extent cx="3931919" cy="2553594"/>
             <wp:effectExtent l="0" t="0" r="0" b="0"/>
             <wp:docPr id="153" name="Picture"/>
@@ -24073,7 +24061,7 @@
         </w:rPr>
         <w:lastRenderedPageBreak/>
         <w:drawing>
-          <wp:inline distT="0" distB="0" distL="0" distR="0" wp14:anchorId="40B12E7B" wp14:editId="6850F59B">
+          <wp:inline distT="0" distB="0" distL="0" distR="0" wp14:anchorId="465AB6A3" wp14:editId="211D626F">
             <wp:extent cx="3931919" cy="3565136"/>
             <wp:effectExtent l="0" t="0" r="0" b="0"/>
             <wp:docPr id="156" name="Picture"/>
@@ -24151,7 +24139,7 @@
         </w:rPr>
         <w:lastRenderedPageBreak/>
         <w:drawing>
-          <wp:inline distT="0" distB="0" distL="0" distR="0" wp14:anchorId="04EB1BBF" wp14:editId="4A941918">
+          <wp:inline distT="0" distB="0" distL="0" distR="0" wp14:anchorId="7F560048" wp14:editId="2155C0B2">
             <wp:extent cx="3931919" cy="4219415"/>
             <wp:effectExtent l="0" t="0" r="0" b="0"/>
             <wp:docPr id="159" name="Picture"/>
@@ -24228,7 +24216,7 @@
           <w:noProof/>
         </w:rPr>
         <w:drawing>
-          <wp:inline distT="0" distB="0" distL="0" distR="0" wp14:anchorId="2E939C17" wp14:editId="6FD7E72F">
+          <wp:inline distT="0" distB="0" distL="0" distR="0" wp14:anchorId="71CE2DED" wp14:editId="0DC4BEF5">
             <wp:extent cx="3931919" cy="2667811"/>
             <wp:effectExtent l="0" t="0" r="0" b="0"/>
             <wp:docPr id="162" name="Picture"/>
@@ -24287,7 +24275,7 @@
         <w:pStyle w:val="Ttulo2"/>
       </w:pPr>
       <w:bookmarkStart w:id="120" w:name="análisis-de-clase"/>
-      <w:bookmarkStart w:id="121" w:name="_Toc243165311"/>
+      <w:bookmarkStart w:id="121" w:name="_Toc243171458"/>
       <w:bookmarkEnd w:id="118"/>
       <w:r>
         <w:lastRenderedPageBreak/>
@@ -24315,7 +24303,7 @@
           <w:noProof/>
         </w:rPr>
         <w:drawing>
-          <wp:inline distT="0" distB="0" distL="0" distR="0" wp14:anchorId="48CCE531" wp14:editId="77817106">
+          <wp:inline distT="0" distB="0" distL="0" distR="0" wp14:anchorId="4FDE792C" wp14:editId="24DB615B">
             <wp:extent cx="4572000" cy="5791200"/>
             <wp:effectExtent l="0" t="0" r="0" b="0"/>
             <wp:docPr id="166" name="Picture"/>
@@ -24634,7 +24622,7 @@
           <w:noProof/>
         </w:rPr>
         <w:drawing>
-          <wp:inline distT="0" distB="0" distL="0" distR="0" wp14:anchorId="3BD9E66C" wp14:editId="31697ECC">
+          <wp:inline distT="0" distB="0" distL="0" distR="0" wp14:anchorId="0F32A7C5" wp14:editId="255ADD86">
             <wp:extent cx="4846320" cy="5120242"/>
             <wp:effectExtent l="0" t="0" r="0" b="0"/>
             <wp:docPr id="169" name="Picture"/>
@@ -24694,7 +24682,7 @@
         <w:pStyle w:val="Ttulo2"/>
       </w:pPr>
       <w:bookmarkStart w:id="122" w:name="análisis-de-paquete"/>
-      <w:bookmarkStart w:id="123" w:name="_Toc243165312"/>
+      <w:bookmarkStart w:id="123" w:name="_Toc243171459"/>
       <w:bookmarkEnd w:id="120"/>
       <w:r>
         <w:t>3.4. Análisis de paquete</w:t>
@@ -24785,7 +24773,7 @@
         <w:pStyle w:val="Ttulo1"/>
       </w:pPr>
       <w:bookmarkStart w:id="124" w:name="diseño"/>
-      <w:bookmarkStart w:id="125" w:name="_Toc243165313"/>
+      <w:bookmarkStart w:id="125" w:name="_Toc243171460"/>
       <w:bookmarkEnd w:id="122"/>
       <w:bookmarkEnd w:id="113"/>
       <w:r>
@@ -24799,7 +24787,7 @@
         <w:pStyle w:val="Ttulo2"/>
       </w:pPr>
       <w:bookmarkStart w:id="126" w:name="diseño-de-arquitectura"/>
-      <w:bookmarkStart w:id="127" w:name="_Toc243165314"/>
+      <w:bookmarkStart w:id="127" w:name="_Toc243171461"/>
       <w:r>
         <w:t>4.1 Diseño de arquitectura</w:t>
       </w:r>
@@ -24834,7 +24822,7 @@
           <w:noProof/>
         </w:rPr>
         <w:drawing>
-          <wp:inline distT="0" distB="0" distL="0" distR="0" wp14:anchorId="37322F7A" wp14:editId="1B542D38">
+          <wp:inline distT="0" distB="0" distL="0" distR="0" wp14:anchorId="29F136EC" wp14:editId="25D4BC06">
             <wp:extent cx="4762500" cy="1533525"/>
             <wp:effectExtent l="0" t="0" r="0" b="0"/>
             <wp:docPr id="175" name="Picture"/>
@@ -24953,7 +24941,7 @@
         </w:rPr>
         <w:lastRenderedPageBreak/>
         <w:drawing>
-          <wp:inline distT="0" distB="0" distL="0" distR="0" wp14:anchorId="07578547" wp14:editId="43A0B6A8">
+          <wp:inline distT="0" distB="0" distL="0" distR="0" wp14:anchorId="6D3E062C" wp14:editId="7F7FB792">
             <wp:extent cx="5669280" cy="4599291"/>
             <wp:effectExtent l="0" t="0" r="0" b="0"/>
             <wp:docPr id="178" name="Picture"/>
@@ -25068,7 +25056,7 @@
         </w:rPr>
         <w:lastRenderedPageBreak/>
         <w:drawing>
-          <wp:inline distT="0" distB="0" distL="0" distR="0" wp14:anchorId="078C17E9" wp14:editId="247E070F">
+          <wp:inline distT="0" distB="0" distL="0" distR="0" wp14:anchorId="61B26A53" wp14:editId="14A5EFF6">
             <wp:extent cx="2944368" cy="6668723"/>
             <wp:effectExtent l="0" t="0" r="0" b="0"/>
             <wp:docPr id="182" name="Picture"/>
@@ -25127,7 +25115,7 @@
         <w:pStyle w:val="Ttulo2"/>
       </w:pPr>
       <w:bookmarkStart w:id="130" w:name="diseño-de-datos-lógicos"/>
-      <w:bookmarkStart w:id="131" w:name="_Toc243165315"/>
+      <w:bookmarkStart w:id="131" w:name="_Toc243171462"/>
       <w:bookmarkEnd w:id="129"/>
       <w:bookmarkEnd w:id="126"/>
       <w:r>
@@ -25389,7 +25377,7 @@
         </w:rPr>
         <w:lastRenderedPageBreak/>
         <w:drawing>
-          <wp:inline distT="0" distB="0" distL="0" distR="0" wp14:anchorId="11E193E2" wp14:editId="15F2F8E1">
+          <wp:inline distT="0" distB="0" distL="0" distR="0" wp14:anchorId="3CF362DF" wp14:editId="6024C8D2">
             <wp:extent cx="5760720" cy="4958555"/>
             <wp:effectExtent l="0" t="0" r="0" b="0"/>
             <wp:docPr id="187" name="Picture"/>
@@ -25532,7 +25520,7 @@
         </w:rPr>
         <w:lastRenderedPageBreak/>
         <w:drawing>
-          <wp:inline distT="0" distB="0" distL="0" distR="0" wp14:anchorId="254296EC" wp14:editId="06A4A4A5">
+          <wp:inline distT="0" distB="0" distL="0" distR="0" wp14:anchorId="7E3908E3" wp14:editId="6D16DC2E">
             <wp:extent cx="2514600" cy="6668821"/>
             <wp:effectExtent l="0" t="0" r="0" b="0"/>
             <wp:docPr id="190" name="Picture"/>
@@ -25598,7 +25586,7 @@
         <w:pStyle w:val="Ttulo2"/>
       </w:pPr>
       <w:bookmarkStart w:id="132" w:name="diseño-de-casos-de-uso"/>
-      <w:bookmarkStart w:id="133" w:name="_Toc243165316"/>
+      <w:bookmarkStart w:id="133" w:name="_Toc243171463"/>
       <w:bookmarkEnd w:id="130"/>
       <w:r>
         <w:lastRenderedPageBreak/>
@@ -25649,7 +25637,7 @@
           <w:noProof/>
         </w:rPr>
         <w:drawing>
-          <wp:inline distT="0" distB="0" distL="0" distR="0" wp14:anchorId="754CF74D" wp14:editId="24B82901">
+          <wp:inline distT="0" distB="0" distL="0" distR="0" wp14:anchorId="2109CA52" wp14:editId="0FA37E23">
             <wp:extent cx="4762500" cy="3752850"/>
             <wp:effectExtent l="0" t="0" r="0" b="0"/>
             <wp:docPr id="194" name="Picture"/>
@@ -25727,7 +25715,7 @@
         </w:rPr>
         <w:lastRenderedPageBreak/>
         <w:drawing>
-          <wp:inline distT="0" distB="0" distL="0" distR="0" wp14:anchorId="4809D1B9" wp14:editId="3BBF6F30">
+          <wp:inline distT="0" distB="0" distL="0" distR="0" wp14:anchorId="0E2AD019" wp14:editId="1B7DF838">
             <wp:extent cx="4762500" cy="2352675"/>
             <wp:effectExtent l="0" t="0" r="0" b="0"/>
             <wp:docPr id="197" name="Picture"/>
@@ -25804,7 +25792,7 @@
           <w:noProof/>
         </w:rPr>
         <w:drawing>
-          <wp:inline distT="0" distB="0" distL="0" distR="0" wp14:anchorId="3A195B21" wp14:editId="79C9E0E5">
+          <wp:inline distT="0" distB="0" distL="0" distR="0" wp14:anchorId="4AA84B78" wp14:editId="35640D3E">
             <wp:extent cx="4762500" cy="2628900"/>
             <wp:effectExtent l="0" t="0" r="0" b="0"/>
             <wp:docPr id="200" name="Picture"/>
@@ -25889,7 +25877,7 @@
         </w:rPr>
         <w:lastRenderedPageBreak/>
         <w:drawing>
-          <wp:inline distT="0" distB="0" distL="0" distR="0" wp14:anchorId="50C59E36" wp14:editId="4853628C">
+          <wp:inline distT="0" distB="0" distL="0" distR="0" wp14:anchorId="5A5CC469" wp14:editId="33E7D586">
             <wp:extent cx="4762500" cy="2952750"/>
             <wp:effectExtent l="0" t="0" r="0" b="0"/>
             <wp:docPr id="203" name="Picture"/>
@@ -25966,7 +25954,7 @@
           <w:noProof/>
         </w:rPr>
         <w:drawing>
-          <wp:inline distT="0" distB="0" distL="0" distR="0" wp14:anchorId="41F86209" wp14:editId="70D5D08D">
+          <wp:inline distT="0" distB="0" distL="0" distR="0" wp14:anchorId="5FF7464D" wp14:editId="2C50E2E6">
             <wp:extent cx="4762500" cy="2447925"/>
             <wp:effectExtent l="0" t="0" r="0" b="0"/>
             <wp:docPr id="206" name="Picture"/>
@@ -26044,7 +26032,7 @@
         </w:rPr>
         <w:lastRenderedPageBreak/>
         <w:drawing>
-          <wp:inline distT="0" distB="0" distL="0" distR="0" wp14:anchorId="55AEB6E5" wp14:editId="2AAB4AD5">
+          <wp:inline distT="0" distB="0" distL="0" distR="0" wp14:anchorId="361D4CC0" wp14:editId="1D162843">
             <wp:extent cx="4762500" cy="2514600"/>
             <wp:effectExtent l="0" t="0" r="0" b="0"/>
             <wp:docPr id="209" name="Picture"/>
@@ -26121,7 +26109,7 @@
           <w:noProof/>
         </w:rPr>
         <w:drawing>
-          <wp:inline distT="0" distB="0" distL="0" distR="0" wp14:anchorId="0862867A" wp14:editId="46CDB988">
+          <wp:inline distT="0" distB="0" distL="0" distR="0" wp14:anchorId="761342E4" wp14:editId="5BFA19A4">
             <wp:extent cx="4762500" cy="2543175"/>
             <wp:effectExtent l="0" t="0" r="0" b="0"/>
             <wp:docPr id="212" name="Picture"/>
@@ -26199,7 +26187,7 @@
         </w:rPr>
         <w:lastRenderedPageBreak/>
         <w:drawing>
-          <wp:inline distT="0" distB="0" distL="0" distR="0" wp14:anchorId="5D536D9F" wp14:editId="64A15715">
+          <wp:inline distT="0" distB="0" distL="0" distR="0" wp14:anchorId="24B68950" wp14:editId="09BE88A6">
             <wp:extent cx="4762500" cy="2190750"/>
             <wp:effectExtent l="0" t="0" r="0" b="0"/>
             <wp:docPr id="215" name="Picture"/>
@@ -26276,7 +26264,7 @@
           <w:noProof/>
         </w:rPr>
         <w:drawing>
-          <wp:inline distT="0" distB="0" distL="0" distR="0" wp14:anchorId="1C96B72B" wp14:editId="5CFDADBB">
+          <wp:inline distT="0" distB="0" distL="0" distR="0" wp14:anchorId="6D8CFFD3" wp14:editId="553F3258">
             <wp:extent cx="4368492" cy="2245404"/>
             <wp:effectExtent l="0" t="0" r="0" b="0"/>
             <wp:docPr id="218" name="Picture"/>
@@ -26353,7 +26341,7 @@
           <w:noProof/>
         </w:rPr>
         <w:drawing>
-          <wp:inline distT="0" distB="0" distL="0" distR="0" wp14:anchorId="0AFED938" wp14:editId="6DDFFD9A">
+          <wp:inline distT="0" distB="0" distL="0" distR="0" wp14:anchorId="747B3AFF" wp14:editId="36935175">
             <wp:extent cx="4762500" cy="2000250"/>
             <wp:effectExtent l="0" t="0" r="0" b="0"/>
             <wp:docPr id="221" name="Picture"/>
@@ -26438,7 +26426,7 @@
           <w:noProof/>
         </w:rPr>
         <w:drawing>
-          <wp:inline distT="0" distB="0" distL="0" distR="0" wp14:anchorId="4510E8FE" wp14:editId="34C72F6B">
+          <wp:inline distT="0" distB="0" distL="0" distR="0" wp14:anchorId="4CA8C30E" wp14:editId="014FC9DB">
             <wp:extent cx="4762500" cy="3429000"/>
             <wp:effectExtent l="0" t="0" r="0" b="0"/>
             <wp:docPr id="224" name="Picture"/>
@@ -26515,7 +26503,7 @@
           <w:noProof/>
         </w:rPr>
         <w:drawing>
-          <wp:inline distT="0" distB="0" distL="0" distR="0" wp14:anchorId="5872D8DD" wp14:editId="48F66A94">
+          <wp:inline distT="0" distB="0" distL="0" distR="0" wp14:anchorId="6CFF7AE5" wp14:editId="201AA712">
             <wp:extent cx="4762500" cy="2162175"/>
             <wp:effectExtent l="0" t="0" r="0" b="0"/>
             <wp:docPr id="227" name="Picture"/>
@@ -26593,7 +26581,7 @@
         </w:rPr>
         <w:lastRenderedPageBreak/>
         <w:drawing>
-          <wp:inline distT="0" distB="0" distL="0" distR="0" wp14:anchorId="306396DE" wp14:editId="779F9A16">
+          <wp:inline distT="0" distB="0" distL="0" distR="0" wp14:anchorId="39881091" wp14:editId="33F058E7">
             <wp:extent cx="5120640" cy="3895681"/>
             <wp:effectExtent l="0" t="0" r="0" b="0"/>
             <wp:docPr id="230" name="Picture"/>
@@ -26670,7 +26658,7 @@
           <w:noProof/>
         </w:rPr>
         <w:drawing>
-          <wp:inline distT="0" distB="0" distL="0" distR="0" wp14:anchorId="40E73D39" wp14:editId="022477AC">
+          <wp:inline distT="0" distB="0" distL="0" distR="0" wp14:anchorId="268F61AC" wp14:editId="65A2CF76">
             <wp:extent cx="5760720" cy="2916820"/>
             <wp:effectExtent l="0" t="0" r="0" b="0"/>
             <wp:docPr id="233" name="Picture"/>
@@ -26748,7 +26736,7 @@
         </w:rPr>
         <w:lastRenderedPageBreak/>
         <w:drawing>
-          <wp:inline distT="0" distB="0" distL="0" distR="0" wp14:anchorId="4C0FAB4B" wp14:editId="102B43BA">
+          <wp:inline distT="0" distB="0" distL="0" distR="0" wp14:anchorId="31FDC2C0" wp14:editId="6F251444">
             <wp:extent cx="5760720" cy="3448711"/>
             <wp:effectExtent l="0" t="0" r="0" b="0"/>
             <wp:docPr id="236" name="Picture"/>
@@ -26834,7 +26822,7 @@
           <w:noProof/>
         </w:rPr>
         <w:drawing>
-          <wp:inline distT="0" distB="0" distL="0" distR="0" wp14:anchorId="66D1FB21" wp14:editId="209C028C">
+          <wp:inline distT="0" distB="0" distL="0" distR="0" wp14:anchorId="7C8770B5" wp14:editId="72FBC144">
             <wp:extent cx="5760720" cy="2998730"/>
             <wp:effectExtent l="0" t="0" r="0" b="0"/>
             <wp:docPr id="239" name="Picture"/>
@@ -26912,7 +26900,7 @@
         </w:rPr>
         <w:lastRenderedPageBreak/>
         <w:drawing>
-          <wp:inline distT="0" distB="0" distL="0" distR="0" wp14:anchorId="1C1A7B5F" wp14:editId="3EFB9C11">
+          <wp:inline distT="0" distB="0" distL="0" distR="0" wp14:anchorId="3F325519" wp14:editId="08F7829E">
             <wp:extent cx="5760720" cy="2704205"/>
             <wp:effectExtent l="0" t="0" r="0" b="0"/>
             <wp:docPr id="242" name="Picture"/>
@@ -26989,7 +26977,7 @@
           <w:noProof/>
         </w:rPr>
         <w:drawing>
-          <wp:inline distT="0" distB="0" distL="0" distR="0" wp14:anchorId="559F06A0" wp14:editId="50CE08C8">
+          <wp:inline distT="0" distB="0" distL="0" distR="0" wp14:anchorId="1A5A9568" wp14:editId="20227E7D">
             <wp:extent cx="5486400" cy="3442861"/>
             <wp:effectExtent l="0" t="0" r="0" b="0"/>
             <wp:docPr id="245" name="Picture"/>
@@ -27067,7 +27055,7 @@
         </w:rPr>
         <w:lastRenderedPageBreak/>
         <w:drawing>
-          <wp:inline distT="0" distB="0" distL="0" distR="0" wp14:anchorId="0B33C6A3" wp14:editId="5C5816DB">
+          <wp:inline distT="0" distB="0" distL="0" distR="0" wp14:anchorId="665B54BA" wp14:editId="58CE632C">
             <wp:extent cx="5760720" cy="2972449"/>
             <wp:effectExtent l="0" t="0" r="0" b="0"/>
             <wp:docPr id="248" name="Picture"/>
@@ -27144,7 +27132,7 @@
           <w:noProof/>
         </w:rPr>
         <w:drawing>
-          <wp:inline distT="0" distB="0" distL="0" distR="0" wp14:anchorId="3A71BFE0" wp14:editId="38DAD8EE">
+          <wp:inline distT="0" distB="0" distL="0" distR="0" wp14:anchorId="00BF75A4" wp14:editId="4C10C236">
             <wp:extent cx="5486400" cy="2761298"/>
             <wp:effectExtent l="0" t="0" r="0" b="0"/>
             <wp:docPr id="251" name="Picture"/>
@@ -27203,7 +27191,7 @@
         <w:pStyle w:val="Ttulo2"/>
       </w:pPr>
       <w:bookmarkStart w:id="135" w:name="diseño-detallado-del-segundo-ciclo"/>
-      <w:bookmarkStart w:id="136" w:name="_Toc243165317"/>
+      <w:bookmarkStart w:id="136" w:name="_Toc243171464"/>
       <w:bookmarkEnd w:id="134"/>
       <w:bookmarkEnd w:id="132"/>
       <w:r>
@@ -27283,7 +27271,7 @@
           <w:noProof/>
         </w:rPr>
         <w:drawing>
-          <wp:inline distT="0" distB="0" distL="0" distR="0" wp14:anchorId="3EC0F329" wp14:editId="0B3D376D">
+          <wp:inline distT="0" distB="0" distL="0" distR="0" wp14:anchorId="39F75CD9" wp14:editId="61B1BDDB">
             <wp:extent cx="5760720" cy="4965883"/>
             <wp:effectExtent l="0" t="0" r="0" b="0"/>
             <wp:docPr id="256" name="Picture"/>
@@ -27359,7 +27347,7 @@
         </w:rPr>
         <w:lastRenderedPageBreak/>
         <w:drawing>
-          <wp:inline distT="0" distB="0" distL="0" distR="0" wp14:anchorId="468407AB" wp14:editId="5227185E">
+          <wp:inline distT="0" distB="0" distL="0" distR="0" wp14:anchorId="7ACD7045" wp14:editId="3658EE9E">
             <wp:extent cx="4078224" cy="6672579"/>
             <wp:effectExtent l="0" t="0" r="0" b="0"/>
             <wp:docPr id="259" name="Picture"/>
@@ -27423,7 +27411,7 @@
         </w:rPr>
         <w:lastRenderedPageBreak/>
         <w:drawing>
-          <wp:inline distT="0" distB="0" distL="0" distR="0" wp14:anchorId="40DEA18B" wp14:editId="37E831B4">
+          <wp:inline distT="0" distB="0" distL="0" distR="0" wp14:anchorId="0CC6FE71" wp14:editId="491BDCC3">
             <wp:extent cx="4572000" cy="4564504"/>
             <wp:effectExtent l="0" t="0" r="0" b="0"/>
             <wp:docPr id="262" name="Picture"/>
@@ -27487,7 +27475,7 @@
         </w:rPr>
         <w:lastRenderedPageBreak/>
         <w:drawing>
-          <wp:inline distT="0" distB="0" distL="0" distR="0" wp14:anchorId="61C7A8EB" wp14:editId="43A83A1B">
+          <wp:inline distT="0" distB="0" distL="0" distR="0" wp14:anchorId="4CF10905" wp14:editId="55F3D909">
             <wp:extent cx="4023360" cy="6384775"/>
             <wp:effectExtent l="0" t="0" r="0" b="0"/>
             <wp:docPr id="265" name="Picture"/>
@@ -27546,7 +27534,7 @@
         <w:pStyle w:val="Ttulo1"/>
       </w:pPr>
       <w:bookmarkStart w:id="137" w:name="implementación"/>
-      <w:bookmarkStart w:id="138" w:name="_Toc243165318"/>
+      <w:bookmarkStart w:id="138" w:name="_Toc243171465"/>
       <w:bookmarkEnd w:id="135"/>
       <w:bookmarkEnd w:id="124"/>
       <w:r>
@@ -27560,7 +27548,7 @@
         <w:pStyle w:val="Ttulo2"/>
       </w:pPr>
       <w:bookmarkStart w:id="139" w:name="X61c2c26a66877dc044ad246e7d40169ef18240b"/>
-      <w:bookmarkStart w:id="140" w:name="_Toc243165319"/>
+      <w:bookmarkStart w:id="140" w:name="_Toc243171466"/>
       <w:r>
         <w:t>5.1 Implementación de la arquitectura del sistema</w:t>
       </w:r>
@@ -27621,7 +27609,7 @@
         <w:pStyle w:val="Ttulo2"/>
       </w:pPr>
       <w:bookmarkStart w:id="141" w:name="X706e760f580ec7ef32dbd271221002340ded2b5"/>
-      <w:bookmarkStart w:id="142" w:name="_Toc243165320"/>
+      <w:bookmarkStart w:id="142" w:name="_Toc243171467"/>
       <w:bookmarkEnd w:id="139"/>
       <w:r>
         <w:t>5.2 Implementación de la arquitectura de subsistema</w:t>
@@ -27719,7 +27707,7 @@
         <w:pStyle w:val="Ttulo2"/>
       </w:pPr>
       <w:bookmarkStart w:id="147" w:name="implementación-segundo-ciclo"/>
-      <w:bookmarkStart w:id="148" w:name="_Toc243165321"/>
+      <w:bookmarkStart w:id="148" w:name="_Toc243171468"/>
       <w:bookmarkEnd w:id="146"/>
       <w:bookmarkEnd w:id="141"/>
       <w:r>
@@ -29033,7 +29021,7 @@
         <w:pStyle w:val="Ttulo1"/>
       </w:pPr>
       <w:bookmarkStart w:id="153" w:name="pruebas"/>
-      <w:bookmarkStart w:id="154" w:name="_Toc243165322"/>
+      <w:bookmarkStart w:id="154" w:name="_Toc243171469"/>
       <w:bookmarkEnd w:id="152"/>
       <w:bookmarkEnd w:id="147"/>
       <w:bookmarkEnd w:id="137"/>
@@ -29059,7 +29047,7 @@
         <w:pStyle w:val="Ttulo2"/>
       </w:pPr>
       <w:bookmarkStart w:id="155" w:name="plan-de-pruebas"/>
-      <w:bookmarkStart w:id="156" w:name="_Toc243165323"/>
+      <w:bookmarkStart w:id="156" w:name="_Toc243171470"/>
       <w:r>
         <w:t>6.1 Plan de pruebas</w:t>
       </w:r>
@@ -29136,7 +29124,7 @@
         <w:pStyle w:val="Ttulo2"/>
       </w:pPr>
       <w:bookmarkStart w:id="157" w:name="diseño-de-pruebas-casos-de-prueba"/>
-      <w:bookmarkStart w:id="158" w:name="_Toc243165324"/>
+      <w:bookmarkStart w:id="158" w:name="_Toc243171471"/>
       <w:bookmarkEnd w:id="155"/>
       <w:r>
         <w:t>6.2 Diseño de pruebas (casos de prueba)</w:t>
@@ -29253,7 +29241,7 @@
         <w:pStyle w:val="Ttulo2"/>
       </w:pPr>
       <w:bookmarkStart w:id="159" w:name="pruebas-de-integración"/>
-      <w:bookmarkStart w:id="160" w:name="_Toc243165325"/>
+      <w:bookmarkStart w:id="160" w:name="_Toc243171472"/>
       <w:bookmarkEnd w:id="157"/>
       <w:r>
         <w:lastRenderedPageBreak/>
@@ -29422,7 +29410,7 @@
         <w:pStyle w:val="Ttulo2"/>
       </w:pPr>
       <w:bookmarkStart w:id="161" w:name="pruebas-de-sistema"/>
-      <w:bookmarkStart w:id="162" w:name="_Toc243165326"/>
+      <w:bookmarkStart w:id="162" w:name="_Toc243171473"/>
       <w:bookmarkEnd w:id="159"/>
       <w:r>
         <w:t>6.4 Prue</w:t>
@@ -29545,7 +29533,7 @@
         <w:pStyle w:val="Ttulo2"/>
       </w:pPr>
       <w:bookmarkStart w:id="163" w:name="evaluación-de-las-pruebas"/>
-      <w:bookmarkStart w:id="164" w:name="_Toc243165327"/>
+      <w:bookmarkStart w:id="164" w:name="_Toc243171474"/>
       <w:bookmarkEnd w:id="161"/>
       <w:r>
         <w:t>6.5 Evaluación de las pruebas</w:t>
@@ -29571,7 +29559,7 @@
         <w:pStyle w:val="Ttulo2"/>
       </w:pPr>
       <w:bookmarkStart w:id="165" w:name="pruebas-del-segundo-ciclo"/>
-      <w:bookmarkStart w:id="166" w:name="_Toc243165328"/>
+      <w:bookmarkStart w:id="166" w:name="_Toc243171475"/>
       <w:bookmarkEnd w:id="163"/>
       <w:r>
         <w:t>6.6 Pruebas del Segu</w:t>
@@ -29596,7 +29584,7 @@
         <w:t>Pruebas automatizadas:</w:t>
       </w:r>
       <w:r>
-        <w:t xml:space="preserve"> 106 pruebas unitarias en 19 archivos (Vitest), todas aprobadas. Cubren autoría y bitácora, saneamiento del modelo, motor híbrido, prompt del moderador, detección de pedidos explícitos, validación de operaciones de la IA, ge</w:t>
+        <w:t xml:space="preserve"> 117 pruebas unitarias en 19 archivos (Vitest), todas aprobadas. Cubren autoría y bitácora, saneamiento del modelo, motor híbrido, prompt del moderador, detección de pedidos explícitos, validación de operaciones de la IA, ge</w:t>
       </w:r>
       <w:r>
         <w:t>nerador y XMI.</w:t>
@@ -30168,7 +30156,7 @@
         <w:pStyle w:val="Ttulo1"/>
       </w:pPr>
       <w:bookmarkStart w:id="167" w:name="X04a95fa56f2eeaac509c021d94664c15f22319c"/>
-      <w:bookmarkStart w:id="168" w:name="_Toc243165329"/>
+      <w:bookmarkStart w:id="168" w:name="_Toc243171476"/>
       <w:bookmarkEnd w:id="165"/>
       <w:bookmarkEnd w:id="153"/>
       <w:r>
@@ -30182,7 +30170,7 @@
         <w:pStyle w:val="Ttulo2"/>
       </w:pPr>
       <w:bookmarkStart w:id="169" w:name="control-de-versiones-y-forma-de-trabajo"/>
-      <w:bookmarkStart w:id="170" w:name="_Toc243165330"/>
+      <w:bookmarkStart w:id="170" w:name="_Toc243171477"/>
       <w:r>
         <w:t>7.1 Control de versiones y forma de trabajo</w:t>
       </w:r>
@@ -30518,7 +30506,7 @@
         <w:pStyle w:val="Ttulo2"/>
       </w:pPr>
       <w:bookmarkStart w:id="171" w:name="X11973920729549b8ac0e934ef26710c8dca892b"/>
-      <w:bookmarkStart w:id="172" w:name="_Toc243165331"/>
+      <w:bookmarkStart w:id="172" w:name="_Toc243171478"/>
       <w:bookmarkEnd w:id="169"/>
       <w:r>
         <w:t>7.2 Línea de tiempo del 1er Parcial (base del proyecto)</w:t>
@@ -30920,7 +30908,7 @@
         <w:pStyle w:val="Ttulo2"/>
       </w:pPr>
       <w:bookmarkStart w:id="173" w:name="Xd63d3567e0fc3fd1539850ac929369946255198"/>
-      <w:bookmarkStart w:id="174" w:name="_Toc243165332"/>
+      <w:bookmarkStart w:id="174" w:name="_Toc243171479"/>
       <w:bookmarkEnd w:id="171"/>
       <w:r>
         <w:t>7.3 Registro del 2do Parcial: plan vs. ejecución real</w:t>
@@ -32126,7 +32114,7 @@
         <w:pStyle w:val="Ttulo2"/>
       </w:pPr>
       <w:bookmarkStart w:id="175" w:name="evidencias-de-pruebas-funcionales"/>
-      <w:bookmarkStart w:id="176" w:name="_Toc243165333"/>
+      <w:bookmarkStart w:id="176" w:name="_Toc243171480"/>
       <w:bookmarkEnd w:id="173"/>
       <w:r>
         <w:t>7.4 Evidencias de pruebas funcionales</w:t>
@@ -32165,7 +32153,7 @@
           <w:b/>
           <w:bCs/>
         </w:rPr>
-        <w:t>106 pruebas unitarias en 19 archivos, todas aprobadas</w:t>
+        <w:t>117 pruebas unitarias en 19 archivos, todas aprobadas</w:t>
       </w:r>
       <w:r>
         <w:t xml:space="preserve"> (</w:t>
@@ -32269,7 +32257,7 @@
         <w:t>npx vitest run</w:t>
       </w:r>
       <w:r>
-        <w:t xml:space="preserve"> con “106 passed”.]</w:t>
+        <w:t xml:space="preserve"> con “117 passed”.]</w:t>
       </w:r>
     </w:p>
     <w:p>
@@ -32944,13 +32932,72 @@
     </w:p>
     <w:p>
       <w:pPr>
+        <w:pStyle w:val="CaptionedFigure"/>
+      </w:pPr>
+      <w:r>
+        <w:rPr>
+          <w:noProof/>
+        </w:rPr>
+        <w:drawing>
+          <wp:inline distT="0" distB="0" distL="0" distR="0" wp14:anchorId="06DA0E68" wp14:editId="766760FA">
+            <wp:extent cx="5486400" cy="3909060"/>
+            <wp:effectExtent l="0" t="0" r="0" b="0"/>
+            <wp:docPr id="294" name="Picture" descr="Captura 6: chat público en producción. Fernando pide un cambio y el Moderador IA lo aplica en el lienzo (“3 cambios en el lienzo”, Gemini Cloud)."/>
+            <wp:cNvGraphicFramePr/>
+            <a:graphic xmlns:a="http://schemas.openxmlformats.org/drawingml/2006/main">
+              <a:graphicData uri="http://schemas.openxmlformats.org/drawingml/2006/picture">
+                <pic:pic xmlns:pic="http://schemas.openxmlformats.org/drawingml/2006/picture">
+                  <pic:nvPicPr>
+                    <pic:cNvPr id="295" name="Picture" descr="docs/documento_final/img/evidencias/prod_moderador_cambios.jpg"/>
+                    <pic:cNvPicPr>
+                      <a:picLocks noChangeAspect="1" noChangeArrowheads="1"/>
+                    </pic:cNvPicPr>
+                  </pic:nvPicPr>
+                  <pic:blipFill>
+                    <a:blip r:embed="rId65"/>
+                    <a:stretch>
+                      <a:fillRect/>
+                    </a:stretch>
+                  </pic:blipFill>
+                  <pic:spPr bwMode="auto">
+                    <a:xfrm>
+                      <a:off x="0" y="0"/>
+                      <a:ext cx="5486400" cy="3909060"/>
+                    </a:xfrm>
+                    <a:prstGeom prst="rect">
+                      <a:avLst/>
+                    </a:prstGeom>
+                    <a:noFill/>
+                    <a:ln w="9525">
+                      <a:noFill/>
+                      <a:headEnd/>
+                      <a:tailEnd/>
+                    </a:ln>
+                  </pic:spPr>
+                </pic:pic>
+              </a:graphicData>
+            </a:graphic>
+          </wp:inline>
+        </w:drawing>
+      </w:r>
+    </w:p>
+    <w:p>
+      <w:pPr>
+        <w:pStyle w:val="ImageCaption"/>
+      </w:pPr>
+      <w:r>
+        <w:t xml:space="preserve">Captura 6: chat público en producción. Fernando pide un cambio y el Moderador IA </w:t>
+      </w:r>
+      <w:r>
+        <w:t>lo aplica en el lienzo (“3 cambios en el lienzo”, Gemini Cloud).</w:t>
+      </w:r>
+    </w:p>
+    <w:p>
+      <w:pPr>
         <w:pStyle w:val="Placeholder"/>
       </w:pPr>
       <w:r>
-        <w:t>[Insertar captura6: chat público con la respuesta de la IA. Captura 7: inspector co</w:t>
-      </w:r>
-      <w:r>
-        <w:t>n la autoría “vía IA”.]</w:t>
+        <w:t>[Insertar captura7: inspector con la autoría “vía IA”.]</w:t>
       </w:r>
     </w:p>
     <w:p>
@@ -32975,7 +33022,14 @@
           <w:i/>
           <w:iCs/>
         </w:rPr>
-        <w:t>“Agrega el atributo fecha de tipo LocalDate a Pedido”</w:t>
+        <w:t>“Agrega el atributo fecha de tip</w:t>
+      </w:r>
+      <w:r>
+        <w:rPr>
+          <w:i/>
+          <w:iCs/>
+        </w:rPr>
+        <w:t>o LocalDate a Pedido”</w:t>
       </w:r>
       <w:r>
         <w:t xml:space="preserve">. </w:t>
@@ -33012,10 +33066,8 @@
         </w:numPr>
       </w:pPr>
       <w:r>
-        <w:t xml:space="preserve">el chat actualizado (de </w:t>
-      </w:r>
-      <w:r>
-        <w:t>2 a 4 mensajes);</w:t>
+        <w:lastRenderedPageBreak/>
+        <w:t>el chat actualizado (de 2 a 4 mensajes);</w:t>
       </w:r>
     </w:p>
     <w:p>
@@ -33073,7 +33125,10 @@
         <w:pStyle w:val="Placeholder"/>
       </w:pPr>
       <w:r>
-        <w:t>[Insertar captura8: visor móvil con el diagrama y la pestaña de chat.]</w:t>
+        <w:t>[Insertar captura8: visor móvil con el diagrama y la pestaña d</w:t>
+      </w:r>
+      <w:r>
+        <w:t>e chat.]</w:t>
       </w:r>
     </w:p>
     <w:p>
@@ -33081,7 +33136,7 @@
         <w:pStyle w:val="Ttulo2"/>
       </w:pPr>
       <w:bookmarkStart w:id="181" w:name="X59ef0725e7ae9d7567c74bb44f3aa7add784ec3"/>
-      <w:bookmarkStart w:id="182" w:name="_Toc243165334"/>
+      <w:bookmarkStart w:id="182" w:name="_Toc243171481"/>
       <w:bookmarkEnd w:id="180"/>
       <w:bookmarkEnd w:id="175"/>
       <w:r>
@@ -33094,10 +33149,7 @@
         <w:pStyle w:val="FirstParagraph"/>
       </w:pPr>
       <w:r>
-        <w:t>Las pruebas con dos usuarios reales en</w:t>
-      </w:r>
-      <w:r>
-        <w:t>contraron defectos que las pruebas unitarias no veían. Este registro es evidencia de un proceso de verificación efectivo.</w:t>
+        <w:t>Las pruebas con dos usuarios reales encontraron defectos que las pruebas unitarias no veían. Este registro es evidencia de un proceso de verificación efectivo.</w:t>
       </w:r>
     </w:p>
     <w:tbl>
@@ -33213,7 +33265,14 @@
                 <w:b/>
                 <w:sz w:val="19"/>
               </w:rPr>
-              <w:t>Commit</w:t>
+              <w:t>Commi</w:t>
+            </w:r>
+            <w:r>
+              <w:rPr>
+                <w:b/>
+                <w:sz w:val="19"/>
+              </w:rPr>
+              <w:t>t</w:t>
             </w:r>
           </w:p>
         </w:tc>
@@ -33520,7 +33579,6 @@
               <w:rPr>
                 <w:sz w:val="19"/>
               </w:rPr>
-              <w:lastRenderedPageBreak/>
               <w:t>4</w:t>
             </w:r>
           </w:p>
@@ -33981,7 +34039,14 @@
               <w:rPr>
                 <w:sz w:val="19"/>
               </w:rPr>
-              <w:t>El botón del visor quedaba cortado en celulares de 375 px</w:t>
+              <w:t xml:space="preserve">El botón del visor quedaba cortado en </w:t>
+            </w:r>
+            <w:r>
+              <w:rPr>
+                <w:sz w:val="19"/>
+              </w:rPr>
+              <w:lastRenderedPageBreak/>
+              <w:t>celulares de 375 px</w:t>
             </w:r>
           </w:p>
         </w:tc>
@@ -33997,6 +34062,7 @@
               <w:rPr>
                 <w:sz w:val="19"/>
               </w:rPr>
+              <w:lastRenderedPageBreak/>
               <w:t>La AppBar no tenía espacio</w:t>
             </w:r>
           </w:p>
@@ -34041,7 +34107,7 @@
         <w:pStyle w:val="Ttulo2"/>
       </w:pPr>
       <w:bookmarkStart w:id="183" w:name="X36116c1b82231349d36e836d55f30dc2d6ea9ea"/>
-      <w:bookmarkStart w:id="184" w:name="_Toc243165335"/>
+      <w:bookmarkStart w:id="184" w:name="_Toc243171482"/>
       <w:bookmarkEnd w:id="181"/>
       <w:r>
         <w:t>7.6 Trazabilidad requisito → código → prueba (insumo para V&amp;V)</w:t>
@@ -34087,14 +34153,7 @@
                 <w:b/>
                 <w:sz w:val="19"/>
               </w:rPr>
-              <w:t>Requisito del 2do Par</w:t>
-            </w:r>
-            <w:r>
-              <w:rPr>
-                <w:b/>
-                <w:sz w:val="19"/>
-              </w:rPr>
-              <w:t>cial</w:t>
+              <w:t>Requisito del 2do Parcial</w:t>
             </w:r>
           </w:p>
         </w:tc>
@@ -34386,13 +34445,7 @@
               <w:rPr>
                 <w:sz w:val="19"/>
               </w:rPr>
-              <w:t xml:space="preserve">Respuestas </w:t>
-            </w:r>
-            <w:r>
-              <w:rPr>
-                <w:sz w:val="19"/>
-              </w:rPr>
-              <w:t>“creada por Marco” / “como te comenté antes”</w:t>
+              <w:t>Respuestas “creada por Marco” / “como te comenté antes”</w:t>
             </w:r>
           </w:p>
         </w:tc>
@@ -34485,7 +34538,14 @@
                 <w:rStyle w:val="VerbatimChar"/>
                 <w:sz w:val="19"/>
               </w:rPr>
-              <w:t>authorship.util.ts</w:t>
+              <w:t>authorship.util.</w:t>
+            </w:r>
+            <w:r>
+              <w:rPr>
+                <w:rStyle w:val="VerbatimChar"/>
+                <w:sz w:val="19"/>
+              </w:rPr>
+              <w:t>ts</w:t>
             </w:r>
           </w:p>
         </w:tc>
@@ -34543,14 +34603,7 @@
                 <w:rStyle w:val="VerbatimChar"/>
                 <w:sz w:val="19"/>
               </w:rPr>
-              <w:t>sessions.service.t</w:t>
-            </w:r>
-            <w:r>
-              <w:rPr>
-                <w:rStyle w:val="VerbatimChar"/>
-                <w:sz w:val="19"/>
-              </w:rPr>
-              <w:t>s</w:t>
+              <w:t>sessions.service.ts</w:t>
             </w:r>
           </w:p>
         </w:tc>
@@ -34584,7 +34637,6 @@
               <w:rPr>
                 <w:sz w:val="19"/>
               </w:rPr>
-              <w:lastRenderedPageBreak/>
               <w:t>Visor móvil en tiempo real</w:t>
             </w:r>
           </w:p>
@@ -34652,7 +34704,13 @@
               <w:rPr>
                 <w:sz w:val="19"/>
               </w:rPr>
-              <w:t xml:space="preserve">Rama aislada + interfaz de </w:t>
+              <w:t>Rama a</w:t>
+            </w:r>
+            <w:r>
+              <w:rPr>
+                <w:sz w:val="19"/>
+              </w:rPr>
+              <w:t xml:space="preserve">islada + interfaz de </w:t>
             </w:r>
             <w:r>
               <w:rPr>
@@ -34692,7 +34750,7 @@
         <w:pStyle w:val="Ttulo2"/>
       </w:pPr>
       <w:bookmarkStart w:id="185" w:name="X4c85c14472f4f20cfc646652fbfc931c20a5184"/>
-      <w:bookmarkStart w:id="186" w:name="_Toc243165336"/>
+      <w:bookmarkStart w:id="186" w:name="_Toc243171483"/>
       <w:bookmarkEnd w:id="183"/>
       <w:r>
         <w:t>7.7 Herramientas utilizadas y uso de asistencia de IA</w:t>
@@ -34715,7 +34773,10 @@
         <w:t>Desarrollo:</w:t>
       </w:r>
       <w:r>
-        <w:t xml:space="preserve"> Git y GitHub, Node.js 24, NestJS 12, React + Vite, Flutter 3.38, Docker Desktop, MongoDB 7, PostgreSQL 16, Ollama 0.40.</w:t>
+        <w:t xml:space="preserve"> </w:t>
+      </w:r>
+      <w:r>
+        <w:t>Git y GitHub, Node.js 24, NestJS 12, React + Vite, Flutter 3.38, Docker Desktop, MongoDB 7, PostgreSQL 16, Ollama 0.40.</w:t>
       </w:r>
     </w:p>
     <w:p>
@@ -34734,10 +34795,7 @@
         <w:t>Asistente de programación:</w:t>
       </w:r>
       <w:r>
-        <w:t xml:space="preserve"> el equipo tr</w:t>
-      </w:r>
-      <w:r>
-        <w:t xml:space="preserve">abajó con </w:t>
+        <w:t xml:space="preserve"> el equipo trabajó con </w:t>
       </w:r>
       <w:r>
         <w:rPr>
@@ -34747,7 +34805,10 @@
         <w:t>Claude Code</w:t>
       </w:r>
       <w:r>
-        <w:t xml:space="preserve"> (Anthropic) como asistente de programación. Por transparencia, los commits en que participó llevan la línea </w:t>
+        <w:t xml:space="preserve"> (Anthropic) como asistente de programación. Por transparencia, los commits </w:t>
+      </w:r>
+      <w:r>
+        <w:t xml:space="preserve">en que participó llevan la línea </w:t>
       </w:r>
       <w:r>
         <w:rPr>
@@ -34756,10 +34817,10 @@
         <w:t>Co-Authored-By: Claude</w:t>
       </w:r>
       <w:r>
-        <w:t xml:space="preserve"> (82 de 89 commits). El equipo definió los requisitos y el plan, tomó las decisiones de diseño (persiste</w:t>
-      </w:r>
-      <w:r>
-        <w:t>ncia políglota, orden del motor híbrido, alcance de cada semana), ejecutó las pruebas y revisó cada cambio antes de integrarlo.</w:t>
+        <w:t xml:space="preserve"> (82 de 89 commits). El equipo definió los requisitos y el plan, tomó las decisiones de diseño (persistencia políglota, orden del motor híbrido, alcance de cada semana), ejecutó las pruebas y revisó ca</w:t>
+      </w:r>
+      <w:r>
+        <w:t>da cambio antes de integrarlo.</w:t>
       </w:r>
     </w:p>
     <w:p>
@@ -34788,7 +34849,7 @@
         <w:pStyle w:val="Ttulo2"/>
       </w:pPr>
       <w:bookmarkStart w:id="187" w:name="pendientes-registrados-al-17102026"/>
-      <w:bookmarkStart w:id="188" w:name="_Toc243165337"/>
+      <w:bookmarkStart w:id="188" w:name="_Toc243171484"/>
       <w:bookmarkEnd w:id="185"/>
       <w:r>
         <w:t>7.8 Pendientes registrados (al 17/10/2026)</w:t>
@@ -34804,10 +34865,7 @@
         </w:numPr>
       </w:pPr>
       <w:r>
-        <w:t>Desplegar en el V</w:t>
-      </w:r>
-      <w:r>
-        <w:t xml:space="preserve">PS: levantar Mongo y correr una sola vez </w:t>
+        <w:t xml:space="preserve">Desplegar en el VPS: levantar Mongo y correr una sola vez </w:t>
       </w:r>
       <w:r>
         <w:rPr>
@@ -34840,6 +34898,7 @@
         </w:numPr>
       </w:pPr>
       <w:r>
+        <w:lastRenderedPageBreak/>
         <w:t xml:space="preserve">Probar el corte de internet real (WiFi apagado) con </w:t>
       </w:r>
       <w:r>
@@ -34871,7 +34930,10 @@
         <w:t>last-write-wins</w:t>
       </w:r>
       <w:r>
-        <w:t>), mitigado con locks por clase.</w:t>
+        <w:t>), mitigado con locks por c</w:t>
+      </w:r>
+      <w:r>
+        <w:t>lase.</w:t>
       </w:r>
     </w:p>
     <w:p>
@@ -34908,15 +34970,12 @@
         <w:pStyle w:val="Ttulo1"/>
       </w:pPr>
       <w:bookmarkStart w:id="189" w:name="un-agente-asistente-del-software"/>
-      <w:bookmarkStart w:id="190" w:name="_Toc243165338"/>
+      <w:bookmarkStart w:id="190" w:name="_Toc243171485"/>
       <w:bookmarkEnd w:id="187"/>
       <w:bookmarkEnd w:id="167"/>
       <w:r>
         <w:lastRenderedPageBreak/>
-        <w:t>3.1. Un agente asistente del softwar</w:t>
-      </w:r>
-      <w:r>
-        <w:t>e</w:t>
+        <w:t>3.1. Un agente asistente del software</w:t>
       </w:r>
       <w:bookmarkEnd w:id="190"/>
     </w:p>
@@ -34925,10 +34984,10 @@
         <w:pStyle w:val="FirstParagraph"/>
       </w:pPr>
       <w:r>
-        <w:t>El mecanismo principal mediante el cual el usuario interactúa con la aplicación no se limita al lienzo de arrastrar y soltar: la herramienta incorpora un agente asistente de IA, visible como un panel de chat permanente junto al lienzo, que acompaña al us</w:t>
-      </w:r>
-      <w:r>
-        <w:t>uario durante todo el proceso de modelado.</w:t>
+        <w:t xml:space="preserve">El mecanismo principal mediante el cual el usuario interactúa con la aplicación no se limita al lienzo </w:t>
+      </w:r>
+      <w:r>
+        <w:t>de arrastrar y soltar: la herramienta incorpora un agente asistente de IA, visible como un panel de chat permanente junto al lienzo, que acompaña al usuario durante todo el proceso de modelado.</w:t>
       </w:r>
     </w:p>
     <w:p>
@@ -34954,10 +35013,7 @@
         <w:t>Guía conversacional:</w:t>
       </w:r>
       <w:r>
-        <w:t xml:space="preserve"> </w:t>
-      </w:r>
-      <w:r>
-        <w:t>el usuario puede preguntarle sobre modelado UML, normalización o arquitectura en capas, y el agente responde dentro de ese dominio, sin desviarse a temas ajenos al proyecto.</w:t>
+        <w:t xml:space="preserve"> el usuario puede preguntarle sobre modelado UML, normalización o arquitectura en capas, y el agente responde dentro de ese dominio, sin desviarse a temas ajenos al proyecto.</w:t>
       </w:r>
     </w:p>
     <w:p>
@@ -34975,13 +35031,13 @@
         <w:t>Canal de entrada alternativo a dibujar:</w:t>
       </w:r>
       <w:r>
-        <w:t xml:space="preserve"> en lugar de arrastrar manualmente cada cla</w:t>
-      </w:r>
-      <w:r>
-        <w:t>se, el usuario puede dictar por voz un comando ("crea dos clases relacionadas") o mostrarle una fotografía de un diagrama ya dibujado en una pizarra o cuaderno, y el agente traduce esa entrada —hablada o visual— directamente en clases y relaciones sobre el</w:t>
-      </w:r>
-      <w:r>
-        <w:t xml:space="preserve"> lienzo.</w:t>
+        <w:t xml:space="preserve"> en lugar de arrastrar</w:t>
+      </w:r>
+      <w:r>
+        <w:t xml:space="preserve"> manualmente cada clase, el usuario puede dictar por voz un comando ("crea dos clases relacionadas") o mostrarle una fotografía de un diagrama ya dibujado en una pizarra o cuaderno, y el agente traduce esa entrada —hablada o visual— directamente en clases </w:t>
+      </w:r>
+      <w:r>
+        <w:t>y relaciones sobre el lienzo.</w:t>
       </w:r>
     </w:p>
     <w:p>
@@ -35007,10 +35063,10 @@
         <w:pStyle w:val="FirstParagraph"/>
       </w:pPr>
       <w:r>
-        <w:t>De esta forma, el agente asistente no</w:t>
-      </w:r>
-      <w:r>
-        <w:t xml:space="preserve"> es una función aislada, sino el mecanismo transversal que conecta los tres canales de entrada del sistema —dibujo manual, voz y fotografía— en una sola experiencia de modelado.</w:t>
+        <w:t>De esta forma, e</w:t>
+      </w:r>
+      <w:r>
+        <w:t>l agente asistente no es una función aislada, sino el mecanismo transversal que conecta los tres canales de entrada del sistema —dibujo manual, voz y fotografía— en una sola experiencia de modelado.</w:t>
       </w:r>
     </w:p>
     <w:p>
@@ -35018,7 +35074,7 @@
         <w:pStyle w:val="Ttulo1"/>
       </w:pPr>
       <w:bookmarkStart w:id="191" w:name="manual-de-usuario"/>
-      <w:bookmarkStart w:id="192" w:name="_Toc243165339"/>
+      <w:bookmarkStart w:id="192" w:name="_Toc243171486"/>
       <w:bookmarkEnd w:id="189"/>
       <w:r>
         <w:lastRenderedPageBreak/>
@@ -35031,10 +35087,13 @@
         <w:pStyle w:val="FirstParagraph"/>
       </w:pPr>
       <w:r>
-        <w:t>Esta sección describe, paso a paso, el uso funcional de</w:t>
-      </w:r>
-      <w:r>
-        <w:t xml:space="preserve"> la herramienta desde la perspectiva del usuario final: cómo acceder, modelar un diagrama de clases, validarlo, generar el backend Spring Boot correspondiente, exportarlo a XMI y apoyarse en el asistente de IA descrito en la sección 3.1.</w:t>
+        <w:t>Esta sección describe, paso a paso</w:t>
+      </w:r>
+      <w:r>
+        <w:t>, el uso funcional de la herramienta desde la perspectiva del usuario final: cómo acceder, modelar un diagrama de clases, validarlo, generar el backend Spring Boot correspondiente, exportarlo a XMI y apoyarse en el asistente de IA descrito en la sección 3.</w:t>
+      </w:r>
+      <w:r>
+        <w:t>1.</w:t>
       </w:r>
     </w:p>
     <w:p>
@@ -35043,10 +35102,7 @@
       </w:pPr>
       <w:bookmarkStart w:id="193" w:name="acceso-a-la-herramienta"/>
       <w:r>
-        <w:t xml:space="preserve">3.2.1 Acceso a la </w:t>
-      </w:r>
-      <w:r>
-        <w:t>herramienta</w:t>
+        <w:t>3.2.1 Acceso a la herramienta</w:t>
       </w:r>
     </w:p>
     <w:p>
@@ -35054,13 +35110,13 @@
         <w:pStyle w:val="FirstParagraph"/>
       </w:pPr>
       <w:r>
-        <w:t>La aplicación es accesible desde cualquier navegador web moderno en la dirección del servidor donde esté desplegada. A diferencia de un sistema empresarial con roles diferenciados, en el primer ciclo el lienzo no requería registro; desde el seg</w:t>
-      </w:r>
-      <w:r>
-        <w:t>undo ciclo se inicia sesión para que el equipo y el Moderador IA sepan quién es cada integrante (ver 3.2.8). Para trabajo colaborativo, el enlace de un diagrama específico (generado al guardarlo por primera vez) es lo que se comparte entre los miembros del</w:t>
-      </w:r>
-      <w:r>
-        <w:t xml:space="preserve"> equipo.</w:t>
+        <w:t>La aplicación es accesible desde cualquier navegador web moderno en la dirección del servidor donde esté desplegada. A diferencia de un sistema empresarial con roles diferenciados, en el primer ciclo el lienzo no requería r</w:t>
+      </w:r>
+      <w:r>
+        <w:t>egistro; desde el segundo ciclo se inicia sesión para que el equipo y el Moderador IA sepan quién es cada integrante (ver 3.2.8). Para trabajo colaborativo, el enlace de un diagrama específico (generado al guardarlo por primera vez) es lo que se comparte e</w:t>
+      </w:r>
+      <w:r>
+        <w:t>ntre los miembros del equipo.</w:t>
       </w:r>
     </w:p>
     <w:p>
@@ -35096,10 +35152,10 @@
         <w:t>Crear una clase:</w:t>
       </w:r>
       <w:r>
-        <w:t xml:space="preserve"> el botón “+ Clase” agrega un nuevo nodo UML al lienzo con un atributo “id” marcado</w:t>
-      </w:r>
-      <w:r>
-        <w:t xml:space="preserve"> como clave primaria por defecto.</w:t>
+        <w:t xml:space="preserve"> el botón “+ Clase” agrega un nuevo nodo UML al lienzo con un </w:t>
+      </w:r>
+      <w:r>
+        <w:t>atributo “id” marcado como clave primaria por defecto.</w:t>
       </w:r>
     </w:p>
     <w:p>
@@ -35132,16 +35188,20 @@
           <w:b/>
           <w:bCs/>
         </w:rPr>
-        <w:t>Crear una relación:</w:t>
-      </w:r>
-      <w:r>
-        <w:t xml:space="preserve"> se elige</w:t>
-      </w:r>
-      <w:r>
-        <w:t xml:space="preserve"> el tipo de relación (asociación, agregación, composición, herencia, uno a uno, uno a muchos, muchos a uno o muchos a muchos) en el selector de la barra de herramientas y luego se arrastra desde el borde de una clase hasta otra; la etiqueta del tipo elegid</w:t>
-      </w:r>
-      <w:r>
-        <w:t>o queda visible sobre la línea de conexión.</w:t>
+        <w:t>Crear u</w:t>
+      </w:r>
+      <w:r>
+        <w:rPr>
+          <w:b/>
+          <w:bCs/>
+        </w:rPr>
+        <w:t>na relación:</w:t>
+      </w:r>
+      <w:r>
+        <w:t xml:space="preserve"> se elige el tipo de relación (asociación, agregación, composición, herencia, uno a uno, uno a muchos, muchos a uno o muchos a muchos) en el selector de la barra de herramientas y luego se arrastra desde el borde de una clase hasta otra; la eti</w:t>
+      </w:r>
+      <w:r>
+        <w:t>queta del tipo elegido queda visible sobre la línea de conexión.</w:t>
       </w:r>
     </w:p>
     <w:p>
@@ -35159,13 +35219,13 @@
         <w:pStyle w:val="FirstParagraph"/>
       </w:pPr>
       <w:r>
-        <w:t xml:space="preserve">Antes de generar código, el botón ” Validar diagrama” ejecuta un análisis automático del modelo sobre tres frentes: integridad estructural (clases sin clave primaria, nombres o </w:t>
-      </w:r>
-      <w:r>
-        <w:t>atributos duplicados, relaciones que apuntan a una clase inexistente), redundancia por desnormalización según la Tercera Forma Normal (atributos que copian datos de una clase ya relacionada) y claves foráneas manuales redundantes (atributos tipo “clienteId</w:t>
-      </w:r>
-      <w:r>
-        <w:t>” cuando la relación ya genera esa clave automáticamente). Los resultados se muestran en un panel lateral, separando errores —que impiden un modelo relacional correcto— de advertencias de buenas prácticas.</w:t>
+        <w:t>Antes de generar código, el botón ” Validar diagrama” ejecuta un análisis automático del modelo sobre tres frentes: integridad estructural (clases sin clave</w:t>
+      </w:r>
+      <w:r>
+        <w:t xml:space="preserve"> primaria, nombres o atributos duplicados, relaciones que apuntan a una clase inexistente), redundancia por desnormalización según la Tercera Forma Normal (atributos que copian datos de una clase ya relacionada) y claves foráneas manuales redundantes (atri</w:t>
+      </w:r>
+      <w:r>
+        <w:t>butos tipo “clienteId” cuando la relación ya genera esa clave automáticamente). Los resultados se muestran en un panel lateral, separando errores —que impiden un modelo relacional correcto— de advertencias de buenas prácticas.</w:t>
       </w:r>
     </w:p>
     <w:p>
@@ -35175,7 +35235,10 @@
       <w:bookmarkStart w:id="196" w:name="guardado-colaboración-y-recorrido-guiado"/>
       <w:bookmarkEnd w:id="195"/>
       <w:r>
-        <w:t>3.2.4 Guardado, colaboración y recorrido guiado</w:t>
+        <w:t xml:space="preserve">3.2.4 Guardado, colaboración </w:t>
+      </w:r>
+      <w:r>
+        <w:t>y recorrido guiado</w:t>
       </w:r>
     </w:p>
     <w:p>
@@ -35190,14 +35253,7 @@
           <w:b/>
           <w:bCs/>
         </w:rPr>
-        <w:t>Gu</w:t>
-      </w:r>
-      <w:r>
-        <w:rPr>
-          <w:b/>
-          <w:bCs/>
-        </w:rPr>
-        <w:t>ardar el diagrama:</w:t>
+        <w:t>Guardar el diagrama:</w:t>
       </w:r>
       <w:r>
         <w:t xml:space="preserve"> el botón “Guardar diagrama” persiste el modelo actual y, en el primer guardado, asigna un identificador único que queda reflejado en la URL del navegador.</w:t>
@@ -35219,10 +35275,10 @@
         <w:t>Colaborar en tiempo real:</w:t>
       </w:r>
       <w:r>
-        <w:t xml:space="preserve"> el botón ” Copiar enlace” genera una URL compartible; ca</w:t>
-      </w:r>
-      <w:r>
-        <w:t>da persona que la abre se une a la misma sesión sobre WebSockets, y los cambios de todos se propagan al instante entre los conectados, con un contador visible en la barra superior.</w:t>
+        <w:t xml:space="preserve"> el botón ” Copiar enlace” genera un</w:t>
+      </w:r>
+      <w:r>
+        <w:t>a URL compartible; cada persona que la abre se une a la misma sesión sobre WebSockets, y los cambios de todos se propagan al instante entre los conectados, con un contador visible en la barra superior.</w:t>
       </w:r>
     </w:p>
     <w:p>
@@ -35240,10 +35296,10 @@
         <w:t>Recorrido guiado:</w:t>
       </w:r>
       <w:r>
-        <w:t xml:space="preserve"> en la primera visita, un tour de siete pasos resalta cada</w:t>
-      </w:r>
-      <w:r>
-        <w:t xml:space="preserve"> control principal de la barra de herramientas; puede repetirse en cualquier momento con el botón “❓ Recorrido”, útil tanto para nuevos usuarios como para una demostración en vivo.</w:t>
+        <w:t xml:space="preserve"> en la primera visita, un tour de sie</w:t>
+      </w:r>
+      <w:r>
+        <w:t>te pasos resalta cada control principal de la barra de herramientas; puede repetirse en cualquier momento con el botón “❓ Recorrido”, útil tanto para nuevos usuarios como para una demostración en vivo.</w:t>
       </w:r>
     </w:p>
     <w:p>
@@ -35268,17 +35324,20 @@
           <w:b/>
           <w:bCs/>
         </w:rPr>
-        <w:t>Generar backend Spring Boo</w:t>
-      </w:r>
-      <w:r>
-        <w:rPr>
-          <w:b/>
-          <w:bCs/>
-        </w:rPr>
-        <w:t>t:</w:t>
-      </w:r>
-      <w:r>
-        <w:t xml:space="preserve"> descarga un proyecto Spring Boot completo en formato .zip, con arquitectura de cuatro capas (Entity, Repository, Service, Controller) generada a partir del diagrama, listo para importarse en un IDE Java y ejecutarse contra PostgreSQL.</w:t>
+        <w:t>Gener</w:t>
+      </w:r>
+      <w:r>
+        <w:rPr>
+          <w:b/>
+          <w:bCs/>
+        </w:rPr>
+        <w:t>ar backend Spring Boot:</w:t>
+      </w:r>
+      <w:r>
+        <w:t xml:space="preserve"> descarga un proyecto Spring Boot completo en formato .zip, con arquitectura de cuatro capas (Entity, Repository, Service, Controller) generada a partir del diagrama, listo para importarse en un IDE Java y ejecutarse contra PostgreSQ</w:t>
+      </w:r>
+      <w:r>
+        <w:t>L.</w:t>
       </w:r>
     </w:p>
     <w:p>
@@ -35296,10 +35355,7 @@
         <w:t>Exportar a XMI:</w:t>
       </w:r>
       <w:r>
-        <w:t xml:space="preserve"> de</w:t>
-      </w:r>
-      <w:r>
-        <w:t>scarga el diagrama en formato XMI 2.1 / UML 2.1, importable directamente en Enterprise Architect u otras herramientas UML estándar, para su uso fuera de la plataforma.</w:t>
+        <w:t xml:space="preserve"> descarga el diagrama en formato XMI 2.1 / UML 2.1, importable directamente en Enterprise Architect u otras herramientas UML estándar, para su uso fuera de la plataforma.</w:t>
       </w:r>
     </w:p>
     <w:p>
@@ -35317,19 +35373,19 @@
         <w:pStyle w:val="FirstParagraph"/>
       </w:pPr>
       <w:r>
-        <w:t xml:space="preserve">El panel de chat, siempre visible junto al lienzo, admite </w:t>
-      </w:r>
-      <w:r>
-        <w:t>tres canales de entrada descritos en la sección 3.1: texto libre, dictado por voz (icono de micrófono, vía Web Speech API) y una fotografía de un diagrama dibujado a mano (botón “</w:t>
+        <w:t>El panel de chat, siempre visible jun</w:t>
+      </w:r>
+      <w:r>
+        <w:t>to al lienzo, admite tres canales de entrada descritos en la sección 3.1: texto libre, dictado por voz (icono de micrófono, vía Web Speech API) y una fotografía de un diagrama dibujado a mano (botón “</w:t>
       </w:r>
       <w:r>
         <w:t>📷</w:t>
       </w:r>
       <w:r>
-        <w:t xml:space="preserve"> Foto de pizarra”), que el asistente interpreta y traduce en clases y relac</w:t>
-      </w:r>
-      <w:r>
-        <w:t>iones agregadas automáticamente al lienzo.</w:t>
+        <w:t xml:space="preserve"> Foto de pizarra”), que el asistente interpreta y trad</w:t>
+      </w:r>
+      <w:r>
+        <w:t>uce en clases y relaciones agregadas automáticamente al lienzo.</w:t>
       </w:r>
     </w:p>
     <w:p>
@@ -35347,10 +35403,13 @@
         <w:pStyle w:val="FirstParagraph"/>
       </w:pPr>
       <w:r>
-        <w:t>Una vez generado y desplegado el backend, el usuario final lo conecta a una aplicación móvil desarrollada en Flutter. El proyecto incluye una plantilla reutilizable (flutter-</w:t>
-      </w:r>
-      <w:r>
-        <w:t>template) con un cliente REST genérico cuyo endpoint y esquema de datos se configuran en tiempo de ejecución —sin recompilar la app—, pensada para conectar en minutos cualquier backend generado por la herramienta durante una demostración en vivo.</w:t>
+        <w:t>Una vez generado y desplegado el backend, el usuario final lo conecta a una aplicación móvil desarrollada en Flutter. El proyecto incluye una plantilla r</w:t>
+      </w:r>
+      <w:r>
+        <w:t>eutilizable (flutter-template) con un cliente REST genérico cuyo endpoint y esquema de datos se configuran en tiempo de ejecución —sin recompilar la app—, pensada para conectar en minutos cualquier backend generado por la herramienta durante una demostraci</w:t>
+      </w:r>
+      <w:r>
+        <w:t>ón en vivo.</w:t>
       </w:r>
     </w:p>
     <w:p>
@@ -35378,7 +35437,10 @@
         <w:t>registrarse e iniciar sesión</w:t>
       </w:r>
       <w:r>
-        <w:t xml:space="preserve"> con correo y contraseña. El nombre de la cuenta es el que verá el equipo en el chat y en la autoría de cada clase.</w:t>
+        <w:t xml:space="preserve"> </w:t>
+      </w:r>
+      <w:r>
+        <w:t>con correo y contraseña. El nombre de la cuenta es el que verá el equipo en el chat y en la autoría de cada clase.</w:t>
       </w:r>
     </w:p>
     <w:p>
@@ -35388,10 +35450,7 @@
       <w:bookmarkStart w:id="201" w:name="chat-del-equipo-y-moderador-ia"/>
       <w:bookmarkEnd w:id="200"/>
       <w:r>
-        <w:t>3.2.9 Chat del equipo y Moderad</w:t>
-      </w:r>
-      <w:r>
-        <w:t>or IA</w:t>
+        <w:t>3.2.9 Chat del equipo y Moderador IA</w:t>
       </w:r>
     </w:p>
     <w:p>
@@ -35428,7 +35487,14 @@
           <w:b/>
           <w:bCs/>
         </w:rPr>
-        <w:t>botón del robot activo</w:t>
+        <w:t xml:space="preserve">botón del </w:t>
+      </w:r>
+      <w:r>
+        <w:rPr>
+          <w:b/>
+          <w:bCs/>
+        </w:rPr>
+        <w:t>robot activo</w:t>
       </w:r>
       <w:r>
         <w:t xml:space="preserve">, el mensaje se envía también al </w:t>
@@ -35486,7 +35552,10 @@
         <w:t>apagado</w:t>
       </w:r>
       <w:r>
-        <w:t>, el mensaje es solo para el equipo.</w:t>
+        <w:t xml:space="preserve">, el mensaje </w:t>
+      </w:r>
+      <w:r>
+        <w:t>es solo para el equipo.</w:t>
       </w:r>
     </w:p>
     <w:p>
@@ -35508,10 +35577,7 @@
         <w:t>cambie el diagrama</w:t>
       </w:r>
       <w:r>
-        <w:t>, pídeselo c</w:t>
-      </w:r>
-      <w:r>
-        <w:t>on un verbo de acción (</w:t>
+        <w:t>, pídeselo con un verbo de acción (</w:t>
       </w:r>
       <w:r>
         <w:rPr>
@@ -35553,10 +35619,7 @@
       <w:bookmarkStart w:id="202" w:name="ver-quién-hizo-qué-autoría-e-historial"/>
       <w:bookmarkEnd w:id="201"/>
       <w:r>
-        <w:t>3.2.10 Ver quién hizo qué (a</w:t>
-      </w:r>
-      <w:r>
-        <w:t>utoría e historial)</w:t>
+        <w:t>3.2.10 Ver quién hizo qué (autoría e historial)</w:t>
       </w:r>
     </w:p>
     <w:p>
@@ -35614,7 +35677,10 @@
         <w:t>Botón Historial:</w:t>
       </w:r>
       <w:r>
-        <w:t xml:space="preserve"> lista la bitácora del diagrama, con una entrada por cambio y el nombre de quien lo hizo.</w:t>
+        <w:t xml:space="preserve"> lista la bitácora del diagrama, con una </w:t>
+      </w:r>
+      <w:r>
+        <w:t>entrada por cambio y el nombre de quien lo hizo.</w:t>
       </w:r>
     </w:p>
     <w:p>
@@ -35624,10 +35690,7 @@
       <w:bookmarkStart w:id="203" w:name="retomar-el-trabajo-otro-día"/>
       <w:bookmarkEnd w:id="202"/>
       <w:r>
-        <w:t>3.2.11 Retomar el tr</w:t>
-      </w:r>
-      <w:r>
-        <w:t>abajo otro día</w:t>
+        <w:t>3.2.11 Retomar el trabajo otro día</w:t>
       </w:r>
     </w:p>
     <w:p>
@@ -35677,10 +35740,7 @@
         <w:t>“Visor UML en vivo”</w:t>
       </w:r>
       <w:r>
-        <w:t xml:space="preserve"> e inicia sesión con la mism</w:t>
-      </w:r>
-      <w:r>
-        <w:t>a cuenta de la web.</w:t>
+        <w:t xml:space="preserve"> e inicia sesión con la misma cuenta de la web.</w:t>
       </w:r>
     </w:p>
     <w:p>
@@ -35704,7 +35764,10 @@
         </w:numPr>
       </w:pPr>
       <w:r>
-        <w:t xml:space="preserve">Cuando alguien cambia el diagrama, el visor lo actualiza y </w:t>
+        <w:t xml:space="preserve">Cuando alguien cambia el diagrama, el visor </w:t>
+      </w:r>
+      <w:r>
+        <w:t xml:space="preserve">lo actualiza y </w:t>
       </w:r>
       <w:r>
         <w:rPr>
@@ -35733,10 +35796,7 @@
         <w:t>Toca una clase</w:t>
       </w:r>
       <w:r>
-        <w:t xml:space="preserve"> para ver s</w:t>
-      </w:r>
-      <w:r>
-        <w:t>u autoría.</w:t>
+        <w:t xml:space="preserve"> para ver su autoría.</w:t>
       </w:r>
     </w:p>
     <w:p>
@@ -35788,12 +35848,15 @@
         <w:pStyle w:val="Ttulo1"/>
       </w:pPr>
       <w:bookmarkStart w:id="205" w:name="X69190cd40dd7f1bba828ebbffa3d7b557680dbf"/>
-      <w:bookmarkStart w:id="206" w:name="_Toc243165340"/>
+      <w:bookmarkStart w:id="206" w:name="_Toc243171487"/>
       <w:bookmarkEnd w:id="204"/>
       <w:bookmarkEnd w:id="191"/>
       <w:r>
         <w:lastRenderedPageBreak/>
-        <w:t>3.3. Mecanismo de aprendizaje del usuario (Segundo Parcial)</w:t>
+        <w:t xml:space="preserve">3.3. Mecanismo de aprendizaje del usuario </w:t>
+      </w:r>
+      <w:r>
+        <w:t>(Segundo Parcial)</w:t>
       </w:r>
       <w:bookmarkEnd w:id="206"/>
     </w:p>
@@ -35802,12 +35865,9 @@
         <w:pStyle w:val="Ttulo2"/>
       </w:pPr>
       <w:bookmarkStart w:id="207" w:name="X6f91237b2593cb4277c74dcc522e640c2ccc3a4"/>
-      <w:bookmarkStart w:id="208" w:name="_Toc243165341"/>
-      <w:r>
-        <w:t>3.3.1 Enfoque: la aplicación enseña a usarse a sí m</w:t>
-      </w:r>
-      <w:r>
-        <w:t>isma</w:t>
+      <w:bookmarkStart w:id="208" w:name="_Toc243171488"/>
+      <w:r>
+        <w:t>3.3.1 Enfoque: la aplicación enseña a usarse a sí misma</w:t>
       </w:r>
       <w:bookmarkEnd w:id="208"/>
     </w:p>
@@ -36206,7 +36266,7 @@
         <w:pStyle w:val="Ttulo2"/>
       </w:pPr>
       <w:bookmarkStart w:id="209" w:name="nivel-1-estado-vacío-del-lienzo"/>
-      <w:bookmarkStart w:id="210" w:name="_Toc243165342"/>
+      <w:bookmarkStart w:id="210" w:name="_Toc243171489"/>
       <w:bookmarkEnd w:id="207"/>
       <w:r>
         <w:t>3.3.2 Nivel 1 — Estado vacío del lienzo</w:t>
@@ -36336,10 +36396,65 @@
     </w:p>
     <w:p>
       <w:pPr>
-        <w:pStyle w:val="Placeholder"/>
-      </w:pPr>
-      <w:r>
-        <w:t>[Insertar captura9: estado vacío del lienzo.]</w:t>
+        <w:pStyle w:val="CaptionedFigure"/>
+      </w:pPr>
+      <w:r>
+        <w:rPr>
+          <w:noProof/>
+        </w:rPr>
+        <w:lastRenderedPageBreak/>
+        <w:drawing>
+          <wp:inline distT="0" distB="0" distL="0" distR="0" wp14:anchorId="770055AC" wp14:editId="62E39541">
+            <wp:extent cx="5486400" cy="3909060"/>
+            <wp:effectExtent l="0" t="0" r="0" b="0"/>
+            <wp:docPr id="320" name="Picture" descr="Captura 9: estado vacío del lienzo con accesos rápidos y el chat del equipo."/>
+            <wp:cNvGraphicFramePr/>
+            <a:graphic xmlns:a="http://schemas.openxmlformats.org/drawingml/2006/main">
+              <a:graphicData uri="http://schemas.openxmlformats.org/drawingml/2006/picture">
+                <pic:pic xmlns:pic="http://schemas.openxmlformats.org/drawingml/2006/picture">
+                  <pic:nvPicPr>
+                    <pic:cNvPr id="321" name="Picture" descr="docs/documento_final/img/evidencias/prod_lienzo_vacio.jpg"/>
+                    <pic:cNvPicPr>
+                      <a:picLocks noChangeAspect="1" noChangeArrowheads="1"/>
+                    </pic:cNvPicPr>
+                  </pic:nvPicPr>
+                  <pic:blipFill>
+                    <a:blip r:embed="rId66"/>
+                    <a:stretch>
+                      <a:fillRect/>
+                    </a:stretch>
+                  </pic:blipFill>
+                  <pic:spPr bwMode="auto">
+                    <a:xfrm>
+                      <a:off x="0" y="0"/>
+                      <a:ext cx="5486400" cy="3909060"/>
+                    </a:xfrm>
+                    <a:prstGeom prst="rect">
+                      <a:avLst/>
+                    </a:prstGeom>
+                    <a:noFill/>
+                    <a:ln w="9525">
+                      <a:noFill/>
+                      <a:headEnd/>
+                      <a:tailEnd/>
+                    </a:ln>
+                  </pic:spPr>
+                </pic:pic>
+              </a:graphicData>
+            </a:graphic>
+          </wp:inline>
+        </w:drawing>
+      </w:r>
+    </w:p>
+    <w:p>
+      <w:pPr>
+        <w:pStyle w:val="ImageCaption"/>
+      </w:pPr>
+      <w:r>
+        <w:t>Captura 9: estado vacío del lienzo con accesos rápidos y el cha</w:t>
+      </w:r>
+      <w:r>
+        <w:t>t del equipo.</w:t>
       </w:r>
     </w:p>
     <w:p>
@@ -36347,13 +36462,10 @@
         <w:pStyle w:val="Ttulo2"/>
       </w:pPr>
       <w:bookmarkStart w:id="211" w:name="nivel-2-recorrido-guiado-tour"/>
-      <w:bookmarkStart w:id="212" w:name="_Toc243165343"/>
+      <w:bookmarkStart w:id="212" w:name="_Toc243171490"/>
       <w:bookmarkEnd w:id="209"/>
       <w:r>
-        <w:t>3.3.3 Nivel 2 — Rec</w:t>
-      </w:r>
-      <w:r>
-        <w:t>orrido guiado (tour)</w:t>
+        <w:t>3.3.3 Nivel 2 — Recorrido guiado (tour)</w:t>
       </w:r>
       <w:bookmarkEnd w:id="212"/>
     </w:p>
@@ -36510,14 +36622,7 @@
               <w:rPr>
                 <w:sz w:val="19"/>
               </w:rPr>
-              <w:t xml:space="preserve">Con qué nombre se guarda el </w:t>
-            </w:r>
-            <w:r>
-              <w:rPr>
-                <w:sz w:val="19"/>
-              </w:rPr>
-              <w:lastRenderedPageBreak/>
-              <w:t>diagrama</w:t>
+              <w:t>Con qué nombre se guarda el diagrama</w:t>
             </w:r>
           </w:p>
         </w:tc>
@@ -36535,7 +36640,6 @@
               <w:rPr>
                 <w:sz w:val="19"/>
               </w:rPr>
-              <w:lastRenderedPageBreak/>
               <w:t>2</w:t>
             </w:r>
           </w:p>
@@ -36840,7 +36944,14 @@
               <w:rPr>
                 <w:sz w:val="19"/>
               </w:rPr>
-              <w:t>El chat es público; el Moderador IA responde por nombre y solo cambia el diagrama si se lo piden</w:t>
+              <w:t xml:space="preserve">El chat es público; el Moderador IA </w:t>
+            </w:r>
+            <w:r>
+              <w:rPr>
+                <w:sz w:val="19"/>
+              </w:rPr>
+              <w:lastRenderedPageBreak/>
+              <w:t>responde por nombre y solo cambia el diagrama si se lo piden</w:t>
             </w:r>
           </w:p>
         </w:tc>
@@ -36855,6 +36966,7 @@
           <w:b/>
           <w:bCs/>
         </w:rPr>
+        <w:lastRenderedPageBreak/>
         <w:t>Detalles de diseño:</w:t>
       </w:r>
     </w:p>
@@ -37033,7 +37145,7 @@
         <w:pStyle w:val="Ttulo2"/>
       </w:pPr>
       <w:bookmarkStart w:id="213" w:name="nivel-3-ayuda-bajo-demanda"/>
-      <w:bookmarkStart w:id="214" w:name="_Toc243165344"/>
+      <w:bookmarkStart w:id="214" w:name="_Toc243171491"/>
       <w:bookmarkEnd w:id="211"/>
       <w:r>
         <w:t>3.3.4 Nivel 3 — Ayuda bajo demanda</w:t>
@@ -37188,7 +37300,6 @@
           <w:b/>
           <w:bCs/>
         </w:rPr>
-        <w:lastRenderedPageBreak/>
         <w:t>Galería de plantillas</w:t>
       </w:r>
       <w:r>
@@ -37256,14 +37367,7 @@
           <w:i/>
           <w:iCs/>
         </w:rPr>
-        <w:t>“Abrir paleta rápida de coma</w:t>
-      </w:r>
-      <w:r>
-        <w:rPr>
-          <w:i/>
-          <w:iCs/>
-        </w:rPr>
-        <w:t>ndos (Ctrl + K)”</w:t>
+        <w:t>“Abrir paleta rápida de comandos (Ctrl + K)”</w:t>
       </w:r>
       <w:r>
         <w:t>.</w:t>
@@ -37282,9 +37386,10 @@
         <w:pStyle w:val="Ttulo2"/>
       </w:pPr>
       <w:bookmarkStart w:id="215" w:name="X44ff5f125e5a7aa0fb8b13e127995b5963fcd56"/>
-      <w:bookmarkStart w:id="216" w:name="_Toc243165345"/>
+      <w:bookmarkStart w:id="216" w:name="_Toc243171492"/>
       <w:bookmarkEnd w:id="213"/>
       <w:r>
+        <w:lastRenderedPageBreak/>
         <w:t>3.3.5 Nivel 4 — Retroalimentación mientras se trabaja</w:t>
       </w:r>
       <w:bookmarkEnd w:id="216"/>
@@ -37317,13 +37422,17 @@
           <w:b/>
           <w:bCs/>
         </w:rPr>
-        <w:t>qué regla de modelado</w:t>
-      </w:r>
-      <w:r>
-        <w:t xml:space="preserve"> se rompió. </w:t>
-      </w:r>
-      <w:r>
-        <w:t>Estos son los mensajes reales:</w:t>
+        <w:t>qué regla de modelad</w:t>
+      </w:r>
+      <w:r>
+        <w:rPr>
+          <w:b/>
+          <w:bCs/>
+        </w:rPr>
+        <w:t>o</w:t>
+      </w:r>
+      <w:r>
+        <w:t xml:space="preserve"> se rompió. Estos son los mensajes reales:</w:t>
       </w:r>
     </w:p>
     <w:p>
@@ -37371,14 +37480,14 @@
           <w:i/>
           <w:iCs/>
         </w:rPr>
-        <w:t>“Hay una relación que apunta a una clase que ya no existe en</w:t>
+        <w:t>“Hay una relación que apunta a una clase que ya</w:t>
       </w:r>
       <w:r>
         <w:rPr>
           <w:i/>
           <w:iCs/>
         </w:rPr>
-        <w:t xml:space="preserve"> el diagrama.”</w:t>
+        <w:t xml:space="preserve"> no existe en el diagrama.”</w:t>
       </w:r>
     </w:p>
     <w:p>
@@ -37424,13 +37533,13 @@
         <w:rPr>
           <w:rStyle w:val="VerbatimChar"/>
         </w:rPr>
-        <w:t>backend/src/diagrams/va</w:t>
+        <w:t>backend/sr</w:t>
       </w:r>
       <w:r>
         <w:rPr>
           <w:rStyle w:val="VerbatimChar"/>
         </w:rPr>
-        <w:t>lidation.util.ts</w:t>
+        <w:t>c/diagrams/validation.util.ts</w:t>
       </w:r>
       <w:r>
         <w:t xml:space="preserve">, </w:t>
@@ -37496,10 +37605,10 @@
         <w:t>“Trevor, aquí tu respuesta…”</w:t>
       </w:r>
       <w:r>
-        <w:t>), y todos los integr</w:t>
-      </w:r>
-      <w:r>
-        <w:t xml:space="preserve">antes ven la pregunta y la respuesta. </w:t>
+        <w:t>), y tod</w:t>
+      </w:r>
+      <w:r>
+        <w:t xml:space="preserve">os los integrantes ven la pregunta y la respuesta. </w:t>
       </w:r>
       <w:r>
         <w:rPr>
@@ -37554,10 +37663,7 @@
         <w:t>Mentor práctico:</w:t>
       </w:r>
       <w:r>
-        <w:t xml:space="preserve"> si s</w:t>
-      </w:r>
-      <w:r>
-        <w:t>e le pide explícitamente (</w:t>
+        <w:t xml:space="preserve"> si se le pide explícitamente (</w:t>
       </w:r>
       <w:r>
         <w:rPr>
@@ -37596,10 +37702,10 @@
         <w:t>Memoria individual:</w:t>
       </w:r>
       <w:r>
-        <w:t xml:space="preserve"> </w:t>
-      </w:r>
-      <w:r>
-        <w:t>recuerda las preguntas previas de cada integrante y da continuidad (</w:t>
+        <w:t xml:space="preserve"> recuerda las preguntas previas de cada integrante y da </w:t>
+      </w:r>
+      <w:r>
+        <w:t>continuidad (</w:t>
       </w:r>
       <w:r>
         <w:rPr>
@@ -37667,30 +37773,76 @@
         <w:rPr>
           <w:rStyle w:val="VerbatimChar"/>
         </w:rPr>
-        <w:t>backend/sr</w:t>
+        <w:t>backend/src/ai/moderator/</w:t>
+      </w:r>
+      <w:r>
+        <w:t xml:space="preserve">, </w:t>
       </w:r>
       <w:r>
         <w:rPr>
           <w:rStyle w:val="VerbatimChar"/>
         </w:rPr>
-        <w:t>c/ai/moderator/</w:t>
-      </w:r>
-      <w:r>
-        <w:t xml:space="preserve">, </w:t>
-      </w:r>
-      <w:r>
-        <w:rPr>
-          <w:rStyle w:val="VerbatimChar"/>
-        </w:rPr>
         <w:t>backend/src/ai/chat/chat.gateway.ts</w:t>
       </w:r>
     </w:p>
     <w:p>
       <w:pPr>
-        <w:pStyle w:val="Placeholder"/>
-      </w:pPr>
-      <w:r>
-        <w:t>[Insertar captura12: el Moderador IA respondiendo una pregunta teórica por nombre.]</w:t>
+        <w:pStyle w:val="CaptionedFigure"/>
+      </w:pPr>
+      <w:r>
+        <w:rPr>
+          <w:noProof/>
+        </w:rPr>
+        <w:lastRenderedPageBreak/>
+        <w:drawing>
+          <wp:inline distT="0" distB="0" distL="0" distR="0" wp14:anchorId="4FE1BC7F" wp14:editId="220944D5">
+            <wp:extent cx="5486400" cy="3909060"/>
+            <wp:effectExtent l="0" t="0" r="0" b="0"/>
+            <wp:docPr id="327" name="Picture" descr="Captura 12: el Moderador IA responde por nombre una pregunta teórica y no modifica el lienzo."/>
+            <wp:cNvGraphicFramePr/>
+            <a:graphic xmlns:a="http://schemas.openxmlformats.org/drawingml/2006/main">
+              <a:graphicData uri="http://schemas.openxmlformats.org/drawingml/2006/picture">
+                <pic:pic xmlns:pic="http://schemas.openxmlformats.org/drawingml/2006/picture">
+                  <pic:nvPicPr>
+                    <pic:cNvPr id="328" name="Picture" descr="docs/documento_final/img/evidencias/prod_moderador_pregunta.jpg"/>
+                    <pic:cNvPicPr>
+                      <a:picLocks noChangeAspect="1" noChangeArrowheads="1"/>
+                    </pic:cNvPicPr>
+                  </pic:nvPicPr>
+                  <pic:blipFill>
+                    <a:blip r:embed="rId67"/>
+                    <a:stretch>
+                      <a:fillRect/>
+                    </a:stretch>
+                  </pic:blipFill>
+                  <pic:spPr bwMode="auto">
+                    <a:xfrm>
+                      <a:off x="0" y="0"/>
+                      <a:ext cx="5486400" cy="3909060"/>
+                    </a:xfrm>
+                    <a:prstGeom prst="rect">
+                      <a:avLst/>
+                    </a:prstGeom>
+                    <a:noFill/>
+                    <a:ln w="9525">
+                      <a:noFill/>
+                      <a:headEnd/>
+                      <a:tailEnd/>
+                    </a:ln>
+                  </pic:spPr>
+                </pic:pic>
+              </a:graphicData>
+            </a:graphic>
+          </wp:inline>
+        </w:drawing>
+      </w:r>
+    </w:p>
+    <w:p>
+      <w:pPr>
+        <w:pStyle w:val="ImageCaption"/>
+      </w:pPr>
+      <w:r>
+        <w:t>Captura 12: el Moderador IA responde por nombre una pregunta teórica y no modifica el lienzo.</w:t>
       </w:r>
     </w:p>
     <w:p>
@@ -37698,11 +37850,10 @@
         <w:pStyle w:val="Ttulo2"/>
       </w:pPr>
       <w:bookmarkStart w:id="219" w:name="aprendizaje-en-el-cliente-móvil"/>
-      <w:bookmarkStart w:id="220" w:name="_Toc243165346"/>
+      <w:bookmarkStart w:id="220" w:name="_Toc243171493"/>
       <w:bookmarkEnd w:id="218"/>
       <w:bookmarkEnd w:id="215"/>
       <w:r>
-        <w:lastRenderedPageBreak/>
         <w:t>3.3.6 Aprendizaje en el cliente móvil</w:t>
       </w:r>
       <w:bookmarkEnd w:id="220"/>
@@ -37728,14 +37879,7 @@
           <w:b/>
           <w:bCs/>
         </w:rPr>
-        <w:t>Acceso direct</w:t>
-      </w:r>
-      <w:r>
-        <w:rPr>
-          <w:b/>
-          <w:bCs/>
-        </w:rPr>
-        <w:t>o:</w:t>
+        <w:t>Acceso directo:</w:t>
       </w:r>
       <w:r>
         <w:t xml:space="preserve"> el botón flotante </w:t>
@@ -37748,7 +37892,10 @@
         <w:t>“Visor UML en vivo”</w:t>
       </w:r>
       <w:r>
-        <w:t xml:space="preserve"> en la pantalla principal.</w:t>
+        <w:t xml:space="preserve"> en</w:t>
+      </w:r>
+      <w:r>
+        <w:t xml:space="preserve"> la pantalla principal.</w:t>
       </w:r>
     </w:p>
     <w:p>
@@ -37793,14 +37940,14 @@
           <w:i/>
           <w:iCs/>
         </w:rPr>
-        <w:t xml:space="preserve">“Solo lectura · pellizca para hacer zoom · toca una clase para ver </w:t>
+        <w:t xml:space="preserve">“Solo lectura · pellizca para hacer zoom · </w:t>
       </w:r>
       <w:r>
         <w:rPr>
           <w:i/>
           <w:iCs/>
         </w:rPr>
-        <w:t>su autoría”</w:t>
+        <w:t>toca una clase para ver su autoría”</w:t>
       </w:r>
       <w:r>
         <w:t>.</w:t>
@@ -37841,10 +37988,13 @@
         <w:pStyle w:val="Ttulo2"/>
       </w:pPr>
       <w:bookmarkStart w:id="221" w:name="X89682350319f26de2cea7bae4c9e3130c21f7b5"/>
-      <w:bookmarkStart w:id="222" w:name="_Toc243165347"/>
+      <w:bookmarkStart w:id="222" w:name="_Toc243171494"/>
       <w:bookmarkEnd w:id="219"/>
       <w:r>
-        <w:t>3.3.7 Cómo aprende un usuario nuevo: recorrido de ejemplo</w:t>
+        <w:t>3.3.7 Cómo aprende un usuario nuev</w:t>
+      </w:r>
+      <w:r>
+        <w:t>o: recorrido de ejemplo</w:t>
       </w:r>
       <w:bookmarkEnd w:id="222"/>
     </w:p>
@@ -37919,13 +38069,17 @@
           <w:i/>
           <w:iCs/>
         </w:rPr>
-        <w:t>“no tiene clave primaria”</w:t>
-      </w:r>
-      <w:r>
-        <w:t xml:space="preserve"> </w:t>
-      </w:r>
-      <w:r>
-        <w:t>y aprende la regla.</w:t>
+        <w:t>“no tiene clave primar</w:t>
+      </w:r>
+      <w:r>
+        <w:rPr>
+          <w:i/>
+          <w:iCs/>
+        </w:rPr>
+        <w:t>ia”</w:t>
+      </w:r>
+      <w:r>
+        <w:t xml:space="preserve"> y aprende la regla.</w:t>
       </w:r>
     </w:p>
     <w:p>
@@ -37941,6 +38095,7 @@
           <w:b/>
           <w:bCs/>
         </w:rPr>
+        <w:lastRenderedPageBreak/>
         <w:t>Duda qué relación usar:</w:t>
       </w:r>
       <w:r>
@@ -38010,10 +38165,10 @@
         <w:t>MANUAL_DE_USUARIO.md</w:t>
       </w:r>
       <w:r>
-        <w:t>) existe como respa</w:t>
-      </w:r>
-      <w:r>
-        <w:t>ldo escrito, pero no es necesario para empezar a usar la herramienta.</w:t>
+        <w:t>) existe como r</w:t>
+      </w:r>
+      <w:r>
+        <w:t>espaldo escrito, pero no es necesario para empezar a usar la herramienta.</w:t>
       </w:r>
     </w:p>
     <w:p>
@@ -38021,7 +38176,7 @@
         <w:pStyle w:val="Ttulo1"/>
       </w:pPr>
       <w:bookmarkStart w:id="223" w:name="anexos"/>
-      <w:bookmarkStart w:id="224" w:name="_Toc243165348"/>
+      <w:bookmarkStart w:id="224" w:name="_Toc243171495"/>
       <w:bookmarkEnd w:id="221"/>
       <w:bookmarkEnd w:id="205"/>
       <w:r>
@@ -38035,7 +38190,7 @@
         <w:pStyle w:val="Ttulo2"/>
       </w:pPr>
       <w:bookmarkStart w:id="225" w:name="X1f9bef561aa89c8c62d1747e96ee221760de328"/>
-      <w:bookmarkStart w:id="226" w:name="_Toc243165349"/>
+      <w:bookmarkStart w:id="226" w:name="_Toc243171496"/>
       <w:r>
         <w:t>Anexo A. Evidencia del sistema en funcionamiento</w:t>
       </w:r>
@@ -38046,10 +38201,10 @@
         <w:pStyle w:val="FirstParagraph"/>
       </w:pPr>
       <w:r>
-        <w:t xml:space="preserve">Este anexo reúne la evidencia de que el sistema fue construido, desplegado y verificado de extremo a extremo. Las secciones A.1 a </w:t>
-      </w:r>
-      <w:r>
-        <w:t>A.7 corresponden al 1er Parcial (se mantienen vigentes) y las A.8 a A.12 a lo agregado en el 2do Parcial.</w:t>
+        <w:t>Este anexo reúne la evidencia de que el sistema fue construido, desplegado y verificado de extremo a extremo. Las secciones A.</w:t>
+      </w:r>
+      <w:r>
+        <w:t>1 a A.7 corresponden al 1er Parcial (se mantienen vigentes) y las A.8 a A.12 a lo agregado en el 2do Parcial.</w:t>
       </w:r>
     </w:p>
     <w:p>
@@ -38081,14 +38236,7 @@
           <w:b/>
           <w:bCs/>
         </w:rPr>
-        <w:t>URL de producci</w:t>
-      </w:r>
-      <w:r>
-        <w:rPr>
-          <w:b/>
-          <w:bCs/>
-        </w:rPr>
-        <w:t>ón:</w:t>
+        <w:t>URL de producción:</w:t>
       </w:r>
       <w:r>
         <w:t xml:space="preserve"> </w:t>
@@ -38181,7 +38329,10 @@
         </w:numPr>
       </w:pPr>
       <w:r>
-        <w:t>Los servicios se reinician solos y HTTP redirige a HTTPS.</w:t>
+        <w:t xml:space="preserve">Los servicios se reinician solos </w:t>
+      </w:r>
+      <w:r>
+        <w:t>y HTTP redirige a HTTPS.</w:t>
       </w:r>
     </w:p>
     <w:p>
@@ -38217,10 +38368,7 @@
         <w:t>Dominio y certificado:</w:t>
       </w:r>
       <w:r>
-        <w:t xml:space="preserve"> DuckDN</w:t>
-      </w:r>
-      <w:r>
-        <w:t>S + Let’s Encrypt.</w:t>
+        <w:t xml:space="preserve"> DuckDNS + Let’s Encrypt.</w:t>
       </w:r>
     </w:p>
     <w:p>
@@ -38235,7 +38383,14 @@
           <w:b/>
           <w:bCs/>
         </w:rPr>
-        <w:t>Almacenamiento en la nube:</w:t>
+        <w:t>Almacenamiento</w:t>
+      </w:r>
+      <w:r>
+        <w:rPr>
+          <w:b/>
+          <w:bCs/>
+        </w:rPr>
+        <w:t xml:space="preserve"> en la nube:</w:t>
       </w:r>
       <w:r>
         <w:t xml:space="preserve"> los archivos adjuntos de los diagramas se guardan en un </w:t>
@@ -38274,10 +38429,10 @@
         <w:pStyle w:val="Placeholder"/>
       </w:pPr>
       <w:r>
-        <w:t>[Insertar figuraA.</w:t>
-      </w:r>
-      <w:r>
-        <w:t>2: lienzo principal con un diagrama de clases.]</w:t>
+        <w:t>[Insertar figuraA.2: lienzo principal con un diagra</w:t>
+      </w:r>
+      <w:r>
+        <w:t>ma de clases.]</w:t>
       </w:r>
     </w:p>
     <w:p>
@@ -38301,10 +38456,7 @@
         <w:pStyle w:val="Placeholder"/>
       </w:pPr>
       <w:r>
-        <w:t xml:space="preserve">[Insertar figuraA.5: código Java generado y Swagger UI con los </w:t>
-      </w:r>
-      <w:r>
-        <w:t>endpoints CRUD.]</w:t>
+        <w:t>[Insertar figuraA.5: código Java generado y Swagger UI con los endpoints CRUD.]</w:t>
       </w:r>
     </w:p>
     <w:p>
@@ -38314,7 +38466,10 @@
       <w:bookmarkStart w:id="229" w:name="a.3-colaboración-en-tiempo-real"/>
       <w:bookmarkEnd w:id="228"/>
       <w:r>
-        <w:t>A.3 Colaboración en tiempo real</w:t>
+        <w:t>A.3 Colaboración</w:t>
+      </w:r>
+      <w:r>
+        <w:t xml:space="preserve"> en tiempo real</w:t>
       </w:r>
     </w:p>
     <w:p>
@@ -38341,10 +38496,7 @@
         <w:pStyle w:val="Placeholder"/>
       </w:pPr>
       <w:r>
-        <w:t>[Insertar figuraA.7: generación</w:t>
-      </w:r>
-      <w:r>
-        <w:t xml:space="preserve"> de clases por chat e interpretación de una fotografía de pizarra.]</w:t>
+        <w:t>[Insertar figuraA.7: generación de clases por chat e interpretación de una fotografía de pizarra.]</w:t>
       </w:r>
     </w:p>
     <w:p>
@@ -38372,10 +38524,10 @@
       <w:bookmarkStart w:id="232" w:name="X6df10801fdcf4f9347796c713b84a41d59e0f96"/>
       <w:bookmarkEnd w:id="231"/>
       <w:r>
-        <w:t>A.6 Cliente móvil y IA local verifica</w:t>
-      </w:r>
-      <w:r>
-        <w:t>dos en dispositivo físico</w:t>
+        <w:t>A.6 Cl</w:t>
+      </w:r>
+      <w:r>
+        <w:t>iente móvil y IA local verificados en dispositivo físico</w:t>
       </w:r>
     </w:p>
     <w:p>
@@ -38484,14 +38636,17 @@
         <w:pStyle w:val="FirstParagraph"/>
       </w:pPr>
       <w:r>
-        <w:t xml:space="preserve">El backend tiene </w:t>
-      </w:r>
-      <w:r>
-        <w:rPr>
-          <w:b/>
-          <w:bCs/>
-        </w:rPr>
-        <w:t>106 pruebas unitarias en 19 archivos</w:t>
+        <w:t>El back</w:t>
+      </w:r>
+      <w:r>
+        <w:t xml:space="preserve">end tiene </w:t>
+      </w:r>
+      <w:r>
+        <w:rPr>
+          <w:b/>
+          <w:bCs/>
+        </w:rPr>
+        <w:t>117 pruebas unitarias en 19 archivos</w:t>
       </w:r>
       <w:r>
         <w:t xml:space="preserve"> (Vitest), todas aprobadas al 17/10/2026. Cubren:</w:t>
@@ -38506,10 +38661,7 @@
         </w:numPr>
       </w:pPr>
       <w:r>
-        <w:t xml:space="preserve">el generador y cada </w:t>
-      </w:r>
-      <w:r>
-        <w:t>plantilla;</w:t>
+        <w:t>el generador y cada plantilla;</w:t>
       </w:r>
     </w:p>
     <w:p>
@@ -38559,10 +38711,16 @@
         <w:rPr>
           <w:rStyle w:val="VerbatimChar"/>
         </w:rPr>
-        <w:t>npx vitest run</w:t>
-      </w:r>
-      <w:r>
-        <w:t xml:space="preserve"> con “106 passed”.]</w:t>
+        <w:t>npx vi</w:t>
+      </w:r>
+      <w:r>
+        <w:rPr>
+          <w:rStyle w:val="VerbatimChar"/>
+        </w:rPr>
+        <w:t>test run</w:t>
+      </w:r>
+      <w:r>
+        <w:t xml:space="preserve"> con “117 passed”.]</w:t>
       </w:r>
     </w:p>
     <w:p>
@@ -38599,13 +38757,7 @@
         <w:rPr>
           <w:rStyle w:val="VerbatimChar"/>
         </w:rPr>
-        <w:t>dia</w:t>
-      </w:r>
-      <w:r>
-        <w:rPr>
-          <w:rStyle w:val="VerbatimChar"/>
-        </w:rPr>
-        <w:t>gram_sessions</w:t>
+        <w:t>diagram_sessions</w:t>
       </w:r>
       <w:r>
         <w:t xml:space="preserve">, </w:t>
@@ -38638,7 +38790,10 @@
         </w:numPr>
       </w:pPr>
       <w:r>
-        <w:t>Cada clase, atributo y relación registra quién la creó, quién la modificó y desde qué fuente (manual, IA o XMI).</w:t>
+        <w:t>Cada clase, atributo y relación registra quién la creó, quién la modificó y desd</w:t>
+      </w:r>
+      <w:r>
+        <w:t>e qué fuente (manual, IA o XMI).</w:t>
       </w:r>
     </w:p>
     <w:p>
@@ -38650,10 +38805,7 @@
         </w:numPr>
       </w:pPr>
       <w:r>
-        <w:t>Migración desde PostgreSQL con IDs conservados: 8 diagramas y 55 entradas de histor</w:t>
-      </w:r>
-      <w:r>
-        <w:t>ial. Se ejecutó dos veces sin duplicar datos.</w:t>
+        <w:t>Migración desde PostgreSQL con IDs conservados: 8 diagramas y 55 entradas de historial. Se ejecutó dos veces sin duplicar datos.</w:t>
       </w:r>
     </w:p>
     <w:p>
@@ -38676,7 +38828,13 @@
         <w:rPr>
           <w:rStyle w:val="VerbatimChar"/>
         </w:rPr>
-        <w:t>lastModifiedBy</w:t>
+        <w:t>lastModified</w:t>
+      </w:r>
+      <w:r>
+        <w:rPr>
+          <w:rStyle w:val="VerbatimChar"/>
+        </w:rPr>
+        <w:t>By</w:t>
       </w:r>
       <w:r>
         <w:t>.]</w:t>
@@ -38698,10 +38856,7 @@
       <w:bookmarkEnd w:id="234"/>
       <w:r>
         <w:lastRenderedPageBreak/>
-        <w:t>A.9 Chat grupal públ</w:t>
-      </w:r>
-      <w:r>
-        <w:t>ico con el Moderador IA (2do Parcial)</w:t>
+        <w:t>A.9 Chat grupal público con el Moderador IA (2do Parcial)</w:t>
       </w:r>
     </w:p>
     <w:p>
@@ -38713,7 +38868,10 @@
         </w:numPr>
       </w:pPr>
       <w:r>
-        <w:t>Todos los conectados ven cada pregunta y respuesta; la IA nombra a quien pregunta y muestra qué proveedor respondió (</w:t>
+        <w:t>Todos los conectados ven cada pregunta y respuesta; la IA nombra a quien pregunta y muestra qué provee</w:t>
+      </w:r>
+      <w:r>
+        <w:t>dor respondió (</w:t>
       </w:r>
       <w:r>
         <w:t>🏠</w:t>
@@ -38756,14 +38914,7 @@
           <w:i/>
           <w:iCs/>
         </w:rPr>
-        <w:t>“La IA está pensan</w:t>
-      </w:r>
-      <w:r>
-        <w:rPr>
-          <w:i/>
-          <w:iCs/>
-        </w:rPr>
-        <w:t>do la respuesta para Luis”</w:t>
+        <w:t>“La IA está pensando la respuesta para Luis”</w:t>
       </w:r>
       <w:r>
         <w:t>;</w:t>
@@ -38808,7 +38959,10 @@
         <w:pStyle w:val="Placeholder"/>
       </w:pPr>
       <w:r>
-        <w:t>[Insertar figuraA.13: chat público con una respuesta “Moderador IA → Luis”.]</w:t>
+        <w:t xml:space="preserve">[Insertar figuraA.13: chat </w:t>
+      </w:r>
+      <w:r>
+        <w:t>público con una respuesta “Moderador IA → Luis”.]</w:t>
       </w:r>
     </w:p>
     <w:p>
@@ -38816,10 +38970,7 @@
         <w:pStyle w:val="Placeholder"/>
       </w:pPr>
       <w:r>
-        <w:t>[Insertar figuraA.14: inspector de clase con la sección de autoría</w:t>
-      </w:r>
-      <w:r>
-        <w:t>.]</w:t>
+        <w:t>[Insertar figuraA.14: inspector de clase con la sección de autoría.]</w:t>
       </w:r>
     </w:p>
     <w:p>
@@ -39097,7 +39248,10 @@
         </w:numPr>
       </w:pPr>
       <w:r>
-        <w:t>El móvil ve en vivo (solo lectura) el diagrama y el chat del equipo; un cambio pedido a la IA desde la web aparece sin recargar.</w:t>
+        <w:t xml:space="preserve">El móvil ve en vivo (solo lectura) el diagrama y el chat del equipo; un cambio pedido a la IA desde la web aparece </w:t>
+      </w:r>
+      <w:r>
+        <w:t>sin recargar.</w:t>
       </w:r>
     </w:p>
     <w:p>
@@ -39141,10 +39295,7 @@
         <w:pStyle w:val="Placeholder"/>
       </w:pPr>
       <w:r>
-        <w:t>[In</w:t>
-      </w:r>
-      <w:r>
-        <w:t>sertar figuraA.16: visor móvil, pestaña Diagrama. Figura A.17: pestaña Chat.]</w:t>
+        <w:t>[Insertar figuraA.16: visor móvil, pestaña Diagrama. Figura A.17: pestaña Chat.]</w:t>
       </w:r>
     </w:p>
     <w:p>
@@ -39154,7 +39305,10 @@
       <w:bookmarkStart w:id="238" w:name="Xf3b1836429e6cdb12a4daece560153ee79367cc"/>
       <w:bookmarkEnd w:id="237"/>
       <w:r>
-        <w:t>A.12 Mecanismo de aprendizaje del usuario</w:t>
+        <w:t>A.12 Mecanismo de aprendizaje del usu</w:t>
+      </w:r>
+      <w:r>
+        <w:t>ario</w:t>
       </w:r>
     </w:p>
     <w:p>
@@ -39170,14 +39324,11 @@
         <w:pStyle w:val="Ttulo2"/>
       </w:pPr>
       <w:bookmarkStart w:id="239" w:name="anexo-b-estándar-de-codificación"/>
-      <w:bookmarkStart w:id="240" w:name="_Toc243165350"/>
+      <w:bookmarkStart w:id="240" w:name="_Toc243171497"/>
       <w:bookmarkEnd w:id="238"/>
       <w:bookmarkEnd w:id="225"/>
       <w:r>
-        <w:t xml:space="preserve">Anexo B — Estándar </w:t>
-      </w:r>
-      <w:r>
-        <w:t>de Codificación</w:t>
+        <w:t>Anexo B — Estándar de Codificación</w:t>
       </w:r>
       <w:bookmarkEnd w:id="240"/>
     </w:p>
@@ -39195,17 +39346,17 @@
         <w:pStyle w:val="FirstParagraph"/>
       </w:pPr>
       <w:r>
-        <w:t>El presente estándar define las convenciones, herramientas y prácticas aplicadas durante la construcción del proyecto, con el fin de garantizar un código legible, uniforme y mantenible a través de las distintas tecnologías q</w:t>
-      </w:r>
-      <w:r>
-        <w:t xml:space="preserve">ue lo componen: el backend en TypeScript (NestJS), el </w:t>
+        <w:t>El presente estándar define las convenciones, herramientas y prácticas aplicadas du</w:t>
+      </w:r>
+      <w:r>
+        <w:t xml:space="preserve">rante la construcción del proyecto, con el fin de garantizar un código legible, uniforme y mantenible a través de las distintas tecnologías que lo componen: el backend en TypeScript (NestJS), el </w:t>
       </w:r>
       <w:r>
         <w:lastRenderedPageBreak/>
-        <w:t xml:space="preserve">frontend en TypeScript (React), el cliente móvil en Dart (Flutter) y el código Java (Spring Boot) producido por el motor generador. La adopción de un estándar común reduce los errores de transcripción, </w:t>
-      </w:r>
-      <w:r>
-        <w:t>facilita el trabajo colaborativo y asegura la coherencia del producto final.</w:t>
+        <w:t>frontend en TypeScript (React), el cliente móvil en Dart (Flu</w:t>
+      </w:r>
+      <w:r>
+        <w:t>tter) y el código Java (Spring Boot) producido por el motor generador. La adopción de un estándar común reduce los errores de transcripción, facilita el trabajo colaborativo y asegura la coherencia del producto final.</w:t>
       </w:r>
     </w:p>
     <w:p>
@@ -39215,7 +39366,10 @@
       <w:bookmarkStart w:id="242" w:name="estándares-internacionales-implementados"/>
       <w:bookmarkEnd w:id="241"/>
       <w:r>
-        <w:t>2. Estándares Internacionales Implementados</w:t>
+        <w:t>2. Estándares Internacionales Implemen</w:t>
+      </w:r>
+      <w:r>
+        <w:t>tados</w:t>
       </w:r>
     </w:p>
     <w:p>
@@ -39251,10 +39405,10 @@
         <w:t>XMI 2.1 (OMG):</w:t>
       </w:r>
       <w:r>
-        <w:t xml:space="preserve"> fo</w:t>
-      </w:r>
-      <w:r>
-        <w:t>rmato estándar de intercambio de modelos para la importación y exportación con herramientas externas como Enterprise Architect.</w:t>
+        <w:t xml:space="preserve"> </w:t>
+      </w:r>
+      <w:r>
+        <w:t>formato estándar de intercambio de modelos para la importación y exportación con herramientas externas como Enterprise Architect.</w:t>
       </w:r>
     </w:p>
     <w:p>
@@ -39272,10 +39426,10 @@
         <w:t>OpenAPI 3 / REST:</w:t>
       </w:r>
       <w:r>
-        <w:t xml:space="preserve"> los endpoints generados siguen el estilo arquitectónico REST y se documentan con la especificación OpenAPI 3 (</w:t>
-      </w:r>
-      <w:r>
-        <w:t>Swagger UI).</w:t>
+        <w:t xml:space="preserve"> los endpoints generados siguen el estilo arquitectónico REST y se documentan con la especificación OpenAPI 3</w:t>
+      </w:r>
+      <w:r>
+        <w:t xml:space="preserve"> (Swagger UI).</w:t>
       </w:r>
     </w:p>
     <w:p>
@@ -39311,10 +39465,10 @@
         <w:t>Convenciones de nomenclatura:</w:t>
       </w:r>
       <w:r>
-        <w:t xml:space="preserve"> </w:t>
-      </w:r>
-      <w:r>
-        <w:t>TypeScript y Dart en camelCase (variables/funciones) y PascalCase (clases, tipos, componentes); Java en PascalCase para clases y camelCase para métodos, según Spring Boot; tablas de base de datos en snake_case.</w:t>
+        <w:t xml:space="preserve"> TypeScript y Dart en camelCase (variables/funciones) y PascalCase (clases, tipos, co</w:t>
+      </w:r>
+      <w:r>
+        <w:t>mponentes); Java en PascalCase para clases y camelCase para métodos, según Spring Boot; tablas de base de datos en snake_case.</w:t>
       </w:r>
     </w:p>
     <w:p>
@@ -39332,10 +39486,7 @@
         <w:t>Arquitectura en capas:</w:t>
       </w:r>
       <w:r>
-        <w:t xml:space="preserve"> el backend generado re</w:t>
-      </w:r>
-      <w:r>
-        <w:t>speta el patrón Controlador → Servicio → Repositorio → Entidad.</w:t>
+        <w:t xml:space="preserve"> el backend generado respeta el patrón Controlador → Servicio → Repositorio → Entidad.</w:t>
       </w:r>
     </w:p>
     <w:p>
@@ -39345,7 +39496,10 @@
       <w:bookmarkStart w:id="243" w:name="Xa8191a581a2be11bca6699ee771d824c2bc66d6"/>
       <w:bookmarkEnd w:id="242"/>
       <w:r>
-        <w:t>3. Stack Tecnológico y Herramientas de Calidad</w:t>
+        <w:t>3. Stack Tecnológico</w:t>
+      </w:r>
+      <w:r>
+        <w:t xml:space="preserve"> y Herramientas de Calidad</w:t>
       </w:r>
     </w:p>
     <w:p>
@@ -39353,10 +39507,10 @@
         <w:pStyle w:val="FirstParagraph"/>
       </w:pPr>
       <w:r>
-        <w:t>El backend de la herramienta CASE está construido en NestJS + TypeScript (modo strict) con TypeORM y PostgreSQL; el frontend en React + Vite + Ty</w:t>
-      </w:r>
-      <w:r>
-        <w:t>peScript con React Flow; el cliente móvil en Flutter/Dart; y la salida generada en Spring Boot 3.3.4 con Java 17 y Maven. El aseguramiento de la calidad se apoya en herramientas automáticas:</w:t>
+        <w:t>El backend de la herramienta CASE está construido en NestJS + TypeScript (modo strict) con TypeORM y PostgreSQL; el frontend en React + Vite + TypeScript con React Flow; el cliente móvil en Flutter/Dart; y la salida generada en S</w:t>
+      </w:r>
+      <w:r>
+        <w:t>pring Boot 3.3.4 con Java 17 y Maven. El aseguramiento de la calidad se apoya en herramientas automáticas:</w:t>
       </w:r>
     </w:p>
     <w:p>
@@ -39374,10 +39528,7 @@
         <w:t>oxlint:</w:t>
       </w:r>
       <w:r>
-        <w:t xml:space="preserve"> analizador estático (linter) del código TypeScript en bac</w:t>
-      </w:r>
-      <w:r>
-        <w:t>kend y frontend, que detecta errores y malas prácticas antes de la ejecución.</w:t>
+        <w:t xml:space="preserve"> analizador estático (linter) del código TypeScript en backend y frontend, que detecta errores y malas prácticas antes de la ejecución.</w:t>
       </w:r>
     </w:p>
     <w:p>
@@ -39392,7 +39543,14 @@
           <w:b/>
           <w:bCs/>
         </w:rPr>
-        <w:t>Prettier:</w:t>
+        <w:t>Pretti</w:t>
+      </w:r>
+      <w:r>
+        <w:rPr>
+          <w:b/>
+          <w:bCs/>
+        </w:rPr>
+        <w:t>er:</w:t>
       </w:r>
       <w:r>
         <w:t xml:space="preserve"> formateador automático con configuración uniforme (comillas simples y coma final en estructuras multilínea), evitando diffs ruidosos.</w:t>
@@ -39413,10 +39571,7 @@
         <w:t>TypeScript strict:</w:t>
       </w:r>
       <w:r>
-        <w:t xml:space="preserve"> verificación es</w:t>
-      </w:r>
-      <w:r>
-        <w:t>tricta de tipos en tiempo de compilación en backend y frontend.</w:t>
+        <w:t xml:space="preserve"> verificación estricta de tipos en tiempo de compilación en backend y frontend.</w:t>
       </w:r>
     </w:p>
     <w:p>
@@ -39434,7 +39589,10 @@
         <w:t>vitest:</w:t>
       </w:r>
       <w:r>
-        <w:t xml:space="preserve"> pruebas unitarias y de integración del backend, con medición de cobertura y pruebas end-to-end.</w:t>
+        <w:t xml:space="preserve"> pruebas unit</w:t>
+      </w:r>
+      <w:r>
+        <w:t>arias y de integración del backend, con medición de cobertura y pruebas end-to-end.</w:t>
       </w:r>
     </w:p>
     <w:p>
@@ -39452,10 +39610,7 @@
         <w:t>flutter_lints y flutter analyze:</w:t>
       </w:r>
       <w:r>
-        <w:t xml:space="preserve"> reglas de análisis estático oficiales para el código Da</w:t>
-      </w:r>
-      <w:r>
-        <w:t>rt del cliente móvil.</w:t>
+        <w:t xml:space="preserve"> reglas de análisis estático oficiales para el código Dart del cliente móvil.</w:t>
       </w:r>
     </w:p>
     <w:p>
@@ -39483,7 +39638,10 @@
         <w:t>Requisitos:</w:t>
       </w:r>
       <w:r>
-        <w:t xml:space="preserve"> Node.js 22+, PostgreSQL en localhost:5432 y el SDK de Flutter.</w:t>
+        <w:t xml:space="preserve"> Node.js</w:t>
+      </w:r>
+      <w:r>
+        <w:t xml:space="preserve"> 22+, PostgreSQL en localhost:5432 y el SDK de Flutter.</w:t>
       </w:r>
     </w:p>
     <w:p>
@@ -39501,10 +39659,7 @@
         <w:t>Variables de entorno (.env, nunca versionadas):</w:t>
       </w:r>
       <w:r>
-        <w:t xml:space="preserve"> credenciales de base de datos, GEMINI_API_KEY y AI_PROVIDER (para al</w:t>
-      </w:r>
-      <w:r>
-        <w:t>ternar entre IA en la nube y la IA local).</w:t>
+        <w:t xml:space="preserve"> credenciales de base de datos, GEMINI_API_KEY y AI_PROVIDER (para alternar entre IA en la nube y la IA local).</w:t>
       </w:r>
     </w:p>
     <w:p>
@@ -39523,7 +39678,10 @@
         <w:t>Comandos estandarizados:</w:t>
       </w:r>
       <w:r>
-        <w:t xml:space="preserve"> npm run start:dev (desarrollo con recarga en caliente), npm run lint (oxlint), npm run format (Prettier), npm test y npm run test:cov (vitest), npm run test:e2e (end-to-end).</w:t>
+        <w:t xml:space="preserve"> npm run start:de</w:t>
+      </w:r>
+      <w:r>
+        <w:t>v (desarrollo con recarga en caliente), npm run lint (oxlint), npm run format (Prettier), npm test y npm run test:cov (vitest), npm run test:e2e (end-to-end).</w:t>
       </w:r>
     </w:p>
     <w:p>
@@ -39538,17 +39696,13 @@
           <w:b/>
           <w:bCs/>
         </w:rPr>
-        <w:t>Formateo auto</w:t>
-      </w:r>
-      <w:r>
-        <w:rPr>
-          <w:b/>
-          <w:bCs/>
-        </w:rPr>
-        <w:t>mático al guardar</w:t>
-      </w:r>
-      <w:r>
-        <w:t xml:space="preserve"> habilitado en el editor, para mantener el estilo sin intervención manual.</w:t>
+        <w:t>Formateo automático al guardar</w:t>
+      </w:r>
+      <w:r>
+        <w:t xml:space="preserve"> </w:t>
+      </w:r>
+      <w:r>
+        <w:t>habilitado en el editor, para mantener el estilo sin intervención manual.</w:t>
       </w:r>
     </w:p>
     <w:p>
@@ -39576,10 +39730,10 @@
         <w:t>Control de versiones con Git:</w:t>
       </w:r>
       <w:r>
-        <w:t xml:space="preserve"> cada avance se registra en commits con mensajes descriptivos y prefijos convencionales (feat, fix, docs</w:t>
-      </w:r>
-      <w:r>
-        <w:t>), trazando la evolución del proyecto.</w:t>
+        <w:t xml:space="preserve"> cada avance se registra en commits con mensajes descriptivos y prefijos convencionales (feat, fix, docs), trazando la evo</w:t>
+      </w:r>
+      <w:r>
+        <w:t>lución del proyecto.</w:t>
       </w:r>
     </w:p>
     <w:p>
@@ -39615,10 +39769,10 @@
         <w:t>Métricas de calidad:</w:t>
       </w:r>
       <w:r>
-        <w:t xml:space="preserve"> suite de pruebas del backend en verde</w:t>
-      </w:r>
-      <w:r>
-        <w:t xml:space="preserve"> con cobertura medida; verificación estricta de tipos (TypeScript strict); y pruebas específicas del motor generador que validan el pom.xml y las plantillas producidas.</w:t>
+        <w:t xml:space="preserve"> suite de pruebas del backend en verde con cobertura med</w:t>
+      </w:r>
+      <w:r>
+        <w:t>ida; verificación estricta de tipos (TypeScript strict); y pruebas específicas del motor generador que validan el pom.xml y las plantillas producidas.</w:t>
       </w:r>
     </w:p>
     <w:p>
@@ -39636,10 +39790,10 @@
         <w:t>Revisión de código:</w:t>
       </w:r>
       <w:r>
-        <w:t xml:space="preserve"> el conocimiento del código por parte de los autores se verifica en </w:t>
-      </w:r>
-      <w:r>
-        <w:t>la defensa presencial de autoría.</w:t>
+        <w:t xml:space="preserve"> el conocimiento del código por parte de los autores se verifica en la defensa presenc</w:t>
+      </w:r>
+      <w:r>
+        <w:t>ial de autoría.</w:t>
       </w:r>
     </w:p>
     <w:p>
@@ -39657,10 +39811,10 @@
         <w:pStyle w:val="FirstParagraph"/>
       </w:pPr>
       <w:r>
-        <w:t xml:space="preserve">La aplicación de este estándar —soportado por herramientas automáticas de análisis estático, formateo, verificación de tipos y pruebas— asegura un nivel de calidad consistente a pesar de combinar cuatro lenguajes y plataformas distintas. El estándar no es </w:t>
-      </w:r>
-      <w:r>
-        <w:t>solo un conjunto de recomendaciones: está respaldado por herramientas que lo hacen cumplir de forma automática, reduciendo la deuda técnica y facilitando la mantenibilidad y evolución futura del sistema.</w:t>
+        <w:t>La aplicación de este estándar —soportado por herramientas automáticas de análisis estático, formateo, verificación de tipos y pruebas— asegura un nivel de calidad consistente a pesar de combinar cuatro lenguajes y plataformas</w:t>
+      </w:r>
+      <w:r>
+        <w:t xml:space="preserve"> distintas. El estándar no es solo un conjunto de recomendaciones: está respaldado por herramientas que lo hacen cumplir de forma automática, reduciendo la deuda técnica y facilitando la mantenibilidad y evolución futura del sistema.</w:t>
       </w:r>
     </w:p>
     <w:p>
@@ -39668,14 +39822,14 @@
         <w:pStyle w:val="Ttulo2"/>
       </w:pPr>
       <w:bookmarkStart w:id="247" w:name="Xddfe2baaa129779ba3dd422dd68396ecaa03485"/>
-      <w:bookmarkStart w:id="248" w:name="_Toc243165351"/>
+      <w:bookmarkStart w:id="248" w:name="_Toc243171498"/>
       <w:bookmarkEnd w:id="246"/>
       <w:bookmarkEnd w:id="239"/>
       <w:r>
-        <w:t>Anexo C. Información del grupo y recursos del proyec</w:t>
-      </w:r>
-      <w:r>
-        <w:t>to</w:t>
+        <w:t>Anexo C. Información d</w:t>
+      </w:r>
+      <w:r>
+        <w:t>el grupo y recursos del proyecto</w:t>
       </w:r>
       <w:bookmarkEnd w:id="248"/>
     </w:p>
@@ -40083,7 +40237,14 @@
                 <w:rStyle w:val="VerbatimChar"/>
                 <w:sz w:val="19"/>
               </w:rPr>
-              <w:t>https://diagramasw1pracial100.duckdns.org</w:t>
+              <w:t>https://diagramasw1pracial100.</w:t>
+            </w:r>
+            <w:r>
+              <w:rPr>
+                <w:rStyle w:val="VerbatimChar"/>
+                <w:sz w:val="19"/>
+              </w:rPr>
+              <w:t>duckdns.org</w:t>
             </w:r>
           </w:p>
         </w:tc>
@@ -40124,13 +40285,7 @@
               <w:rPr>
                 <w:sz w:val="19"/>
               </w:rPr>
-              <w:t xml:space="preserve"> (</w:t>
-            </w:r>
-            <w:r>
-              <w:rPr>
-                <w:sz w:val="19"/>
-              </w:rPr>
-              <w:t>incluye el Visor UML en vivo)</w:t>
+              <w:t xml:space="preserve"> (incluye el Visor UML en vivo)</w:t>
             </w:r>
           </w:p>
         </w:tc>
@@ -40141,7 +40296,7 @@
         <w:pStyle w:val="Ttulo2"/>
       </w:pPr>
       <w:bookmarkStart w:id="249" w:name="Xec34fab1636e2a747ab2e003846ec75fe7c29ca"/>
-      <w:bookmarkStart w:id="250" w:name="_Toc243165352"/>
+      <w:bookmarkStart w:id="250" w:name="_Toc243171499"/>
       <w:bookmarkEnd w:id="247"/>
       <w:r>
         <w:lastRenderedPageBreak/>
@@ -40170,13 +40325,17 @@
           <w:b/>
           <w:bCs/>
         </w:rPr>
-        <w:t>Proceso Unificado de Desarrollo de Software</w:t>
-      </w:r>
-      <w:r>
-        <w:t xml:space="preserve"> (Jacobson, Booch y Rumbaugh, 1999). S</w:t>
-      </w:r>
-      <w:r>
-        <w:t>us tres principios se ven en el proyecto:</w:t>
+        <w:t>Proceso Unificado de Desarrollo de S</w:t>
+      </w:r>
+      <w:r>
+        <w:rPr>
+          <w:b/>
+          <w:bCs/>
+        </w:rPr>
+        <w:t>oftware</w:t>
+      </w:r>
+      <w:r>
+        <w:t xml:space="preserve"> (Jacobson, Booch y Rumbaugh, 1999). Sus tres principios se ven en el proyecto:</w:t>
       </w:r>
     </w:p>
     <w:p>
@@ -40232,10 +40391,7 @@
         <w:t>Centrado en la arquitectura:</w:t>
       </w:r>
       <w:r>
-        <w:t xml:space="preserve"> las cuatro arquitecturas (backend, frontend, da</w:t>
-      </w:r>
-      <w:r>
-        <w:t xml:space="preserve">tos y despliegue) se definieron antes de construir; por ejemplo, </w:t>
+        <w:t xml:space="preserve"> las cuatro arquitecturas (backend, frontend, datos y despliegue) se definieron antes de construir; por ejemplo, </w:t>
       </w:r>
       <w:r>
         <w:rPr>
@@ -40263,10 +40419,10 @@
         <w:t>Iterativo e incremental:</w:t>
       </w:r>
       <w:r>
-        <w:t xml:space="preserve"> el 1er Parcial fue la base y el 2do Parcial se construyó en cuatro iteraciones, cada una con </w:t>
-      </w:r>
-      <w:r>
-        <w:t>su commit y su verificación.</w:t>
+        <w:t xml:space="preserve"> el 1er Parcial fu</w:t>
+      </w:r>
+      <w:r>
+        <w:t>e la base y el 2do Parcial se construyó en cuatro iteraciones, cada una con su commit y su verificación.</w:t>
       </w:r>
     </w:p>
     <w:tbl>
@@ -40506,10 +40662,10 @@
         <w:t>Investigación documental:</w:t>
       </w:r>
       <w:r>
-        <w:t xml:space="preserve"> especificaciones del OMG (UML 2.5.1, XMI 2.1), bibliografía de ingeniería de software y documentación técnica oficia</w:t>
-      </w:r>
-      <w:r>
-        <w:t>l (NestJS, MongoDB, Socket.IO, Ollama, Gemini).</w:t>
+        <w:t xml:space="preserve"> especificaciones del </w:t>
+      </w:r>
+      <w:r>
+        <w:t>OMG (UML 2.5.1, XMI 2.1), bibliografía de ingeniería de software y documentación técnica oficial (NestJS, MongoDB, Socket.IO, Ollama, Gemini).</w:t>
       </w:r>
     </w:p>
     <w:p>
@@ -40528,10 +40684,10 @@
         <w:t>Investigación experimental:</w:t>
       </w:r>
       <w:r>
-        <w:t xml:space="preserve"> mediciones controladas para decidir el diseño. Por ejemplo, la latencia del modelo local con el prompt completo (36–79 s) frente al prompt lite con caché (5–18 s) determinó que Gem</w:t>
-      </w:r>
-      <w:r>
-        <w:t>ini responda primero por defecto y Ollama quede como respaldo sin internet.</w:t>
+        <w:t xml:space="preserve"> mediciones controladas para decidir el diseño. Por ejemplo, la latencia del modelo lo</w:t>
+      </w:r>
+      <w:r>
+        <w:t>cal con el prompt completo (36–79 s) frente al prompt lite con caché (5–18 s) determinó que Gemini responda primero por defecto y Ollama quede como respaldo sin internet.</w:t>
       </w:r>
     </w:p>
     <w:p>
@@ -40550,10 +40706,10 @@
         <w:t>Prueba y verificación:</w:t>
       </w:r>
       <w:r>
-        <w:t xml:space="preserve"> pruebas unitarias automatizadas, pruebas de punta a punta y pruebas con varios usuarios simultáneos. Los defectos encontrados y sus causas se registran en la</w:t>
-      </w:r>
-      <w:r>
-        <w:t xml:space="preserve"> sección 7.5.</w:t>
+        <w:t xml:space="preserve"> pruebas unitarias automatizadas, pruebas de punta a punta y pr</w:t>
+      </w:r>
+      <w:r>
+        <w:t>uebas con varios usuarios simultáneos. Los defectos encontrados y sus causas se registran en la sección 7.5.</w:t>
       </w:r>
     </w:p>
     <w:p>
@@ -40561,7 +40717,7 @@
         <w:pStyle w:val="Ttulo1"/>
       </w:pPr>
       <w:bookmarkStart w:id="253" w:name="bibliografía"/>
-      <w:bookmarkStart w:id="254" w:name="_Toc243165353"/>
+      <w:bookmarkStart w:id="254" w:name="_Toc243171500"/>
       <w:bookmarkEnd w:id="252"/>
       <w:bookmarkEnd w:id="249"/>
       <w:bookmarkEnd w:id="223"/>
@@ -40584,7 +40740,10 @@
         <w:pStyle w:val="Textoindependiente"/>
       </w:pPr>
       <w:r>
-        <w:t xml:space="preserve">Gamma, E., Helm, R., Johnson, R., &amp; Vlissides, J. (1994). </w:t>
+        <w:t xml:space="preserve">Gamma, E., Helm, R., Johnson, R., &amp; Vlissides, J. </w:t>
+      </w:r>
+      <w:r>
+        <w:t xml:space="preserve">(1994). </w:t>
       </w:r>
       <w:r>
         <w:rPr>
@@ -40602,10 +40761,7 @@
         <w:pStyle w:val="Textoindependiente"/>
       </w:pPr>
       <w:r>
-        <w:t>Google.</w:t>
-      </w:r>
-      <w:r>
-        <w:t xml:space="preserve"> (2024). Gemini API documentation. https://ai.google.dev/docs</w:t>
+        <w:t>Google. (2024). Gemini API documentation. https://ai.google.dev/docs</w:t>
       </w:r>
     </w:p>
     <w:p>
@@ -40613,7 +40769,10 @@
         <w:pStyle w:val="Textoindependiente"/>
       </w:pPr>
       <w:r>
-        <w:t>Jacobson, I., Booch, G., &amp; Rumbaugh, J. (1999). The unified software development process. Addison-Wesley.</w:t>
+        <w:t>Jacobson, I., Booch, G., &amp; Rumbaugh, J. (1999). The unified software development process. Addison-W</w:t>
+      </w:r>
+      <w:r>
+        <w:t>esley.</w:t>
       </w:r>
     </w:p>
     <w:p>
@@ -40621,10 +40780,7 @@
         <w:pStyle w:val="Textoindependiente"/>
       </w:pPr>
       <w:r>
-        <w:t xml:space="preserve">Martin, R. C. (2017). Clean architecture: A craftsman's guide to software structure and </w:t>
-      </w:r>
-      <w:r>
-        <w:t>design. Prentice Hall.</w:t>
+        <w:t>Martin, R. C. (2017). Clean architecture: A craftsman's guide to software structure and design. Prentice Hall.</w:t>
       </w:r>
     </w:p>
     <w:p>
@@ -40678,10 +40834,7 @@
         <w:t>MOF 2.0/XMI mapping specification, version 2.1</w:t>
       </w:r>
       <w:r>
-        <w:t>. https://www.om</w:t>
-      </w:r>
-      <w:r>
-        <w:t>g.org/spec/XMI/</w:t>
+        <w:t>. https://www.omg.org/spec/XMI/</w:t>
       </w:r>
     </w:p>
     <w:p>
@@ -40715,10 +40868,10 @@
         <w:pStyle w:val="Textoindependiente"/>
       </w:pPr>
       <w:r>
-        <w:t>Pressman, R. S., &amp; Maxim, B. R. (</w:t>
-      </w:r>
-      <w:r>
-        <w:t>2015). Ingeniería de software: Un enfoque práctico (8.a ed.). McGraw-Hill.</w:t>
+        <w:t>Pressman, R. S., &amp; Maxim, B. R. (2015). Ingenierí</w:t>
+      </w:r>
+      <w:r>
+        <w:t>a de software: Un enfoque práctico (8.a ed.). McGraw-Hill.</w:t>
       </w:r>
     </w:p>
     <w:p>
@@ -40752,7 +40905,10 @@
         <w:pStyle w:val="Textoindependiente"/>
       </w:pPr>
       <w:r>
-        <w:t>Rumbaugh, J., Jacobson, I., &amp; Booch, G. (2005). The Unified Modeling Language reference manual (2.a ed.). Addison-Wesley.</w:t>
+        <w:t>Rumbaugh, J., Jacobs</w:t>
+      </w:r>
+      <w:r>
+        <w:t>on, I., &amp; Booch, G. (2005). The Unified Modeling Language reference manual (2.a ed.). Addison-Wesley.</w:t>
       </w:r>
     </w:p>
     <w:p>
@@ -40760,10 +40916,7 @@
         <w:pStyle w:val="Textoindependiente"/>
       </w:pPr>
       <w:r>
-        <w:t>Sadalage</w:t>
-      </w:r>
-      <w:r>
-        <w:t xml:space="preserve">, P. J., &amp; Fowler, M. (2012). </w:t>
+        <w:t xml:space="preserve">Sadalage, P. J., &amp; Fowler, M. (2012). </w:t>
       </w:r>
       <w:r>
         <w:rPr>
@@ -40788,31 +40941,35 @@
           <w:i/>
           <w:iCs/>
         </w:rPr>
-        <w:t>Socket.IO documentation</w:t>
-      </w:r>
-      <w:r>
-        <w:t>. https://socket.io/docs/v4/</w:t>
-      </w:r>
-    </w:p>
-    <w:p>
-      <w:pPr>
-        <w:pStyle w:val="Textoindependiente"/>
-      </w:pPr>
-      <w:r>
-        <w:t xml:space="preserve">Sommerville, I. (2016). </w:t>
+        <w:t>Soc</w:t>
       </w:r>
       <w:r>
         <w:rPr>
           <w:i/>
           <w:iCs/>
         </w:rPr>
+        <w:t>ket.IO documentation</w:t>
+      </w:r>
+      <w:r>
+        <w:t>. https://socket.io/docs/v4/</w:t>
+      </w:r>
+    </w:p>
+    <w:p>
+      <w:pPr>
+        <w:pStyle w:val="Textoindependiente"/>
+      </w:pPr>
+      <w:r>
+        <w:t xml:space="preserve">Sommerville, I. (2016). </w:t>
+      </w:r>
+      <w:r>
+        <w:rPr>
+          <w:i/>
+          <w:iCs/>
+        </w:rPr>
         <w:t>Software engineering</w:t>
       </w:r>
       <w:r>
-        <w:t xml:space="preserve"> (10th ed.). Pear</w:t>
-      </w:r>
-      <w:r>
-        <w:t>son.</w:t>
+        <w:t xml:space="preserve"> (10th ed.). Pearson.</w:t>
       </w:r>
     </w:p>
     <w:p>
@@ -40833,12 +40990,12 @@
     </w:p>
     <w:bookmarkEnd w:id="253"/>
     <w:sectPr>
-      <w:headerReference w:type="even" r:id="rId65"/>
-      <w:headerReference w:type="default" r:id="rId66"/>
-      <w:footerReference w:type="even" r:id="rId67"/>
-      <w:footerReference w:type="default" r:id="rId68"/>
-      <w:headerReference w:type="first" r:id="rId69"/>
-      <w:footerReference w:type="first" r:id="rId70"/>
+      <w:headerReference w:type="even" r:id="rId68"/>
+      <w:headerReference w:type="default" r:id="rId69"/>
+      <w:footerReference w:type="even" r:id="rId70"/>
+      <w:footerReference w:type="default" r:id="rId71"/>
+      <w:headerReference w:type="first" r:id="rId72"/>
+      <w:footerReference w:type="first" r:id="rId73"/>
       <w:footnotePr>
         <w:numRestart w:val="eachSect"/>
       </w:footnotePr>
@@ -41034,7 +41191,7 @@
   <w:abstractNum w:abstractNumId="0" w15:restartNumberingAfterBreak="0">
     <w:nsid w:val="0000A990"/>
     <w:multiLevelType w:val="multilevel"/>
-    <w:tmpl w:val="C1660910"/>
+    <w:tmpl w:val="D86C2E62"/>
     <w:lvl w:ilvl="0">
       <w:numFmt w:val="bullet"/>
       <w:lvlText w:val=" "/>
@@ -41111,7 +41268,7 @@
   <w:abstractNum w:abstractNumId="1" w15:restartNumberingAfterBreak="0">
     <w:nsid w:val="0000A991"/>
     <w:multiLevelType w:val="multilevel"/>
-    <w:tmpl w:val="01161026"/>
+    <w:tmpl w:val="D3A04112"/>
     <w:lvl w:ilvl="0">
       <w:numFmt w:val="bullet"/>
       <w:lvlText w:val=""/>
@@ -41215,7 +41372,7 @@
   <w:abstractNum w:abstractNumId="2" w15:restartNumberingAfterBreak="0">
     <w:nsid w:val="0000A992"/>
     <w:multiLevelType w:val="multilevel"/>
-    <w:tmpl w:val="E6E4402C"/>
+    <w:tmpl w:val="FCF00CD2"/>
     <w:lvl w:ilvl="0">
       <w:numFmt w:val="bullet"/>
       <w:lvlText w:val="☐"/>
@@ -41292,7 +41449,7 @@
   <w:abstractNum w:abstractNumId="3" w15:restartNumberingAfterBreak="0">
     <w:nsid w:val="00A99411"/>
     <w:multiLevelType w:val="multilevel"/>
-    <w:tmpl w:val="C0642DAE"/>
+    <w:tmpl w:val="B06494DA"/>
     <w:lvl w:ilvl="0">
       <w:start w:val="1"/>
       <w:numFmt w:val="decimal"/>
@@ -43441,7 +43598,7 @@
     <w:basedOn w:val="Normal"/>
     <w:link w:val="EncabezadoCar"/>
     <w:unhideWhenUsed/>
-    <w:rsid w:val="001A22AE"/>
+    <w:rsid w:val="00F6176A"/>
     <w:pPr>
       <w:tabs>
         <w:tab w:val="center" w:pos="4252"/>
@@ -43454,7 +43611,7 @@
     <w:name w:val="Encabezado Car"/>
     <w:basedOn w:val="Fuentedeprrafopredeter"/>
     <w:link w:val="Encabezado"/>
-    <w:rsid w:val="001A22AE"/>
+    <w:rsid w:val="00F6176A"/>
     <w:rPr>
       <w:rFonts w:ascii="Arial" w:eastAsia="Arial" w:hAnsi="Arial" w:cs="Arial"/>
       <w:sz w:val="22"/>
@@ -43465,7 +43622,7 @@
     <w:basedOn w:val="Normal"/>
     <w:link w:val="PiedepginaCar"/>
     <w:unhideWhenUsed/>
-    <w:rsid w:val="001A22AE"/>
+    <w:rsid w:val="00F6176A"/>
     <w:pPr>
       <w:tabs>
         <w:tab w:val="center" w:pos="4252"/>
@@ -43478,7 +43635,7 @@
     <w:name w:val="Pie de página Car"/>
     <w:basedOn w:val="Fuentedeprrafopredeter"/>
     <w:link w:val="Piedepgina"/>
-    <w:rsid w:val="001A22AE"/>
+    <w:rsid w:val="00F6176A"/>
     <w:rPr>
       <w:rFonts w:ascii="Arial" w:eastAsia="Arial" w:hAnsi="Arial" w:cs="Arial"/>
       <w:sz w:val="22"/>
@@ -43489,7 +43646,7 @@
     <w:basedOn w:val="Fuentedeprrafopredeter"/>
     <w:semiHidden/>
     <w:unhideWhenUsed/>
-    <w:rsid w:val="001A22AE"/>
+    <w:rsid w:val="00F6176A"/>
   </w:style>
   <w:style w:type="paragraph" w:styleId="TDC1">
     <w:name w:val="toc 1"/>
@@ -43498,7 +43655,7 @@
     <w:autoRedefine/>
     <w:uiPriority w:val="39"/>
     <w:unhideWhenUsed/>
-    <w:rsid w:val="001A22AE"/>
+    <w:rsid w:val="00F6176A"/>
     <w:pPr>
       <w:spacing w:after="100"/>
     </w:pPr>
@@ -43510,7 +43667,7 @@
     <w:autoRedefine/>
     <w:uiPriority w:val="39"/>
     <w:unhideWhenUsed/>
-    <w:rsid w:val="001A22AE"/>
+    <w:rsid w:val="00F6176A"/>
     <w:pPr>
       <w:spacing w:after="100"/>
       <w:ind w:left="220"/>

--- a/docs/documento_final/Examen_Parcial_2_Grupo43_SW1.docx
+++ b/docs/documento_final/Examen_Parcial_2_Grupo43_SW1.docx
@@ -11,7 +11,7 @@
           <w:noProof/>
         </w:rPr>
         <w:drawing>
-          <wp:inline distT="0" distB="0" distL="0" distR="0" wp14:anchorId="3152BEC5" wp14:editId="4E6D51A0">
+          <wp:inline distT="0" distB="0" distL="0" distR="0" wp14:anchorId="7D7743E3" wp14:editId="637458AB">
             <wp:extent cx="658368" cy="914400"/>
             <wp:effectExtent l="0" t="0" r="0" b="0"/>
             <wp:docPr id="10" name="Picture"/>
@@ -246,7 +246,7 @@
                 <w:sz w:val="20"/>
               </w:rPr>
               <w:drawing>
-                <wp:inline distT="0" distB="0" distL="0" distR="0" wp14:anchorId="52E13A98" wp14:editId="2591C066">
+                <wp:inline distT="0" distB="0" distL="0" distR="0" wp14:anchorId="017A860C" wp14:editId="54751961">
                   <wp:extent cx="1188720" cy="1188720"/>
                   <wp:effectExtent l="0" t="0" r="0" b="0"/>
                   <wp:docPr id="13" name="Picture"/>
@@ -305,7 +305,7 @@
                 <w:sz w:val="20"/>
               </w:rPr>
               <w:drawing>
-                <wp:inline distT="0" distB="0" distL="0" distR="0" wp14:anchorId="638EC119" wp14:editId="7692D730">
+                <wp:inline distT="0" distB="0" distL="0" distR="0" wp14:anchorId="2B5B7FB9" wp14:editId="703FA735">
                   <wp:extent cx="1188720" cy="1188720"/>
                   <wp:effectExtent l="0" t="0" r="0" b="0"/>
                   <wp:docPr id="16" name="Picture"/>
@@ -425,7 +425,7 @@
       <w:r>
         <w:fldChar w:fldCharType="separate"/>
       </w:r>
-      <w:hyperlink w:anchor="_Toc243172304" w:history="1">
+      <w:hyperlink w:anchor="_Toc243173645" w:history="1">
         <w:r>
           <w:rPr>
             <w:rStyle w:val="Hipervnculo"/>
@@ -452,7 +452,7 @@
             <w:noProof/>
             <w:webHidden/>
           </w:rPr>
-          <w:instrText xml:space="preserve"> PAGEREF _Toc243172304 \h </w:instrText>
+          <w:instrText xml:space="preserve"> PAGEREF _Toc243173645 \h </w:instrText>
         </w:r>
         <w:r>
           <w:rPr>
@@ -493,7 +493,7 @@
           <w:noProof/>
         </w:rPr>
       </w:pPr>
-      <w:hyperlink w:anchor="_Toc243172305" w:history="1">
+      <w:hyperlink w:anchor="_Toc243173646" w:history="1">
         <w:r>
           <w:rPr>
             <w:rStyle w:val="Hipervnculo"/>
@@ -520,7 +520,7 @@
             <w:noProof/>
             <w:webHidden/>
           </w:rPr>
-          <w:instrText xml:space="preserve"> PAGEREF _Toc243172305 \h </w:instrText>
+          <w:instrText xml:space="preserve"> PAGEREF _Toc243173646 \h </w:instrText>
         </w:r>
         <w:r>
           <w:rPr>
@@ -561,7 +561,7 @@
           <w:noProof/>
         </w:rPr>
       </w:pPr>
-      <w:hyperlink w:anchor="_Toc243172306" w:history="1">
+      <w:hyperlink w:anchor="_Toc243173647" w:history="1">
         <w:r>
           <w:rPr>
             <w:rStyle w:val="Hipervnculo"/>
@@ -588,7 +588,7 @@
             <w:noProof/>
             <w:webHidden/>
           </w:rPr>
-          <w:instrText xml:space="preserve"> PAGEREF _Toc243172306 \h </w:instrText>
+          <w:instrText xml:space="preserve"> PAGEREF _Toc243173647 \h </w:instrText>
         </w:r>
         <w:r>
           <w:rPr>
@@ -629,7 +629,7 @@
           <w:noProof/>
         </w:rPr>
       </w:pPr>
-      <w:hyperlink w:anchor="_Toc243172307" w:history="1">
+      <w:hyperlink w:anchor="_Toc243173648" w:history="1">
         <w:r>
           <w:rPr>
             <w:rStyle w:val="Hipervnculo"/>
@@ -656,7 +656,7 @@
             <w:noProof/>
             <w:webHidden/>
           </w:rPr>
-          <w:instrText xml:space="preserve"> PAGEREF _Toc243172307 \h </w:instrText>
+          <w:instrText xml:space="preserve"> PAGEREF _Toc243173648 \h </w:instrText>
         </w:r>
         <w:r>
           <w:rPr>
@@ -697,7 +697,7 @@
           <w:noProof/>
         </w:rPr>
       </w:pPr>
-      <w:hyperlink w:anchor="_Toc243172308" w:history="1">
+      <w:hyperlink w:anchor="_Toc243173649" w:history="1">
         <w:r>
           <w:rPr>
             <w:rStyle w:val="Hipervnculo"/>
@@ -724,7 +724,7 @@
             <w:noProof/>
             <w:webHidden/>
           </w:rPr>
-          <w:instrText xml:space="preserve"> PAGEREF _Toc243172308 \h </w:instrText>
+          <w:instrText xml:space="preserve"> PAGEREF _Toc243173649 \h </w:instrText>
         </w:r>
         <w:r>
           <w:rPr>
@@ -765,7 +765,7 @@
           <w:noProof/>
         </w:rPr>
       </w:pPr>
-      <w:hyperlink w:anchor="_Toc243172309" w:history="1">
+      <w:hyperlink w:anchor="_Toc243173650" w:history="1">
         <w:r>
           <w:rPr>
             <w:rStyle w:val="Hipervnculo"/>
@@ -792,7 +792,7 @@
             <w:noProof/>
             <w:webHidden/>
           </w:rPr>
-          <w:instrText xml:space="preserve"> PAGEREF _Toc243172309 \h </w:instrText>
+          <w:instrText xml:space="preserve"> PAGEREF _Toc243173650 \h </w:instrText>
         </w:r>
         <w:r>
           <w:rPr>
@@ -833,7 +833,7 @@
           <w:noProof/>
         </w:rPr>
       </w:pPr>
-      <w:hyperlink w:anchor="_Toc243172310" w:history="1">
+      <w:hyperlink w:anchor="_Toc243173651" w:history="1">
         <w:r>
           <w:rPr>
             <w:rStyle w:val="Hipervnculo"/>
@@ -860,7 +860,7 @@
             <w:noProof/>
             <w:webHidden/>
           </w:rPr>
-          <w:instrText xml:space="preserve"> PAGEREF _Toc243172310 \h </w:instrText>
+          <w:instrText xml:space="preserve"> PAGEREF _Toc243173651 \h </w:instrText>
         </w:r>
         <w:r>
           <w:rPr>
@@ -901,7 +901,7 @@
           <w:noProof/>
         </w:rPr>
       </w:pPr>
-      <w:hyperlink w:anchor="_Toc243172311" w:history="1">
+      <w:hyperlink w:anchor="_Toc243173652" w:history="1">
         <w:r>
           <w:rPr>
             <w:rStyle w:val="Hipervnculo"/>
@@ -928,7 +928,7 @@
             <w:noProof/>
             <w:webHidden/>
           </w:rPr>
-          <w:instrText xml:space="preserve"> PAGEREF _Toc243172311 \h </w:instrText>
+          <w:instrText xml:space="preserve"> PAGEREF _Toc243173652 \h </w:instrText>
         </w:r>
         <w:r>
           <w:rPr>
@@ -969,7 +969,7 @@
           <w:noProof/>
         </w:rPr>
       </w:pPr>
-      <w:hyperlink w:anchor="_Toc243172312" w:history="1">
+      <w:hyperlink w:anchor="_Toc243173653" w:history="1">
         <w:r>
           <w:rPr>
             <w:rStyle w:val="Hipervnculo"/>
@@ -996,7 +996,7 @@
             <w:noProof/>
             <w:webHidden/>
           </w:rPr>
-          <w:instrText xml:space="preserve"> PAGEREF _Toc243172312 \h </w:instrText>
+          <w:instrText xml:space="preserve"> PAGEREF _Toc243173653 \h </w:instrText>
         </w:r>
         <w:r>
           <w:rPr>
@@ -1037,7 +1037,7 @@
           <w:noProof/>
         </w:rPr>
       </w:pPr>
-      <w:hyperlink w:anchor="_Toc243172313" w:history="1">
+      <w:hyperlink w:anchor="_Toc243173654" w:history="1">
         <w:r>
           <w:rPr>
             <w:rStyle w:val="Hipervnculo"/>
@@ -1064,7 +1064,7 @@
             <w:noProof/>
             <w:webHidden/>
           </w:rPr>
-          <w:instrText xml:space="preserve"> PAGEREF _Toc243172313 \h </w:instrText>
+          <w:instrText xml:space="preserve"> PAGEREF _Toc243173654 \h </w:instrText>
         </w:r>
         <w:r>
           <w:rPr>
@@ -1105,7 +1105,7 @@
           <w:noProof/>
         </w:rPr>
       </w:pPr>
-      <w:hyperlink w:anchor="_Toc243172314" w:history="1">
+      <w:hyperlink w:anchor="_Toc243173655" w:history="1">
         <w:r>
           <w:rPr>
             <w:rStyle w:val="Hipervnculo"/>
@@ -1132,7 +1132,7 @@
             <w:noProof/>
             <w:webHidden/>
           </w:rPr>
-          <w:instrText xml:space="preserve"> PAGEREF _Toc243172314 \h </w:instrText>
+          <w:instrText xml:space="preserve"> PAGEREF _Toc243173655 \h </w:instrText>
         </w:r>
         <w:r>
           <w:rPr>
@@ -1173,7 +1173,7 @@
           <w:noProof/>
         </w:rPr>
       </w:pPr>
-      <w:hyperlink w:anchor="_Toc243172315" w:history="1">
+      <w:hyperlink w:anchor="_Toc243173656" w:history="1">
         <w:r>
           <w:rPr>
             <w:rStyle w:val="Hipervnculo"/>
@@ -1200,7 +1200,7 @@
             <w:noProof/>
             <w:webHidden/>
           </w:rPr>
-          <w:instrText xml:space="preserve"> PAGEREF _Toc243172315 \h </w:instrText>
+          <w:instrText xml:space="preserve"> PAGEREF _Toc243173656 \h </w:instrText>
         </w:r>
         <w:r>
           <w:rPr>
@@ -1241,7 +1241,7 @@
           <w:noProof/>
         </w:rPr>
       </w:pPr>
-      <w:hyperlink w:anchor="_Toc243172316" w:history="1">
+      <w:hyperlink w:anchor="_Toc243173657" w:history="1">
         <w:r>
           <w:rPr>
             <w:rStyle w:val="Hipervnculo"/>
@@ -1268,7 +1268,7 @@
             <w:noProof/>
             <w:webHidden/>
           </w:rPr>
-          <w:instrText xml:space="preserve"> PAGEREF _Toc243172316 \h </w:instrText>
+          <w:instrText xml:space="preserve"> PAGEREF _Toc243173657 \h </w:instrText>
         </w:r>
         <w:r>
           <w:rPr>
@@ -1309,7 +1309,7 @@
           <w:noProof/>
         </w:rPr>
       </w:pPr>
-      <w:hyperlink w:anchor="_Toc243172317" w:history="1">
+      <w:hyperlink w:anchor="_Toc243173658" w:history="1">
         <w:r>
           <w:rPr>
             <w:rStyle w:val="Hipervnculo"/>
@@ -1336,7 +1336,7 @@
             <w:noProof/>
             <w:webHidden/>
           </w:rPr>
-          <w:instrText xml:space="preserve"> PAGEREF _Toc243172317 \h </w:instrText>
+          <w:instrText xml:space="preserve"> PAGEREF _Toc243173658 \h </w:instrText>
         </w:r>
         <w:r>
           <w:rPr>
@@ -1377,7 +1377,7 @@
           <w:noProof/>
         </w:rPr>
       </w:pPr>
-      <w:hyperlink w:anchor="_Toc243172318" w:history="1">
+      <w:hyperlink w:anchor="_Toc243173659" w:history="1">
         <w:r>
           <w:rPr>
             <w:rStyle w:val="Hipervnculo"/>
@@ -1404,7 +1404,7 @@
             <w:noProof/>
             <w:webHidden/>
           </w:rPr>
-          <w:instrText xml:space="preserve"> PAGEREF _Toc243172318 \h </w:instrText>
+          <w:instrText xml:space="preserve"> PAGEREF _Toc243173659 \h </w:instrText>
         </w:r>
         <w:r>
           <w:rPr>
@@ -1445,7 +1445,7 @@
           <w:noProof/>
         </w:rPr>
       </w:pPr>
-      <w:hyperlink w:anchor="_Toc243172319" w:history="1">
+      <w:hyperlink w:anchor="_Toc243173660" w:history="1">
         <w:r>
           <w:rPr>
             <w:rStyle w:val="Hipervnculo"/>
@@ -1472,7 +1472,7 @@
             <w:noProof/>
             <w:webHidden/>
           </w:rPr>
-          <w:instrText xml:space="preserve"> PAGEREF _Toc243172319 \h </w:instrText>
+          <w:instrText xml:space="preserve"> PAGEREF _Toc243173660 \h </w:instrText>
         </w:r>
         <w:r>
           <w:rPr>
@@ -1513,7 +1513,7 @@
           <w:noProof/>
         </w:rPr>
       </w:pPr>
-      <w:hyperlink w:anchor="_Toc243172320" w:history="1">
+      <w:hyperlink w:anchor="_Toc243173661" w:history="1">
         <w:r>
           <w:rPr>
             <w:rStyle w:val="Hipervnculo"/>
@@ -1540,7 +1540,7 @@
             <w:noProof/>
             <w:webHidden/>
           </w:rPr>
-          <w:instrText xml:space="preserve"> PAGEREF _Toc243172320 \h </w:instrText>
+          <w:instrText xml:space="preserve"> PAGEREF _Toc243173661 \h </w:instrText>
         </w:r>
         <w:r>
           <w:rPr>
@@ -1581,7 +1581,7 @@
           <w:noProof/>
         </w:rPr>
       </w:pPr>
-      <w:hyperlink w:anchor="_Toc243172321" w:history="1">
+      <w:hyperlink w:anchor="_Toc243173662" w:history="1">
         <w:r>
           <w:rPr>
             <w:rStyle w:val="Hipervnculo"/>
@@ -1608,7 +1608,7 @@
             <w:noProof/>
             <w:webHidden/>
           </w:rPr>
-          <w:instrText xml:space="preserve"> PAGEREF _Toc243172321 \h </w:instrText>
+          <w:instrText xml:space="preserve"> PAGEREF _Toc243173662 \h </w:instrText>
         </w:r>
         <w:r>
           <w:rPr>
@@ -1649,7 +1649,7 @@
           <w:noProof/>
         </w:rPr>
       </w:pPr>
-      <w:hyperlink w:anchor="_Toc243172322" w:history="1">
+      <w:hyperlink w:anchor="_Toc243173663" w:history="1">
         <w:r>
           <w:rPr>
             <w:rStyle w:val="Hipervnculo"/>
@@ -1676,7 +1676,7 @@
             <w:noProof/>
             <w:webHidden/>
           </w:rPr>
-          <w:instrText xml:space="preserve"> PAGEREF _Toc243172322 \h </w:instrText>
+          <w:instrText xml:space="preserve"> PAGEREF _Toc243173663 \h </w:instrText>
         </w:r>
         <w:r>
           <w:rPr>
@@ -1717,7 +1717,7 @@
           <w:noProof/>
         </w:rPr>
       </w:pPr>
-      <w:hyperlink w:anchor="_Toc243172323" w:history="1">
+      <w:hyperlink w:anchor="_Toc243173664" w:history="1">
         <w:r>
           <w:rPr>
             <w:rStyle w:val="Hipervnculo"/>
@@ -1744,7 +1744,7 @@
             <w:noProof/>
             <w:webHidden/>
           </w:rPr>
-          <w:instrText xml:space="preserve"> PAGEREF _Toc243172323 \h </w:instrText>
+          <w:instrText xml:space="preserve"> PAGEREF _Toc243173664 \h </w:instrText>
         </w:r>
         <w:r>
           <w:rPr>
@@ -1785,7 +1785,7 @@
           <w:noProof/>
         </w:rPr>
       </w:pPr>
-      <w:hyperlink w:anchor="_Toc243172324" w:history="1">
+      <w:hyperlink w:anchor="_Toc243173665" w:history="1">
         <w:r>
           <w:rPr>
             <w:rStyle w:val="Hipervnculo"/>
@@ -1812,7 +1812,7 @@
             <w:noProof/>
             <w:webHidden/>
           </w:rPr>
-          <w:instrText xml:space="preserve"> PAGEREF _Toc243172324 \h </w:instrText>
+          <w:instrText xml:space="preserve"> PAGEREF _Toc243173665 \h </w:instrText>
         </w:r>
         <w:r>
           <w:rPr>
@@ -1853,7 +1853,7 @@
           <w:noProof/>
         </w:rPr>
       </w:pPr>
-      <w:hyperlink w:anchor="_Toc243172325" w:history="1">
+      <w:hyperlink w:anchor="_Toc243173666" w:history="1">
         <w:r>
           <w:rPr>
             <w:rStyle w:val="Hipervnculo"/>
@@ -1880,7 +1880,7 @@
             <w:noProof/>
             <w:webHidden/>
           </w:rPr>
-          <w:instrText xml:space="preserve"> PAGEREF _Toc243172325 \h </w:instrText>
+          <w:instrText xml:space="preserve"> PAGEREF _Toc243173666 \h </w:instrText>
         </w:r>
         <w:r>
           <w:rPr>
@@ -1921,7 +1921,7 @@
           <w:noProof/>
         </w:rPr>
       </w:pPr>
-      <w:hyperlink w:anchor="_Toc243172326" w:history="1">
+      <w:hyperlink w:anchor="_Toc243173667" w:history="1">
         <w:r>
           <w:rPr>
             <w:rStyle w:val="Hipervnculo"/>
@@ -1948,7 +1948,7 @@
             <w:noProof/>
             <w:webHidden/>
           </w:rPr>
-          <w:instrText xml:space="preserve"> PAGEREF _Toc243172326 \h </w:instrText>
+          <w:instrText xml:space="preserve"> PAGEREF _Toc243173667 \h </w:instrText>
         </w:r>
         <w:r>
           <w:rPr>
@@ -1989,7 +1989,7 @@
           <w:noProof/>
         </w:rPr>
       </w:pPr>
-      <w:hyperlink w:anchor="_Toc243172327" w:history="1">
+      <w:hyperlink w:anchor="_Toc243173668" w:history="1">
         <w:r>
           <w:rPr>
             <w:rStyle w:val="Hipervnculo"/>
@@ -2016,7 +2016,7 @@
             <w:noProof/>
             <w:webHidden/>
           </w:rPr>
-          <w:instrText xml:space="preserve"> PAGEREF _Toc243172327 \h </w:instrText>
+          <w:instrText xml:space="preserve"> PAGEREF _Toc243173668 \h </w:instrText>
         </w:r>
         <w:r>
           <w:rPr>
@@ -2057,7 +2057,7 @@
           <w:noProof/>
         </w:rPr>
       </w:pPr>
-      <w:hyperlink w:anchor="_Toc243172328" w:history="1">
+      <w:hyperlink w:anchor="_Toc243173669" w:history="1">
         <w:r>
           <w:rPr>
             <w:rStyle w:val="Hipervnculo"/>
@@ -2084,7 +2084,7 @@
             <w:noProof/>
             <w:webHidden/>
           </w:rPr>
-          <w:instrText xml:space="preserve"> PAGEREF _Toc243172328 \h </w:instrText>
+          <w:instrText xml:space="preserve"> PAGEREF _Toc243173669 \h </w:instrText>
         </w:r>
         <w:r>
           <w:rPr>
@@ -2125,7 +2125,7 @@
           <w:noProof/>
         </w:rPr>
       </w:pPr>
-      <w:hyperlink w:anchor="_Toc243172329" w:history="1">
+      <w:hyperlink w:anchor="_Toc243173670" w:history="1">
         <w:r>
           <w:rPr>
             <w:rStyle w:val="Hipervnculo"/>
@@ -2152,7 +2152,7 @@
             <w:noProof/>
             <w:webHidden/>
           </w:rPr>
-          <w:instrText xml:space="preserve"> PAGEREF _Toc243172329 \h </w:instrText>
+          <w:instrText xml:space="preserve"> PAGEREF _Toc243173670 \h </w:instrText>
         </w:r>
         <w:r>
           <w:rPr>
@@ -2193,7 +2193,7 @@
           <w:noProof/>
         </w:rPr>
       </w:pPr>
-      <w:hyperlink w:anchor="_Toc243172330" w:history="1">
+      <w:hyperlink w:anchor="_Toc243173671" w:history="1">
         <w:r>
           <w:rPr>
             <w:rStyle w:val="Hipervnculo"/>
@@ -2220,7 +2220,7 @@
             <w:noProof/>
             <w:webHidden/>
           </w:rPr>
-          <w:instrText xml:space="preserve"> PAGEREF _Toc243172330 \h </w:instrText>
+          <w:instrText xml:space="preserve"> PAGEREF _Toc243173671 \h </w:instrText>
         </w:r>
         <w:r>
           <w:rPr>
@@ -2261,7 +2261,7 @@
           <w:noProof/>
         </w:rPr>
       </w:pPr>
-      <w:hyperlink w:anchor="_Toc243172331" w:history="1">
+      <w:hyperlink w:anchor="_Toc243173672" w:history="1">
         <w:r>
           <w:rPr>
             <w:rStyle w:val="Hipervnculo"/>
@@ -2288,7 +2288,7 @@
             <w:noProof/>
             <w:webHidden/>
           </w:rPr>
-          <w:instrText xml:space="preserve"> PAGEREF _Toc243172331 \h </w:instrText>
+          <w:instrText xml:space="preserve"> PAGEREF _Toc243173672 \h </w:instrText>
         </w:r>
         <w:r>
           <w:rPr>
@@ -2329,7 +2329,7 @@
           <w:noProof/>
         </w:rPr>
       </w:pPr>
-      <w:hyperlink w:anchor="_Toc243172332" w:history="1">
+      <w:hyperlink w:anchor="_Toc243173673" w:history="1">
         <w:r>
           <w:rPr>
             <w:rStyle w:val="Hipervnculo"/>
@@ -2356,7 +2356,7 @@
             <w:noProof/>
             <w:webHidden/>
           </w:rPr>
-          <w:instrText xml:space="preserve"> PAGEREF _Toc243172332 \h </w:instrText>
+          <w:instrText xml:space="preserve"> PAGEREF _Toc243173673 \h </w:instrText>
         </w:r>
         <w:r>
           <w:rPr>
@@ -2397,7 +2397,7 @@
           <w:noProof/>
         </w:rPr>
       </w:pPr>
-      <w:hyperlink w:anchor="_Toc243172333" w:history="1">
+      <w:hyperlink w:anchor="_Toc243173674" w:history="1">
         <w:r>
           <w:rPr>
             <w:rStyle w:val="Hipervnculo"/>
@@ -2424,7 +2424,7 @@
             <w:noProof/>
             <w:webHidden/>
           </w:rPr>
-          <w:instrText xml:space="preserve"> PAGEREF _Toc243172333 \h </w:instrText>
+          <w:instrText xml:space="preserve"> PAGEREF _Toc243173674 \h </w:instrText>
         </w:r>
         <w:r>
           <w:rPr>
@@ -2465,7 +2465,7 @@
           <w:noProof/>
         </w:rPr>
       </w:pPr>
-      <w:hyperlink w:anchor="_Toc243172334" w:history="1">
+      <w:hyperlink w:anchor="_Toc243173675" w:history="1">
         <w:r>
           <w:rPr>
             <w:rStyle w:val="Hipervnculo"/>
@@ -2492,7 +2492,7 @@
             <w:noProof/>
             <w:webHidden/>
           </w:rPr>
-          <w:instrText xml:space="preserve"> PAGEREF _Toc243172334 \h </w:instrText>
+          <w:instrText xml:space="preserve"> PAGEREF _Toc243173675 \h </w:instrText>
         </w:r>
         <w:r>
           <w:rPr>
@@ -2533,7 +2533,7 @@
           <w:noProof/>
         </w:rPr>
       </w:pPr>
-      <w:hyperlink w:anchor="_Toc243172335" w:history="1">
+      <w:hyperlink w:anchor="_Toc243173676" w:history="1">
         <w:r>
           <w:rPr>
             <w:rStyle w:val="Hipervnculo"/>
@@ -2560,7 +2560,7 @@
             <w:noProof/>
             <w:webHidden/>
           </w:rPr>
-          <w:instrText xml:space="preserve"> PAGEREF _Toc243172335 \h </w:instrText>
+          <w:instrText xml:space="preserve"> PAGEREF _Toc243173676 \h </w:instrText>
         </w:r>
         <w:r>
           <w:rPr>
@@ -2601,7 +2601,7 @@
           <w:noProof/>
         </w:rPr>
       </w:pPr>
-      <w:hyperlink w:anchor="_Toc243172336" w:history="1">
+      <w:hyperlink w:anchor="_Toc243173677" w:history="1">
         <w:r>
           <w:rPr>
             <w:rStyle w:val="Hipervnculo"/>
@@ -2628,7 +2628,7 @@
             <w:noProof/>
             <w:webHidden/>
           </w:rPr>
-          <w:instrText xml:space="preserve"> PAGEREF _Toc243172336 \h </w:instrText>
+          <w:instrText xml:space="preserve"> PAGEREF _Toc243173677 \h </w:instrText>
         </w:r>
         <w:r>
           <w:rPr>
@@ -2669,7 +2669,7 @@
           <w:noProof/>
         </w:rPr>
       </w:pPr>
-      <w:hyperlink w:anchor="_Toc243172337" w:history="1">
+      <w:hyperlink w:anchor="_Toc243173678" w:history="1">
         <w:r>
           <w:rPr>
             <w:rStyle w:val="Hipervnculo"/>
@@ -2696,7 +2696,7 @@
             <w:noProof/>
             <w:webHidden/>
           </w:rPr>
-          <w:instrText xml:space="preserve"> PAGEREF _Toc243172337 \h </w:instrText>
+          <w:instrText xml:space="preserve"> PAGEREF _Toc243173678 \h </w:instrText>
         </w:r>
         <w:r>
           <w:rPr>
@@ -2737,7 +2737,7 @@
           <w:noProof/>
         </w:rPr>
       </w:pPr>
-      <w:hyperlink w:anchor="_Toc243172338" w:history="1">
+      <w:hyperlink w:anchor="_Toc243173679" w:history="1">
         <w:r>
           <w:rPr>
             <w:rStyle w:val="Hipervnculo"/>
@@ -2764,7 +2764,7 @@
             <w:noProof/>
             <w:webHidden/>
           </w:rPr>
-          <w:instrText xml:space="preserve"> PAGEREF _Toc243172338 \h </w:instrText>
+          <w:instrText xml:space="preserve"> PAGEREF _Toc243173679 \h </w:instrText>
         </w:r>
         <w:r>
           <w:rPr>
@@ -2805,7 +2805,7 @@
           <w:noProof/>
         </w:rPr>
       </w:pPr>
-      <w:hyperlink w:anchor="_Toc243172339" w:history="1">
+      <w:hyperlink w:anchor="_Toc243173680" w:history="1">
         <w:r>
           <w:rPr>
             <w:rStyle w:val="Hipervnculo"/>
@@ -2832,7 +2832,7 @@
             <w:noProof/>
             <w:webHidden/>
           </w:rPr>
-          <w:instrText xml:space="preserve"> PAGEREF _Toc243172339 \h </w:instrText>
+          <w:instrText xml:space="preserve"> PAGEREF _Toc243173680 \h </w:instrText>
         </w:r>
         <w:r>
           <w:rPr>
@@ -2873,7 +2873,7 @@
           <w:noProof/>
         </w:rPr>
       </w:pPr>
-      <w:hyperlink w:anchor="_Toc243172340" w:history="1">
+      <w:hyperlink w:anchor="_Toc243173681" w:history="1">
         <w:r>
           <w:rPr>
             <w:rStyle w:val="Hipervnculo"/>
@@ -2900,7 +2900,7 @@
             <w:noProof/>
             <w:webHidden/>
           </w:rPr>
-          <w:instrText xml:space="preserve"> PAGEREF _Toc243172340 \h </w:instrText>
+          <w:instrText xml:space="preserve"> PAGEREF _Toc243173681 \h </w:instrText>
         </w:r>
         <w:r>
           <w:rPr>
@@ -2941,7 +2941,7 @@
           <w:noProof/>
         </w:rPr>
       </w:pPr>
-      <w:hyperlink w:anchor="_Toc243172341" w:history="1">
+      <w:hyperlink w:anchor="_Toc243173682" w:history="1">
         <w:r>
           <w:rPr>
             <w:rStyle w:val="Hipervnculo"/>
@@ -2968,7 +2968,7 @@
             <w:noProof/>
             <w:webHidden/>
           </w:rPr>
-          <w:instrText xml:space="preserve"> PAGEREF _Toc243172341 \h </w:instrText>
+          <w:instrText xml:space="preserve"> PAGEREF _Toc243173682 \h </w:instrText>
         </w:r>
         <w:r>
           <w:rPr>
@@ -3009,7 +3009,7 @@
           <w:noProof/>
         </w:rPr>
       </w:pPr>
-      <w:hyperlink w:anchor="_Toc243172342" w:history="1">
+      <w:hyperlink w:anchor="_Toc243173683" w:history="1">
         <w:r>
           <w:rPr>
             <w:rStyle w:val="Hipervnculo"/>
@@ -3036,7 +3036,7 @@
             <w:noProof/>
             <w:webHidden/>
           </w:rPr>
-          <w:instrText xml:space="preserve"> PAGEREF _Toc243172342 \h </w:instrText>
+          <w:instrText xml:space="preserve"> PAGEREF _Toc243173683 \h </w:instrText>
         </w:r>
         <w:r>
           <w:rPr>
@@ -3077,7 +3077,7 @@
           <w:noProof/>
         </w:rPr>
       </w:pPr>
-      <w:hyperlink w:anchor="_Toc243172343" w:history="1">
+      <w:hyperlink w:anchor="_Toc243173684" w:history="1">
         <w:r>
           <w:rPr>
             <w:rStyle w:val="Hipervnculo"/>
@@ -3104,7 +3104,7 @@
             <w:noProof/>
             <w:webHidden/>
           </w:rPr>
-          <w:instrText xml:space="preserve"> PAGEREF _Toc243172343 \h </w:instrText>
+          <w:instrText xml:space="preserve"> PAGEREF _Toc243173684 \h </w:instrText>
         </w:r>
         <w:r>
           <w:rPr>
@@ -3145,7 +3145,7 @@
           <w:noProof/>
         </w:rPr>
       </w:pPr>
-      <w:hyperlink w:anchor="_Toc243172344" w:history="1">
+      <w:hyperlink w:anchor="_Toc243173685" w:history="1">
         <w:r>
           <w:rPr>
             <w:rStyle w:val="Hipervnculo"/>
@@ -3172,7 +3172,7 @@
             <w:noProof/>
             <w:webHidden/>
           </w:rPr>
-          <w:instrText xml:space="preserve"> PAGEREF _Toc243172344 \h </w:instrText>
+          <w:instrText xml:space="preserve"> PAGEREF _Toc243173685 \h </w:instrText>
         </w:r>
         <w:r>
           <w:rPr>
@@ -3213,7 +3213,7 @@
           <w:noProof/>
         </w:rPr>
       </w:pPr>
-      <w:hyperlink w:anchor="_Toc243172345" w:history="1">
+      <w:hyperlink w:anchor="_Toc243173686" w:history="1">
         <w:r>
           <w:rPr>
             <w:rStyle w:val="Hipervnculo"/>
@@ -3240,7 +3240,7 @@
             <w:noProof/>
             <w:webHidden/>
           </w:rPr>
-          <w:instrText xml:space="preserve"> PAGEREF _Toc243172345 \h </w:instrText>
+          <w:instrText xml:space="preserve"> PAGEREF _Toc243173686 \h </w:instrText>
         </w:r>
         <w:r>
           <w:rPr>
@@ -3281,7 +3281,7 @@
           <w:noProof/>
         </w:rPr>
       </w:pPr>
-      <w:hyperlink w:anchor="_Toc243172346" w:history="1">
+      <w:hyperlink w:anchor="_Toc243173687" w:history="1">
         <w:r>
           <w:rPr>
             <w:rStyle w:val="Hipervnculo"/>
@@ -3308,7 +3308,7 @@
             <w:noProof/>
             <w:webHidden/>
           </w:rPr>
-          <w:instrText xml:space="preserve"> PAGEREF _Toc243172346 \h </w:instrText>
+          <w:instrText xml:space="preserve"> PAGEREF _Toc243173687 \h </w:instrText>
         </w:r>
         <w:r>
           <w:rPr>
@@ -3349,7 +3349,7 @@
           <w:noProof/>
         </w:rPr>
       </w:pPr>
-      <w:hyperlink w:anchor="_Toc243172347" w:history="1">
+      <w:hyperlink w:anchor="_Toc243173688" w:history="1">
         <w:r>
           <w:rPr>
             <w:rStyle w:val="Hipervnculo"/>
@@ -3376,7 +3376,7 @@
             <w:noProof/>
             <w:webHidden/>
           </w:rPr>
-          <w:instrText xml:space="preserve"> PAGEREF _Toc243172347 \h </w:instrText>
+          <w:instrText xml:space="preserve"> PAGEREF _Toc243173688 \h </w:instrText>
         </w:r>
         <w:r>
           <w:rPr>
@@ -3417,7 +3417,7 @@
           <w:noProof/>
         </w:rPr>
       </w:pPr>
-      <w:hyperlink w:anchor="_Toc243172348" w:history="1">
+      <w:hyperlink w:anchor="_Toc243173689" w:history="1">
         <w:r>
           <w:rPr>
             <w:rStyle w:val="Hipervnculo"/>
@@ -3444,7 +3444,7 @@
             <w:noProof/>
             <w:webHidden/>
           </w:rPr>
-          <w:instrText xml:space="preserve"> PAGEREF _Toc243172348 \h </w:instrText>
+          <w:instrText xml:space="preserve"> PAGEREF _Toc243173689 \h </w:instrText>
         </w:r>
         <w:r>
           <w:rPr>
@@ -3485,7 +3485,7 @@
           <w:noProof/>
         </w:rPr>
       </w:pPr>
-      <w:hyperlink w:anchor="_Toc243172349" w:history="1">
+      <w:hyperlink w:anchor="_Toc243173690" w:history="1">
         <w:r>
           <w:rPr>
             <w:rStyle w:val="Hipervnculo"/>
@@ -3512,7 +3512,7 @@
             <w:noProof/>
             <w:webHidden/>
           </w:rPr>
-          <w:instrText xml:space="preserve"> PAGEREF _Toc243172349 \h </w:instrText>
+          <w:instrText xml:space="preserve"> PAGEREF _Toc243173690 \h </w:instrText>
         </w:r>
         <w:r>
           <w:rPr>
@@ -3553,7 +3553,7 @@
           <w:noProof/>
         </w:rPr>
       </w:pPr>
-      <w:hyperlink w:anchor="_Toc243172350" w:history="1">
+      <w:hyperlink w:anchor="_Toc243173691" w:history="1">
         <w:r>
           <w:rPr>
             <w:rStyle w:val="Hipervnculo"/>
@@ -3580,7 +3580,7 @@
             <w:noProof/>
             <w:webHidden/>
           </w:rPr>
-          <w:instrText xml:space="preserve"> PAGEREF _Toc243172350 \h </w:instrText>
+          <w:instrText xml:space="preserve"> PAGEREF _Toc243173691 \h </w:instrText>
         </w:r>
         <w:r>
           <w:rPr>
@@ -3621,7 +3621,7 @@
           <w:noProof/>
         </w:rPr>
       </w:pPr>
-      <w:hyperlink w:anchor="_Toc243172351" w:history="1">
+      <w:hyperlink w:anchor="_Toc243173692" w:history="1">
         <w:r>
           <w:rPr>
             <w:rStyle w:val="Hipervnculo"/>
@@ -3648,7 +3648,7 @@
             <w:noProof/>
             <w:webHidden/>
           </w:rPr>
-          <w:instrText xml:space="preserve"> PAGEREF _Toc243172351 \h </w:instrText>
+          <w:instrText xml:space="preserve"> PAGEREF _Toc243173692 \h </w:instrText>
         </w:r>
         <w:r>
           <w:rPr>
@@ -3689,7 +3689,7 @@
           <w:noProof/>
         </w:rPr>
       </w:pPr>
-      <w:hyperlink w:anchor="_Toc243172352" w:history="1">
+      <w:hyperlink w:anchor="_Toc243173693" w:history="1">
         <w:r>
           <w:rPr>
             <w:rStyle w:val="Hipervnculo"/>
@@ -3716,7 +3716,7 @@
             <w:noProof/>
             <w:webHidden/>
           </w:rPr>
-          <w:instrText xml:space="preserve"> PAGEREF _Toc243172352 \h </w:instrText>
+          <w:instrText xml:space="preserve"> PAGEREF _Toc243173693 \h </w:instrText>
         </w:r>
         <w:r>
           <w:rPr>
@@ -3757,7 +3757,7 @@
           <w:noProof/>
         </w:rPr>
       </w:pPr>
-      <w:hyperlink w:anchor="_Toc243172353" w:history="1">
+      <w:hyperlink w:anchor="_Toc243173694" w:history="1">
         <w:r>
           <w:rPr>
             <w:rStyle w:val="Hipervnculo"/>
@@ -3784,7 +3784,7 @@
             <w:noProof/>
             <w:webHidden/>
           </w:rPr>
-          <w:instrText xml:space="preserve"> PAGEREF _Toc243172353 \h </w:instrText>
+          <w:instrText xml:space="preserve"> PAGEREF _Toc243173694 \h </w:instrText>
         </w:r>
         <w:r>
           <w:rPr>
@@ -3825,7 +3825,7 @@
           <w:noProof/>
         </w:rPr>
       </w:pPr>
-      <w:hyperlink w:anchor="_Toc243172354" w:history="1">
+      <w:hyperlink w:anchor="_Toc243173695" w:history="1">
         <w:r>
           <w:rPr>
             <w:rStyle w:val="Hipervnculo"/>
@@ -3852,7 +3852,7 @@
             <w:noProof/>
             <w:webHidden/>
           </w:rPr>
-          <w:instrText xml:space="preserve"> PAGEREF _Toc243172354 \h </w:instrText>
+          <w:instrText xml:space="preserve"> PAGEREF _Toc243173695 \h </w:instrText>
         </w:r>
         <w:r>
           <w:rPr>
@@ -3893,7 +3893,7 @@
           <w:noProof/>
         </w:rPr>
       </w:pPr>
-      <w:hyperlink w:anchor="_Toc243172355" w:history="1">
+      <w:hyperlink w:anchor="_Toc243173696" w:history="1">
         <w:r>
           <w:rPr>
             <w:rStyle w:val="Hipervnculo"/>
@@ -3920,7 +3920,7 @@
             <w:noProof/>
             <w:webHidden/>
           </w:rPr>
-          <w:instrText xml:space="preserve"> PAGEREF _Toc243172355 \h </w:instrText>
+          <w:instrText xml:space="preserve"> PAGEREF _Toc243173696 \h </w:instrText>
         </w:r>
         <w:r>
           <w:rPr>
@@ -3961,7 +3961,7 @@
           <w:noProof/>
         </w:rPr>
       </w:pPr>
-      <w:hyperlink w:anchor="_Toc243172356" w:history="1">
+      <w:hyperlink w:anchor="_Toc243173697" w:history="1">
         <w:r>
           <w:rPr>
             <w:rStyle w:val="Hipervnculo"/>
@@ -3988,7 +3988,7 @@
             <w:noProof/>
             <w:webHidden/>
           </w:rPr>
-          <w:instrText xml:space="preserve"> PAGEREF _Toc243172356 \h </w:instrText>
+          <w:instrText xml:space="preserve"> PAGEREF _Toc243173697 \h </w:instrText>
         </w:r>
         <w:r>
           <w:rPr>
@@ -4029,7 +4029,7 @@
           <w:noProof/>
         </w:rPr>
       </w:pPr>
-      <w:hyperlink w:anchor="_Toc243172357" w:history="1">
+      <w:hyperlink w:anchor="_Toc243173698" w:history="1">
         <w:r>
           <w:rPr>
             <w:rStyle w:val="Hipervnculo"/>
@@ -4056,7 +4056,7 @@
             <w:noProof/>
             <w:webHidden/>
           </w:rPr>
-          <w:instrText xml:space="preserve"> PAGEREF _Toc243172357 \h </w:instrText>
+          <w:instrText xml:space="preserve"> PAGEREF _Toc243173698 \h </w:instrText>
         </w:r>
         <w:r>
           <w:rPr>
@@ -4097,7 +4097,7 @@
           <w:noProof/>
         </w:rPr>
       </w:pPr>
-      <w:hyperlink w:anchor="_Toc243172358" w:history="1">
+      <w:hyperlink w:anchor="_Toc243173699" w:history="1">
         <w:r>
           <w:rPr>
             <w:rStyle w:val="Hipervnculo"/>
@@ -4124,7 +4124,7 @@
             <w:noProof/>
             <w:webHidden/>
           </w:rPr>
-          <w:instrText xml:space="preserve"> PAGEREF _Toc243172358 \h </w:instrText>
+          <w:instrText xml:space="preserve"> PAGEREF _Toc243173699 \h </w:instrText>
         </w:r>
         <w:r>
           <w:rPr>
@@ -4165,7 +4165,7 @@
           <w:noProof/>
         </w:rPr>
       </w:pPr>
-      <w:hyperlink w:anchor="_Toc243172359" w:history="1">
+      <w:hyperlink w:anchor="_Toc243173700" w:history="1">
         <w:r>
           <w:rPr>
             <w:rStyle w:val="Hipervnculo"/>
@@ -4192,7 +4192,7 @@
             <w:noProof/>
             <w:webHidden/>
           </w:rPr>
-          <w:instrText xml:space="preserve"> PAGEREF _Toc243172359 \h </w:instrText>
+          <w:instrText xml:space="preserve"> PAGEREF _Toc243173700 \h </w:instrText>
         </w:r>
         <w:r>
           <w:rPr>
@@ -4233,7 +4233,7 @@
           <w:noProof/>
         </w:rPr>
       </w:pPr>
-      <w:hyperlink w:anchor="_Toc243172360" w:history="1">
+      <w:hyperlink w:anchor="_Toc243173701" w:history="1">
         <w:r>
           <w:rPr>
             <w:rStyle w:val="Hipervnculo"/>
@@ -4260,7 +4260,7 @@
             <w:noProof/>
             <w:webHidden/>
           </w:rPr>
-          <w:instrText xml:space="preserve"> PAGEREF _Toc243172360 \h </w:instrText>
+          <w:instrText xml:space="preserve"> PAGEREF _Toc243173701 \h </w:instrText>
         </w:r>
         <w:r>
           <w:rPr>
@@ -4301,7 +4301,7 @@
           <w:noProof/>
         </w:rPr>
       </w:pPr>
-      <w:hyperlink w:anchor="_Toc243172361" w:history="1">
+      <w:hyperlink w:anchor="_Toc243173702" w:history="1">
         <w:r>
           <w:rPr>
             <w:rStyle w:val="Hipervnculo"/>
@@ -4328,7 +4328,7 @@
             <w:noProof/>
             <w:webHidden/>
           </w:rPr>
-          <w:instrText xml:space="preserve"> PAGEREF _Toc243172361 \h </w:instrText>
+          <w:instrText xml:space="preserve"> PAGEREF _Toc243173702 \h </w:instrText>
         </w:r>
         <w:r>
           <w:rPr>
@@ -4369,7 +4369,7 @@
           <w:noProof/>
         </w:rPr>
       </w:pPr>
-      <w:hyperlink w:anchor="_Toc243172362" w:history="1">
+      <w:hyperlink w:anchor="_Toc243173703" w:history="1">
         <w:r>
           <w:rPr>
             <w:rStyle w:val="Hipervnculo"/>
@@ -4396,7 +4396,7 @@
             <w:noProof/>
             <w:webHidden/>
           </w:rPr>
-          <w:instrText xml:space="preserve"> PAGEREF _Toc243172362 \h </w:instrText>
+          <w:instrText xml:space="preserve"> PAGEREF _Toc243173703 \h </w:instrText>
         </w:r>
         <w:r>
           <w:rPr>
@@ -4437,7 +4437,7 @@
           <w:noProof/>
         </w:rPr>
       </w:pPr>
-      <w:hyperlink w:anchor="_Toc243172363" w:history="1">
+      <w:hyperlink w:anchor="_Toc243173704" w:history="1">
         <w:r>
           <w:rPr>
             <w:rStyle w:val="Hipervnculo"/>
@@ -4464,7 +4464,7 @@
             <w:noProof/>
             <w:webHidden/>
           </w:rPr>
-          <w:instrText xml:space="preserve"> PAGEREF _Toc243172363 \h </w:instrText>
+          <w:instrText xml:space="preserve"> PAGEREF _Toc243173704 \h </w:instrText>
         </w:r>
         <w:r>
           <w:rPr>
@@ -4505,7 +4505,7 @@
           <w:noProof/>
         </w:rPr>
       </w:pPr>
-      <w:hyperlink w:anchor="_Toc243172364" w:history="1">
+      <w:hyperlink w:anchor="_Toc243173705" w:history="1">
         <w:r>
           <w:rPr>
             <w:rStyle w:val="Hipervnculo"/>
@@ -4532,7 +4532,7 @@
             <w:noProof/>
             <w:webHidden/>
           </w:rPr>
-          <w:instrText xml:space="preserve"> PAGEREF _Toc243172364 \h </w:instrText>
+          <w:instrText xml:space="preserve"> PAGEREF _Toc243173705 \h </w:instrText>
         </w:r>
         <w:r>
           <w:rPr>
@@ -4573,7 +4573,7 @@
           <w:noProof/>
         </w:rPr>
       </w:pPr>
-      <w:hyperlink w:anchor="_Toc243172365" w:history="1">
+      <w:hyperlink w:anchor="_Toc243173706" w:history="1">
         <w:r>
           <w:rPr>
             <w:rStyle w:val="Hipervnculo"/>
@@ -4600,7 +4600,7 @@
             <w:noProof/>
             <w:webHidden/>
           </w:rPr>
-          <w:instrText xml:space="preserve"> PAGEREF _Toc243172365 \h </w:instrText>
+          <w:instrText xml:space="preserve"> PAGEREF _Toc243173706 \h </w:instrText>
         </w:r>
         <w:r>
           <w:rPr>
@@ -4641,7 +4641,7 @@
           <w:noProof/>
         </w:rPr>
       </w:pPr>
-      <w:hyperlink w:anchor="_Toc243172366" w:history="1">
+      <w:hyperlink w:anchor="_Toc243173707" w:history="1">
         <w:r>
           <w:rPr>
             <w:rStyle w:val="Hipervnculo"/>
@@ -4668,7 +4668,7 @@
             <w:noProof/>
             <w:webHidden/>
           </w:rPr>
-          <w:instrText xml:space="preserve"> PAGEREF _Toc243172366 \h </w:instrText>
+          <w:instrText xml:space="preserve"> PAGEREF _Toc243173707 \h </w:instrText>
         </w:r>
         <w:r>
           <w:rPr>
@@ -4709,7 +4709,7 @@
           <w:noProof/>
         </w:rPr>
       </w:pPr>
-      <w:hyperlink w:anchor="_Toc243172367" w:history="1">
+      <w:hyperlink w:anchor="_Toc243173708" w:history="1">
         <w:r>
           <w:rPr>
             <w:rStyle w:val="Hipervnculo"/>
@@ -4736,7 +4736,7 @@
             <w:noProof/>
             <w:webHidden/>
           </w:rPr>
-          <w:instrText xml:space="preserve"> PAGEREF _Toc243172367 \h </w:instrText>
+          <w:instrText xml:space="preserve"> PAGEREF _Toc243173708 \h </w:instrText>
         </w:r>
         <w:r>
           <w:rPr>
@@ -4777,7 +4777,7 @@
           <w:noProof/>
         </w:rPr>
       </w:pPr>
-      <w:hyperlink w:anchor="_Toc243172368" w:history="1">
+      <w:hyperlink w:anchor="_Toc243173709" w:history="1">
         <w:r>
           <w:rPr>
             <w:rStyle w:val="Hipervnculo"/>
@@ -4804,7 +4804,7 @@
             <w:noProof/>
             <w:webHidden/>
           </w:rPr>
-          <w:instrText xml:space="preserve"> PAGEREF _Toc243172368 \h </w:instrText>
+          <w:instrText xml:space="preserve"> PAGEREF _Toc243173709 \h </w:instrText>
         </w:r>
         <w:r>
           <w:rPr>
@@ -4845,7 +4845,7 @@
           <w:noProof/>
         </w:rPr>
       </w:pPr>
-      <w:hyperlink w:anchor="_Toc243172369" w:history="1">
+      <w:hyperlink w:anchor="_Toc243173710" w:history="1">
         <w:r>
           <w:rPr>
             <w:rStyle w:val="Hipervnculo"/>
@@ -4872,7 +4872,7 @@
             <w:noProof/>
             <w:webHidden/>
           </w:rPr>
-          <w:instrText xml:space="preserve"> PAGEREF _Toc243172369 \h </w:instrText>
+          <w:instrText xml:space="preserve"> PAGEREF _Toc243173710 \h </w:instrText>
         </w:r>
         <w:r>
           <w:rPr>
@@ -4913,7 +4913,7 @@
           <w:noProof/>
         </w:rPr>
       </w:pPr>
-      <w:hyperlink w:anchor="_Toc243172370" w:history="1">
+      <w:hyperlink w:anchor="_Toc243173711" w:history="1">
         <w:r>
           <w:rPr>
             <w:rStyle w:val="Hipervnculo"/>
@@ -4940,7 +4940,7 @@
             <w:noProof/>
             <w:webHidden/>
           </w:rPr>
-          <w:instrText xml:space="preserve"> PAGEREF _Toc243172370 \h </w:instrText>
+          <w:instrText xml:space="preserve"> PAGEREF _Toc243173711 \h </w:instrText>
         </w:r>
         <w:r>
           <w:rPr>
@@ -4981,7 +4981,7 @@
           <w:noProof/>
         </w:rPr>
       </w:pPr>
-      <w:hyperlink w:anchor="_Toc243172371" w:history="1">
+      <w:hyperlink w:anchor="_Toc243173712" w:history="1">
         <w:r>
           <w:rPr>
             <w:rStyle w:val="Hipervnculo"/>
@@ -5008,7 +5008,7 @@
             <w:noProof/>
             <w:webHidden/>
           </w:rPr>
-          <w:instrText xml:space="preserve"> PAGEREF _Toc243172371 \h </w:instrText>
+          <w:instrText xml:space="preserve"> PAGEREF _Toc243173712 \h </w:instrText>
         </w:r>
         <w:r>
           <w:rPr>
@@ -5028,7 +5028,7 @@
             <w:noProof/>
             <w:webHidden/>
           </w:rPr>
-          <w:t>96</w:t>
+          <w:t>99</w:t>
         </w:r>
         <w:r>
           <w:rPr>
@@ -5049,7 +5049,7 @@
           <w:noProof/>
         </w:rPr>
       </w:pPr>
-      <w:hyperlink w:anchor="_Toc243172372" w:history="1">
+      <w:hyperlink w:anchor="_Toc243173713" w:history="1">
         <w:r>
           <w:rPr>
             <w:rStyle w:val="Hipervnculo"/>
@@ -5076,7 +5076,7 @@
             <w:noProof/>
             <w:webHidden/>
           </w:rPr>
-          <w:instrText xml:space="preserve"> PAGEREF _Toc243172372 \h </w:instrText>
+          <w:instrText xml:space="preserve"> PAGEREF _Toc243173713 \h </w:instrText>
         </w:r>
         <w:r>
           <w:rPr>
@@ -5096,7 +5096,7 @@
             <w:noProof/>
             <w:webHidden/>
           </w:rPr>
-          <w:t>97</w:t>
+          <w:t>100</w:t>
         </w:r>
         <w:r>
           <w:rPr>
@@ -5117,7 +5117,7 @@
           <w:noProof/>
         </w:rPr>
       </w:pPr>
-      <w:hyperlink w:anchor="_Toc243172373" w:history="1">
+      <w:hyperlink w:anchor="_Toc243173714" w:history="1">
         <w:r>
           <w:rPr>
             <w:rStyle w:val="Hipervnculo"/>
@@ -5144,7 +5144,7 @@
             <w:noProof/>
             <w:webHidden/>
           </w:rPr>
-          <w:instrText xml:space="preserve"> PAGEREF _Toc243172373 \h </w:instrText>
+          <w:instrText xml:space="preserve"> PAGEREF _Toc243173714 \h </w:instrText>
         </w:r>
         <w:r>
           <w:rPr>
@@ -5164,7 +5164,7 @@
             <w:noProof/>
             <w:webHidden/>
           </w:rPr>
-          <w:t>98</w:t>
+          <w:t>101</w:t>
         </w:r>
         <w:r>
           <w:rPr>
@@ -5185,7 +5185,7 @@
           <w:noProof/>
         </w:rPr>
       </w:pPr>
-      <w:hyperlink w:anchor="_Toc243172374" w:history="1">
+      <w:hyperlink w:anchor="_Toc243173715" w:history="1">
         <w:r>
           <w:rPr>
             <w:rStyle w:val="Hipervnculo"/>
@@ -5212,7 +5212,7 @@
             <w:noProof/>
             <w:webHidden/>
           </w:rPr>
-          <w:instrText xml:space="preserve"> PAGEREF _Toc243172374 \h </w:instrText>
+          <w:instrText xml:space="preserve"> PAGEREF _Toc243173715 \h </w:instrText>
         </w:r>
         <w:r>
           <w:rPr>
@@ -5232,7 +5232,7 @@
             <w:noProof/>
             <w:webHidden/>
           </w:rPr>
-          <w:t>98</w:t>
+          <w:t>101</w:t>
         </w:r>
         <w:r>
           <w:rPr>
@@ -5253,7 +5253,7 @@
           <w:noProof/>
         </w:rPr>
       </w:pPr>
-      <w:hyperlink w:anchor="_Toc243172375" w:history="1">
+      <w:hyperlink w:anchor="_Toc243173716" w:history="1">
         <w:r>
           <w:rPr>
             <w:rStyle w:val="Hipervnculo"/>
@@ -5280,7 +5280,7 @@
             <w:noProof/>
             <w:webHidden/>
           </w:rPr>
-          <w:instrText xml:space="preserve"> PAGEREF _Toc243172375 \h </w:instrText>
+          <w:instrText xml:space="preserve"> PAGEREF _Toc243173716 \h </w:instrText>
         </w:r>
         <w:r>
           <w:rPr>
@@ -5300,7 +5300,7 @@
             <w:noProof/>
             <w:webHidden/>
           </w:rPr>
-          <w:t>100</w:t>
+          <w:t>103</w:t>
         </w:r>
         <w:r>
           <w:rPr>
@@ -5321,7 +5321,7 @@
           <w:noProof/>
         </w:rPr>
       </w:pPr>
-      <w:hyperlink w:anchor="_Toc243172376" w:history="1">
+      <w:hyperlink w:anchor="_Toc243173717" w:history="1">
         <w:r>
           <w:rPr>
             <w:rStyle w:val="Hipervnculo"/>
@@ -5348,7 +5348,7 @@
             <w:noProof/>
             <w:webHidden/>
           </w:rPr>
-          <w:instrText xml:space="preserve"> PAGEREF _Toc243172376 \h </w:instrText>
+          <w:instrText xml:space="preserve"> PAGEREF _Toc243173717 \h </w:instrText>
         </w:r>
         <w:r>
           <w:rPr>
@@ -5368,7 +5368,7 @@
             <w:noProof/>
             <w:webHidden/>
           </w:rPr>
-          <w:t>101</w:t>
+          <w:t>104</w:t>
         </w:r>
         <w:r>
           <w:rPr>
@@ -5389,7 +5389,7 @@
           <w:noProof/>
         </w:rPr>
       </w:pPr>
-      <w:hyperlink w:anchor="_Toc243172377" w:history="1">
+      <w:hyperlink w:anchor="_Toc243173718" w:history="1">
         <w:r>
           <w:rPr>
             <w:rStyle w:val="Hipervnculo"/>
@@ -5416,7 +5416,7 @@
             <w:noProof/>
             <w:webHidden/>
           </w:rPr>
-          <w:instrText xml:space="preserve"> PAGEREF _Toc243172377 \h </w:instrText>
+          <w:instrText xml:space="preserve"> PAGEREF _Toc243173718 \h </w:instrText>
         </w:r>
         <w:r>
           <w:rPr>
@@ -5436,7 +5436,7 @@
             <w:noProof/>
             <w:webHidden/>
           </w:rPr>
-          <w:t>104</w:t>
+          <w:t>107</w:t>
         </w:r>
         <w:r>
           <w:rPr>
@@ -5457,7 +5457,7 @@
           <w:noProof/>
         </w:rPr>
       </w:pPr>
-      <w:hyperlink w:anchor="_Toc243172378" w:history="1">
+      <w:hyperlink w:anchor="_Toc243173719" w:history="1">
         <w:r>
           <w:rPr>
             <w:rStyle w:val="Hipervnculo"/>
@@ -5484,7 +5484,7 @@
             <w:noProof/>
             <w:webHidden/>
           </w:rPr>
-          <w:instrText xml:space="preserve"> PAGEREF _Toc243172378 \h </w:instrText>
+          <w:instrText xml:space="preserve"> PAGEREF _Toc243173719 \h </w:instrText>
         </w:r>
         <w:r>
           <w:rPr>
@@ -5504,7 +5504,7 @@
             <w:noProof/>
             <w:webHidden/>
           </w:rPr>
-          <w:t>104</w:t>
+          <w:t>107</w:t>
         </w:r>
         <w:r>
           <w:rPr>
@@ -5525,7 +5525,7 @@
           <w:noProof/>
         </w:rPr>
       </w:pPr>
-      <w:hyperlink w:anchor="_Toc243172379" w:history="1">
+      <w:hyperlink w:anchor="_Toc243173720" w:history="1">
         <w:r>
           <w:rPr>
             <w:rStyle w:val="Hipervnculo"/>
@@ -5552,7 +5552,7 @@
             <w:noProof/>
             <w:webHidden/>
           </w:rPr>
-          <w:instrText xml:space="preserve"> PAGEREF _Toc243172379 \h </w:instrText>
+          <w:instrText xml:space="preserve"> PAGEREF _Toc243173720 \h </w:instrText>
         </w:r>
         <w:r>
           <w:rPr>
@@ -5572,7 +5572,7 @@
             <w:noProof/>
             <w:webHidden/>
           </w:rPr>
-          <w:t>104</w:t>
+          <w:t>107</w:t>
         </w:r>
         <w:r>
           <w:rPr>
@@ -5593,7 +5593,7 @@
           <w:noProof/>
         </w:rPr>
       </w:pPr>
-      <w:hyperlink w:anchor="_Toc243172380" w:history="1">
+      <w:hyperlink w:anchor="_Toc243173721" w:history="1">
         <w:r>
           <w:rPr>
             <w:rStyle w:val="Hipervnculo"/>
@@ -5620,7 +5620,7 @@
             <w:noProof/>
             <w:webHidden/>
           </w:rPr>
-          <w:instrText xml:space="preserve"> PAGEREF _Toc243172380 \h </w:instrText>
+          <w:instrText xml:space="preserve"> PAGEREF _Toc243173721 \h </w:instrText>
         </w:r>
         <w:r>
           <w:rPr>
@@ -5640,7 +5640,7 @@
             <w:noProof/>
             <w:webHidden/>
           </w:rPr>
-          <w:t>105</w:t>
+          <w:t>108</w:t>
         </w:r>
         <w:r>
           <w:rPr>
@@ -5661,7 +5661,7 @@
           <w:noProof/>
         </w:rPr>
       </w:pPr>
-      <w:hyperlink w:anchor="_Toc243172381" w:history="1">
+      <w:hyperlink w:anchor="_Toc243173722" w:history="1">
         <w:r>
           <w:rPr>
             <w:rStyle w:val="Hipervnculo"/>
@@ -5688,7 +5688,7 @@
             <w:noProof/>
             <w:webHidden/>
           </w:rPr>
-          <w:instrText xml:space="preserve"> PAGEREF _Toc243172381 \h </w:instrText>
+          <w:instrText xml:space="preserve"> PAGEREF _Toc243173722 \h </w:instrText>
         </w:r>
         <w:r>
           <w:rPr>
@@ -5708,7 +5708,7 @@
             <w:noProof/>
             <w:webHidden/>
           </w:rPr>
-          <w:t>107</w:t>
+          <w:t>110</w:t>
         </w:r>
         <w:r>
           <w:rPr>
@@ -5729,7 +5729,7 @@
           <w:noProof/>
         </w:rPr>
       </w:pPr>
-      <w:hyperlink w:anchor="_Toc243172382" w:history="1">
+      <w:hyperlink w:anchor="_Toc243173723" w:history="1">
         <w:r>
           <w:rPr>
             <w:rStyle w:val="Hipervnculo"/>
@@ -5756,7 +5756,7 @@
             <w:noProof/>
             <w:webHidden/>
           </w:rPr>
-          <w:instrText xml:space="preserve"> PAGEREF _Toc243172382 \h </w:instrText>
+          <w:instrText xml:space="preserve"> PAGEREF _Toc243173723 \h </w:instrText>
         </w:r>
         <w:r>
           <w:rPr>
@@ -5776,7 +5776,7 @@
             <w:noProof/>
             <w:webHidden/>
           </w:rPr>
-          <w:t>108</w:t>
+          <w:t>111</w:t>
         </w:r>
         <w:r>
           <w:rPr>
@@ -5797,7 +5797,7 @@
           <w:noProof/>
         </w:rPr>
       </w:pPr>
-      <w:hyperlink w:anchor="_Toc243172383" w:history="1">
+      <w:hyperlink w:anchor="_Toc243173724" w:history="1">
         <w:r>
           <w:rPr>
             <w:rStyle w:val="Hipervnculo"/>
@@ -5824,7 +5824,7 @@
             <w:noProof/>
             <w:webHidden/>
           </w:rPr>
-          <w:instrText xml:space="preserve"> PAGEREF _Toc243172383 \h </w:instrText>
+          <w:instrText xml:space="preserve"> PAGEREF _Toc243173724 \h </w:instrText>
         </w:r>
         <w:r>
           <w:rPr>
@@ -5844,7 +5844,7 @@
             <w:noProof/>
             <w:webHidden/>
           </w:rPr>
-          <w:t>109</w:t>
+          <w:t>112</w:t>
         </w:r>
         <w:r>
           <w:rPr>
@@ -5865,7 +5865,7 @@
           <w:noProof/>
         </w:rPr>
       </w:pPr>
-      <w:hyperlink w:anchor="_Toc243172384" w:history="1">
+      <w:hyperlink w:anchor="_Toc243173725" w:history="1">
         <w:r>
           <w:rPr>
             <w:rStyle w:val="Hipervnculo"/>
@@ -5892,7 +5892,7 @@
             <w:noProof/>
             <w:webHidden/>
           </w:rPr>
-          <w:instrText xml:space="preserve"> PAGEREF _Toc243172384 \h </w:instrText>
+          <w:instrText xml:space="preserve"> PAGEREF _Toc243173725 \h </w:instrText>
         </w:r>
         <w:r>
           <w:rPr>
@@ -5912,7 +5912,7 @@
             <w:noProof/>
             <w:webHidden/>
           </w:rPr>
-          <w:t>110</w:t>
+          <w:t>113</w:t>
         </w:r>
         <w:r>
           <w:rPr>
@@ -5933,7 +5933,7 @@
           <w:noProof/>
         </w:rPr>
       </w:pPr>
-      <w:hyperlink w:anchor="_Toc243172385" w:history="1">
+      <w:hyperlink w:anchor="_Toc243173726" w:history="1">
         <w:r>
           <w:rPr>
             <w:rStyle w:val="Hipervnculo"/>
@@ -5960,7 +5960,7 @@
             <w:noProof/>
             <w:webHidden/>
           </w:rPr>
-          <w:instrText xml:space="preserve"> PAGEREF _Toc243172385 \h </w:instrText>
+          <w:instrText xml:space="preserve"> PAGEREF _Toc243173726 \h </w:instrText>
         </w:r>
         <w:r>
           <w:rPr>
@@ -5980,7 +5980,7 @@
             <w:noProof/>
             <w:webHidden/>
           </w:rPr>
-          <w:t>111</w:t>
+          <w:t>114</w:t>
         </w:r>
         <w:r>
           <w:rPr>
@@ -6001,7 +6001,7 @@
           <w:noProof/>
         </w:rPr>
       </w:pPr>
-      <w:hyperlink w:anchor="_Toc243172386" w:history="1">
+      <w:hyperlink w:anchor="_Toc243173727" w:history="1">
         <w:r>
           <w:rPr>
             <w:rStyle w:val="Hipervnculo"/>
@@ -6028,7 +6028,7 @@
             <w:noProof/>
             <w:webHidden/>
           </w:rPr>
-          <w:instrText xml:space="preserve"> PAGEREF _Toc243172386 \h </w:instrText>
+          <w:instrText xml:space="preserve"> PAGEREF _Toc243173727 \h </w:instrText>
         </w:r>
         <w:r>
           <w:rPr>
@@ -6048,7 +6048,7 @@
             <w:noProof/>
             <w:webHidden/>
           </w:rPr>
-          <w:t>111</w:t>
+          <w:t>114</w:t>
         </w:r>
         <w:r>
           <w:rPr>
@@ -6069,7 +6069,7 @@
           <w:noProof/>
         </w:rPr>
       </w:pPr>
-      <w:hyperlink w:anchor="_Toc243172387" w:history="1">
+      <w:hyperlink w:anchor="_Toc243173728" w:history="1">
         <w:r>
           <w:rPr>
             <w:rStyle w:val="Hipervnculo"/>
@@ -6096,7 +6096,7 @@
             <w:noProof/>
             <w:webHidden/>
           </w:rPr>
-          <w:instrText xml:space="preserve"> PAGEREF _Toc243172387 \h </w:instrText>
+          <w:instrText xml:space="preserve"> PAGEREF _Toc243173728 \h </w:instrText>
         </w:r>
         <w:r>
           <w:rPr>
@@ -6116,7 +6116,7 @@
             <w:noProof/>
             <w:webHidden/>
           </w:rPr>
-          <w:t>113</w:t>
+          <w:t>116</w:t>
         </w:r>
         <w:r>
           <w:rPr>
@@ -6137,7 +6137,7 @@
           <w:noProof/>
         </w:rPr>
       </w:pPr>
-      <w:hyperlink w:anchor="_Toc243172388" w:history="1">
+      <w:hyperlink w:anchor="_Toc243173729" w:history="1">
         <w:r>
           <w:rPr>
             <w:rStyle w:val="Hipervnculo"/>
@@ -6164,7 +6164,7 @@
             <w:noProof/>
             <w:webHidden/>
           </w:rPr>
-          <w:instrText xml:space="preserve"> PAGEREF _Toc243172388 \h </w:instrText>
+          <w:instrText xml:space="preserve"> PAGEREF _Toc243173729 \h </w:instrText>
         </w:r>
         <w:r>
           <w:rPr>
@@ -6184,7 +6184,7 @@
             <w:noProof/>
             <w:webHidden/>
           </w:rPr>
-          <w:t>115</w:t>
+          <w:t>118</w:t>
         </w:r>
         <w:r>
           <w:rPr>
@@ -6205,7 +6205,7 @@
           <w:noProof/>
         </w:rPr>
       </w:pPr>
-      <w:hyperlink w:anchor="_Toc243172389" w:history="1">
+      <w:hyperlink w:anchor="_Toc243173730" w:history="1">
         <w:r>
           <w:rPr>
             <w:rStyle w:val="Hipervnculo"/>
@@ -6232,7 +6232,7 @@
             <w:noProof/>
             <w:webHidden/>
           </w:rPr>
-          <w:instrText xml:space="preserve"> PAGEREF _Toc243172389 \h </w:instrText>
+          <w:instrText xml:space="preserve"> PAGEREF _Toc243173730 \h </w:instrText>
         </w:r>
         <w:r>
           <w:rPr>
@@ -6252,7 +6252,7 @@
             <w:noProof/>
             <w:webHidden/>
           </w:rPr>
-          <w:t>116</w:t>
+          <w:t>119</w:t>
         </w:r>
         <w:r>
           <w:rPr>
@@ -6273,7 +6273,7 @@
           <w:noProof/>
         </w:rPr>
       </w:pPr>
-      <w:hyperlink w:anchor="_Toc243172390" w:history="1">
+      <w:hyperlink w:anchor="_Toc243173731" w:history="1">
         <w:r>
           <w:rPr>
             <w:rStyle w:val="Hipervnculo"/>
@@ -6300,7 +6300,7 @@
             <w:noProof/>
             <w:webHidden/>
           </w:rPr>
-          <w:instrText xml:space="preserve"> PAGEREF _Toc243172390 \h </w:instrText>
+          <w:instrText xml:space="preserve"> PAGEREF _Toc243173731 \h </w:instrText>
         </w:r>
         <w:r>
           <w:rPr>
@@ -6320,7 +6320,7 @@
             <w:noProof/>
             <w:webHidden/>
           </w:rPr>
-          <w:t>117</w:t>
+          <w:t>120</w:t>
         </w:r>
         <w:r>
           <w:rPr>
@@ -6358,7 +6358,7 @@
         <w:pStyle w:val="Ttulo1"/>
       </w:pPr>
       <w:bookmarkStart w:id="0" w:name="fundamentación-teórica"/>
-      <w:bookmarkStart w:id="1" w:name="_Toc243172304"/>
+      <w:bookmarkStart w:id="1" w:name="_Toc243173645"/>
       <w:r>
         <w:lastRenderedPageBreak/>
         <w:t>2. Fundamentación teórica</w:t>
@@ -6370,7 +6370,7 @@
         <w:pStyle w:val="Ttulo2"/>
       </w:pPr>
       <w:bookmarkStart w:id="2" w:name="X799ddf48c7f0eba484604e2393ed05846478443"/>
-      <w:bookmarkStart w:id="3" w:name="_Toc243172305"/>
+      <w:bookmarkStart w:id="3" w:name="_Toc243173646"/>
       <w:r>
         <w:t>2.1. Ingeniería de Software Asistida por Computadora (CASE)</w:t>
       </w:r>
@@ -6631,7 +6631,7 @@
         <w:pStyle w:val="Ttulo2"/>
       </w:pPr>
       <w:bookmarkStart w:id="7" w:name="Xb7c67167731c676cd18efb237de05ca30da6485"/>
-      <w:bookmarkStart w:id="8" w:name="_Toc243172306"/>
+      <w:bookmarkStart w:id="8" w:name="_Toc243173647"/>
       <w:bookmarkEnd w:id="6"/>
       <w:bookmarkEnd w:id="2"/>
       <w:r>
@@ -6733,7 +6733,7 @@
         <w:pStyle w:val="Ttulo2"/>
       </w:pPr>
       <w:bookmarkStart w:id="9" w:name="el-software-como-producto"/>
-      <w:bookmarkStart w:id="10" w:name="_Toc243172307"/>
+      <w:bookmarkStart w:id="10" w:name="_Toc243173648"/>
       <w:bookmarkEnd w:id="7"/>
       <w:r>
         <w:t>2.3. El Software como Producto</w:t>
@@ -6864,7 +6864,7 @@
         <w:pStyle w:val="Ttulo2"/>
       </w:pPr>
       <w:bookmarkStart w:id="15" w:name="X8843d065d88bcf8fddc1eb2f37bd1154fde2b7e"/>
-      <w:bookmarkStart w:id="16" w:name="_Toc243172308"/>
+      <w:bookmarkStart w:id="16" w:name="_Toc243173649"/>
       <w:bookmarkEnd w:id="14"/>
       <w:bookmarkEnd w:id="9"/>
       <w:r>
@@ -6990,7 +6990,7 @@
         <w:pStyle w:val="Ttulo1"/>
       </w:pPr>
       <w:bookmarkStart w:id="17" w:name="arquitectura-de-software"/>
-      <w:bookmarkStart w:id="18" w:name="_Toc243172309"/>
+      <w:bookmarkStart w:id="18" w:name="_Toc243173650"/>
       <w:bookmarkEnd w:id="15"/>
       <w:bookmarkEnd w:id="0"/>
       <w:r>
@@ -7004,7 +7004,7 @@
         <w:pStyle w:val="Ttulo2"/>
       </w:pPr>
       <w:bookmarkStart w:id="19" w:name="X82ae5a7bb28ddfd499a242ab976ab11f0b74412"/>
-      <w:bookmarkStart w:id="20" w:name="_Toc243172310"/>
+      <w:bookmarkStart w:id="20" w:name="_Toc243173651"/>
       <w:r>
         <w:t>3.1. Propósito y estilos de la arquitectura de software</w:t>
       </w:r>
@@ -7101,7 +7101,7 @@
         <w:pStyle w:val="Ttulo2"/>
       </w:pPr>
       <w:bookmarkStart w:id="22" w:name="transformación-y-diseño-de-datos"/>
-      <w:bookmarkStart w:id="23" w:name="_Toc243172311"/>
+      <w:bookmarkStart w:id="23" w:name="_Toc243173652"/>
       <w:bookmarkEnd w:id="21"/>
       <w:bookmarkEnd w:id="19"/>
       <w:r>
@@ -7196,7 +7196,7 @@
         <w:pStyle w:val="Ttulo1"/>
       </w:pPr>
       <w:bookmarkStart w:id="24" w:name="modelado-uml-2.5"/>
-      <w:bookmarkStart w:id="25" w:name="_Toc243172312"/>
+      <w:bookmarkStart w:id="25" w:name="_Toc243173653"/>
       <w:bookmarkEnd w:id="22"/>
       <w:bookmarkEnd w:id="17"/>
       <w:r>
@@ -7213,7 +7213,7 @@
         <w:pStyle w:val="Ttulo2"/>
       </w:pPr>
       <w:bookmarkStart w:id="26" w:name="fundamentos-y-origen-de-uml"/>
-      <w:bookmarkStart w:id="27" w:name="_Toc243172313"/>
+      <w:bookmarkStart w:id="27" w:name="_Toc243173654"/>
       <w:r>
         <w:t>4.1. Fundamentos y origen de UML</w:t>
       </w:r>
@@ -7312,7 +7312,7 @@
         <w:pStyle w:val="Ttulo2"/>
       </w:pPr>
       <w:bookmarkStart w:id="30" w:name="X02a8626c1b3887931e44bda75bd45a5ea0f7aaf"/>
-      <w:bookmarkStart w:id="31" w:name="_Toc243172314"/>
+      <w:bookmarkStart w:id="31" w:name="_Toc243173655"/>
       <w:bookmarkEnd w:id="29"/>
       <w:bookmarkEnd w:id="26"/>
       <w:r>
@@ -7360,7 +7360,7 @@
         <w:pStyle w:val="Ttulo2"/>
       </w:pPr>
       <w:bookmarkStart w:id="32" w:name="X2f96feb9f2ef7c47ba2e9e2d0e083f1dc652106"/>
-      <w:bookmarkStart w:id="33" w:name="_Toc243172315"/>
+      <w:bookmarkStart w:id="33" w:name="_Toc243173656"/>
       <w:bookmarkEnd w:id="30"/>
       <w:r>
         <w:t>4.3. Notación UML</w:t>
@@ -7440,7 +7440,7 @@
           <w:noProof/>
         </w:rPr>
         <w:drawing>
-          <wp:inline distT="0" distB="0" distL="0" distR="0" wp14:anchorId="7A5636FB" wp14:editId="588846C6">
+          <wp:inline distT="0" distB="0" distL="0" distR="0" wp14:anchorId="54FE95A3" wp14:editId="45BF71F2">
             <wp:extent cx="5334000" cy="2762250"/>
             <wp:effectExtent l="0" t="0" r="0" b="0"/>
             <wp:docPr id="39" name="Picture"/>
@@ -7506,7 +7506,7 @@
         <w:pStyle w:val="Ttulo1"/>
       </w:pPr>
       <w:bookmarkStart w:id="34" w:name="X574635892f4b3f1783edc031ad8252dda322201"/>
-      <w:bookmarkStart w:id="35" w:name="_Toc243172316"/>
+      <w:bookmarkStart w:id="35" w:name="_Toc243173657"/>
       <w:bookmarkEnd w:id="32"/>
       <w:bookmarkEnd w:id="24"/>
       <w:r>
@@ -7749,7 +7749,7 @@
         <w:pStyle w:val="Ttulo1"/>
       </w:pPr>
       <w:bookmarkStart w:id="38" w:name="todo-lo-relacionado-con-spring-boot"/>
-      <w:bookmarkStart w:id="39" w:name="_Toc243172317"/>
+      <w:bookmarkStart w:id="39" w:name="_Toc243173658"/>
       <w:bookmarkEnd w:id="37"/>
       <w:bookmarkEnd w:id="34"/>
       <w:r>
@@ -8244,7 +8244,7 @@
         <w:pStyle w:val="Ttulo1"/>
       </w:pPr>
       <w:bookmarkStart w:id="44" w:name="Xd5c8f63625781cdf5790355f1d8c95b7dc49f1a"/>
-      <w:bookmarkStart w:id="45" w:name="_Toc243172318"/>
+      <w:bookmarkStart w:id="45" w:name="_Toc243173659"/>
       <w:bookmarkEnd w:id="43"/>
       <w:bookmarkEnd w:id="38"/>
       <w:r>
@@ -8272,7 +8272,7 @@
         <w:pStyle w:val="Ttulo2"/>
       </w:pPr>
       <w:bookmarkStart w:id="46" w:name="fases-del-puds"/>
-      <w:bookmarkStart w:id="47" w:name="_Toc243172319"/>
+      <w:bookmarkStart w:id="47" w:name="_Toc243173660"/>
       <w:r>
         <w:t>7.1. Fases del PUDS</w:t>
       </w:r>
@@ -8397,7 +8397,7 @@
         <w:pStyle w:val="Ttulo2"/>
       </w:pPr>
       <w:bookmarkStart w:id="48" w:name="metodologías-dentro-del-puds"/>
-      <w:bookmarkStart w:id="49" w:name="_Toc243172320"/>
+      <w:bookmarkStart w:id="49" w:name="_Toc243173661"/>
       <w:bookmarkEnd w:id="46"/>
       <w:r>
         <w:t>7.2. Metodologías dentro del PUDS</w:t>
@@ -8509,7 +8509,7 @@
         <w:pStyle w:val="Ttulo1"/>
       </w:pPr>
       <w:bookmarkStart w:id="50" w:name="X80ea3370303724f03badad88c805dc34a132722"/>
-      <w:bookmarkStart w:id="51" w:name="_Toc243172321"/>
+      <w:bookmarkStart w:id="51" w:name="_Toc243173662"/>
       <w:bookmarkEnd w:id="48"/>
       <w:bookmarkEnd w:id="44"/>
       <w:r>
@@ -8523,7 +8523,7 @@
         <w:pStyle w:val="Ttulo2"/>
       </w:pPr>
       <w:bookmarkStart w:id="52" w:name="Xb1b5acbce4871ba1bf7755704cd934cacc22b44"/>
-      <w:bookmarkStart w:id="53" w:name="_Toc243172322"/>
+      <w:bookmarkStart w:id="53" w:name="_Toc243173663"/>
       <w:r>
         <w:t>8.1 La Ingeniería de Software Asistida por Computadora (CASE)</w:t>
       </w:r>
@@ -9082,7 +9082,7 @@
         <w:pStyle w:val="Ttulo2"/>
       </w:pPr>
       <w:bookmarkStart w:id="54" w:name="X75399a50e39cb7149b46ecc9f7ea64c31df6836"/>
-      <w:bookmarkStart w:id="55" w:name="_Toc243172323"/>
+      <w:bookmarkStart w:id="55" w:name="_Toc243173664"/>
       <w:bookmarkEnd w:id="52"/>
       <w:r>
         <w:t>8.2 Aceleración de la productividad: desarrollo basad</w:t>
@@ -9411,7 +9411,7 @@
         <w:pStyle w:val="Ttulo2"/>
       </w:pPr>
       <w:bookmarkStart w:id="56" w:name="arquitectura-del-software-los-4-tipos"/>
-      <w:bookmarkStart w:id="57" w:name="_Toc243172324"/>
+      <w:bookmarkStart w:id="57" w:name="_Toc243173665"/>
       <w:bookmarkEnd w:id="54"/>
       <w:r>
         <w:t>8.3 Arquitectura del software (los 4 tipos)</w:t>
@@ -11029,7 +11029,7 @@
         <w:pStyle w:val="Ttulo2"/>
       </w:pPr>
       <w:bookmarkStart w:id="62" w:name="Xd8536ae07f6f34e3eee0c74bad6ef0e10718cd8"/>
-      <w:bookmarkStart w:id="63" w:name="_Toc243172325"/>
+      <w:bookmarkStart w:id="63" w:name="_Toc243173666"/>
       <w:bookmarkEnd w:id="61"/>
       <w:bookmarkEnd w:id="56"/>
       <w:r>
@@ -11379,7 +11379,7 @@
         <w:pStyle w:val="Ttulo2"/>
       </w:pPr>
       <w:bookmarkStart w:id="64" w:name="X3858a86c404f716a655b71123c78aafcafbb87f"/>
-      <w:bookmarkStart w:id="65" w:name="_Toc243172326"/>
+      <w:bookmarkStart w:id="65" w:name="_Toc243173667"/>
       <w:bookmarkEnd w:id="62"/>
       <w:r>
         <w:t>8.5 IA local: diferencia entre entrenar y configurar un modelo</w:t>
@@ -12016,7 +12016,7 @@
         <w:pStyle w:val="Ttulo2"/>
       </w:pPr>
       <w:bookmarkStart w:id="66" w:name="X6d0425d9ccf1218e75abd9409d5f040bcab961b"/>
-      <w:bookmarkStart w:id="67" w:name="_Toc243172327"/>
+      <w:bookmarkStart w:id="67" w:name="_Toc243173668"/>
       <w:bookmarkEnd w:id="64"/>
       <w:r>
         <w:t>8.6 SDD — Specification-Driven Development (Desarrollo Dirigido por Especificaciones)</w:t>
@@ -12253,7 +12253,7 @@
         <w:pStyle w:val="Ttulo2"/>
       </w:pPr>
       <w:bookmarkStart w:id="68" w:name="estándares-uml"/>
-      <w:bookmarkStart w:id="69" w:name="_Toc243172328"/>
+      <w:bookmarkStart w:id="69" w:name="_Toc243173669"/>
       <w:bookmarkEnd w:id="66"/>
       <w:r>
         <w:t>8.7 Estándares UML</w:t>
@@ -12566,7 +12566,7 @@
         <w:pStyle w:val="Ttulo2"/>
       </w:pPr>
       <w:bookmarkStart w:id="70" w:name="X46b1026f327b77545e22295763b358189e92b3c"/>
-      <w:bookmarkStart w:id="71" w:name="_Toc243172329"/>
+      <w:bookmarkStart w:id="71" w:name="_Toc243173670"/>
       <w:bookmarkEnd w:id="68"/>
       <w:r>
         <w:lastRenderedPageBreak/>
@@ -13002,7 +13002,7 @@
         <w:pStyle w:val="Ttulo1"/>
       </w:pPr>
       <w:bookmarkStart w:id="72" w:name="perfil"/>
-      <w:bookmarkStart w:id="73" w:name="_Toc243172330"/>
+      <w:bookmarkStart w:id="73" w:name="_Toc243173671"/>
       <w:bookmarkEnd w:id="70"/>
       <w:bookmarkEnd w:id="50"/>
       <w:r>
@@ -13016,7 +13016,7 @@
         <w:pStyle w:val="Ttulo2"/>
       </w:pPr>
       <w:bookmarkStart w:id="74" w:name="introducción"/>
-      <w:bookmarkStart w:id="75" w:name="_Toc243172331"/>
+      <w:bookmarkStart w:id="75" w:name="_Toc243173672"/>
       <w:r>
         <w:t>1.1. Introducción</w:t>
       </w:r>
@@ -13052,7 +13052,7 @@
         <w:pStyle w:val="Ttulo2"/>
       </w:pPr>
       <w:bookmarkStart w:id="76" w:name="introducción-al-segundo-parcial"/>
-      <w:bookmarkStart w:id="77" w:name="_Toc243172332"/>
+      <w:bookmarkStart w:id="77" w:name="_Toc243173673"/>
       <w:bookmarkEnd w:id="74"/>
       <w:r>
         <w:t>1.1.1 Introducción al Segundo Parcial</w:t>
@@ -13251,7 +13251,7 @@
         <w:pStyle w:val="Ttulo2"/>
       </w:pPr>
       <w:bookmarkStart w:id="78" w:name="descripción-del-problema"/>
-      <w:bookmarkStart w:id="79" w:name="_Toc243172333"/>
+      <w:bookmarkStart w:id="79" w:name="_Toc243173674"/>
       <w:bookmarkEnd w:id="76"/>
       <w:r>
         <w:t>1.2 Descripción del problema</w:t>
@@ -13284,7 +13284,7 @@
         <w:pStyle w:val="Ttulo2"/>
       </w:pPr>
       <w:bookmarkStart w:id="80" w:name="descripción-del-problema-segundo-parcial"/>
-      <w:bookmarkStart w:id="81" w:name="_Toc243172334"/>
+      <w:bookmarkStart w:id="81" w:name="_Toc243173675"/>
       <w:bookmarkEnd w:id="78"/>
       <w:r>
         <w:t>1.2.1 Descripción del problema — Segundo Parcial</w:t>
@@ -13386,7 +13386,7 @@
         <w:pStyle w:val="Ttulo2"/>
       </w:pPr>
       <w:bookmarkStart w:id="82" w:name="objetivo-general"/>
-      <w:bookmarkStart w:id="83" w:name="_Toc243172335"/>
+      <w:bookmarkStart w:id="83" w:name="_Toc243173676"/>
       <w:bookmarkEnd w:id="80"/>
       <w:r>
         <w:t>1.3 Objetivo General</w:t>
@@ -13406,7 +13406,7 @@
         <w:pStyle w:val="Ttulo2"/>
       </w:pPr>
       <w:bookmarkStart w:id="84" w:name="objetivo-general-segundo-parcial"/>
-      <w:bookmarkStart w:id="85" w:name="_Toc243172336"/>
+      <w:bookmarkStart w:id="85" w:name="_Toc243173677"/>
       <w:bookmarkEnd w:id="82"/>
       <w:r>
         <w:t>1.3.1 Objetivo General — Segund</w:t>
@@ -13486,7 +13486,7 @@
         <w:pStyle w:val="Ttulo2"/>
       </w:pPr>
       <w:bookmarkStart w:id="86" w:name="objetivos-específicos"/>
-      <w:bookmarkStart w:id="87" w:name="_Toc243172337"/>
+      <w:bookmarkStart w:id="87" w:name="_Toc243173678"/>
       <w:bookmarkEnd w:id="84"/>
       <w:r>
         <w:t>1.4 Objetivos Específicos</w:t>
@@ -13663,7 +13663,7 @@
         <w:pStyle w:val="Ttulo2"/>
       </w:pPr>
       <w:bookmarkStart w:id="88" w:name="objetivos-específicos-segundo-parcial"/>
-      <w:bookmarkStart w:id="89" w:name="_Toc243172338"/>
+      <w:bookmarkStart w:id="89" w:name="_Toc243173679"/>
       <w:bookmarkEnd w:id="86"/>
       <w:r>
         <w:t>1.4.1 Objetivos Específicos — Segundo Parcial</w:t>
@@ -13975,7 +13975,7 @@
         <w:pStyle w:val="Ttulo2"/>
       </w:pPr>
       <w:bookmarkStart w:id="90" w:name="alcance"/>
-      <w:bookmarkStart w:id="91" w:name="_Toc243172339"/>
+      <w:bookmarkStart w:id="91" w:name="_Toc243173680"/>
       <w:bookmarkEnd w:id="88"/>
       <w:r>
         <w:lastRenderedPageBreak/>
@@ -14246,7 +14246,7 @@
         <w:pStyle w:val="Ttulo1"/>
       </w:pPr>
       <w:bookmarkStart w:id="101" w:name="captura-de-requisitos"/>
-      <w:bookmarkStart w:id="102" w:name="_Toc243172340"/>
+      <w:bookmarkStart w:id="102" w:name="_Toc243173681"/>
       <w:bookmarkEnd w:id="100"/>
       <w:bookmarkEnd w:id="90"/>
       <w:bookmarkEnd w:id="72"/>
@@ -14261,7 +14261,7 @@
         <w:pStyle w:val="Ttulo2"/>
       </w:pPr>
       <w:bookmarkStart w:id="103" w:name="identificar-actores-y-casos-de-uso"/>
-      <w:bookmarkStart w:id="104" w:name="_Toc243172341"/>
+      <w:bookmarkStart w:id="104" w:name="_Toc243173682"/>
       <w:r>
         <w:t>2.1 Identificar Ac</w:t>
       </w:r>
@@ -14433,7 +14433,7 @@
         <w:pStyle w:val="Ttulo2"/>
       </w:pPr>
       <w:bookmarkStart w:id="106" w:name="priorizar-casos-de-uso"/>
-      <w:bookmarkStart w:id="107" w:name="_Toc243172342"/>
+      <w:bookmarkStart w:id="107" w:name="_Toc243173683"/>
       <w:bookmarkEnd w:id="105"/>
       <w:bookmarkEnd w:id="103"/>
       <w:r>
@@ -16717,7 +16717,7 @@
         <w:pStyle w:val="Ttulo2"/>
       </w:pPr>
       <w:bookmarkStart w:id="108" w:name="detallar-caso-de-uso"/>
-      <w:bookmarkStart w:id="109" w:name="_Toc243172343"/>
+      <w:bookmarkStart w:id="109" w:name="_Toc243173684"/>
       <w:bookmarkEnd w:id="106"/>
       <w:r>
         <w:t>2.3 Detallar Caso De Uso</w:t>
@@ -22173,7 +22173,7 @@
         <w:pStyle w:val="Ttulo2"/>
       </w:pPr>
       <w:bookmarkStart w:id="111" w:name="estructurar-modelo-de-caso-de-uso"/>
-      <w:bookmarkStart w:id="112" w:name="_Toc243172344"/>
+      <w:bookmarkStart w:id="112" w:name="_Toc243173685"/>
       <w:bookmarkEnd w:id="110"/>
       <w:bookmarkEnd w:id="108"/>
       <w:r>
@@ -22202,7 +22202,7 @@
         </w:rPr>
         <w:lastRenderedPageBreak/>
         <w:drawing>
-          <wp:inline distT="0" distB="0" distL="0" distR="0" wp14:anchorId="7F10030D" wp14:editId="245203DC">
+          <wp:inline distT="0" distB="0" distL="0" distR="0" wp14:anchorId="5C8321AF" wp14:editId="2DB02F6F">
             <wp:extent cx="4572000" cy="8029575"/>
             <wp:effectExtent l="0" t="0" r="0" b="0"/>
             <wp:docPr id="92" name="Picture"/>
@@ -22456,7 +22456,7 @@
         </w:rPr>
         <w:lastRenderedPageBreak/>
         <w:drawing>
-          <wp:inline distT="0" distB="0" distL="0" distR="0" wp14:anchorId="796AC564" wp14:editId="10238F8F">
+          <wp:inline distT="0" distB="0" distL="0" distR="0" wp14:anchorId="5B188EA3" wp14:editId="5824F0D5">
             <wp:extent cx="4206240" cy="11118820"/>
             <wp:effectExtent l="0" t="0" r="0" b="0"/>
             <wp:docPr id="95" name="Picture"/>
@@ -22516,7 +22516,7 @@
         <w:pStyle w:val="Ttulo1"/>
       </w:pPr>
       <w:bookmarkStart w:id="113" w:name="análisis"/>
-      <w:bookmarkStart w:id="114" w:name="_Toc243172345"/>
+      <w:bookmarkStart w:id="114" w:name="_Toc243173686"/>
       <w:bookmarkEnd w:id="111"/>
       <w:bookmarkEnd w:id="101"/>
       <w:r>
@@ -22530,7 +22530,7 @@
         <w:pStyle w:val="Ttulo2"/>
       </w:pPr>
       <w:bookmarkStart w:id="115" w:name="análisis-de-arquitectura"/>
-      <w:bookmarkStart w:id="116" w:name="_Toc243172346"/>
+      <w:bookmarkStart w:id="116" w:name="_Toc243173687"/>
       <w:r>
         <w:t>3.1 Análisis De Arquitectura</w:t>
       </w:r>
@@ -22565,7 +22565,7 @@
           <w:noProof/>
         </w:rPr>
         <w:drawing>
-          <wp:inline distT="0" distB="0" distL="0" distR="0" wp14:anchorId="3F4708BD" wp14:editId="2326FF72">
+          <wp:inline distT="0" distB="0" distL="0" distR="0" wp14:anchorId="1C38119E" wp14:editId="2E08A601">
             <wp:extent cx="4762500" cy="3400425"/>
             <wp:effectExtent l="0" t="0" r="0" b="0"/>
             <wp:docPr id="100" name="Picture"/>
@@ -22710,7 +22710,7 @@
         </w:rPr>
         <w:lastRenderedPageBreak/>
         <w:drawing>
-          <wp:inline distT="0" distB="0" distL="0" distR="0" wp14:anchorId="2A228884" wp14:editId="09DBEA1A">
+          <wp:inline distT="0" distB="0" distL="0" distR="0" wp14:anchorId="1CD53268" wp14:editId="39FB828B">
             <wp:extent cx="4937760" cy="4176214"/>
             <wp:effectExtent l="0" t="0" r="0" b="0"/>
             <wp:docPr id="103" name="Picture"/>
@@ -22769,7 +22769,7 @@
         <w:pStyle w:val="Ttulo2"/>
       </w:pPr>
       <w:bookmarkStart w:id="118" w:name="X4302e25b235c3510f1700800a2688d518894f33"/>
-      <w:bookmarkStart w:id="119" w:name="_Toc243172347"/>
+      <w:bookmarkStart w:id="119" w:name="_Toc243173688"/>
       <w:bookmarkEnd w:id="117"/>
       <w:bookmarkEnd w:id="115"/>
       <w:r>
@@ -22811,7 +22811,7 @@
           <w:noProof/>
         </w:rPr>
         <w:drawing>
-          <wp:inline distT="0" distB="0" distL="0" distR="0" wp14:anchorId="54B0991F" wp14:editId="15EF2483">
+          <wp:inline distT="0" distB="0" distL="0" distR="0" wp14:anchorId="00CBE245" wp14:editId="28B42764">
             <wp:extent cx="4572000" cy="742950"/>
             <wp:effectExtent l="0" t="0" r="0" b="0"/>
             <wp:docPr id="108" name="Picture"/>
@@ -22889,7 +22889,7 @@
         </w:rPr>
         <w:lastRenderedPageBreak/>
         <w:drawing>
-          <wp:inline distT="0" distB="0" distL="0" distR="0" wp14:anchorId="12587ECC" wp14:editId="68051D57">
+          <wp:inline distT="0" distB="0" distL="0" distR="0" wp14:anchorId="2257F542" wp14:editId="2368A05C">
             <wp:extent cx="4572000" cy="1085850"/>
             <wp:effectExtent l="0" t="0" r="0" b="0"/>
             <wp:docPr id="111" name="Picture"/>
@@ -22966,7 +22966,7 @@
           <w:noProof/>
         </w:rPr>
         <w:drawing>
-          <wp:inline distT="0" distB="0" distL="0" distR="0" wp14:anchorId="27438C84" wp14:editId="65726BBC">
+          <wp:inline distT="0" distB="0" distL="0" distR="0" wp14:anchorId="7FDCAE2A" wp14:editId="5012876B">
             <wp:extent cx="4572000" cy="466725"/>
             <wp:effectExtent l="0" t="0" r="0" b="0"/>
             <wp:docPr id="114" name="Picture"/>
@@ -23043,7 +23043,7 @@
           <w:noProof/>
         </w:rPr>
         <w:drawing>
-          <wp:inline distT="0" distB="0" distL="0" distR="0" wp14:anchorId="719BE595" wp14:editId="04C3809D">
+          <wp:inline distT="0" distB="0" distL="0" distR="0" wp14:anchorId="71E1E35E" wp14:editId="01DC82A4">
             <wp:extent cx="4572000" cy="638175"/>
             <wp:effectExtent l="0" t="0" r="0" b="0"/>
             <wp:docPr id="117" name="Picture"/>
@@ -23120,7 +23120,7 @@
           <w:noProof/>
         </w:rPr>
         <w:drawing>
-          <wp:inline distT="0" distB="0" distL="0" distR="0" wp14:anchorId="5B29C7B2" wp14:editId="6CDEEE7F">
+          <wp:inline distT="0" distB="0" distL="0" distR="0" wp14:anchorId="038C79DD" wp14:editId="3F2BD42D">
             <wp:extent cx="4572000" cy="590550"/>
             <wp:effectExtent l="0" t="0" r="0" b="0"/>
             <wp:docPr id="120" name="Picture"/>
@@ -23197,7 +23197,7 @@
           <w:noProof/>
         </w:rPr>
         <w:drawing>
-          <wp:inline distT="0" distB="0" distL="0" distR="0" wp14:anchorId="3F70817D" wp14:editId="5A245BEB">
+          <wp:inline distT="0" distB="0" distL="0" distR="0" wp14:anchorId="0F77985C" wp14:editId="7A1CB9B1">
             <wp:extent cx="4572000" cy="581025"/>
             <wp:effectExtent l="0" t="0" r="0" b="0"/>
             <wp:docPr id="123" name="Picture"/>
@@ -23283,7 +23283,7 @@
           <w:noProof/>
         </w:rPr>
         <w:drawing>
-          <wp:inline distT="0" distB="0" distL="0" distR="0" wp14:anchorId="3FE73976" wp14:editId="24943DB5">
+          <wp:inline distT="0" distB="0" distL="0" distR="0" wp14:anchorId="3B0CA4F3" wp14:editId="6F20DC9C">
             <wp:extent cx="4572000" cy="762000"/>
             <wp:effectExtent l="0" t="0" r="0" b="0"/>
             <wp:docPr id="126" name="Picture"/>
@@ -23361,7 +23361,7 @@
           <w:noProof/>
         </w:rPr>
         <w:drawing>
-          <wp:inline distT="0" distB="0" distL="0" distR="0" wp14:anchorId="66101A6C" wp14:editId="12D2A0FD">
+          <wp:inline distT="0" distB="0" distL="0" distR="0" wp14:anchorId="5ABC40CF" wp14:editId="030F3406">
             <wp:extent cx="4572000" cy="504825"/>
             <wp:effectExtent l="0" t="0" r="0" b="0"/>
             <wp:docPr id="129" name="Picture"/>
@@ -23438,7 +23438,7 @@
           <w:noProof/>
         </w:rPr>
         <w:drawing>
-          <wp:inline distT="0" distB="0" distL="0" distR="0" wp14:anchorId="3576D823" wp14:editId="2B4E8278">
+          <wp:inline distT="0" distB="0" distL="0" distR="0" wp14:anchorId="794B7017" wp14:editId="5E181F1D">
             <wp:extent cx="4572000" cy="552450"/>
             <wp:effectExtent l="0" t="0" r="0" b="0"/>
             <wp:docPr id="132" name="Picture"/>
@@ -23515,7 +23515,7 @@
           <w:noProof/>
         </w:rPr>
         <w:drawing>
-          <wp:inline distT="0" distB="0" distL="0" distR="0" wp14:anchorId="7DF00191" wp14:editId="7B791EEB">
+          <wp:inline distT="0" distB="0" distL="0" distR="0" wp14:anchorId="5E6E7692" wp14:editId="4EC7B37A">
             <wp:extent cx="4572000" cy="381000"/>
             <wp:effectExtent l="0" t="0" r="0" b="0"/>
             <wp:docPr id="135" name="Picture"/>
@@ -23592,7 +23592,7 @@
           <w:noProof/>
         </w:rPr>
         <w:drawing>
-          <wp:inline distT="0" distB="0" distL="0" distR="0" wp14:anchorId="70A41853" wp14:editId="62462B33">
+          <wp:inline distT="0" distB="0" distL="0" distR="0" wp14:anchorId="5E3D337F" wp14:editId="6CED89B8">
             <wp:extent cx="4572000" cy="933450"/>
             <wp:effectExtent l="0" t="0" r="0" b="0"/>
             <wp:docPr id="138" name="Picture"/>
@@ -23669,7 +23669,7 @@
           <w:noProof/>
         </w:rPr>
         <w:drawing>
-          <wp:inline distT="0" distB="0" distL="0" distR="0" wp14:anchorId="38F437E4" wp14:editId="0C11030B">
+          <wp:inline distT="0" distB="0" distL="0" distR="0" wp14:anchorId="6FC937F9" wp14:editId="15754D76">
             <wp:extent cx="4572000" cy="695325"/>
             <wp:effectExtent l="0" t="0" r="0" b="0"/>
             <wp:docPr id="141" name="Picture"/>
@@ -23747,7 +23747,7 @@
         </w:rPr>
         <w:lastRenderedPageBreak/>
         <w:drawing>
-          <wp:inline distT="0" distB="0" distL="0" distR="0" wp14:anchorId="03AE6EFA" wp14:editId="55E42637">
+          <wp:inline distT="0" distB="0" distL="0" distR="0" wp14:anchorId="50296109" wp14:editId="5E7C86CF">
             <wp:extent cx="3931919" cy="5495876"/>
             <wp:effectExtent l="0" t="0" r="0" b="0"/>
             <wp:docPr id="144" name="Picture"/>
@@ -23832,7 +23832,7 @@
         </w:rPr>
         <w:lastRenderedPageBreak/>
         <w:drawing>
-          <wp:inline distT="0" distB="0" distL="0" distR="0" wp14:anchorId="2C9AEB11" wp14:editId="4E38B1E8">
+          <wp:inline distT="0" distB="0" distL="0" distR="0" wp14:anchorId="6A4CACA8" wp14:editId="1A8893BB">
             <wp:extent cx="3931919" cy="3424575"/>
             <wp:effectExtent l="0" t="0" r="0" b="0"/>
             <wp:docPr id="147" name="Picture"/>
@@ -23909,7 +23909,7 @@
           <w:noProof/>
         </w:rPr>
         <w:drawing>
-          <wp:inline distT="0" distB="0" distL="0" distR="0" wp14:anchorId="700DFD1A" wp14:editId="63B3B6E5">
+          <wp:inline distT="0" distB="0" distL="0" distR="0" wp14:anchorId="04983997" wp14:editId="5EE6025C">
             <wp:extent cx="3931919" cy="3455323"/>
             <wp:effectExtent l="0" t="0" r="0" b="0"/>
             <wp:docPr id="150" name="Picture"/>
@@ -23987,7 +23987,7 @@
         </w:rPr>
         <w:lastRenderedPageBreak/>
         <w:drawing>
-          <wp:inline distT="0" distB="0" distL="0" distR="0" wp14:anchorId="007C5120" wp14:editId="3C40FB9D">
+          <wp:inline distT="0" distB="0" distL="0" distR="0" wp14:anchorId="38F57F94" wp14:editId="3D2C29C8">
             <wp:extent cx="3931919" cy="3412106"/>
             <wp:effectExtent l="0" t="0" r="0" b="0"/>
             <wp:docPr id="153" name="Picture"/>
@@ -24071,7 +24071,7 @@
           <w:noProof/>
         </w:rPr>
         <w:drawing>
-          <wp:inline distT="0" distB="0" distL="0" distR="0" wp14:anchorId="2401785A" wp14:editId="6772CA1E">
+          <wp:inline distT="0" distB="0" distL="0" distR="0" wp14:anchorId="624BAF67" wp14:editId="0C94E2C7">
             <wp:extent cx="3931919" cy="2553594"/>
             <wp:effectExtent l="0" t="0" r="0" b="0"/>
             <wp:docPr id="156" name="Picture"/>
@@ -24149,7 +24149,7 @@
         </w:rPr>
         <w:lastRenderedPageBreak/>
         <w:drawing>
-          <wp:inline distT="0" distB="0" distL="0" distR="0" wp14:anchorId="39C0CE4B" wp14:editId="34B6F494">
+          <wp:inline distT="0" distB="0" distL="0" distR="0" wp14:anchorId="46CCB666" wp14:editId="367E332F">
             <wp:extent cx="3931919" cy="3565136"/>
             <wp:effectExtent l="0" t="0" r="0" b="0"/>
             <wp:docPr id="159" name="Picture"/>
@@ -24227,7 +24227,7 @@
         </w:rPr>
         <w:lastRenderedPageBreak/>
         <w:drawing>
-          <wp:inline distT="0" distB="0" distL="0" distR="0" wp14:anchorId="69D1A9BB" wp14:editId="2B694E37">
+          <wp:inline distT="0" distB="0" distL="0" distR="0" wp14:anchorId="227E5A88" wp14:editId="6463DFAE">
             <wp:extent cx="3931919" cy="4219415"/>
             <wp:effectExtent l="0" t="0" r="0" b="0"/>
             <wp:docPr id="162" name="Picture"/>
@@ -24304,7 +24304,7 @@
           <w:noProof/>
         </w:rPr>
         <w:drawing>
-          <wp:inline distT="0" distB="0" distL="0" distR="0" wp14:anchorId="01EA6150" wp14:editId="17A3D890">
+          <wp:inline distT="0" distB="0" distL="0" distR="0" wp14:anchorId="668912F7" wp14:editId="33A97821">
             <wp:extent cx="3931919" cy="2667811"/>
             <wp:effectExtent l="0" t="0" r="0" b="0"/>
             <wp:docPr id="165" name="Picture"/>
@@ -24363,7 +24363,7 @@
         <w:pStyle w:val="Ttulo2"/>
       </w:pPr>
       <w:bookmarkStart w:id="120" w:name="análisis-de-clase"/>
-      <w:bookmarkStart w:id="121" w:name="_Toc243172348"/>
+      <w:bookmarkStart w:id="121" w:name="_Toc243173689"/>
       <w:bookmarkEnd w:id="118"/>
       <w:r>
         <w:lastRenderedPageBreak/>
@@ -24391,7 +24391,7 @@
           <w:noProof/>
         </w:rPr>
         <w:drawing>
-          <wp:inline distT="0" distB="0" distL="0" distR="0" wp14:anchorId="03B7BD06" wp14:editId="3ADB35D8">
+          <wp:inline distT="0" distB="0" distL="0" distR="0" wp14:anchorId="07726122" wp14:editId="4A051258">
             <wp:extent cx="4572000" cy="5791200"/>
             <wp:effectExtent l="0" t="0" r="0" b="0"/>
             <wp:docPr id="169" name="Picture"/>
@@ -24710,7 +24710,7 @@
           <w:noProof/>
         </w:rPr>
         <w:drawing>
-          <wp:inline distT="0" distB="0" distL="0" distR="0" wp14:anchorId="06AD6ED2" wp14:editId="46812F7A">
+          <wp:inline distT="0" distB="0" distL="0" distR="0" wp14:anchorId="3F9D8E43" wp14:editId="1A678772">
             <wp:extent cx="4846320" cy="5120242"/>
             <wp:effectExtent l="0" t="0" r="0" b="0"/>
             <wp:docPr id="172" name="Picture"/>
@@ -24770,7 +24770,7 @@
         <w:pStyle w:val="Ttulo2"/>
       </w:pPr>
       <w:bookmarkStart w:id="122" w:name="análisis-de-paquete"/>
-      <w:bookmarkStart w:id="123" w:name="_Toc243172349"/>
+      <w:bookmarkStart w:id="123" w:name="_Toc243173690"/>
       <w:bookmarkEnd w:id="120"/>
       <w:r>
         <w:t>3.4. Análisis de paquete</w:t>
@@ -24864,7 +24864,7 @@
         <w:pStyle w:val="Ttulo1"/>
       </w:pPr>
       <w:bookmarkStart w:id="124" w:name="diseño"/>
-      <w:bookmarkStart w:id="125" w:name="_Toc243172350"/>
+      <w:bookmarkStart w:id="125" w:name="_Toc243173691"/>
       <w:bookmarkEnd w:id="122"/>
       <w:bookmarkEnd w:id="113"/>
       <w:r>
@@ -24878,7 +24878,7 @@
         <w:pStyle w:val="Ttulo2"/>
       </w:pPr>
       <w:bookmarkStart w:id="126" w:name="diseño-de-arquitectura"/>
-      <w:bookmarkStart w:id="127" w:name="_Toc243172351"/>
+      <w:bookmarkStart w:id="127" w:name="_Toc243173692"/>
       <w:r>
         <w:t>4.1 Diseño de arquitectura</w:t>
       </w:r>
@@ -24913,7 +24913,7 @@
           <w:noProof/>
         </w:rPr>
         <w:drawing>
-          <wp:inline distT="0" distB="0" distL="0" distR="0" wp14:anchorId="65073635" wp14:editId="60B775C1">
+          <wp:inline distT="0" distB="0" distL="0" distR="0" wp14:anchorId="10C3D17F" wp14:editId="4348A7A3">
             <wp:extent cx="4762500" cy="1533525"/>
             <wp:effectExtent l="0" t="0" r="0" b="0"/>
             <wp:docPr id="178" name="Picture"/>
@@ -25035,7 +25035,7 @@
         </w:rPr>
         <w:lastRenderedPageBreak/>
         <w:drawing>
-          <wp:inline distT="0" distB="0" distL="0" distR="0" wp14:anchorId="792D5988" wp14:editId="5BD0B03D">
+          <wp:inline distT="0" distB="0" distL="0" distR="0" wp14:anchorId="55540263" wp14:editId="12EC7891">
             <wp:extent cx="5669280" cy="4599291"/>
             <wp:effectExtent l="0" t="0" r="0" b="0"/>
             <wp:docPr id="181" name="Picture"/>
@@ -25143,7 +25143,7 @@
         </w:rPr>
         <w:lastRenderedPageBreak/>
         <w:drawing>
-          <wp:inline distT="0" distB="0" distL="0" distR="0" wp14:anchorId="7005FB7C" wp14:editId="308DB065">
+          <wp:inline distT="0" distB="0" distL="0" distR="0" wp14:anchorId="14DA1C09" wp14:editId="0E723214">
             <wp:extent cx="2944368" cy="6668723"/>
             <wp:effectExtent l="0" t="0" r="0" b="0"/>
             <wp:docPr id="185" name="Picture"/>
@@ -25202,7 +25202,7 @@
         <w:pStyle w:val="Ttulo2"/>
       </w:pPr>
       <w:bookmarkStart w:id="130" w:name="diseño-de-datos-lógicos"/>
-      <w:bookmarkStart w:id="131" w:name="_Toc243172352"/>
+      <w:bookmarkStart w:id="131" w:name="_Toc243173693"/>
       <w:bookmarkEnd w:id="129"/>
       <w:bookmarkEnd w:id="126"/>
       <w:r>
@@ -25460,7 +25460,7 @@
         </w:rPr>
         <w:lastRenderedPageBreak/>
         <w:drawing>
-          <wp:inline distT="0" distB="0" distL="0" distR="0" wp14:anchorId="46B4DF58" wp14:editId="23E905D7">
+          <wp:inline distT="0" distB="0" distL="0" distR="0" wp14:anchorId="4DF7F491" wp14:editId="3C6E4D92">
             <wp:extent cx="5760720" cy="4958555"/>
             <wp:effectExtent l="0" t="0" r="0" b="0"/>
             <wp:docPr id="190" name="Picture"/>
@@ -25603,7 +25603,7 @@
         </w:rPr>
         <w:lastRenderedPageBreak/>
         <w:drawing>
-          <wp:inline distT="0" distB="0" distL="0" distR="0" wp14:anchorId="3D91DEE6" wp14:editId="2020F692">
+          <wp:inline distT="0" distB="0" distL="0" distR="0" wp14:anchorId="6EA2AD48" wp14:editId="71DE9BCA">
             <wp:extent cx="2514600" cy="6668821"/>
             <wp:effectExtent l="0" t="0" r="0" b="0"/>
             <wp:docPr id="193" name="Picture"/>
@@ -25662,7 +25662,7 @@
         <w:pStyle w:val="Ttulo2"/>
       </w:pPr>
       <w:bookmarkStart w:id="132" w:name="diseño-de-casos-de-uso"/>
-      <w:bookmarkStart w:id="133" w:name="_Toc243172353"/>
+      <w:bookmarkStart w:id="133" w:name="_Toc243173694"/>
       <w:bookmarkEnd w:id="130"/>
       <w:r>
         <w:lastRenderedPageBreak/>
@@ -25713,7 +25713,7 @@
           <w:noProof/>
         </w:rPr>
         <w:drawing>
-          <wp:inline distT="0" distB="0" distL="0" distR="0" wp14:anchorId="2BA010CA" wp14:editId="36B0CF61">
+          <wp:inline distT="0" distB="0" distL="0" distR="0" wp14:anchorId="040B7F4F" wp14:editId="481FB4F8">
             <wp:extent cx="4762500" cy="3752850"/>
             <wp:effectExtent l="0" t="0" r="0" b="0"/>
             <wp:docPr id="197" name="Picture"/>
@@ -25791,7 +25791,7 @@
         </w:rPr>
         <w:lastRenderedPageBreak/>
         <w:drawing>
-          <wp:inline distT="0" distB="0" distL="0" distR="0" wp14:anchorId="38108658" wp14:editId="6CFEAA18">
+          <wp:inline distT="0" distB="0" distL="0" distR="0" wp14:anchorId="036E5B93" wp14:editId="3BBBC2D6">
             <wp:extent cx="4762500" cy="2352675"/>
             <wp:effectExtent l="0" t="0" r="0" b="0"/>
             <wp:docPr id="200" name="Picture"/>
@@ -25875,7 +25875,7 @@
           <w:noProof/>
         </w:rPr>
         <w:drawing>
-          <wp:inline distT="0" distB="0" distL="0" distR="0" wp14:anchorId="00D0498B" wp14:editId="51A1FF7C">
+          <wp:inline distT="0" distB="0" distL="0" distR="0" wp14:anchorId="2D2E5A91" wp14:editId="665549CF">
             <wp:extent cx="4762500" cy="2628900"/>
             <wp:effectExtent l="0" t="0" r="0" b="0"/>
             <wp:docPr id="203" name="Picture"/>
@@ -25953,7 +25953,7 @@
         </w:rPr>
         <w:lastRenderedPageBreak/>
         <w:drawing>
-          <wp:inline distT="0" distB="0" distL="0" distR="0" wp14:anchorId="4ED31568" wp14:editId="12E92887">
+          <wp:inline distT="0" distB="0" distL="0" distR="0" wp14:anchorId="70FD81EF" wp14:editId="486E91B4">
             <wp:extent cx="4762500" cy="2952750"/>
             <wp:effectExtent l="0" t="0" r="0" b="0"/>
             <wp:docPr id="206" name="Picture"/>
@@ -26030,7 +26030,7 @@
           <w:noProof/>
         </w:rPr>
         <w:drawing>
-          <wp:inline distT="0" distB="0" distL="0" distR="0" wp14:anchorId="15C46C2E" wp14:editId="2B76EFD6">
+          <wp:inline distT="0" distB="0" distL="0" distR="0" wp14:anchorId="54D8852D" wp14:editId="1179E093">
             <wp:extent cx="4762500" cy="2447925"/>
             <wp:effectExtent l="0" t="0" r="0" b="0"/>
             <wp:docPr id="209" name="Picture"/>
@@ -26108,7 +26108,7 @@
         </w:rPr>
         <w:lastRenderedPageBreak/>
         <w:drawing>
-          <wp:inline distT="0" distB="0" distL="0" distR="0" wp14:anchorId="0CDBB764" wp14:editId="64173837">
+          <wp:inline distT="0" distB="0" distL="0" distR="0" wp14:anchorId="0BA916FC" wp14:editId="70E38222">
             <wp:extent cx="4762500" cy="2514600"/>
             <wp:effectExtent l="0" t="0" r="0" b="0"/>
             <wp:docPr id="212" name="Picture"/>
@@ -26185,7 +26185,7 @@
           <w:noProof/>
         </w:rPr>
         <w:drawing>
-          <wp:inline distT="0" distB="0" distL="0" distR="0" wp14:anchorId="69D47B5B" wp14:editId="178D490C">
+          <wp:inline distT="0" distB="0" distL="0" distR="0" wp14:anchorId="63044238" wp14:editId="356D3F87">
             <wp:extent cx="4762500" cy="2543175"/>
             <wp:effectExtent l="0" t="0" r="0" b="0"/>
             <wp:docPr id="215" name="Picture"/>
@@ -26263,7 +26263,7 @@
         </w:rPr>
         <w:lastRenderedPageBreak/>
         <w:drawing>
-          <wp:inline distT="0" distB="0" distL="0" distR="0" wp14:anchorId="223815EC" wp14:editId="5CADB9ED">
+          <wp:inline distT="0" distB="0" distL="0" distR="0" wp14:anchorId="3B2AE813" wp14:editId="7815E60F">
             <wp:extent cx="4762500" cy="2190750"/>
             <wp:effectExtent l="0" t="0" r="0" b="0"/>
             <wp:docPr id="218" name="Picture"/>
@@ -26340,7 +26340,7 @@
           <w:noProof/>
         </w:rPr>
         <w:drawing>
-          <wp:inline distT="0" distB="0" distL="0" distR="0" wp14:anchorId="0FC2A5F9" wp14:editId="3965F203">
+          <wp:inline distT="0" distB="0" distL="0" distR="0" wp14:anchorId="7B27C063" wp14:editId="3F0C8861">
             <wp:extent cx="4368492" cy="2245404"/>
             <wp:effectExtent l="0" t="0" r="0" b="0"/>
             <wp:docPr id="221" name="Picture"/>
@@ -26417,7 +26417,7 @@
           <w:noProof/>
         </w:rPr>
         <w:drawing>
-          <wp:inline distT="0" distB="0" distL="0" distR="0" wp14:anchorId="17022B8B" wp14:editId="494D2DCA">
+          <wp:inline distT="0" distB="0" distL="0" distR="0" wp14:anchorId="5ED8D92A" wp14:editId="400FF7A0">
             <wp:extent cx="4762500" cy="2000250"/>
             <wp:effectExtent l="0" t="0" r="0" b="0"/>
             <wp:docPr id="224" name="Picture"/>
@@ -26495,7 +26495,7 @@
           <w:noProof/>
         </w:rPr>
         <w:drawing>
-          <wp:inline distT="0" distB="0" distL="0" distR="0" wp14:anchorId="30E2845D" wp14:editId="7CFC9F6D">
+          <wp:inline distT="0" distB="0" distL="0" distR="0" wp14:anchorId="3F9B8706" wp14:editId="4C97B91C">
             <wp:extent cx="4762500" cy="3429000"/>
             <wp:effectExtent l="0" t="0" r="0" b="0"/>
             <wp:docPr id="227" name="Picture"/>
@@ -26572,7 +26572,7 @@
           <w:noProof/>
         </w:rPr>
         <w:drawing>
-          <wp:inline distT="0" distB="0" distL="0" distR="0" wp14:anchorId="027D08EB" wp14:editId="11CBDDA4">
+          <wp:inline distT="0" distB="0" distL="0" distR="0" wp14:anchorId="73A54F65" wp14:editId="27E3C8EF">
             <wp:extent cx="4762500" cy="2162175"/>
             <wp:effectExtent l="0" t="0" r="0" b="0"/>
             <wp:docPr id="230" name="Picture"/>
@@ -26650,7 +26650,7 @@
         </w:rPr>
         <w:lastRenderedPageBreak/>
         <w:drawing>
-          <wp:inline distT="0" distB="0" distL="0" distR="0" wp14:anchorId="55028DE2" wp14:editId="5E09F582">
+          <wp:inline distT="0" distB="0" distL="0" distR="0" wp14:anchorId="68A03A62" wp14:editId="65ECBF54">
             <wp:extent cx="5120640" cy="3895681"/>
             <wp:effectExtent l="0" t="0" r="0" b="0"/>
             <wp:docPr id="233" name="Picture"/>
@@ -26727,7 +26727,7 @@
           <w:noProof/>
         </w:rPr>
         <w:drawing>
-          <wp:inline distT="0" distB="0" distL="0" distR="0" wp14:anchorId="3F1C7756" wp14:editId="421AE26D">
+          <wp:inline distT="0" distB="0" distL="0" distR="0" wp14:anchorId="4674F1C7" wp14:editId="0F6C273A">
             <wp:extent cx="5760720" cy="2916820"/>
             <wp:effectExtent l="0" t="0" r="0" b="0"/>
             <wp:docPr id="236" name="Picture"/>
@@ -26805,7 +26805,7 @@
         </w:rPr>
         <w:lastRenderedPageBreak/>
         <w:drawing>
-          <wp:inline distT="0" distB="0" distL="0" distR="0" wp14:anchorId="1C6D54AE" wp14:editId="29564BF6">
+          <wp:inline distT="0" distB="0" distL="0" distR="0" wp14:anchorId="43299DEF" wp14:editId="2E9CA6B4">
             <wp:extent cx="5760720" cy="3448711"/>
             <wp:effectExtent l="0" t="0" r="0" b="0"/>
             <wp:docPr id="239" name="Picture"/>
@@ -26889,7 +26889,7 @@
           <w:noProof/>
         </w:rPr>
         <w:drawing>
-          <wp:inline distT="0" distB="0" distL="0" distR="0" wp14:anchorId="6EACF169" wp14:editId="7BB62933">
+          <wp:inline distT="0" distB="0" distL="0" distR="0" wp14:anchorId="4AB408CD" wp14:editId="77C29043">
             <wp:extent cx="5760720" cy="2998730"/>
             <wp:effectExtent l="0" t="0" r="0" b="0"/>
             <wp:docPr id="242" name="Picture"/>
@@ -26967,7 +26967,7 @@
         </w:rPr>
         <w:lastRenderedPageBreak/>
         <w:drawing>
-          <wp:inline distT="0" distB="0" distL="0" distR="0" wp14:anchorId="165784A3" wp14:editId="3688257A">
+          <wp:inline distT="0" distB="0" distL="0" distR="0" wp14:anchorId="7E255AD7" wp14:editId="7A1AD7B9">
             <wp:extent cx="5760720" cy="2704205"/>
             <wp:effectExtent l="0" t="0" r="0" b="0"/>
             <wp:docPr id="245" name="Picture"/>
@@ -27044,7 +27044,7 @@
           <w:noProof/>
         </w:rPr>
         <w:drawing>
-          <wp:inline distT="0" distB="0" distL="0" distR="0" wp14:anchorId="20127F02" wp14:editId="009F205C">
+          <wp:inline distT="0" distB="0" distL="0" distR="0" wp14:anchorId="72D2CA84" wp14:editId="1BB022F7">
             <wp:extent cx="5486400" cy="3442861"/>
             <wp:effectExtent l="0" t="0" r="0" b="0"/>
             <wp:docPr id="248" name="Picture"/>
@@ -27122,7 +27122,7 @@
         </w:rPr>
         <w:lastRenderedPageBreak/>
         <w:drawing>
-          <wp:inline distT="0" distB="0" distL="0" distR="0" wp14:anchorId="73A91879" wp14:editId="391CDCDC">
+          <wp:inline distT="0" distB="0" distL="0" distR="0" wp14:anchorId="4F3A1EB1" wp14:editId="03B858A7">
             <wp:extent cx="5760720" cy="2972449"/>
             <wp:effectExtent l="0" t="0" r="0" b="0"/>
             <wp:docPr id="251" name="Picture"/>
@@ -27199,7 +27199,7 @@
           <w:noProof/>
         </w:rPr>
         <w:drawing>
-          <wp:inline distT="0" distB="0" distL="0" distR="0" wp14:anchorId="2351AF87" wp14:editId="0FC78C16">
+          <wp:inline distT="0" distB="0" distL="0" distR="0" wp14:anchorId="522DA4CE" wp14:editId="3C185E22">
             <wp:extent cx="5486400" cy="2761298"/>
             <wp:effectExtent l="0" t="0" r="0" b="0"/>
             <wp:docPr id="254" name="Picture"/>
@@ -27265,7 +27265,7 @@
         <w:pStyle w:val="Ttulo2"/>
       </w:pPr>
       <w:bookmarkStart w:id="135" w:name="diseño-detallado-del-segundo-ciclo"/>
-      <w:bookmarkStart w:id="136" w:name="_Toc243172354"/>
+      <w:bookmarkStart w:id="136" w:name="_Toc243173695"/>
       <w:bookmarkEnd w:id="134"/>
       <w:bookmarkEnd w:id="132"/>
       <w:r>
@@ -27349,7 +27349,7 @@
           <w:noProof/>
         </w:rPr>
         <w:drawing>
-          <wp:inline distT="0" distB="0" distL="0" distR="0" wp14:anchorId="7555EAC0" wp14:editId="7C1BC1E1">
+          <wp:inline distT="0" distB="0" distL="0" distR="0" wp14:anchorId="0DE01C64" wp14:editId="69ADDA3A">
             <wp:extent cx="5760720" cy="4965883"/>
             <wp:effectExtent l="0" t="0" r="0" b="0"/>
             <wp:docPr id="259" name="Picture"/>
@@ -27418,7 +27418,7 @@
         </w:rPr>
         <w:lastRenderedPageBreak/>
         <w:drawing>
-          <wp:inline distT="0" distB="0" distL="0" distR="0" wp14:anchorId="4FE9D7F0" wp14:editId="590DEE20">
+          <wp:inline distT="0" distB="0" distL="0" distR="0" wp14:anchorId="4D99E239" wp14:editId="238887EA">
             <wp:extent cx="4078224" cy="6672579"/>
             <wp:effectExtent l="0" t="0" r="0" b="0"/>
             <wp:docPr id="262" name="Picture"/>
@@ -27482,7 +27482,7 @@
         </w:rPr>
         <w:lastRenderedPageBreak/>
         <w:drawing>
-          <wp:inline distT="0" distB="0" distL="0" distR="0" wp14:anchorId="06751699" wp14:editId="54F09E4F">
+          <wp:inline distT="0" distB="0" distL="0" distR="0" wp14:anchorId="47D2E25E" wp14:editId="0042F922">
             <wp:extent cx="4572000" cy="4564504"/>
             <wp:effectExtent l="0" t="0" r="0" b="0"/>
             <wp:docPr id="265" name="Picture"/>
@@ -27553,7 +27553,7 @@
         </w:rPr>
         <w:lastRenderedPageBreak/>
         <w:drawing>
-          <wp:inline distT="0" distB="0" distL="0" distR="0" wp14:anchorId="2DF6156A" wp14:editId="54A05FBE">
+          <wp:inline distT="0" distB="0" distL="0" distR="0" wp14:anchorId="245C3DAF" wp14:editId="01B71C20">
             <wp:extent cx="4023360" cy="6384775"/>
             <wp:effectExtent l="0" t="0" r="0" b="0"/>
             <wp:docPr id="268" name="Picture"/>
@@ -27612,7 +27612,7 @@
         <w:pStyle w:val="Ttulo1"/>
       </w:pPr>
       <w:bookmarkStart w:id="137" w:name="implementación"/>
-      <w:bookmarkStart w:id="138" w:name="_Toc243172355"/>
+      <w:bookmarkStart w:id="138" w:name="_Toc243173696"/>
       <w:bookmarkEnd w:id="135"/>
       <w:bookmarkEnd w:id="124"/>
       <w:r>
@@ -27626,7 +27626,7 @@
         <w:pStyle w:val="Ttulo2"/>
       </w:pPr>
       <w:bookmarkStart w:id="139" w:name="X61c2c26a66877dc044ad246e7d40169ef18240b"/>
-      <w:bookmarkStart w:id="140" w:name="_Toc243172356"/>
+      <w:bookmarkStart w:id="140" w:name="_Toc243173697"/>
       <w:r>
         <w:t>5.1 Implementación de la arquitectura del sistema</w:t>
       </w:r>
@@ -27684,7 +27684,7 @@
         <w:pStyle w:val="Ttulo2"/>
       </w:pPr>
       <w:bookmarkStart w:id="141" w:name="X706e760f580ec7ef32dbd271221002340ded2b5"/>
-      <w:bookmarkStart w:id="142" w:name="_Toc243172357"/>
+      <w:bookmarkStart w:id="142" w:name="_Toc243173698"/>
       <w:bookmarkEnd w:id="139"/>
       <w:r>
         <w:t>5.2 Implementación de la arquitectura de subsistema</w:t>
@@ -27782,7 +27782,7 @@
         <w:pStyle w:val="Ttulo2"/>
       </w:pPr>
       <w:bookmarkStart w:id="147" w:name="implementación-segundo-ciclo"/>
-      <w:bookmarkStart w:id="148" w:name="_Toc243172358"/>
+      <w:bookmarkStart w:id="148" w:name="_Toc243173699"/>
       <w:bookmarkEnd w:id="146"/>
       <w:bookmarkEnd w:id="141"/>
       <w:r>
@@ -29087,7 +29087,7 @@
         <w:pStyle w:val="Ttulo1"/>
       </w:pPr>
       <w:bookmarkStart w:id="153" w:name="pruebas"/>
-      <w:bookmarkStart w:id="154" w:name="_Toc243172359"/>
+      <w:bookmarkStart w:id="154" w:name="_Toc243173700"/>
       <w:bookmarkEnd w:id="152"/>
       <w:bookmarkEnd w:id="147"/>
       <w:bookmarkEnd w:id="137"/>
@@ -29113,7 +29113,7 @@
         <w:pStyle w:val="Ttulo2"/>
       </w:pPr>
       <w:bookmarkStart w:id="155" w:name="plan-de-pruebas"/>
-      <w:bookmarkStart w:id="156" w:name="_Toc243172360"/>
+      <w:bookmarkStart w:id="156" w:name="_Toc243173701"/>
       <w:r>
         <w:t>6.1 Plan de pruebas</w:t>
       </w:r>
@@ -29194,7 +29194,7 @@
         <w:pStyle w:val="Ttulo2"/>
       </w:pPr>
       <w:bookmarkStart w:id="157" w:name="diseño-de-pruebas-casos-de-prueba"/>
-      <w:bookmarkStart w:id="158" w:name="_Toc243172361"/>
+      <w:bookmarkStart w:id="158" w:name="_Toc243173702"/>
       <w:bookmarkEnd w:id="155"/>
       <w:r>
         <w:t>6.2 Diseño de pruebas (casos de prueba)</w:t>
@@ -29322,7 +29322,7 @@
         <w:pStyle w:val="Ttulo2"/>
       </w:pPr>
       <w:bookmarkStart w:id="159" w:name="pruebas-de-integración"/>
-      <w:bookmarkStart w:id="160" w:name="_Toc243172362"/>
+      <w:bookmarkStart w:id="160" w:name="_Toc243173703"/>
       <w:bookmarkEnd w:id="157"/>
       <w:r>
         <w:lastRenderedPageBreak/>
@@ -29498,7 +29498,7 @@
         <w:pStyle w:val="Ttulo2"/>
       </w:pPr>
       <w:bookmarkStart w:id="161" w:name="pruebas-de-sistema"/>
-      <w:bookmarkStart w:id="162" w:name="_Toc243172363"/>
+      <w:bookmarkStart w:id="162" w:name="_Toc243173704"/>
       <w:bookmarkEnd w:id="159"/>
       <w:r>
         <w:t>6.4 Pruebas de sistema</w:t>
@@ -29621,7 +29621,7 @@
         <w:pStyle w:val="Ttulo2"/>
       </w:pPr>
       <w:bookmarkStart w:id="163" w:name="evaluación-de-las-pruebas"/>
-      <w:bookmarkStart w:id="164" w:name="_Toc243172364"/>
+      <w:bookmarkStart w:id="164" w:name="_Toc243173705"/>
       <w:bookmarkEnd w:id="161"/>
       <w:r>
         <w:t>6.5 Evaluación de las pruebas</w:t>
@@ -29647,7 +29647,7 @@
         <w:pStyle w:val="Ttulo2"/>
       </w:pPr>
       <w:bookmarkStart w:id="165" w:name="pruebas-del-segundo-ciclo"/>
-      <w:bookmarkStart w:id="166" w:name="_Toc243172365"/>
+      <w:bookmarkStart w:id="166" w:name="_Toc243173706"/>
       <w:bookmarkEnd w:id="163"/>
       <w:r>
         <w:t>6.6 Pruebas del Segundo Ciclo</w:t>
@@ -30256,7 +30256,7 @@
         <w:pStyle w:val="Ttulo1"/>
       </w:pPr>
       <w:bookmarkStart w:id="167" w:name="X04a95fa56f2eeaac509c021d94664c15f22319c"/>
-      <w:bookmarkStart w:id="168" w:name="_Toc243172366"/>
+      <w:bookmarkStart w:id="168" w:name="_Toc243173707"/>
       <w:bookmarkEnd w:id="165"/>
       <w:bookmarkEnd w:id="153"/>
       <w:r>
@@ -30270,7 +30270,7 @@
         <w:pStyle w:val="Ttulo2"/>
       </w:pPr>
       <w:bookmarkStart w:id="169" w:name="control-de-versiones-y-forma-de-trabajo"/>
-      <w:bookmarkStart w:id="170" w:name="_Toc243172367"/>
+      <w:bookmarkStart w:id="170" w:name="_Toc243173708"/>
       <w:r>
         <w:t>7.1 Control de versiones y forma de trabajo</w:t>
       </w:r>
@@ -30603,7 +30603,7 @@
         </w:rPr>
         <w:lastRenderedPageBreak/>
         <w:drawing>
-          <wp:inline distT="0" distB="0" distL="0" distR="0" wp14:anchorId="2785ECDE" wp14:editId="57DCC941">
+          <wp:inline distT="0" distB="0" distL="0" distR="0" wp14:anchorId="68BEA64E" wp14:editId="74FEDE65">
             <wp:extent cx="5029200" cy="3872484"/>
             <wp:effectExtent l="0" t="0" r="0" b="0"/>
             <wp:docPr id="292" name="Picture" descr="Captura 1: historial de commits de la rama feat/mongodb-autoria en GitHub."/>
@@ -30663,7 +30663,7 @@
         </w:rPr>
         <w:lastRenderedPageBreak/>
         <w:drawing>
-          <wp:inline distT="0" distB="0" distL="0" distR="0" wp14:anchorId="4C219CD4" wp14:editId="408A3F2B">
+          <wp:inline distT="0" distB="0" distL="0" distR="0" wp14:anchorId="70A6B449" wp14:editId="465F4E6E">
             <wp:extent cx="5029200" cy="3872484"/>
             <wp:effectExtent l="0" t="0" r="0" b="0"/>
             <wp:docPr id="295" name="Picture" descr="Captura 2: el Pull Request #1, que integra los commits de feat/mongodb-autoria en main."/>
@@ -30721,7 +30721,7 @@
         <w:pStyle w:val="Ttulo2"/>
       </w:pPr>
       <w:bookmarkStart w:id="171" w:name="X11973920729549b8ac0e934ef26710c8dca892b"/>
-      <w:bookmarkStart w:id="172" w:name="_Toc243172368"/>
+      <w:bookmarkStart w:id="172" w:name="_Toc243173709"/>
       <w:bookmarkEnd w:id="169"/>
       <w:r>
         <w:t>7.2 Línea de tiempo del 1er Parcial (base del proyecto)</w:t>
@@ -31123,7 +31123,7 @@
         <w:pStyle w:val="Ttulo2"/>
       </w:pPr>
       <w:bookmarkStart w:id="173" w:name="Xd63d3567e0fc3fd1539850ac929369946255198"/>
-      <w:bookmarkStart w:id="174" w:name="_Toc243172369"/>
+      <w:bookmarkStart w:id="174" w:name="_Toc243173710"/>
       <w:bookmarkEnd w:id="171"/>
       <w:r>
         <w:t>7.3 Registro del 2do Parcial: plan vs. ejecución real</w:t>
@@ -32298,7 +32298,7 @@
         <w:pStyle w:val="Ttulo2"/>
       </w:pPr>
       <w:bookmarkStart w:id="175" w:name="evidencias-de-pruebas-funcionales"/>
-      <w:bookmarkStart w:id="176" w:name="_Toc243172370"/>
+      <w:bookmarkStart w:id="176" w:name="_Toc243173711"/>
       <w:bookmarkEnd w:id="173"/>
       <w:r>
         <w:lastRenderedPageBreak/>
@@ -32426,10 +32426,61 @@
     </w:p>
     <w:p>
       <w:pPr>
-        <w:pStyle w:val="Placeholder"/>
-      </w:pPr>
-      <w:r>
-        <w:t xml:space="preserve">[Insertar captura3: salida de </w:t>
+        <w:pStyle w:val="CaptionedFigure"/>
+      </w:pPr>
+      <w:r>
+        <w:rPr>
+          <w:noProof/>
+        </w:rPr>
+        <w:drawing>
+          <wp:inline distT="0" distB="0" distL="0" distR="0" wp14:anchorId="515099D1" wp14:editId="1C29C82F">
+            <wp:extent cx="5303520" cy="4421809"/>
+            <wp:effectExtent l="0" t="0" r="0" b="0"/>
+            <wp:docPr id="301" name="Picture" descr="Captura 3: salida de npx vitest run en el backend: 19 archivos y 117 pruebas aprobadas."/>
+            <wp:cNvGraphicFramePr/>
+            <a:graphic xmlns:a="http://schemas.openxmlformats.org/drawingml/2006/main">
+              <a:graphicData uri="http://schemas.openxmlformats.org/drawingml/2006/picture">
+                <pic:pic xmlns:pic="http://schemas.openxmlformats.org/drawingml/2006/picture">
+                  <pic:nvPicPr>
+                    <pic:cNvPr id="302" name="Picture" descr="docs/documento_final/img/evidencias/vitest_117.jpg"/>
+                    <pic:cNvPicPr>
+                      <a:picLocks noChangeAspect="1" noChangeArrowheads="1"/>
+                    </pic:cNvPicPr>
+                  </pic:nvPicPr>
+                  <pic:blipFill>
+                    <a:blip r:embed="rId68"/>
+                    <a:stretch>
+                      <a:fillRect/>
+                    </a:stretch>
+                  </pic:blipFill>
+                  <pic:spPr bwMode="auto">
+                    <a:xfrm>
+                      <a:off x="0" y="0"/>
+                      <a:ext cx="5303520" cy="4421809"/>
+                    </a:xfrm>
+                    <a:prstGeom prst="rect">
+                      <a:avLst/>
+                    </a:prstGeom>
+                    <a:noFill/>
+                    <a:ln w="9525">
+                      <a:noFill/>
+                      <a:headEnd/>
+                      <a:tailEnd/>
+                    </a:ln>
+                  </pic:spPr>
+                </pic:pic>
+              </a:graphicData>
+            </a:graphic>
+          </wp:inline>
+        </w:drawing>
+      </w:r>
+    </w:p>
+    <w:p>
+      <w:pPr>
+        <w:pStyle w:val="ImageCaption"/>
+      </w:pPr>
+      <w:r>
+        <w:t xml:space="preserve">Captura 3: salida de </w:t>
       </w:r>
       <w:r>
         <w:rPr>
@@ -32438,7 +32489,7 @@
         <w:t>npx vitest run</w:t>
       </w:r>
       <w:r>
-        <w:t xml:space="preserve"> con “117 passed”.]</w:t>
+        <w:t xml:space="preserve"> en el backend: 19 archivos y 117 pruebas aprobadas.</w:t>
       </w:r>
     </w:p>
     <w:p>
@@ -32601,6 +32652,7 @@
               <w:rPr>
                 <w:sz w:val="19"/>
               </w:rPr>
+              <w:lastRenderedPageBreak/>
               <w:t>Gemini falla → respaldo automático</w:t>
             </w:r>
           </w:p>
@@ -32859,7 +32911,10 @@
         <w:t>“la clase Pedido fue creada por Marco…”</w:t>
       </w:r>
       <w:r>
-        <w:t xml:space="preserve"> leyendo la bitácora.</w:t>
+        <w:t xml:space="preserve"> leyendo la b</w:t>
+      </w:r>
+      <w:r>
+        <w:t>itácora.</w:t>
       </w:r>
     </w:p>
     <w:p>
@@ -32935,30 +32990,141 @@
         <w:t>MANY_TO_MANY</w:t>
       </w:r>
       <w:r>
-        <w:t>. Ante preguntas, cero operaci</w:t>
-      </w:r>
-      <w:r>
-        <w:t>ones.</w:t>
-      </w:r>
-    </w:p>
-    <w:p>
-      <w:pPr>
-        <w:pStyle w:val="Placeholder"/>
-      </w:pPr>
-      <w:r>
-        <w:t xml:space="preserve">[Insertar captura4: log del backend con los tiempos de Ollama. Captura 5: badges </w:t>
+        <w:t>. Ante preguntas, cero operaciones.</w:t>
+      </w:r>
+    </w:p>
+    <w:p>
+      <w:pPr>
+        <w:pStyle w:val="CaptionedFigure"/>
+      </w:pPr>
+      <w:r>
+        <w:rPr>
+          <w:noProof/>
+        </w:rPr>
+        <w:drawing>
+          <wp:inline distT="0" distB="0" distL="0" distR="0" wp14:anchorId="09F18413" wp14:editId="11648DF1">
+            <wp:extent cx="5486400" cy="1645920"/>
+            <wp:effectExtent l="0" t="0" r="0" b="0"/>
+            <wp:docPr id="305" name="Picture" descr="Captura 4: log del backend local (AI_HYBRID_ORDER=local-first) con el precalentamiento del modelo y los tiempos de cada respuesta de Ollama."/>
+            <wp:cNvGraphicFramePr/>
+            <a:graphic xmlns:a="http://schemas.openxmlformats.org/drawingml/2006/main">
+              <a:graphicData uri="http://schemas.openxmlformats.org/drawingml/2006/picture">
+                <pic:pic xmlns:pic="http://schemas.openxmlformats.org/drawingml/2006/picture">
+                  <pic:nvPicPr>
+                    <pic:cNvPr id="306" name="Picture" descr="docs/documento_final/img/evidencias/ollama_log.png"/>
+                    <pic:cNvPicPr>
+                      <a:picLocks noChangeAspect="1" noChangeArrowheads="1"/>
+                    </pic:cNvPicPr>
+                  </pic:nvPicPr>
+                  <pic:blipFill>
+                    <a:blip r:embed="rId69"/>
+                    <a:stretch>
+                      <a:fillRect/>
+                    </a:stretch>
+                  </pic:blipFill>
+                  <pic:spPr bwMode="auto">
+                    <a:xfrm>
+                      <a:off x="0" y="0"/>
+                      <a:ext cx="5486400" cy="1645920"/>
+                    </a:xfrm>
+                    <a:prstGeom prst="rect">
+                      <a:avLst/>
+                    </a:prstGeom>
+                    <a:noFill/>
+                    <a:ln w="9525">
+                      <a:noFill/>
+                      <a:headEnd/>
+                      <a:tailEnd/>
+                    </a:ln>
+                  </pic:spPr>
+                </pic:pic>
+              </a:graphicData>
+            </a:graphic>
+          </wp:inline>
+        </w:drawing>
+      </w:r>
+    </w:p>
+    <w:p>
+      <w:pPr>
+        <w:pStyle w:val="ImageCaption"/>
+      </w:pPr>
+      <w:r>
+        <w:t>Captura 4: log del backend local (AI_HYBRID_</w:t>
+      </w:r>
+      <w:r>
+        <w:t>ORDER=local-first) con el precalentamiento del modelo y los tiempos de cada respuesta de Ollama.</w:t>
+      </w:r>
+    </w:p>
+    <w:p>
+      <w:pPr>
+        <w:pStyle w:val="CaptionedFigure"/>
+      </w:pPr>
+      <w:r>
+        <w:rPr>
+          <w:noProof/>
+        </w:rPr>
+        <w:lastRenderedPageBreak/>
+        <w:drawing>
+          <wp:inline distT="0" distB="0" distL="0" distR="0" wp14:anchorId="59A62380" wp14:editId="55ACD43E">
+            <wp:extent cx="5486400" cy="4574286"/>
+            <wp:effectExtent l="0" t="0" r="0" b="0"/>
+            <wp:docPr id="308" name="Picture" descr="Captura 5: el Moderador IA responde con el modelo local (badge «🏠 Ollama Local»); en producción la misma vista muestra «☁️ Gemini Cloud» (Captura 6)."/>
+            <wp:cNvGraphicFramePr/>
+            <a:graphic xmlns:a="http://schemas.openxmlformats.org/drawingml/2006/main">
+              <a:graphicData uri="http://schemas.openxmlformats.org/drawingml/2006/picture">
+                <pic:pic xmlns:pic="http://schemas.openxmlformats.org/drawingml/2006/picture">
+                  <pic:nvPicPr>
+                    <pic:cNvPr id="309" name="Picture" descr="docs/documento_final/img/evidencias/ollama_badge.jpg"/>
+                    <pic:cNvPicPr>
+                      <a:picLocks noChangeAspect="1" noChangeArrowheads="1"/>
+                    </pic:cNvPicPr>
+                  </pic:nvPicPr>
+                  <pic:blipFill>
+                    <a:blip r:embed="rId70"/>
+                    <a:stretch>
+                      <a:fillRect/>
+                    </a:stretch>
+                  </pic:blipFill>
+                  <pic:spPr bwMode="auto">
+                    <a:xfrm>
+                      <a:off x="0" y="0"/>
+                      <a:ext cx="5486400" cy="4574286"/>
+                    </a:xfrm>
+                    <a:prstGeom prst="rect">
+                      <a:avLst/>
+                    </a:prstGeom>
+                    <a:noFill/>
+                    <a:ln w="9525">
+                      <a:noFill/>
+                      <a:headEnd/>
+                      <a:tailEnd/>
+                    </a:ln>
+                  </pic:spPr>
+                </pic:pic>
+              </a:graphicData>
+            </a:graphic>
+          </wp:inline>
+        </w:drawing>
+      </w:r>
+    </w:p>
+    <w:p>
+      <w:pPr>
+        <w:pStyle w:val="ImageCaption"/>
+      </w:pPr>
+      <w:r>
+        <w:t>Captura 5: el Moderador IA responde con el modelo local (badge «</w:t>
       </w:r>
       <w:r>
         <w:t>🏠</w:t>
       </w:r>
       <w:r>
-        <w:t xml:space="preserve"> Ollama Local / ☁</w:t>
+        <w:t xml:space="preserve"> Ollama Local»); en producción la misma vista muestra «☁</w:t>
       </w:r>
       <w:r>
         <w:t>️</w:t>
       </w:r>
       <w:r>
-        <w:t xml:space="preserve"> Gemini Cloud en el chat.]</w:t>
+        <w:t xml:space="preserve"> Gemini Cloud» (Captura 6).</w:t>
       </w:r>
     </w:p>
     <w:p>
@@ -32968,7 +33134,10 @@
       <w:bookmarkStart w:id="179" w:name="X6623e20249da159b2b51b9025c2f554efdcfe5a"/>
       <w:bookmarkEnd w:id="178"/>
       <w:r>
-        <w:t>7.4.3 Prueba de colaboración con dos usuarios (navegador)</w:t>
+        <w:t xml:space="preserve">7.4.3 </w:t>
+      </w:r>
+      <w:r>
+        <w:t>Prueba de colaboración con dos usuarios (navegador)</w:t>
       </w:r>
     </w:p>
     <w:p>
@@ -32988,7 +33157,6 @@
         </w:numPr>
       </w:pPr>
       <w:r>
-        <w:lastRenderedPageBreak/>
         <w:t xml:space="preserve">Luis pide a la IA crear </w:t>
       </w:r>
       <w:r>
@@ -33058,14 +33226,7 @@
           <w:i/>
           <w:iCs/>
         </w:rPr>
-        <w:t xml:space="preserve">“Creada por Luis </w:t>
-      </w:r>
-      <w:r>
-        <w:rPr>
-          <w:i/>
-          <w:iCs/>
-        </w:rPr>
-        <w:t>· vía IA”</w:t>
+        <w:t>“Creada por Luis · vía IA”</w:t>
       </w:r>
       <w:r>
         <w:t>.</w:t>
@@ -33102,7 +33263,10 @@
         </w:numPr>
       </w:pPr>
       <w:r>
-        <w:t xml:space="preserve">La barra indica </w:t>
+        <w:t xml:space="preserve">La </w:t>
+      </w:r>
+      <w:r>
+        <w:t xml:space="preserve">barra indica </w:t>
       </w:r>
       <w:r>
         <w:rPr>
@@ -33123,23 +33287,24 @@
         <w:rPr>
           <w:noProof/>
         </w:rPr>
+        <w:lastRenderedPageBreak/>
         <w:drawing>
-          <wp:inline distT="0" distB="0" distL="0" distR="0" wp14:anchorId="12A61969" wp14:editId="09297AE2">
+          <wp:inline distT="0" distB="0" distL="0" distR="0" wp14:anchorId="62573A32" wp14:editId="47606AAD">
             <wp:extent cx="5486400" cy="3909060"/>
             <wp:effectExtent l="0" t="0" r="0" b="0"/>
-            <wp:docPr id="303" name="Picture" descr="Captura 6: chat público en producción. Fernando pide un cambio y el Moderador IA lo aplica en el lienzo (“3 cambios en el lienzo”, Gemini Cloud)."/>
+            <wp:docPr id="312" name="Picture" descr="Captura 6: chat público en producción. Fernando pide un cambio y el Moderador IA lo aplica en el lienzo (“3 cambios en el lienzo”, Gemini Cloud)."/>
             <wp:cNvGraphicFramePr/>
             <a:graphic xmlns:a="http://schemas.openxmlformats.org/drawingml/2006/main">
               <a:graphicData uri="http://schemas.openxmlformats.org/drawingml/2006/picture">
                 <pic:pic xmlns:pic="http://schemas.openxmlformats.org/drawingml/2006/picture">
                   <pic:nvPicPr>
-                    <pic:cNvPr id="304" name="Picture" descr="docs/documento_final/img/evidencias/prod_moderador_cambios.jpg"/>
+                    <pic:cNvPr id="313" name="Picture" descr="docs/documento_final/img/evidencias/prod_moderador_cambios.jpg"/>
                     <pic:cNvPicPr>
                       <a:picLocks noChangeAspect="1" noChangeArrowheads="1"/>
                     </pic:cNvPicPr>
                   </pic:nvPicPr>
                   <pic:blipFill>
-                    <a:blip r:embed="rId68"/>
+                    <a:blip r:embed="rId71"/>
                     <a:stretch>
                       <a:fillRect/>
                     </a:stretch>
@@ -33184,22 +33349,22 @@
         </w:rPr>
         <w:lastRenderedPageBreak/>
         <w:drawing>
-          <wp:inline distT="0" distB="0" distL="0" distR="0" wp14:anchorId="175BEA40" wp14:editId="3C364AEE">
+          <wp:inline distT="0" distB="0" distL="0" distR="0" wp14:anchorId="58E958DF" wp14:editId="0B033DAE">
             <wp:extent cx="5486400" cy="4224528"/>
             <wp:effectExtent l="0" t="0" r="0" b="0"/>
-            <wp:docPr id="306" name="Picture" descr="Captura 7: inspector de la clase Cliente con su autoría: creada por Luis y editada por Fernando vía IA, con los atributos agregados por el moderador."/>
+            <wp:docPr id="315" name="Picture" descr="Captura 7: inspector de la clase Cliente con su autoría: creada por Luis y editada por Fernando vía IA, con los atributos agregados por el moderador."/>
             <wp:cNvGraphicFramePr/>
             <a:graphic xmlns:a="http://schemas.openxmlformats.org/drawingml/2006/main">
               <a:graphicData uri="http://schemas.openxmlformats.org/drawingml/2006/picture">
                 <pic:pic xmlns:pic="http://schemas.openxmlformats.org/drawingml/2006/picture">
                   <pic:nvPicPr>
-                    <pic:cNvPr id="307" name="Picture" descr="docs/documento_final/img/evidencias/prod_inspector_autoria.jpg"/>
+                    <pic:cNvPr id="316" name="Picture" descr="docs/documento_final/img/evidencias/prod_inspector_autoria.jpg"/>
                     <pic:cNvPicPr>
                       <a:picLocks noChangeAspect="1" noChangeArrowheads="1"/>
                     </pic:cNvPicPr>
                   </pic:nvPicPr>
                   <pic:blipFill>
-                    <a:blip r:embed="rId69"/>
+                    <a:blip r:embed="rId72"/>
                     <a:stretch>
                       <a:fillRect/>
                     </a:stretch>
@@ -33231,10 +33396,10 @@
         <w:pStyle w:val="ImageCaption"/>
       </w:pPr>
       <w:r>
-        <w:t xml:space="preserve">Captura 7: inspector de la clase Cliente con su autoría: creada por Luis y editada por Fernando vía IA, con </w:t>
-      </w:r>
-      <w:r>
-        <w:t>los atributos agregados por el moderador.</w:t>
+        <w:t>Captura 7: inspector de la clase Cliente con su autoría: creada por Luis y ed</w:t>
+      </w:r>
+      <w:r>
+        <w:t>itada por Fernando vía IA, con los atributos agregados por el moderador.</w:t>
       </w:r>
     </w:p>
     <w:p>
@@ -33272,7 +33437,10 @@
         <w:t>Sin recargar</w:t>
       </w:r>
       <w:r>
-        <w:t>, el móvil mostró:</w:t>
+        <w:t>, el móvil mo</w:t>
+      </w:r>
+      <w:r>
+        <w:t>stró:</w:t>
       </w:r>
     </w:p>
     <w:p>
@@ -33296,10 +33464,7 @@
         </w:numPr>
       </w:pPr>
       <w:r>
-        <w:t>el cha</w:t>
-      </w:r>
-      <w:r>
-        <w:t>t actualizado (de 2 a 4 mensajes);</w:t>
+        <w:t>el chat actualizado (de 2 a 4 mensajes);</w:t>
       </w:r>
     </w:p>
     <w:p>
@@ -33354,10 +33519,62 @@
     </w:p>
     <w:p>
       <w:pPr>
-        <w:pStyle w:val="Placeholder"/>
-      </w:pPr>
-      <w:r>
-        <w:t>[Insertar captura8: visor móvil con el diagrama y la pestaña de chat.]</w:t>
+        <w:pStyle w:val="CaptionedFigure"/>
+      </w:pPr>
+      <w:r>
+        <w:rPr>
+          <w:noProof/>
+        </w:rPr>
+        <w:lastRenderedPageBreak/>
+        <w:drawing>
+          <wp:inline distT="0" distB="0" distL="0" distR="0" wp14:anchorId="1661E773" wp14:editId="44F8D2D6">
+            <wp:extent cx="4754880" cy="4949190"/>
+            <wp:effectExtent l="0" t="0" r="0" b="0"/>
+            <wp:docPr id="319" name="Picture" descr="Captura 8: visor Flutter en vista móvil (375×812): el diagrama en solo lectura con «2 en la sala» y la pestaña de chat con la respuesta del Moderador IA."/>
+            <wp:cNvGraphicFramePr/>
+            <a:graphic xmlns:a="http://schemas.openxmlformats.org/drawingml/2006/main">
+              <a:graphicData uri="http://schemas.openxmlformats.org/drawingml/2006/picture">
+                <pic:pic xmlns:pic="http://schemas.openxmlformats.org/drawingml/2006/picture">
+                  <pic:nvPicPr>
+                    <pic:cNvPr id="320" name="Picture" descr="docs/documento_final/img/evidencias/flutter_visor.png"/>
+                    <pic:cNvPicPr>
+                      <a:picLocks noChangeAspect="1" noChangeArrowheads="1"/>
+                    </pic:cNvPicPr>
+                  </pic:nvPicPr>
+                  <pic:blipFill>
+                    <a:blip r:embed="rId73"/>
+                    <a:stretch>
+                      <a:fillRect/>
+                    </a:stretch>
+                  </pic:blipFill>
+                  <pic:spPr bwMode="auto">
+                    <a:xfrm>
+                      <a:off x="0" y="0"/>
+                      <a:ext cx="4754880" cy="4949190"/>
+                    </a:xfrm>
+                    <a:prstGeom prst="rect">
+                      <a:avLst/>
+                    </a:prstGeom>
+                    <a:noFill/>
+                    <a:ln w="9525">
+                      <a:noFill/>
+                      <a:headEnd/>
+                      <a:tailEnd/>
+                    </a:ln>
+                  </pic:spPr>
+                </pic:pic>
+              </a:graphicData>
+            </a:graphic>
+          </wp:inline>
+        </w:drawing>
+      </w:r>
+    </w:p>
+    <w:p>
+      <w:pPr>
+        <w:pStyle w:val="ImageCaption"/>
+      </w:pPr>
+      <w:r>
+        <w:t>Captura 8: visor Flutter en vista móvil (375×812): el diagrama en solo lectura con «2 en la sala» y la pestaña de chat con la respuesta del Moderador IA.</w:t>
       </w:r>
     </w:p>
     <w:p>
@@ -33365,7 +33582,7 @@
         <w:pStyle w:val="Ttulo2"/>
       </w:pPr>
       <w:bookmarkStart w:id="181" w:name="X59ef0725e7ae9d7567c74bb44f3aa7add784ec3"/>
-      <w:bookmarkStart w:id="182" w:name="_Toc243172371"/>
+      <w:bookmarkStart w:id="182" w:name="_Toc243173712"/>
       <w:bookmarkEnd w:id="180"/>
       <w:bookmarkEnd w:id="175"/>
       <w:r>
@@ -33378,7 +33595,10 @@
         <w:pStyle w:val="FirstParagraph"/>
       </w:pPr>
       <w:r>
-        <w:t>Las pruebas con dos usuarios reales encontraron defectos que las pruebas unitarias no veían. Este registro es evidencia de un proceso de verificación efectivo.</w:t>
+        <w:t>Las pruebas con dos usuarios reales encontraron defe</w:t>
+      </w:r>
+      <w:r>
+        <w:t>ctos que las pruebas unitarias no veían. Este registro es evidencia de un proceso de verificación efectivo.</w:t>
       </w:r>
     </w:p>
     <w:tbl>
@@ -33512,7 +33732,6 @@
               <w:rPr>
                 <w:sz w:val="19"/>
               </w:rPr>
-              <w:lastRenderedPageBreak/>
               <w:t>1</w:t>
             </w:r>
           </w:p>
@@ -33649,13 +33868,7 @@
               <w:rPr>
                 <w:sz w:val="19"/>
               </w:rPr>
-              <w:t>nginx n</w:t>
-            </w:r>
-            <w:r>
-              <w:rPr>
-                <w:sz w:val="19"/>
-              </w:rPr>
-              <w:t>o la enrutaba al backend</w:t>
+              <w:t>nginx no la enrutaba al backend</w:t>
             </w:r>
           </w:p>
         </w:tc>
@@ -33671,7 +33884,13 @@
               <w:rPr>
                 <w:sz w:val="19"/>
               </w:rPr>
-              <w:t>Se agregó a la regla del proxy</w:t>
+              <w:t>Se agregó a la regla del pr</w:t>
+            </w:r>
+            <w:r>
+              <w:rPr>
+                <w:sz w:val="19"/>
+              </w:rPr>
+              <w:t>oxy</w:t>
             </w:r>
           </w:p>
         </w:tc>
@@ -33706,6 +33925,7 @@
               <w:rPr>
                 <w:sz w:val="19"/>
               </w:rPr>
+              <w:lastRenderedPageBreak/>
               <w:t>3</w:t>
             </w:r>
           </w:p>
@@ -33924,20 +34144,19 @@
                 <w:rStyle w:val="VerbatimChar"/>
                 <w:sz w:val="19"/>
               </w:rPr>
-              <w:t>re</w:t>
-            </w:r>
-            <w:r>
-              <w:rPr>
-                <w:rStyle w:val="VerbatimChar"/>
-                <w:sz w:val="19"/>
-              </w:rPr>
-              <w:t>questAnimationFrame</w:t>
-            </w:r>
-            <w:r>
-              <w:rPr>
-                <w:sz w:val="19"/>
-              </w:rPr>
-              <w:t>, que no se ejecuta en pestañas ocultas</w:t>
+              <w:t>requestAnimationFrame</w:t>
+            </w:r>
+            <w:r>
+              <w:rPr>
+                <w:sz w:val="19"/>
+              </w:rPr>
+              <w:t xml:space="preserve">, que no se ejecuta en </w:t>
+            </w:r>
+            <w:r>
+              <w:rPr>
+                <w:sz w:val="19"/>
+              </w:rPr>
+              <w:t>pestañas ocultas</w:t>
             </w:r>
           </w:p>
         </w:tc>
@@ -34053,13 +34272,7 @@
               <w:rPr>
                 <w:sz w:val="19"/>
               </w:rPr>
-              <w:t xml:space="preserve"> borr</w:t>
-            </w:r>
-            <w:r>
-              <w:rPr>
-                <w:sz w:val="19"/>
-              </w:rPr>
-              <w:t xml:space="preserve">aba </w:t>
+              <w:t xml:space="preserve"> borraba </w:t>
             </w:r>
             <w:r>
               <w:rPr>
@@ -34279,7 +34492,13 @@
               <w:rPr>
                 <w:sz w:val="19"/>
               </w:rPr>
-              <w:t>La AppBar no tenía espacio</w:t>
+              <w:t>L</w:t>
+            </w:r>
+            <w:r>
+              <w:rPr>
+                <w:sz w:val="19"/>
+              </w:rPr>
+              <w:t>a AppBar no tenía espacio</w:t>
             </w:r>
           </w:p>
         </w:tc>
@@ -34323,7 +34542,7 @@
         <w:pStyle w:val="Ttulo2"/>
       </w:pPr>
       <w:bookmarkStart w:id="183" w:name="X36116c1b82231349d36e836d55f30dc2d6ea9ea"/>
-      <w:bookmarkStart w:id="184" w:name="_Toc243172372"/>
+      <w:bookmarkStart w:id="184" w:name="_Toc243173713"/>
       <w:bookmarkEnd w:id="181"/>
       <w:r>
         <w:t>7.6 Trazabilidad requisito → código → prueba (insumo para V&amp;V)</w:t>
@@ -34446,7 +34665,13 @@
               <w:rPr>
                 <w:sz w:val="19"/>
               </w:rPr>
-              <w:t xml:space="preserve"> (regla 1) + </w:t>
+              <w:t xml:space="preserve"> </w:t>
+            </w:r>
+            <w:r>
+              <w:rPr>
+                <w:sz w:val="19"/>
+              </w:rPr>
+              <w:t xml:space="preserve">(regla 1) + </w:t>
             </w:r>
             <w:r>
               <w:rPr>
@@ -34567,20 +34792,7 @@
               <w:rPr>
                 <w:sz w:val="19"/>
               </w:rPr>
-              <w:t>Prompt del m</w:t>
-            </w:r>
-            <w:r>
-              <w:rPr>
-                <w:sz w:val="19"/>
-              </w:rPr>
-              <w:t xml:space="preserve">oderador + </w:t>
-            </w:r>
-            <w:r>
-              <w:rPr>
-                <w:sz w:val="19"/>
-              </w:rPr>
-              <w:lastRenderedPageBreak/>
-              <w:t xml:space="preserve">operaciones + </w:t>
+              <w:t xml:space="preserve">Prompt del moderador + operaciones + </w:t>
             </w:r>
             <w:r>
               <w:rPr>
@@ -34604,29 +34816,26 @@
                 <w:rStyle w:val="VerbatimChar"/>
                 <w:sz w:val="19"/>
               </w:rPr>
-              <w:lastRenderedPageBreak/>
               <w:t>intent.spec.ts</w:t>
             </w:r>
             <w:r>
               <w:rPr>
                 <w:sz w:val="19"/>
               </w:rPr>
-              <w:t xml:space="preserve">, </w:t>
+              <w:t>,</w:t>
+            </w:r>
+            <w:r>
+              <w:rPr>
+                <w:sz w:val="19"/>
+              </w:rPr>
+              <w:t xml:space="preserve"> </w:t>
             </w:r>
             <w:r>
               <w:rPr>
                 <w:rStyle w:val="VerbatimChar"/>
                 <w:sz w:val="19"/>
               </w:rPr>
-              <w:t>validate-</w:t>
-            </w:r>
-            <w:r>
-              <w:rPr>
-                <w:rStyle w:val="VerbatimChar"/>
-                <w:sz w:val="19"/>
-              </w:rPr>
-              <w:lastRenderedPageBreak/>
-              <w:t>operations.spec.ts</w:t>
+              <w:t>validate-operations.spec.ts</w:t>
             </w:r>
           </w:p>
         </w:tc>
@@ -34644,7 +34853,6 @@
               <w:rPr>
                 <w:sz w:val="19"/>
               </w:rPr>
-              <w:lastRenderedPageBreak/>
               <w:t>Contexto grupal e individual</w:t>
             </w:r>
           </w:p>
@@ -34818,6 +35026,7 @@
               <w:rPr>
                 <w:sz w:val="19"/>
               </w:rPr>
+              <w:lastRenderedPageBreak/>
               <w:t>Sesiones continuas</w:t>
             </w:r>
           </w:p>
@@ -34976,7 +35185,7 @@
         <w:pStyle w:val="Ttulo2"/>
       </w:pPr>
       <w:bookmarkStart w:id="185" w:name="X4c85c14472f4f20cfc646652fbfc931c20a5184"/>
-      <w:bookmarkStart w:id="186" w:name="_Toc243172373"/>
+      <w:bookmarkStart w:id="186" w:name="_Toc243173714"/>
       <w:bookmarkEnd w:id="183"/>
       <w:r>
         <w:t>7.7 Herramientas utilizadas y uso de asistencia de IA</w:t>
@@ -35028,7 +35237,10 @@
         <w:t>Claude Code</w:t>
       </w:r>
       <w:r>
-        <w:t xml:space="preserve"> (Anthropic) como asistente de programación. Por transparencia, los commits en que participó llevan la línea </w:t>
+        <w:t xml:space="preserve"> (Anthropi</w:t>
+      </w:r>
+      <w:r>
+        <w:t xml:space="preserve">c) como asistente de programación. Por transparencia, los commits en que participó llevan la línea </w:t>
       </w:r>
       <w:r>
         <w:rPr>
@@ -35037,10 +35249,10 @@
         <w:t>Co-Authored-By: Claude</w:t>
       </w:r>
       <w:r>
-        <w:t xml:space="preserve"> (82 de 89 commits). El equipo definió los requisitos y el plan, tomó las decisiones de diseño (persistencia políg</w:t>
-      </w:r>
-      <w:r>
-        <w:t>lota, orden del motor híbrido, alcance de cada semana), ejecutó las pruebas y revisó cada cambio antes de integrarlo.</w:t>
+        <w:t xml:space="preserve"> (82 de 89 commits). El equipo definió los requisitos y el plan, tomó las decisiones de diseño (persistencia políglota, orden del motor</w:t>
+      </w:r>
+      <w:r>
+        <w:t xml:space="preserve"> híbrido, alcance de cada semana), ejecutó las pruebas y revisó cada cambio antes de integrarlo.</w:t>
       </w:r>
     </w:p>
     <w:p>
@@ -35069,7 +35281,7 @@
         <w:pStyle w:val="Ttulo2"/>
       </w:pPr>
       <w:bookmarkStart w:id="187" w:name="pendientes-registrados-al-17102026"/>
-      <w:bookmarkStart w:id="188" w:name="_Toc243172374"/>
+      <w:bookmarkStart w:id="188" w:name="_Toc243173715"/>
       <w:bookmarkEnd w:id="185"/>
       <w:r>
         <w:t>7.8 Pendientes registrados (al 17/10/2026)</w:t>
@@ -35085,10 +35297,10 @@
         </w:numPr>
       </w:pPr>
       <w:r>
-        <w:t>Desplegar en el VPS: levant</w:t>
-      </w:r>
-      <w:r>
-        <w:t xml:space="preserve">ar Mongo y correr una sola vez </w:t>
+        <w:t>Desplegar en el VPS: levantar Mongo y correr una</w:t>
+      </w:r>
+      <w:r>
+        <w:t xml:space="preserve"> sola vez </w:t>
       </w:r>
       <w:r>
         <w:rPr>
@@ -35142,17 +35354,21 @@
         </w:numPr>
       </w:pPr>
       <w:r>
-        <w:t>Limitación conocida: el guardado reemplaza el mode</w:t>
-      </w:r>
-      <w:r>
-        <w:t>lo completo (</w:t>
+        <w:t>Limitación conocida: el guardado reemplaza el modelo completo (</w:t>
       </w:r>
       <w:r>
         <w:rPr>
           <w:i/>
           <w:iCs/>
         </w:rPr>
-        <w:t>last-write-wins</w:t>
+        <w:t>last-wri</w:t>
+      </w:r>
+      <w:r>
+        <w:rPr>
+          <w:i/>
+          <w:iCs/>
+        </w:rPr>
+        <w:t>te-wins</w:t>
       </w:r>
       <w:r>
         <w:t>), mitigado con locks por clase.</w:t>
@@ -35192,7 +35408,7 @@
         <w:pStyle w:val="Ttulo1"/>
       </w:pPr>
       <w:bookmarkStart w:id="189" w:name="un-agente-asistente-del-software"/>
-      <w:bookmarkStart w:id="190" w:name="_Toc243172375"/>
+      <w:bookmarkStart w:id="190" w:name="_Toc243173716"/>
       <w:bookmarkEnd w:id="187"/>
       <w:bookmarkEnd w:id="167"/>
       <w:r>
@@ -35206,10 +35422,10 @@
         <w:pStyle w:val="FirstParagraph"/>
       </w:pPr>
       <w:r>
-        <w:t>El mecanismo principal mediante el cual el usuar</w:t>
-      </w:r>
-      <w:r>
-        <w:t>io interactúa con la aplicación no se limita al lienzo de arrastrar y soltar: la herramienta incorpora un agente asistente de IA, visible como un panel de chat permanente junto al lienzo, que acompaña al usuario durante todo el proceso de modelado.</w:t>
+        <w:t xml:space="preserve">El mecanismo principal mediante el cual el usuario interactúa con la </w:t>
+      </w:r>
+      <w:r>
+        <w:t>aplicación no se limita al lienzo de arrastrar y soltar: la herramienta incorpora un agente asistente de IA, visible como un panel de chat permanente junto al lienzo, que acompaña al usuario durante todo el proceso de modelado.</w:t>
       </w:r>
     </w:p>
     <w:p>
@@ -35217,10 +35433,10 @@
         <w:pStyle w:val="Textoindependiente"/>
       </w:pPr>
       <w:r>
-        <w:t>Este ag</w:t>
-      </w:r>
-      <w:r>
-        <w:t>ente cumple tres funciones como mecanismo de uso:</w:t>
+        <w:t>Este agente cumple tres func</w:t>
+      </w:r>
+      <w:r>
+        <w:t>iones como mecanismo de uso:</w:t>
       </w:r>
     </w:p>
     <w:p>
@@ -35302,7 +35518,7 @@
         <w:pStyle w:val="Ttulo1"/>
       </w:pPr>
       <w:bookmarkStart w:id="191" w:name="manual-de-usuario"/>
-      <w:bookmarkStart w:id="192" w:name="_Toc243172376"/>
+      <w:bookmarkStart w:id="192" w:name="_Toc243173717"/>
       <w:bookmarkEnd w:id="189"/>
       <w:r>
         <w:lastRenderedPageBreak/>
@@ -35419,13 +35635,10 @@
         <w:t>Crear una relación:</w:t>
       </w:r>
       <w:r>
-        <w:t xml:space="preserve"> se elige</w:t>
-      </w:r>
-      <w:r>
-        <w:t xml:space="preserve"> el tipo de relación (asociación, agregación, composición, herencia, uno a uno, uno a muchos, muchos a uno o muchos a muchos) en el selector de la barra de herramientas y luego se arrastra desde el borde de una clase hasta otra; la etiqueta del tipo elegid</w:t>
-      </w:r>
-      <w:r>
-        <w:t>o queda visible sobre la línea de conexión.</w:t>
+        <w:t xml:space="preserve"> se elige el tipo de relación (asociación, agregación, composición, herencia, uno a uno, uno a muchos, muchos a uno o muchos a muchos) en el selector de la barra de herramientas y luego se arrastra desde el borde de una clase hasta otra;</w:t>
+      </w:r>
+      <w:r>
+        <w:t xml:space="preserve"> la etiqueta del tipo elegido queda visible sobre la línea de conexión.</w:t>
       </w:r>
     </w:p>
     <w:p>
@@ -35443,13 +35656,13 @@
         <w:pStyle w:val="FirstParagraph"/>
       </w:pPr>
       <w:r>
-        <w:t xml:space="preserve">Antes de generar código, el botón ” Validar diagrama” ejecuta un análisis automático del modelo sobre tres frentes: integridad estructural (clases sin clave primaria, nombres o </w:t>
-      </w:r>
-      <w:r>
-        <w:t>atributos duplicados, relaciones que apuntan a una clase inexistente), redundancia por desnormalización según la Tercera Forma Normal (atributos que copian datos de una clase ya relacionada) y claves foráneas manuales redundantes (atributos tipo “clienteId</w:t>
-      </w:r>
-      <w:r>
-        <w:t>” cuando la relación ya genera esa clave automáticamente). Los resultados se muestran en un panel lateral, separando errores —que impiden un modelo relacional correcto— de advertencias de buenas prácticas.</w:t>
+        <w:t>Antes de generar código, el botón ” Validar diagrama” ejecuta un análisis automático del modelo sobre tres frentes: integridad estructural (clases si</w:t>
+      </w:r>
+      <w:r>
+        <w:t>n clave primaria, nombres o atributos duplicados, relaciones que apuntan a una clase inexistente), redundancia por desnormalización según la Tercera Forma Normal (atributos que copian datos de una clase ya relacionada) y claves foráneas manuales redundante</w:t>
+      </w:r>
+      <w:r>
+        <w:t>s (atributos tipo “clienteId” cuando la relación ya genera esa clave automáticamente). Los resultados se muestran en un panel lateral, separando errores —que impiden un modelo relacional correcto— de advertencias de buenas prácticas.</w:t>
       </w:r>
     </w:p>
     <w:p>
@@ -35459,7 +35672,10 @@
       <w:bookmarkStart w:id="196" w:name="guardado-colaboración-y-recorrido-guiado"/>
       <w:bookmarkEnd w:id="195"/>
       <w:r>
-        <w:t>3.2.4 Guardado, colaboración y recorrido guiado</w:t>
+        <w:t>3.2.4 Guardado, colabo</w:t>
+      </w:r>
+      <w:r>
+        <w:t>ración y recorrido guiado</w:t>
       </w:r>
     </w:p>
     <w:p>
@@ -35474,14 +35690,7 @@
           <w:b/>
           <w:bCs/>
         </w:rPr>
-        <w:t>Gu</w:t>
-      </w:r>
-      <w:r>
-        <w:rPr>
-          <w:b/>
-          <w:bCs/>
-        </w:rPr>
-        <w:t>ardar el diagrama:</w:t>
+        <w:t>Guardar el diagrama:</w:t>
       </w:r>
       <w:r>
         <w:t xml:space="preserve"> el botón “Guardar diagrama” persiste el modelo actual y, en el primer guardado, asigna un identificador único que queda reflejado en la URL del navegador.</w:t>
@@ -35503,10 +35712,10 @@
         <w:t>Colaborar en tiempo real:</w:t>
       </w:r>
       <w:r>
-        <w:t xml:space="preserve"> el botón ” Copiar enlace” genera una URL compartible; ca</w:t>
-      </w:r>
-      <w:r>
-        <w:t>da persona que la abre se une a la misma sesión sobre WebSockets, y los cambios de todos se propagan al instante entre los conectados, con un contador visible en la barra superior.</w:t>
+        <w:t xml:space="preserve"> el botón ” Copiar enlace” ge</w:t>
+      </w:r>
+      <w:r>
+        <w:t>nera una URL compartible; cada persona que la abre se une a la misma sesión sobre WebSockets, y los cambios de todos se propagan al instante entre los conectados, con un contador visible en la barra superior.</w:t>
       </w:r>
     </w:p>
     <w:p>
@@ -35524,10 +35733,10 @@
         <w:t>Recorrido guiado:</w:t>
       </w:r>
       <w:r>
-        <w:t xml:space="preserve"> en la primera visita, un tour de siete pasos resalta cada</w:t>
-      </w:r>
-      <w:r>
-        <w:t xml:space="preserve"> control principal de la barra de herramientas; puede repetirse en cualquier momento con el botón “❓ Recorrido”, útil tanto para nuevos usuarios como para una demostración en vivo.</w:t>
+        <w:t xml:space="preserve"> en la primera visita, un tour</w:t>
+      </w:r>
+      <w:r>
+        <w:t xml:space="preserve"> de siete pasos resalta cada control principal de la barra de herramientas; puede repetirse en cualquier momento con el botón “❓ Recorrido”, útil tanto para nuevos usuarios como para una demostración en vivo.</w:t>
       </w:r>
     </w:p>
     <w:p>
@@ -35537,7 +35746,10 @@
       <w:bookmarkStart w:id="197" w:name="Xe468afd31845ba655e6c55c3e0d5e28ea6e6ca2"/>
       <w:bookmarkEnd w:id="196"/>
       <w:r>
-        <w:t>3.2.5 Generación del backend y exportación a XMI</w:t>
+        <w:t>3.2.5 Generación del backend y exportación a XM</w:t>
+      </w:r>
+      <w:r>
+        <w:t>I</w:t>
       </w:r>
     </w:p>
     <w:p>
@@ -35552,17 +35764,13 @@
           <w:b/>
           <w:bCs/>
         </w:rPr>
-        <w:t>Generar backend Spring Boo</w:t>
-      </w:r>
-      <w:r>
-        <w:rPr>
-          <w:b/>
-          <w:bCs/>
-        </w:rPr>
-        <w:t>t:</w:t>
-      </w:r>
-      <w:r>
-        <w:t xml:space="preserve"> descarga un proyecto Spring Boot completo en formato .zip, con arquitectura de cuatro capas (Entity, Repository, Service, Controller) generada a partir del diagrama, listo para importarse en un IDE Java y ejecutarse contra PostgreSQL.</w:t>
+        <w:t>Generar backend Spring Boot:</w:t>
+      </w:r>
+      <w:r>
+        <w:t xml:space="preserve"> descarga un proyecto Spring Boot completo en formato .zip, con arquitectura de cuatro capas (Entity, Repository, Service, Controller) generada a partir del diagrama, listo para importarse en un IDE Java y ejecutarse contra Po</w:t>
+      </w:r>
+      <w:r>
+        <w:t>stgreSQL.</w:t>
       </w:r>
     </w:p>
     <w:p>
@@ -35580,10 +35788,7 @@
         <w:t>Exportar a XMI:</w:t>
       </w:r>
       <w:r>
-        <w:t xml:space="preserve"> </w:t>
-      </w:r>
-      <w:r>
-        <w:t>descarga el diagrama en formato XMI 2.1 / UML 2.1, importable directamente en Enterprise Architect u otras herramientas UML estándar, para su uso fuera de la plataforma.</w:t>
+        <w:t xml:space="preserve"> descarga el diagrama en formato XMI 2.1 / UML 2.1, importable directamente en Enterprise Architect u otras herramientas UML estándar, para su uso fuera de la plataforma.</w:t>
       </w:r>
     </w:p>
     <w:p>
@@ -35601,19 +35806,19 @@
         <w:pStyle w:val="FirstParagraph"/>
       </w:pPr>
       <w:r>
-        <w:t>El panel de chat, siempre visible junto al lienzo, admit</w:t>
-      </w:r>
-      <w:r>
-        <w:t>e tres canales de entrada descritos en la sección 3.1: texto libre, dictado por voz (icono de micrófono, vía Web Speech API) y una fotografía de un diagrama dibujado a mano (botón “</w:t>
+        <w:t>El panel de chat, siempre visi</w:t>
+      </w:r>
+      <w:r>
+        <w:t>ble junto al lienzo, admite tres canales de entrada descritos en la sección 3.1: texto libre, dictado por voz (icono de micrófono, vía Web Speech API) y una fotografía de un diagrama dibujado a mano (botón “</w:t>
       </w:r>
       <w:r>
         <w:t>📷</w:t>
       </w:r>
       <w:r>
-        <w:t xml:space="preserve"> Foto de pizarra”), que el asistente interpreta y traduce en clases y rel</w:t>
-      </w:r>
-      <w:r>
-        <w:t>aciones agregadas automáticamente al lienzo.</w:t>
+        <w:t xml:space="preserve"> Foto de pizarra”), que el asistente interpreta</w:t>
+      </w:r>
+      <w:r>
+        <w:t xml:space="preserve"> y traduce en clases y relaciones agregadas automáticamente al lienzo.</w:t>
       </w:r>
     </w:p>
     <w:p>
@@ -35631,10 +35836,13 @@
         <w:pStyle w:val="FirstParagraph"/>
       </w:pPr>
       <w:r>
-        <w:t>Una vez generado y desplegado el backend, el usuario final lo conecta a una aplicación móvil desarrollada en Flutter. El proyecto incluye una plantilla reutilizable (flutte</w:t>
-      </w:r>
-      <w:r>
-        <w:t>r-template) con un cliente REST genérico cuyo endpoint y esquema de datos se configuran en tiempo de ejecución —sin recompilar la app—, pensada para conectar en minutos cualquier backend generado por la herramienta durante una demostración en vivo.</w:t>
+        <w:t>Una vez generado y desplegado el backend, el usuario final lo conecta a una aplicación móvil desarrollada en Flutter. El proyecto incluye una plan</w:t>
+      </w:r>
+      <w:r>
+        <w:t>tilla reutilizable (flutter-template) con un cliente REST genérico cuyo endpoint y esquema de datos se configuran en tiempo de ejecución —sin recompilar la app—, pensada para conectar en minutos cualquier backend generado por la herramienta durante una dem</w:t>
+      </w:r>
+      <w:r>
+        <w:t>ostración en vivo.</w:t>
       </w:r>
     </w:p>
     <w:p>
@@ -35662,7 +35870,10 @@
         <w:t>registrarse e iniciar sesión</w:t>
       </w:r>
       <w:r>
-        <w:t xml:space="preserve"> con correo y contraseña. El nombre de la cuenta es el que verá el equipo en el chat y en la autoría de cada clase.</w:t>
+        <w:t xml:space="preserve"> </w:t>
+      </w:r>
+      <w:r>
+        <w:t>con correo y contraseña. El nombre de la cuenta es el que verá el equipo en el chat y en la autoría de cada clase.</w:t>
       </w:r>
     </w:p>
     <w:p>
@@ -35672,10 +35883,7 @@
       <w:bookmarkStart w:id="201" w:name="chat-del-equipo-y-moderador-ia"/>
       <w:bookmarkEnd w:id="200"/>
       <w:r>
-        <w:t>3.2.9 Chat del equipo y Moderad</w:t>
-      </w:r>
-      <w:r>
-        <w:t>or IA</w:t>
+        <w:t>3.2.9 Chat del equipo y Moderador IA</w:t>
       </w:r>
     </w:p>
     <w:p>
@@ -35712,7 +35920,14 @@
           <w:b/>
           <w:bCs/>
         </w:rPr>
-        <w:t>botón del robot activo</w:t>
+        <w:t xml:space="preserve">botón del </w:t>
+      </w:r>
+      <w:r>
+        <w:rPr>
+          <w:b/>
+          <w:bCs/>
+        </w:rPr>
+        <w:t>robot activo</w:t>
       </w:r>
       <w:r>
         <w:t xml:space="preserve">, el mensaje se envía también al </w:t>
@@ -35735,10 +35950,7 @@
         <w:t>“La IA está pensando la respuesta para …”</w:t>
       </w:r>
       <w:r>
-        <w:t xml:space="preserve"> y luego la respuesta, que empieza c</w:t>
-      </w:r>
-      <w:r>
-        <w:t>on tu nombre y muestra qué IA respondió (</w:t>
+        <w:t xml:space="preserve"> y luego la respuesta, que empieza con tu nombre y muestra qué IA respondió (</w:t>
       </w:r>
       <w:r>
         <w:t>🏠</w:t>
@@ -35773,7 +35985,10 @@
         <w:t>apagado</w:t>
       </w:r>
       <w:r>
-        <w:t>, el mensaje es solo para el equipo.</w:t>
+        <w:t xml:space="preserve">, el mensaje </w:t>
+      </w:r>
+      <w:r>
+        <w:t>es solo para el equipo.</w:t>
       </w:r>
     </w:p>
     <w:p>
@@ -35802,14 +36017,7 @@
           <w:i/>
           <w:iCs/>
         </w:rPr>
-        <w:t>“agrega la clase Producto con nombre y precio y relaci</w:t>
-      </w:r>
-      <w:r>
-        <w:rPr>
-          <w:i/>
-          <w:iCs/>
-        </w:rPr>
-        <w:t>ónala muchos a muchos con Pedido”</w:t>
+        <w:t>“agrega la clase Producto con nombre y precio y relaciónala muchos a muchos con Pedido”</w:t>
       </w:r>
       <w:r>
         <w:t>). El cambio aparece en el lienzo de todos y queda registrado como “vía IA”.</w:t>
@@ -35870,14 +36078,7 @@
           <w:i/>
           <w:iCs/>
         </w:rPr>
-        <w:t>“Creada por</w:t>
-      </w:r>
-      <w:r>
-        <w:rPr>
-          <w:i/>
-          <w:iCs/>
-        </w:rPr>
-        <w:t xml:space="preserve"> …”</w:t>
+        <w:t>“Creada por …”</w:t>
       </w:r>
       <w:r>
         <w:t xml:space="preserve">, </w:t>
@@ -35909,7 +36110,10 @@
         <w:t>Botón Historial:</w:t>
       </w:r>
       <w:r>
-        <w:t xml:space="preserve"> lista la bitácora del diagrama, con una entrada por cambio y el nombre de quien lo hizo.</w:t>
+        <w:t xml:space="preserve"> lista la bitácora del diagrama, con una </w:t>
+      </w:r>
+      <w:r>
+        <w:t>entrada por cambio y el nombre de quien lo hizo.</w:t>
       </w:r>
     </w:p>
     <w:p>
@@ -35934,14 +36138,7 @@
           <w:b/>
           <w:bCs/>
         </w:rPr>
-        <w:t>reanuda la misma</w:t>
-      </w:r>
-      <w:r>
-        <w:rPr>
-          <w:b/>
-          <w:bCs/>
-        </w:rPr>
-        <w:t xml:space="preserve"> sesión</w:t>
+        <w:t>reanuda la misma sesión</w:t>
       </w:r>
       <w:r>
         <w:t>: el chat anterior y la actividad reciente aparecen sin hacer nada.</w:t>
@@ -35988,10 +36185,7 @@
         </w:numPr>
       </w:pPr>
       <w:r>
-        <w:t>Elige un diagrama: verás las clases y relaciones (pellizc</w:t>
-      </w:r>
-      <w:r>
-        <w:t>a para hacer zoom; el botón de ajuste encuadra todo el diagrama).</w:t>
+        <w:t>Elige un diagrama: verás las clases y relaciones (pellizca para hacer zoom; el botón de ajuste encuadra todo el diagrama).</w:t>
       </w:r>
     </w:p>
     <w:p>
@@ -36003,7 +36197,10 @@
         </w:numPr>
       </w:pPr>
       <w:r>
-        <w:t xml:space="preserve">Cuando alguien cambia el diagrama, el visor lo actualiza y </w:t>
+        <w:t xml:space="preserve">Cuando alguien cambia el diagrama, el visor </w:t>
+      </w:r>
+      <w:r>
+        <w:t xml:space="preserve">lo actualiza y </w:t>
       </w:r>
       <w:r>
         <w:rPr>
@@ -36066,10 +36263,7 @@
         </w:numPr>
       </w:pPr>
       <w:r>
-        <w:t>Si c</w:t>
-      </w:r>
-      <w:r>
-        <w:t xml:space="preserve">oncedes el permiso, recibirás </w:t>
+        <w:t xml:space="preserve">Si concedes el permiso, recibirás </w:t>
       </w:r>
       <w:r>
         <w:rPr>
@@ -36087,7 +36281,7 @@
         <w:pStyle w:val="Ttulo1"/>
       </w:pPr>
       <w:bookmarkStart w:id="205" w:name="X69190cd40dd7f1bba828ebbffa3d7b557680dbf"/>
-      <w:bookmarkStart w:id="206" w:name="_Toc243172377"/>
+      <w:bookmarkStart w:id="206" w:name="_Toc243173718"/>
       <w:bookmarkEnd w:id="204"/>
       <w:bookmarkEnd w:id="191"/>
       <w:r>
@@ -36101,7 +36295,7 @@
         <w:pStyle w:val="Ttulo2"/>
       </w:pPr>
       <w:bookmarkStart w:id="207" w:name="X6f91237b2593cb4277c74dcc522e640c2ccc3a4"/>
-      <w:bookmarkStart w:id="208" w:name="_Toc243172378"/>
+      <w:bookmarkStart w:id="208" w:name="_Toc243173719"/>
       <w:r>
         <w:t>3.3.1 Enfoque: la aplicación enseña a usarse a sí misma</w:t>
       </w:r>
@@ -36122,10 +36316,7 @@
         <w:t>cuatro niveles</w:t>
       </w:r>
       <w:r>
-        <w:t>, del más guiado a</w:t>
-      </w:r>
-      <w:r>
-        <w:t>l más autónomo. Un usuario nuevo los recorre en ese orden:</w:t>
+        <w:t>, del más guiado al más autónomo. Un usuario nuevo los recorre en ese orden:</w:t>
       </w:r>
     </w:p>
     <w:tbl>
@@ -36186,7 +36377,14 @@
                 <w:b/>
                 <w:sz w:val="19"/>
               </w:rPr>
-              <w:t>Mecanismo</w:t>
+              <w:t>Mec</w:t>
+            </w:r>
+            <w:r>
+              <w:rPr>
+                <w:b/>
+                <w:sz w:val="19"/>
+              </w:rPr>
+              <w:t>anismo</w:t>
             </w:r>
           </w:p>
         </w:tc>
@@ -36511,7 +36709,7 @@
         <w:pStyle w:val="Ttulo2"/>
       </w:pPr>
       <w:bookmarkStart w:id="209" w:name="nivel-1-estado-vacío-del-lienzo"/>
-      <w:bookmarkStart w:id="210" w:name="_Toc243172379"/>
+      <w:bookmarkStart w:id="210" w:name="_Toc243173720"/>
       <w:bookmarkEnd w:id="207"/>
       <w:r>
         <w:t>3.3.2 Nivel 1 — Estado vacío del lienzo</w:t>
@@ -36656,1584 +36854,16 @@
         </w:rPr>
         <w:lastRenderedPageBreak/>
         <w:drawing>
-          <wp:inline distT="0" distB="0" distL="0" distR="0" wp14:anchorId="09E55059" wp14:editId="3D482F8A">
+          <wp:inline distT="0" distB="0" distL="0" distR="0" wp14:anchorId="18BD2E17" wp14:editId="2C9DF3BC">
             <wp:extent cx="5486400" cy="3909060"/>
             <wp:effectExtent l="0" t="0" r="0" b="0"/>
-            <wp:docPr id="332" name="Picture" descr="Captura 9: estado vacío del lienzo con accesos rápidos y el chat del equipo."/>
+            <wp:docPr id="344" name="Picture" descr="Captura 9: estado vacío del lienzo con accesos rápidos y el chat del equipo."/>
             <wp:cNvGraphicFramePr/>
             <a:graphic xmlns:a="http://schemas.openxmlformats.org/drawingml/2006/main">
               <a:graphicData uri="http://schemas.openxmlformats.org/drawingml/2006/picture">
                 <pic:pic xmlns:pic="http://schemas.openxmlformats.org/drawingml/2006/picture">
                   <pic:nvPicPr>
-                    <pic:cNvPr id="333" name="Picture" descr="docs/documento_final/img/evidencias/prod_lienzo_vacio.jpg"/>
-                    <pic:cNvPicPr>
-                      <a:picLocks noChangeAspect="1" noChangeArrowheads="1"/>
-                    </pic:cNvPicPr>
-                  </pic:nvPicPr>
-                  <pic:blipFill>
-                    <a:blip r:embed="rId70"/>
-                    <a:stretch>
-                      <a:fillRect/>
-                    </a:stretch>
-                  </pic:blipFill>
-                  <pic:spPr bwMode="auto">
-                    <a:xfrm>
-                      <a:off x="0" y="0"/>
-                      <a:ext cx="5486400" cy="3909060"/>
-                    </a:xfrm>
-                    <a:prstGeom prst="rect">
-                      <a:avLst/>
-                    </a:prstGeom>
-                    <a:noFill/>
-                    <a:ln w="9525">
-                      <a:noFill/>
-                      <a:headEnd/>
-                      <a:tailEnd/>
-                    </a:ln>
-                  </pic:spPr>
-                </pic:pic>
-              </a:graphicData>
-            </a:graphic>
-          </wp:inline>
-        </w:drawing>
-      </w:r>
-    </w:p>
-    <w:p>
-      <w:pPr>
-        <w:pStyle w:val="ImageCaption"/>
-      </w:pPr>
-      <w:r>
-        <w:t>Captura 9: estado vacío del lienzo con accesos rápidos y el chat del equipo.</w:t>
-      </w:r>
-    </w:p>
-    <w:p>
-      <w:pPr>
-        <w:pStyle w:val="Ttulo2"/>
-      </w:pPr>
-      <w:bookmarkStart w:id="211" w:name="nivel-2-recorrido-guiado-tour"/>
-      <w:bookmarkStart w:id="212" w:name="_Toc243172380"/>
-      <w:bookmarkEnd w:id="209"/>
-      <w:r>
-        <w:t>3.3.3 Nivel 2 — Recorrido guiado (tour)</w:t>
-      </w:r>
-      <w:bookmarkEnd w:id="212"/>
-    </w:p>
-    <w:p>
-      <w:pPr>
-        <w:pStyle w:val="FirstParagraph"/>
-      </w:pPr>
-      <w:r>
-        <w:t xml:space="preserve">La primera vez que el usuario entra, la aplicación inicia sola un </w:t>
-      </w:r>
-      <w:r>
-        <w:rPr>
-          <w:b/>
-          <w:bCs/>
-        </w:rPr>
-        <w:t>tour de 7 pasos</w:t>
-      </w:r>
-      <w:r>
-        <w:t xml:space="preserve">. Cada paso </w:t>
-      </w:r>
-      <w:r>
-        <w:rPr>
-          <w:b/>
-          <w:bCs/>
-        </w:rPr>
-        <w:t>resalta el control real de la interfaz</w:t>
-      </w:r>
-      <w:r>
-        <w:t xml:space="preserve"> y explica para qué sirve:</w:t>
-      </w:r>
-    </w:p>
-    <w:tbl>
-      <w:tblPr>
-        <w:tblStyle w:val="Table"/>
-        <w:tblW w:w="5000" w:type="pct"/>
-        <w:tblBorders>
-          <w:top w:val="single" w:sz="4" w:space="0" w:color="9AA5B1"/>
-          <w:left w:val="single" w:sz="4" w:space="0" w:color="9AA5B1"/>
-          <w:bottom w:val="single" w:sz="4" w:space="0" w:color="9AA5B1"/>
-          <w:right w:val="single" w:sz="4" w:space="0" w:color="9AA5B1"/>
-          <w:insideH w:val="single" w:sz="4" w:space="0" w:color="9AA5B1"/>
-          <w:insideV w:val="single" w:sz="4" w:space="0" w:color="9AA5B1"/>
-        </w:tblBorders>
-        <w:tblLayout w:type="fixed"/>
-        <w:tblLook w:val="0020" w:firstRow="1" w:lastRow="0" w:firstColumn="0" w:lastColumn="0" w:noHBand="0" w:noVBand="0"/>
-      </w:tblPr>
-      <w:tblGrid>
-        <w:gridCol w:w="3208"/>
-        <w:gridCol w:w="3207"/>
-        <w:gridCol w:w="3207"/>
-      </w:tblGrid>
-      <w:tr>
-        <w:trPr>
-          <w:cnfStyle w:val="100000000000" w:firstRow="1" w:lastRow="0" w:firstColumn="0" w:lastColumn="0" w:oddVBand="0" w:evenVBand="0" w:oddHBand="0" w:evenHBand="0" w:firstRowFirstColumn="0" w:firstRowLastColumn="0" w:lastRowFirstColumn="0" w:lastRowLastColumn="0"/>
-          <w:tblHeader/>
-        </w:trPr>
-        <w:tc>
-          <w:tcPr>
-            <w:tcW w:w="2640" w:type="dxa"/>
-            <w:shd w:val="clear" w:color="auto" w:fill="D6EAF8"/>
-          </w:tcPr>
-          <w:p>
-            <w:pPr>
-              <w:pStyle w:val="Compact"/>
-            </w:pPr>
-            <w:r>
-              <w:rPr>
-                <w:b/>
-                <w:sz w:val="19"/>
-              </w:rPr>
-              <w:t>Paso</w:t>
-            </w:r>
-          </w:p>
-        </w:tc>
-        <w:tc>
-          <w:tcPr>
-            <w:tcW w:w="2640" w:type="dxa"/>
-            <w:shd w:val="clear" w:color="auto" w:fill="D6EAF8"/>
-          </w:tcPr>
-          <w:p>
-            <w:pPr>
-              <w:pStyle w:val="Compact"/>
-            </w:pPr>
-            <w:r>
-              <w:rPr>
-                <w:b/>
-                <w:sz w:val="19"/>
-              </w:rPr>
-              <w:t>Control resaltado</w:t>
-            </w:r>
-          </w:p>
-        </w:tc>
-        <w:tc>
-          <w:tcPr>
-            <w:tcW w:w="2640" w:type="dxa"/>
-            <w:shd w:val="clear" w:color="auto" w:fill="D6EAF8"/>
-          </w:tcPr>
-          <w:p>
-            <w:pPr>
-              <w:pStyle w:val="Compact"/>
-            </w:pPr>
-            <w:r>
-              <w:rPr>
-                <w:b/>
-                <w:sz w:val="19"/>
-              </w:rPr>
-              <w:t>Lo que explica</w:t>
-            </w:r>
-          </w:p>
-        </w:tc>
-      </w:tr>
-      <w:tr>
-        <w:tc>
-          <w:tcPr>
-            <w:tcW w:w="2640" w:type="dxa"/>
-          </w:tcPr>
-          <w:p>
-            <w:pPr>
-              <w:pStyle w:val="Compact"/>
-            </w:pPr>
-            <w:r>
-              <w:rPr>
-                <w:sz w:val="19"/>
-              </w:rPr>
-              <w:t>1</w:t>
-            </w:r>
-          </w:p>
-        </w:tc>
-        <w:tc>
-          <w:tcPr>
-            <w:tcW w:w="2640" w:type="dxa"/>
-          </w:tcPr>
-          <w:p>
-            <w:pPr>
-              <w:pStyle w:val="Compact"/>
-            </w:pPr>
-            <w:r>
-              <w:rPr>
-                <w:sz w:val="19"/>
-              </w:rPr>
-              <w:t>Nombre del diagrama</w:t>
-            </w:r>
-          </w:p>
-        </w:tc>
-        <w:tc>
-          <w:tcPr>
-            <w:tcW w:w="2640" w:type="dxa"/>
-          </w:tcPr>
-          <w:p>
-            <w:pPr>
-              <w:pStyle w:val="Compact"/>
-            </w:pPr>
-            <w:r>
-              <w:rPr>
-                <w:sz w:val="19"/>
-              </w:rPr>
-              <w:t>Con qué nombre se guarda el diagrama</w:t>
-            </w:r>
-          </w:p>
-        </w:tc>
-      </w:tr>
-      <w:tr>
-        <w:tc>
-          <w:tcPr>
-            <w:tcW w:w="2640" w:type="dxa"/>
-          </w:tcPr>
-          <w:p>
-            <w:pPr>
-              <w:pStyle w:val="Compact"/>
-            </w:pPr>
-            <w:r>
-              <w:rPr>
-                <w:sz w:val="19"/>
-              </w:rPr>
-              <w:t>2</w:t>
-            </w:r>
-          </w:p>
-        </w:tc>
-        <w:tc>
-          <w:tcPr>
-            <w:tcW w:w="2640" w:type="dxa"/>
-          </w:tcPr>
-          <w:p>
-            <w:pPr>
-              <w:pStyle w:val="Compact"/>
-            </w:pPr>
-            <w:r>
-              <w:rPr>
-                <w:sz w:val="19"/>
-              </w:rPr>
-              <w:t xml:space="preserve">Botón </w:t>
-            </w:r>
-            <w:r>
-              <w:rPr>
-                <w:b/>
-                <w:bCs/>
-                <w:sz w:val="19"/>
-              </w:rPr>
-              <w:t>+ Clase</w:t>
-            </w:r>
-          </w:p>
-        </w:tc>
-        <w:tc>
-          <w:tcPr>
-            <w:tcW w:w="2640" w:type="dxa"/>
-          </w:tcPr>
-          <w:p>
-            <w:pPr>
-              <w:pStyle w:val="Compact"/>
-            </w:pPr>
-            <w:r>
-              <w:rPr>
-                <w:sz w:val="19"/>
-              </w:rPr>
-              <w:t>Crear una clase y editar sus atributos y su clave primaria</w:t>
-            </w:r>
-          </w:p>
-        </w:tc>
-      </w:tr>
-      <w:tr>
-        <w:tc>
-          <w:tcPr>
-            <w:tcW w:w="2640" w:type="dxa"/>
-          </w:tcPr>
-          <w:p>
-            <w:pPr>
-              <w:pStyle w:val="Compact"/>
-            </w:pPr>
-            <w:r>
-              <w:rPr>
-                <w:sz w:val="19"/>
-              </w:rPr>
-              <w:t>3</w:t>
-            </w:r>
-          </w:p>
-        </w:tc>
-        <w:tc>
-          <w:tcPr>
-            <w:tcW w:w="2640" w:type="dxa"/>
-          </w:tcPr>
-          <w:p>
-            <w:pPr>
-              <w:pStyle w:val="Compact"/>
-            </w:pPr>
-            <w:r>
-              <w:rPr>
-                <w:sz w:val="19"/>
-              </w:rPr>
-              <w:t>Selector de relación</w:t>
-            </w:r>
-          </w:p>
-        </w:tc>
-        <w:tc>
-          <w:tcPr>
-            <w:tcW w:w="2640" w:type="dxa"/>
-          </w:tcPr>
-          <w:p>
-            <w:pPr>
-              <w:pStyle w:val="Compact"/>
-            </w:pPr>
-            <w:r>
-              <w:rPr>
-                <w:sz w:val="19"/>
-              </w:rPr>
-              <w:t>Elegir el tipo de relación y arrastrar entre clases para conectarlas</w:t>
-            </w:r>
-          </w:p>
-        </w:tc>
-      </w:tr>
-      <w:tr>
-        <w:tc>
-          <w:tcPr>
-            <w:tcW w:w="2640" w:type="dxa"/>
-          </w:tcPr>
-          <w:p>
-            <w:pPr>
-              <w:pStyle w:val="Compact"/>
-            </w:pPr>
-            <w:r>
-              <w:rPr>
-                <w:sz w:val="19"/>
-              </w:rPr>
-              <w:t>4</w:t>
-            </w:r>
-          </w:p>
-        </w:tc>
-        <w:tc>
-          <w:tcPr>
-            <w:tcW w:w="2640" w:type="dxa"/>
-          </w:tcPr>
-          <w:p>
-            <w:pPr>
-              <w:pStyle w:val="Compact"/>
-            </w:pPr>
-            <w:r>
-              <w:rPr>
-                <w:b/>
-                <w:bCs/>
-                <w:sz w:val="19"/>
-              </w:rPr>
-              <w:t>Validar</w:t>
-            </w:r>
-          </w:p>
-        </w:tc>
-        <w:tc>
-          <w:tcPr>
-            <w:tcW w:w="2640" w:type="dxa"/>
-          </w:tcPr>
-          <w:p>
-            <w:pPr>
-              <w:pStyle w:val="Compact"/>
-            </w:pPr>
-            <w:r>
-              <w:rPr>
-                <w:sz w:val="19"/>
-              </w:rPr>
-              <w:t>Revisar integridad y normalización (3FN) antes de generar</w:t>
-            </w:r>
-          </w:p>
-        </w:tc>
-      </w:tr>
-      <w:tr>
-        <w:tc>
-          <w:tcPr>
-            <w:tcW w:w="2640" w:type="dxa"/>
-          </w:tcPr>
-          <w:p>
-            <w:pPr>
-              <w:pStyle w:val="Compact"/>
-            </w:pPr>
-            <w:r>
-              <w:rPr>
-                <w:sz w:val="19"/>
-              </w:rPr>
-              <w:t>5</w:t>
-            </w:r>
-          </w:p>
-        </w:tc>
-        <w:tc>
-          <w:tcPr>
-            <w:tcW w:w="2640" w:type="dxa"/>
-          </w:tcPr>
-          <w:p>
-            <w:pPr>
-              <w:pStyle w:val="Compact"/>
-            </w:pPr>
-            <w:r>
-              <w:rPr>
-                <w:b/>
-                <w:bCs/>
-                <w:sz w:val="19"/>
-              </w:rPr>
-              <w:t>Spring Boot</w:t>
-            </w:r>
-          </w:p>
-        </w:tc>
-        <w:tc>
-          <w:tcPr>
-            <w:tcW w:w="2640" w:type="dxa"/>
-          </w:tcPr>
-          <w:p>
-            <w:pPr>
-              <w:pStyle w:val="Compact"/>
-            </w:pPr>
-            <w:r>
-              <w:rPr>
-                <w:sz w:val="19"/>
-              </w:rPr>
-              <w:t>Descargar el backend completo de 4 capas</w:t>
-            </w:r>
-          </w:p>
-        </w:tc>
-      </w:tr>
-      <w:tr>
-        <w:tc>
-          <w:tcPr>
-            <w:tcW w:w="2640" w:type="dxa"/>
-          </w:tcPr>
-          <w:p>
-            <w:pPr>
-              <w:pStyle w:val="Compact"/>
-            </w:pPr>
-            <w:r>
-              <w:rPr>
-                <w:sz w:val="19"/>
-              </w:rPr>
-              <w:t>6</w:t>
-            </w:r>
-          </w:p>
-        </w:tc>
-        <w:tc>
-          <w:tcPr>
-            <w:tcW w:w="2640" w:type="dxa"/>
-          </w:tcPr>
-          <w:p>
-            <w:pPr>
-              <w:pStyle w:val="Compact"/>
-            </w:pPr>
-            <w:r>
-              <w:rPr>
-                <w:sz w:val="19"/>
-              </w:rPr>
-              <w:t xml:space="preserve">Exportar </w:t>
-            </w:r>
-            <w:r>
-              <w:rPr>
-                <w:b/>
-                <w:bCs/>
-                <w:sz w:val="19"/>
-              </w:rPr>
-              <w:t>XMI</w:t>
-            </w:r>
-          </w:p>
-        </w:tc>
-        <w:tc>
-          <w:tcPr>
-            <w:tcW w:w="2640" w:type="dxa"/>
-          </w:tcPr>
-          <w:p>
-            <w:pPr>
-              <w:pStyle w:val="Compact"/>
-            </w:pPr>
-            <w:r>
-              <w:rPr>
-                <w:sz w:val="19"/>
-              </w:rPr>
-              <w:t>Llevar el modelo a Enterprise Architect (XMI 2.1)</w:t>
-            </w:r>
-          </w:p>
-        </w:tc>
-      </w:tr>
-      <w:tr>
-        <w:tc>
-          <w:tcPr>
-            <w:tcW w:w="2640" w:type="dxa"/>
-          </w:tcPr>
-          <w:p>
-            <w:pPr>
-              <w:pStyle w:val="Compact"/>
-            </w:pPr>
-            <w:r>
-              <w:rPr>
-                <w:sz w:val="19"/>
-              </w:rPr>
-              <w:t>7</w:t>
-            </w:r>
-          </w:p>
-        </w:tc>
-        <w:tc>
-          <w:tcPr>
-            <w:tcW w:w="2640" w:type="dxa"/>
-          </w:tcPr>
-          <w:p>
-            <w:pPr>
-              <w:pStyle w:val="Compact"/>
-            </w:pPr>
-            <w:r>
-              <w:rPr>
-                <w:b/>
-                <w:bCs/>
-                <w:sz w:val="19"/>
-              </w:rPr>
-              <w:t>Chat del equipo</w:t>
-            </w:r>
-          </w:p>
-        </w:tc>
-        <w:tc>
-          <w:tcPr>
-            <w:tcW w:w="2640" w:type="dxa"/>
-          </w:tcPr>
-          <w:p>
-            <w:pPr>
-              <w:pStyle w:val="Compact"/>
-            </w:pPr>
-            <w:r>
-              <w:rPr>
-                <w:sz w:val="19"/>
-              </w:rPr>
-              <w:t xml:space="preserve">El chat es público; el Moderador IA </w:t>
-            </w:r>
-            <w:r>
-              <w:rPr>
-                <w:sz w:val="19"/>
-              </w:rPr>
-              <w:lastRenderedPageBreak/>
-              <w:t>responde por nombre y</w:t>
-            </w:r>
-            <w:r>
-              <w:rPr>
-                <w:sz w:val="19"/>
-              </w:rPr>
-              <w:t xml:space="preserve"> solo cambia el diagrama si se lo piden</w:t>
-            </w:r>
-          </w:p>
-        </w:tc>
-      </w:tr>
-    </w:tbl>
-    <w:p>
-      <w:pPr>
-        <w:pStyle w:val="Textoindependiente"/>
-      </w:pPr>
-      <w:r>
-        <w:rPr>
-          <w:b/>
-          <w:bCs/>
-        </w:rPr>
-        <w:lastRenderedPageBreak/>
-        <w:t>Detalles de diseño:</w:t>
-      </w:r>
-    </w:p>
-    <w:p>
-      <w:pPr>
-        <w:pStyle w:val="Compact"/>
-        <w:numPr>
-          <w:ilvl w:val="0"/>
-          <w:numId w:val="95"/>
-        </w:numPr>
-      </w:pPr>
-      <w:r>
-        <w:rPr>
-          <w:b/>
-          <w:bCs/>
-        </w:rPr>
-        <w:t>Se muestra una sola vez:</w:t>
-      </w:r>
-      <w:r>
-        <w:t xml:space="preserve"> al terminar se guarda la marca </w:t>
-      </w:r>
-      <w:r>
-        <w:rPr>
-          <w:rStyle w:val="VerbatimChar"/>
-        </w:rPr>
-        <w:t>case-tool-tour-seen</w:t>
-      </w:r>
-      <w:r>
-        <w:t xml:space="preserve"> en el navegador.</w:t>
-      </w:r>
-    </w:p>
-    <w:p>
-      <w:pPr>
-        <w:pStyle w:val="Compact"/>
-        <w:numPr>
-          <w:ilvl w:val="0"/>
-          <w:numId w:val="95"/>
-        </w:numPr>
-      </w:pPr>
-      <w:r>
-        <w:rPr>
-          <w:b/>
-          <w:bCs/>
-        </w:rPr>
-        <w:t>Se puede repetir:</w:t>
-      </w:r>
-      <w:r>
-        <w:t xml:space="preserve"> el usuario lo vuelve a lanzar con el botón </w:t>
-      </w:r>
-      <w:r>
-        <w:rPr>
-          <w:b/>
-          <w:bCs/>
-        </w:rPr>
-        <w:t>Recorrido</w:t>
-      </w:r>
-      <w:r>
-        <w:t xml:space="preserve"> </w:t>
-      </w:r>
-      <w:r>
-        <w:t>de la barra de herramientas.</w:t>
-      </w:r>
-    </w:p>
-    <w:p>
-      <w:pPr>
-        <w:pStyle w:val="Compact"/>
-        <w:numPr>
-          <w:ilvl w:val="0"/>
-          <w:numId w:val="95"/>
-        </w:numPr>
-      </w:pPr>
-      <w:r>
-        <w:rPr>
-          <w:b/>
-          <w:bCs/>
-        </w:rPr>
-        <w:t>El globo de ayuda se reubica solo</w:t>
-      </w:r>
-      <w:r>
-        <w:t xml:space="preserve"> (arriba, abajo o al costado del control) para no salirse de la pantalla.</w:t>
-      </w:r>
-    </w:p>
-    <w:p>
-      <w:pPr>
-        <w:pStyle w:val="Compact"/>
-        <w:numPr>
-          <w:ilvl w:val="0"/>
-          <w:numId w:val="95"/>
-        </w:numPr>
-      </w:pPr>
-      <w:r>
-        <w:rPr>
-          <w:b/>
-          <w:bCs/>
-        </w:rPr>
-        <w:t>2do Parcial:</w:t>
-      </w:r>
-      <w:r>
-        <w:t xml:space="preserve"> el paso 7 se actualizó para presentar el </w:t>
-      </w:r>
-      <w:r>
-        <w:rPr>
-          <w:b/>
-          <w:bCs/>
-        </w:rPr>
-        <w:t>chat grupal público</w:t>
-      </w:r>
-      <w:r>
-        <w:t xml:space="preserve"> en lugar del asistente privado del 1er Parcial</w:t>
-      </w:r>
-      <w:r>
-        <w:t>.</w:t>
-      </w:r>
-    </w:p>
-    <w:p>
-      <w:pPr>
-        <w:pStyle w:val="FirstParagraph"/>
-      </w:pPr>
-      <w:r>
-        <w:rPr>
-          <w:b/>
-          <w:bCs/>
-        </w:rPr>
-        <w:t>Implementación:</w:t>
-      </w:r>
-      <w:r>
-        <w:t xml:space="preserve"> </w:t>
-      </w:r>
-      <w:r>
-        <w:rPr>
-          <w:rStyle w:val="VerbatimChar"/>
-        </w:rPr>
-        <w:t>frontend/src/components/Tour.tsx</w:t>
-      </w:r>
-      <w:r>
-        <w:t xml:space="preserve"> (componente); </w:t>
-      </w:r>
-      <w:r>
-        <w:rPr>
-          <w:rStyle w:val="VerbatimChar"/>
-        </w:rPr>
-        <w:t>TOUR_STEPS</w:t>
-      </w:r>
-      <w:r>
-        <w:t xml:space="preserve"> y </w:t>
-      </w:r>
-      <w:r>
-        <w:rPr>
-          <w:rStyle w:val="VerbatimChar"/>
-        </w:rPr>
-        <w:t>TOUR_SEEN_KEY</w:t>
-      </w:r>
-      <w:r>
-        <w:t xml:space="preserve"> en </w:t>
-      </w:r>
-      <w:r>
-        <w:rPr>
-          <w:rStyle w:val="VerbatimChar"/>
-        </w:rPr>
-        <w:t>frontend/src/App.tsx</w:t>
-      </w:r>
-      <w:r>
-        <w:t>.</w:t>
-      </w:r>
-    </w:p>
-    <w:p>
-      <w:pPr>
-        <w:pStyle w:val="CaptionedFigure"/>
-      </w:pPr>
-      <w:r>
-        <w:rPr>
-          <w:noProof/>
-        </w:rPr>
-        <w:drawing>
-          <wp:inline distT="0" distB="0" distL="0" distR="0" wp14:anchorId="1554865F" wp14:editId="66B397B1">
-            <wp:extent cx="5486400" cy="4224528"/>
-            <wp:effectExtent l="0" t="0" r="0" b="0"/>
-            <wp:docPr id="336" name="Picture" descr="Captura 10: paso 2 de 7 del recorrido guiado, resaltando el botón “+ Clase”."/>
-            <wp:cNvGraphicFramePr/>
-            <a:graphic xmlns:a="http://schemas.openxmlformats.org/drawingml/2006/main">
-              <a:graphicData uri="http://schemas.openxmlformats.org/drawingml/2006/picture">
-                <pic:pic xmlns:pic="http://schemas.openxmlformats.org/drawingml/2006/picture">
-                  <pic:nvPicPr>
-                    <pic:cNvPr id="337" name="Picture" descr="docs/documento_final/img/evidencias/prod_recorrido.jpg"/>
-                    <pic:cNvPicPr>
-                      <a:picLocks noChangeAspect="1" noChangeArrowheads="1"/>
-                    </pic:cNvPicPr>
-                  </pic:nvPicPr>
-                  <pic:blipFill>
-                    <a:blip r:embed="rId71"/>
-                    <a:stretch>
-                      <a:fillRect/>
-                    </a:stretch>
-                  </pic:blipFill>
-                  <pic:spPr bwMode="auto">
-                    <a:xfrm>
-                      <a:off x="0" y="0"/>
-                      <a:ext cx="5486400" cy="4224528"/>
-                    </a:xfrm>
-                    <a:prstGeom prst="rect">
-                      <a:avLst/>
-                    </a:prstGeom>
-                    <a:noFill/>
-                    <a:ln w="9525">
-                      <a:noFill/>
-                      <a:headEnd/>
-                      <a:tailEnd/>
-                    </a:ln>
-                  </pic:spPr>
-                </pic:pic>
-              </a:graphicData>
-            </a:graphic>
-          </wp:inline>
-        </w:drawing>
-      </w:r>
-    </w:p>
-    <w:p>
-      <w:pPr>
-        <w:pStyle w:val="ImageCaption"/>
-      </w:pPr>
-      <w:r>
-        <w:t>Captura 10: paso 2 de 7 del recorrido guiado, resaltando el botón “+ Clase”.</w:t>
-      </w:r>
-    </w:p>
-    <w:p>
-      <w:pPr>
-        <w:pStyle w:val="Ttulo2"/>
-      </w:pPr>
-      <w:bookmarkStart w:id="213" w:name="nivel-3-ayuda-bajo-demanda"/>
-      <w:bookmarkStart w:id="214" w:name="_Toc243172381"/>
-      <w:bookmarkEnd w:id="211"/>
-      <w:r>
-        <w:lastRenderedPageBreak/>
-        <w:t>3.3.4 Nivel 3 — Ayuda bajo demanda</w:t>
-      </w:r>
-      <w:bookmarkEnd w:id="214"/>
-    </w:p>
-    <w:p>
-      <w:pPr>
-        <w:pStyle w:val="Compact"/>
-        <w:numPr>
-          <w:ilvl w:val="0"/>
-          <w:numId w:val="96"/>
-        </w:numPr>
-      </w:pPr>
-      <w:r>
-        <w:rPr>
-          <w:b/>
-          <w:bCs/>
-        </w:rPr>
-        <w:t>Leyenda de notación UML 2</w:t>
-      </w:r>
-      <w:r>
-        <w:rPr>
-          <w:b/>
-          <w:bCs/>
-        </w:rPr>
-        <w:t>.5</w:t>
-      </w:r>
-      <w:r>
-        <w:t xml:space="preserve"> sobre el lienzo: muestra qué significa cada flecha y rombo (herencia, composición, agregación, dependencia…), para aprender la notación mientras se modela. </w:t>
-      </w:r>
-      <w:r>
-        <w:rPr>
-          <w:rStyle w:val="VerbatimChar"/>
-        </w:rPr>
-        <w:t>UmlLegend.tsx</w:t>
-      </w:r>
-    </w:p>
-    <w:p>
-      <w:pPr>
-        <w:pStyle w:val="Compact"/>
-        <w:numPr>
-          <w:ilvl w:val="0"/>
-          <w:numId w:val="96"/>
-        </w:numPr>
-      </w:pPr>
-      <w:r>
-        <w:rPr>
-          <w:b/>
-          <w:bCs/>
-        </w:rPr>
-        <w:t>Guía de atajos de teclado</w:t>
-      </w:r>
-      <w:r>
-        <w:t xml:space="preserve"> (15 atajos): </w:t>
-      </w:r>
-      <w:r>
-        <w:rPr>
-          <w:rStyle w:val="VerbatimChar"/>
-        </w:rPr>
-        <w:t>Ctrl+K</w:t>
-      </w:r>
-      <w:r>
-        <w:t xml:space="preserve">, </w:t>
-      </w:r>
-      <w:r>
-        <w:rPr>
-          <w:rStyle w:val="VerbatimChar"/>
-        </w:rPr>
-        <w:t>Ctrl+Z</w:t>
-      </w:r>
-      <w:r>
-        <w:t xml:space="preserve"> / </w:t>
-      </w:r>
-      <w:r>
-        <w:rPr>
-          <w:rStyle w:val="VerbatimChar"/>
-        </w:rPr>
-        <w:t>Ctrl+Y</w:t>
-      </w:r>
-      <w:r>
-        <w:t xml:space="preserve">, </w:t>
-      </w:r>
-      <w:r>
-        <w:rPr>
-          <w:rStyle w:val="VerbatimChar"/>
-        </w:rPr>
-        <w:t>Ctrl+F</w:t>
-      </w:r>
-      <w:r>
-        <w:t xml:space="preserve">, </w:t>
-      </w:r>
-      <w:r>
-        <w:rPr>
-          <w:rStyle w:val="VerbatimChar"/>
-        </w:rPr>
-        <w:t>Supr</w:t>
-      </w:r>
-      <w:r>
-        <w:t xml:space="preserve">, doble clic para editar, arrastrar para relacionar, etc. </w:t>
-      </w:r>
-      <w:r>
-        <w:rPr>
-          <w:rStyle w:val="VerbatimChar"/>
-        </w:rPr>
-        <w:t>ShortcutsModal.tsx</w:t>
-      </w:r>
-    </w:p>
-    <w:p>
-      <w:pPr>
-        <w:pStyle w:val="Compact"/>
-        <w:numPr>
-          <w:ilvl w:val="0"/>
-          <w:numId w:val="96"/>
-        </w:numPr>
-      </w:pPr>
-      <w:r>
-        <w:rPr>
-          <w:b/>
-          <w:bCs/>
-        </w:rPr>
-        <w:t>Paleta de comandos</w:t>
-      </w:r>
-      <w:r>
-        <w:t xml:space="preserve"> (</w:t>
-      </w:r>
-      <w:r>
-        <w:rPr>
-          <w:rStyle w:val="VerbatimChar"/>
-        </w:rPr>
-        <w:t>Ctrl+K</w:t>
-      </w:r>
-      <w:r>
-        <w:t xml:space="preserve">, estilo VS Code): busca cualquier acción o clase escribiendo su nombre, sin conocer de antemano dónde está el menú. </w:t>
-      </w:r>
-      <w:r>
-        <w:rPr>
-          <w:rStyle w:val="VerbatimChar"/>
-        </w:rPr>
-        <w:t>CommandPaletteModal.tsx</w:t>
-      </w:r>
-    </w:p>
-    <w:p>
-      <w:pPr>
-        <w:pStyle w:val="Compact"/>
-        <w:numPr>
-          <w:ilvl w:val="0"/>
-          <w:numId w:val="96"/>
-        </w:numPr>
-      </w:pPr>
-      <w:r>
-        <w:rPr>
-          <w:b/>
-          <w:bCs/>
-        </w:rPr>
-        <w:t>Galería de p</w:t>
-      </w:r>
-      <w:r>
-        <w:rPr>
-          <w:b/>
-          <w:bCs/>
-        </w:rPr>
-        <w:t>lantillas</w:t>
-      </w:r>
-      <w:r>
-        <w:t xml:space="preserve"> (7): Herencia básica, Composición (todo-parte), Muchos a muchos, Asociación 1:N, Sistema de Restaurante, Sistema Clínico / Hospital y Sistema Académico Universitario. </w:t>
-      </w:r>
-      <w:r>
-        <w:rPr>
-          <w:b/>
-          <w:bCs/>
-        </w:rPr>
-        <w:t>Se aprende viendo ejemplos correctos</w:t>
-      </w:r>
-      <w:r>
-        <w:t xml:space="preserve"> de cada tipo de relación. </w:t>
-      </w:r>
-      <w:r>
-        <w:rPr>
-          <w:rStyle w:val="VerbatimChar"/>
-        </w:rPr>
-        <w:t>TemplatesPanel.t</w:t>
-      </w:r>
-      <w:r>
-        <w:rPr>
-          <w:rStyle w:val="VerbatimChar"/>
-        </w:rPr>
-        <w:t>sx</w:t>
-      </w:r>
-      <w:r>
-        <w:t xml:space="preserve">, </w:t>
-      </w:r>
-      <w:r>
-        <w:rPr>
-          <w:rStyle w:val="VerbatimChar"/>
-        </w:rPr>
-        <w:t>lib/templates.ts</w:t>
-      </w:r>
-    </w:p>
-    <w:p>
-      <w:pPr>
-        <w:pStyle w:val="Compact"/>
-        <w:numPr>
-          <w:ilvl w:val="0"/>
-          <w:numId w:val="96"/>
-        </w:numPr>
-      </w:pPr>
-      <w:r>
-        <w:rPr>
-          <w:b/>
-          <w:bCs/>
-        </w:rPr>
-        <w:t>Tooltips descriptivos</w:t>
-      </w:r>
-      <w:r>
-        <w:t xml:space="preserve"> en los botones de la barra, por ejemplo </w:t>
-      </w:r>
-      <w:r>
-        <w:rPr>
-          <w:i/>
-          <w:iCs/>
-        </w:rPr>
-        <w:t>“Deshacer (Ctrl+Z)”</w:t>
-      </w:r>
-      <w:r>
-        <w:t xml:space="preserve"> o </w:t>
-      </w:r>
-      <w:r>
-        <w:rPr>
-          <w:i/>
-          <w:iCs/>
-        </w:rPr>
-        <w:t>“Abrir paleta rápida de comandos (Ctrl + K)”</w:t>
-      </w:r>
-      <w:r>
-        <w:t>.</w:t>
-      </w:r>
-    </w:p>
-    <w:p>
-      <w:pPr>
-        <w:pStyle w:val="CaptionedFigure"/>
-      </w:pPr>
-      <w:r>
-        <w:rPr>
-          <w:noProof/>
-        </w:rPr>
-        <w:drawing>
-          <wp:inline distT="0" distB="0" distL="0" distR="0" wp14:anchorId="12CF4F73" wp14:editId="3627A2B4">
-            <wp:extent cx="5029200" cy="3872484"/>
-            <wp:effectExtent l="0" t="0" r="0" b="0"/>
-            <wp:docPr id="340" name="Picture" descr="Captura 11a: leyenda de notación UML 2.5 sobre el lienzo."/>
-            <wp:cNvGraphicFramePr/>
-            <a:graphic xmlns:a="http://schemas.openxmlformats.org/drawingml/2006/main">
-              <a:graphicData uri="http://schemas.openxmlformats.org/drawingml/2006/picture">
-                <pic:pic xmlns:pic="http://schemas.openxmlformats.org/drawingml/2006/picture">
-                  <pic:nvPicPr>
-                    <pic:cNvPr id="341" name="Picture" descr="docs/documento_final/img/evidencias/prod_leyenda.jpg"/>
-                    <pic:cNvPicPr>
-                      <a:picLocks noChangeAspect="1" noChangeArrowheads="1"/>
-                    </pic:cNvPicPr>
-                  </pic:nvPicPr>
-                  <pic:blipFill>
-                    <a:blip r:embed="rId72"/>
-                    <a:stretch>
-                      <a:fillRect/>
-                    </a:stretch>
-                  </pic:blipFill>
-                  <pic:spPr bwMode="auto">
-                    <a:xfrm>
-                      <a:off x="0" y="0"/>
-                      <a:ext cx="5029200" cy="3872484"/>
-                    </a:xfrm>
-                    <a:prstGeom prst="rect">
-                      <a:avLst/>
-                    </a:prstGeom>
-                    <a:noFill/>
-                    <a:ln w="9525">
-                      <a:noFill/>
-                      <a:headEnd/>
-                      <a:tailEnd/>
-                    </a:ln>
-                  </pic:spPr>
-                </pic:pic>
-              </a:graphicData>
-            </a:graphic>
-          </wp:inline>
-        </w:drawing>
-      </w:r>
-    </w:p>
-    <w:p>
-      <w:pPr>
-        <w:pStyle w:val="ImageCaption"/>
-      </w:pPr>
-      <w:r>
-        <w:t>Captura 11a: leyenda de notación UML 2.5 sobre el lienzo.</w:t>
-      </w:r>
-    </w:p>
-    <w:p>
-      <w:pPr>
-        <w:pStyle w:val="CaptionedFigure"/>
-      </w:pPr>
-      <w:r>
-        <w:rPr>
-          <w:noProof/>
-        </w:rPr>
-        <w:lastRenderedPageBreak/>
-        <w:drawing>
-          <wp:inline distT="0" distB="0" distL="0" distR="0" wp14:anchorId="2999A883" wp14:editId="06E26A42">
-            <wp:extent cx="5029200" cy="3872484"/>
-            <wp:effectExtent l="0" t="0" r="0" b="0"/>
-            <wp:docPr id="343" name="Picture" descr="Captura 11b: guía de atajos de teclado y comandos rápidos."/>
-            <wp:cNvGraphicFramePr/>
-            <a:graphic xmlns:a="http://schemas.openxmlformats.org/drawingml/2006/main">
-              <a:graphicData uri="http://schemas.openxmlformats.org/drawingml/2006/picture">
-                <pic:pic xmlns:pic="http://schemas.openxmlformats.org/drawingml/2006/picture">
-                  <pic:nvPicPr>
-                    <pic:cNvPr id="344" name="Picture" descr="docs/documento_final/img/evidencias/prod_atajos.jpg"/>
-                    <pic:cNvPicPr>
-                      <a:picLocks noChangeAspect="1" noChangeArrowheads="1"/>
-                    </pic:cNvPicPr>
-                  </pic:nvPicPr>
-                  <pic:blipFill>
-                    <a:blip r:embed="rId73"/>
-                    <a:stretch>
-                      <a:fillRect/>
-                    </a:stretch>
-                  </pic:blipFill>
-                  <pic:spPr bwMode="auto">
-                    <a:xfrm>
-                      <a:off x="0" y="0"/>
-                      <a:ext cx="5029200" cy="3872484"/>
-                    </a:xfrm>
-                    <a:prstGeom prst="rect">
-                      <a:avLst/>
-                    </a:prstGeom>
-                    <a:noFill/>
-                    <a:ln w="9525">
-                      <a:noFill/>
-                      <a:headEnd/>
-                      <a:tailEnd/>
-                    </a:ln>
-                  </pic:spPr>
-                </pic:pic>
-              </a:graphicData>
-            </a:graphic>
-          </wp:inline>
-        </w:drawing>
-      </w:r>
-    </w:p>
-    <w:p>
-      <w:pPr>
-        <w:pStyle w:val="ImageCaption"/>
-      </w:pPr>
-      <w:r>
-        <w:t>Captura 11b: guía de atajos de teclado y co</w:t>
-      </w:r>
-      <w:r>
-        <w:t>mandos rápidos.</w:t>
-      </w:r>
-    </w:p>
-    <w:p>
-      <w:pPr>
-        <w:pStyle w:val="Ttulo2"/>
-      </w:pPr>
-      <w:bookmarkStart w:id="215" w:name="X44ff5f125e5a7aa0fb8b13e127995b5963fcd56"/>
-      <w:bookmarkStart w:id="216" w:name="_Toc243172382"/>
-      <w:bookmarkEnd w:id="213"/>
-      <w:r>
-        <w:t>3.3.5 Nivel 4 — Retroalimentación mientras se trabaja</w:t>
-      </w:r>
-      <w:bookmarkEnd w:id="216"/>
-    </w:p>
-    <w:p>
-      <w:pPr>
-        <w:pStyle w:val="Ttulo3"/>
-      </w:pPr>
-      <w:bookmarkStart w:id="217" w:name="el-validador-como-maestro-de-modelado"/>
-      <w:r>
-        <w:t>3.3.5.1 El validador como maestro de modelado</w:t>
-      </w:r>
-    </w:p>
-    <w:p>
-      <w:pPr>
-        <w:pStyle w:val="FirstParagraph"/>
-      </w:pPr>
-      <w:r>
-        <w:rPr>
-          <w:b/>
-          <w:bCs/>
-        </w:rPr>
-        <w:t>Validar</w:t>
-      </w:r>
-      <w:r>
-        <w:t xml:space="preserve"> no solo dice “error”: explica </w:t>
-      </w:r>
-      <w:r>
-        <w:rPr>
-          <w:b/>
-          <w:bCs/>
-        </w:rPr>
-        <w:t>qué regla de modelado</w:t>
-      </w:r>
-      <w:r>
-        <w:t xml:space="preserve"> se rompió. Estos son los mensajes reales:</w:t>
-      </w:r>
-    </w:p>
-    <w:p>
-      <w:pPr>
-        <w:pStyle w:val="Compact"/>
-        <w:numPr>
-          <w:ilvl w:val="0"/>
-          <w:numId w:val="97"/>
-        </w:numPr>
-      </w:pPr>
-      <w:r>
-        <w:rPr>
-          <w:i/>
-          <w:iCs/>
-        </w:rPr>
-        <w:t>“La clase”Pedido” no tiene ningún atri</w:t>
-      </w:r>
-      <w:r>
-        <w:rPr>
-          <w:i/>
-          <w:iCs/>
-        </w:rPr>
-        <w:t>buto marcado como clave primaria (PK).”</w:t>
-      </w:r>
-    </w:p>
-    <w:p>
-      <w:pPr>
-        <w:pStyle w:val="Compact"/>
-        <w:numPr>
-          <w:ilvl w:val="0"/>
-          <w:numId w:val="97"/>
-        </w:numPr>
-      </w:pPr>
-      <w:r>
-        <w:rPr>
-          <w:i/>
-          <w:iCs/>
-        </w:rPr>
-        <w:t>“Hay 2 clases con el mismo nombre (”Cliente”). Los nombres de clase deben ser únicos.”</w:t>
-      </w:r>
-    </w:p>
-    <w:p>
-      <w:pPr>
-        <w:pStyle w:val="Compact"/>
-        <w:numPr>
-          <w:ilvl w:val="0"/>
-          <w:numId w:val="97"/>
-        </w:numPr>
-      </w:pPr>
-      <w:r>
-        <w:rPr>
-          <w:i/>
-          <w:iCs/>
-        </w:rPr>
-        <w:t>“Hay una relación que apunta a una clase que ya no existe en el diagrama.”</w:t>
-      </w:r>
-    </w:p>
-    <w:p>
-      <w:pPr>
-        <w:pStyle w:val="Compact"/>
-        <w:numPr>
-          <w:ilvl w:val="0"/>
-          <w:numId w:val="97"/>
-        </w:numPr>
-      </w:pPr>
-      <w:r>
-        <w:t xml:space="preserve">Avisos de </w:t>
-      </w:r>
-      <w:r>
-        <w:rPr>
-          <w:b/>
-          <w:bCs/>
-        </w:rPr>
-        <w:t>normalización</w:t>
-      </w:r>
-      <w:r>
-        <w:t>: atributos desnormalizados y c</w:t>
-      </w:r>
-      <w:r>
-        <w:t>laves foráneas escritas a mano que deberían modelarse como relación.</w:t>
-      </w:r>
-    </w:p>
-    <w:p>
-      <w:pPr>
-        <w:pStyle w:val="FirstParagraph"/>
-      </w:pPr>
-      <w:r>
-        <w:t xml:space="preserve">Así el usuario aprende las reglas de OMT y de normalización </w:t>
-      </w:r>
-      <w:r>
-        <w:rPr>
-          <w:b/>
-          <w:bCs/>
-        </w:rPr>
-        <w:t>en el momento en que las necesita</w:t>
-      </w:r>
-      <w:r>
-        <w:t xml:space="preserve">. </w:t>
-      </w:r>
-      <w:r>
-        <w:rPr>
-          <w:rStyle w:val="VerbatimChar"/>
-        </w:rPr>
-        <w:t>backend/src/diagrams/validation.util.ts</w:t>
-      </w:r>
-      <w:r>
-        <w:t xml:space="preserve">, </w:t>
-      </w:r>
-      <w:r>
-        <w:rPr>
-          <w:rStyle w:val="VerbatimChar"/>
-        </w:rPr>
-        <w:t>ValidationPanel.tsx</w:t>
-      </w:r>
-    </w:p>
-    <w:p>
-      <w:pPr>
-        <w:pStyle w:val="Ttulo3"/>
-      </w:pPr>
-      <w:bookmarkStart w:id="218" w:name="X592d4a59c6f84f3b93a0a8fa06e1f2dd22ad4be"/>
-      <w:bookmarkEnd w:id="217"/>
-      <w:r>
-        <w:t>3.3.5.2 El Moderador IA: un agente de ayuda en línea (2do Parcial)</w:t>
-      </w:r>
-    </w:p>
-    <w:p>
-      <w:pPr>
-        <w:pStyle w:val="FirstParagraph"/>
-      </w:pPr>
-      <w:r>
-        <w:t xml:space="preserve">El chat público del equipo funciona como un </w:t>
-      </w:r>
-      <w:r>
-        <w:rPr>
-          <w:b/>
-          <w:bCs/>
-        </w:rPr>
-        <w:t>docente en el aula</w:t>
-      </w:r>
-      <w:r>
-        <w:t>:</w:t>
-      </w:r>
-    </w:p>
-    <w:p>
-      <w:pPr>
-        <w:pStyle w:val="Compact"/>
-        <w:numPr>
-          <w:ilvl w:val="0"/>
-          <w:numId w:val="98"/>
-        </w:numPr>
-      </w:pPr>
-      <w:r>
-        <w:rPr>
-          <w:b/>
-          <w:bCs/>
-        </w:rPr>
-        <w:t>Responde por nombre</w:t>
-      </w:r>
-      <w:r>
-        <w:t xml:space="preserve"> a quien pregunta (</w:t>
-      </w:r>
-      <w:r>
-        <w:rPr>
-          <w:i/>
-          <w:iCs/>
-        </w:rPr>
-        <w:t>“Trevor, aquí tu respuesta…”</w:t>
-      </w:r>
-      <w:r>
-        <w:t xml:space="preserve">), y todos los integrantes ven la pregunta y la respuesta. </w:t>
-      </w:r>
-      <w:r>
-        <w:rPr>
-          <w:b/>
-          <w:bCs/>
-        </w:rPr>
-        <w:t>Lo que aprende uno lo aprende el equipo.</w:t>
-      </w:r>
-    </w:p>
-    <w:p>
-      <w:pPr>
-        <w:pStyle w:val="Compact"/>
-        <w:numPr>
-          <w:ilvl w:val="0"/>
-          <w:numId w:val="98"/>
-        </w:numPr>
-      </w:pPr>
-      <w:r>
-        <w:rPr>
-          <w:b/>
-          <w:bCs/>
-        </w:rPr>
-        <w:lastRenderedPageBreak/>
-        <w:t>Mentor teórico:</w:t>
-      </w:r>
-      <w:r>
-        <w:t xml:space="preserve"> explica conceptos (atributo derivado, composición vs. agregación, normalización, JPA), con ejemplos tomados </w:t>
-      </w:r>
-      <w:r>
-        <w:rPr>
-          <w:b/>
-          <w:bCs/>
-        </w:rPr>
-        <w:t>del diagrama del propio equipo</w:t>
-      </w:r>
-      <w:r>
-        <w:t>.</w:t>
-      </w:r>
-    </w:p>
-    <w:p>
-      <w:pPr>
-        <w:pStyle w:val="Compact"/>
-        <w:numPr>
-          <w:ilvl w:val="0"/>
-          <w:numId w:val="98"/>
-        </w:numPr>
-      </w:pPr>
-      <w:r>
-        <w:rPr>
-          <w:b/>
-          <w:bCs/>
-        </w:rPr>
-        <w:t>Mentor práctico:</w:t>
-      </w:r>
-      <w:r>
-        <w:t xml:space="preserve"> si se le pide explícitamente (</w:t>
-      </w:r>
-      <w:r>
-        <w:rPr>
-          <w:i/>
-          <w:iCs/>
-        </w:rPr>
-        <w:t>“agrega la c</w:t>
-      </w:r>
-      <w:r>
-        <w:rPr>
-          <w:i/>
-          <w:iCs/>
-        </w:rPr>
-        <w:t>lase Producto y relaciónala muchos a muchos con Pedido”</w:t>
-      </w:r>
-      <w:r>
-        <w:t xml:space="preserve">), aplica el cambio y lo deja marcado como </w:t>
-      </w:r>
-      <w:r>
-        <w:rPr>
-          <w:b/>
-          <w:bCs/>
-        </w:rPr>
-        <w:t>“vía IA”</w:t>
-      </w:r>
-      <w:r>
-        <w:t xml:space="preserve"> en la autoría.</w:t>
-      </w:r>
-    </w:p>
-    <w:p>
-      <w:pPr>
-        <w:pStyle w:val="Compact"/>
-        <w:numPr>
-          <w:ilvl w:val="0"/>
-          <w:numId w:val="98"/>
-        </w:numPr>
-      </w:pPr>
-      <w:r>
-        <w:rPr>
-          <w:b/>
-          <w:bCs/>
-        </w:rPr>
-        <w:t>Memoria individual:</w:t>
-      </w:r>
-      <w:r>
-        <w:t xml:space="preserve"> recuerda las preguntas previas de cada integrante y da continuidad (</w:t>
-      </w:r>
-      <w:r>
-        <w:rPr>
-          <w:i/>
-          <w:iCs/>
-        </w:rPr>
-        <w:t>“como te comenté antes…”</w:t>
-      </w:r>
-      <w:r>
-        <w:t>).</w:t>
-      </w:r>
-    </w:p>
-    <w:p>
-      <w:pPr>
-        <w:pStyle w:val="Compact"/>
-        <w:numPr>
-          <w:ilvl w:val="0"/>
-          <w:numId w:val="98"/>
-        </w:numPr>
-      </w:pPr>
-      <w:r>
-        <w:rPr>
-          <w:b/>
-          <w:bCs/>
-        </w:rPr>
-        <w:t>Funciona sin intern</w:t>
-      </w:r>
-      <w:r>
-        <w:rPr>
-          <w:b/>
-          <w:bCs/>
-        </w:rPr>
-        <w:t>et:</w:t>
-      </w:r>
-      <w:r>
-        <w:t xml:space="preserve"> si Gemini no está disponible, responde el modelo local (Ollama).</w:t>
-      </w:r>
-    </w:p>
-    <w:p>
-      <w:pPr>
-        <w:pStyle w:val="Compact"/>
-        <w:numPr>
-          <w:ilvl w:val="0"/>
-          <w:numId w:val="98"/>
-        </w:numPr>
-      </w:pPr>
-      <w:r>
-        <w:rPr>
-          <w:b/>
-          <w:bCs/>
-        </w:rPr>
-        <w:t>Voz:</w:t>
-      </w:r>
-      <w:r>
-        <w:t xml:space="preserve"> también se le puede preguntar por dictado.</w:t>
-      </w:r>
-    </w:p>
-    <w:p>
-      <w:pPr>
-        <w:pStyle w:val="FirstParagraph"/>
-      </w:pPr>
-      <w:r>
-        <w:rPr>
-          <w:rStyle w:val="VerbatimChar"/>
-        </w:rPr>
-        <w:t>ChatPanel.tsx</w:t>
-      </w:r>
-      <w:r>
-        <w:t xml:space="preserve">, </w:t>
-      </w:r>
-      <w:r>
-        <w:rPr>
-          <w:rStyle w:val="VerbatimChar"/>
-        </w:rPr>
-        <w:t>backend/src/ai/moderator/</w:t>
-      </w:r>
-      <w:r>
-        <w:t xml:space="preserve">, </w:t>
-      </w:r>
-      <w:r>
-        <w:rPr>
-          <w:rStyle w:val="VerbatimChar"/>
-        </w:rPr>
-        <w:t>backend/src/ai/chat/chat.gateway.ts</w:t>
-      </w:r>
-    </w:p>
-    <w:p>
-      <w:pPr>
-        <w:pStyle w:val="CaptionedFigure"/>
-      </w:pPr>
-      <w:r>
-        <w:rPr>
-          <w:noProof/>
-        </w:rPr>
-        <w:drawing>
-          <wp:inline distT="0" distB="0" distL="0" distR="0" wp14:anchorId="37131016" wp14:editId="715CF8FA">
-            <wp:extent cx="5486400" cy="3909060"/>
-            <wp:effectExtent l="0" t="0" r="0" b="0"/>
-            <wp:docPr id="348" name="Picture" descr="Captura 12: el Moderador IA responde por nombre una pregunta teórica y no modifica el lienzo."/>
-            <wp:cNvGraphicFramePr/>
-            <a:graphic xmlns:a="http://schemas.openxmlformats.org/drawingml/2006/main">
-              <a:graphicData uri="http://schemas.openxmlformats.org/drawingml/2006/picture">
-                <pic:pic xmlns:pic="http://schemas.openxmlformats.org/drawingml/2006/picture">
-                  <pic:nvPicPr>
-                    <pic:cNvPr id="349" name="Picture" descr="docs/documento_final/img/evidencias/prod_moderador_pregunta.jpg"/>
+                    <pic:cNvPr id="345" name="Picture" descr="docs/documento_final/img/evidencias/prod_lienzo_vacio.jpg"/>
                     <pic:cNvPicPr>
                       <a:picLocks noChangeAspect="1" noChangeArrowheads="1"/>
                     </pic:cNvPicPr>
@@ -38271,15 +36901,1578 @@
         <w:pStyle w:val="ImageCaption"/>
       </w:pPr>
       <w:r>
-        <w:t>Captura 12: el Moderador IA responde por nombre una pregunta teórica y no modifica el lienzo.</w:t>
+        <w:t>Captura 9: estado vacío del lienzo con accesos rápidos y el chat del equipo.</w:t>
       </w:r>
     </w:p>
     <w:p>
       <w:pPr>
         <w:pStyle w:val="Ttulo2"/>
       </w:pPr>
+      <w:bookmarkStart w:id="211" w:name="nivel-2-recorrido-guiado-tour"/>
+      <w:bookmarkStart w:id="212" w:name="_Toc243173721"/>
+      <w:bookmarkEnd w:id="209"/>
+      <w:r>
+        <w:t>3.3.3 Nivel 2 — Recorrido guiado (tour)</w:t>
+      </w:r>
+      <w:bookmarkEnd w:id="212"/>
+    </w:p>
+    <w:p>
+      <w:pPr>
+        <w:pStyle w:val="FirstParagraph"/>
+      </w:pPr>
+      <w:r>
+        <w:t xml:space="preserve">La primera vez que el usuario entra, la aplicación inicia sola un </w:t>
+      </w:r>
+      <w:r>
+        <w:rPr>
+          <w:b/>
+          <w:bCs/>
+        </w:rPr>
+        <w:t>tour de 7 pasos</w:t>
+      </w:r>
+      <w:r>
+        <w:t xml:space="preserve">. Cada paso </w:t>
+      </w:r>
+      <w:r>
+        <w:rPr>
+          <w:b/>
+          <w:bCs/>
+        </w:rPr>
+        <w:t>resalta el control real de la interfaz</w:t>
+      </w:r>
+      <w:r>
+        <w:t xml:space="preserve"> y explica para qué sirve:</w:t>
+      </w:r>
+    </w:p>
+    <w:tbl>
+      <w:tblPr>
+        <w:tblStyle w:val="Table"/>
+        <w:tblW w:w="5000" w:type="pct"/>
+        <w:tblBorders>
+          <w:top w:val="single" w:sz="4" w:space="0" w:color="9AA5B1"/>
+          <w:left w:val="single" w:sz="4" w:space="0" w:color="9AA5B1"/>
+          <w:bottom w:val="single" w:sz="4" w:space="0" w:color="9AA5B1"/>
+          <w:right w:val="single" w:sz="4" w:space="0" w:color="9AA5B1"/>
+          <w:insideH w:val="single" w:sz="4" w:space="0" w:color="9AA5B1"/>
+          <w:insideV w:val="single" w:sz="4" w:space="0" w:color="9AA5B1"/>
+        </w:tblBorders>
+        <w:tblLayout w:type="fixed"/>
+        <w:tblLook w:val="0020" w:firstRow="1" w:lastRow="0" w:firstColumn="0" w:lastColumn="0" w:noHBand="0" w:noVBand="0"/>
+      </w:tblPr>
+      <w:tblGrid>
+        <w:gridCol w:w="3208"/>
+        <w:gridCol w:w="3207"/>
+        <w:gridCol w:w="3207"/>
+      </w:tblGrid>
+      <w:tr>
+        <w:trPr>
+          <w:cnfStyle w:val="100000000000" w:firstRow="1" w:lastRow="0" w:firstColumn="0" w:lastColumn="0" w:oddVBand="0" w:evenVBand="0" w:oddHBand="0" w:evenHBand="0" w:firstRowFirstColumn="0" w:firstRowLastColumn="0" w:lastRowFirstColumn="0" w:lastRowLastColumn="0"/>
+          <w:tblHeader/>
+        </w:trPr>
+        <w:tc>
+          <w:tcPr>
+            <w:tcW w:w="2640" w:type="dxa"/>
+            <w:shd w:val="clear" w:color="auto" w:fill="D6EAF8"/>
+          </w:tcPr>
+          <w:p>
+            <w:pPr>
+              <w:pStyle w:val="Compact"/>
+            </w:pPr>
+            <w:r>
+              <w:rPr>
+                <w:b/>
+                <w:sz w:val="19"/>
+              </w:rPr>
+              <w:t>Paso</w:t>
+            </w:r>
+          </w:p>
+        </w:tc>
+        <w:tc>
+          <w:tcPr>
+            <w:tcW w:w="2640" w:type="dxa"/>
+            <w:shd w:val="clear" w:color="auto" w:fill="D6EAF8"/>
+          </w:tcPr>
+          <w:p>
+            <w:pPr>
+              <w:pStyle w:val="Compact"/>
+            </w:pPr>
+            <w:r>
+              <w:rPr>
+                <w:b/>
+                <w:sz w:val="19"/>
+              </w:rPr>
+              <w:t>Control resaltado</w:t>
+            </w:r>
+          </w:p>
+        </w:tc>
+        <w:tc>
+          <w:tcPr>
+            <w:tcW w:w="2640" w:type="dxa"/>
+            <w:shd w:val="clear" w:color="auto" w:fill="D6EAF8"/>
+          </w:tcPr>
+          <w:p>
+            <w:pPr>
+              <w:pStyle w:val="Compact"/>
+            </w:pPr>
+            <w:r>
+              <w:rPr>
+                <w:b/>
+                <w:sz w:val="19"/>
+              </w:rPr>
+              <w:t>Lo que explica</w:t>
+            </w:r>
+          </w:p>
+        </w:tc>
+      </w:tr>
+      <w:tr>
+        <w:tc>
+          <w:tcPr>
+            <w:tcW w:w="2640" w:type="dxa"/>
+          </w:tcPr>
+          <w:p>
+            <w:pPr>
+              <w:pStyle w:val="Compact"/>
+            </w:pPr>
+            <w:r>
+              <w:rPr>
+                <w:sz w:val="19"/>
+              </w:rPr>
+              <w:t>1</w:t>
+            </w:r>
+          </w:p>
+        </w:tc>
+        <w:tc>
+          <w:tcPr>
+            <w:tcW w:w="2640" w:type="dxa"/>
+          </w:tcPr>
+          <w:p>
+            <w:pPr>
+              <w:pStyle w:val="Compact"/>
+            </w:pPr>
+            <w:r>
+              <w:rPr>
+                <w:sz w:val="19"/>
+              </w:rPr>
+              <w:t>Nombre del diagrama</w:t>
+            </w:r>
+          </w:p>
+        </w:tc>
+        <w:tc>
+          <w:tcPr>
+            <w:tcW w:w="2640" w:type="dxa"/>
+          </w:tcPr>
+          <w:p>
+            <w:pPr>
+              <w:pStyle w:val="Compact"/>
+            </w:pPr>
+            <w:r>
+              <w:rPr>
+                <w:sz w:val="19"/>
+              </w:rPr>
+              <w:t>Con qué nombre se guarda el diagrama</w:t>
+            </w:r>
+          </w:p>
+        </w:tc>
+      </w:tr>
+      <w:tr>
+        <w:tc>
+          <w:tcPr>
+            <w:tcW w:w="2640" w:type="dxa"/>
+          </w:tcPr>
+          <w:p>
+            <w:pPr>
+              <w:pStyle w:val="Compact"/>
+            </w:pPr>
+            <w:r>
+              <w:rPr>
+                <w:sz w:val="19"/>
+              </w:rPr>
+              <w:t>2</w:t>
+            </w:r>
+          </w:p>
+        </w:tc>
+        <w:tc>
+          <w:tcPr>
+            <w:tcW w:w="2640" w:type="dxa"/>
+          </w:tcPr>
+          <w:p>
+            <w:pPr>
+              <w:pStyle w:val="Compact"/>
+            </w:pPr>
+            <w:r>
+              <w:rPr>
+                <w:sz w:val="19"/>
+              </w:rPr>
+              <w:t xml:space="preserve">Botón </w:t>
+            </w:r>
+            <w:r>
+              <w:rPr>
+                <w:b/>
+                <w:bCs/>
+                <w:sz w:val="19"/>
+              </w:rPr>
+              <w:t>+ Clase</w:t>
+            </w:r>
+          </w:p>
+        </w:tc>
+        <w:tc>
+          <w:tcPr>
+            <w:tcW w:w="2640" w:type="dxa"/>
+          </w:tcPr>
+          <w:p>
+            <w:pPr>
+              <w:pStyle w:val="Compact"/>
+            </w:pPr>
+            <w:r>
+              <w:rPr>
+                <w:sz w:val="19"/>
+              </w:rPr>
+              <w:t>Crear una clase y editar sus atributos y su clave primaria</w:t>
+            </w:r>
+          </w:p>
+        </w:tc>
+      </w:tr>
+      <w:tr>
+        <w:tc>
+          <w:tcPr>
+            <w:tcW w:w="2640" w:type="dxa"/>
+          </w:tcPr>
+          <w:p>
+            <w:pPr>
+              <w:pStyle w:val="Compact"/>
+            </w:pPr>
+            <w:r>
+              <w:rPr>
+                <w:sz w:val="19"/>
+              </w:rPr>
+              <w:t>3</w:t>
+            </w:r>
+          </w:p>
+        </w:tc>
+        <w:tc>
+          <w:tcPr>
+            <w:tcW w:w="2640" w:type="dxa"/>
+          </w:tcPr>
+          <w:p>
+            <w:pPr>
+              <w:pStyle w:val="Compact"/>
+            </w:pPr>
+            <w:r>
+              <w:rPr>
+                <w:sz w:val="19"/>
+              </w:rPr>
+              <w:t>Selector de relación</w:t>
+            </w:r>
+          </w:p>
+        </w:tc>
+        <w:tc>
+          <w:tcPr>
+            <w:tcW w:w="2640" w:type="dxa"/>
+          </w:tcPr>
+          <w:p>
+            <w:pPr>
+              <w:pStyle w:val="Compact"/>
+            </w:pPr>
+            <w:r>
+              <w:rPr>
+                <w:sz w:val="19"/>
+              </w:rPr>
+              <w:t>Elegir el tipo de relación y arrastrar entre clases para conectarlas</w:t>
+            </w:r>
+          </w:p>
+        </w:tc>
+      </w:tr>
+      <w:tr>
+        <w:tc>
+          <w:tcPr>
+            <w:tcW w:w="2640" w:type="dxa"/>
+          </w:tcPr>
+          <w:p>
+            <w:pPr>
+              <w:pStyle w:val="Compact"/>
+            </w:pPr>
+            <w:r>
+              <w:rPr>
+                <w:sz w:val="19"/>
+              </w:rPr>
+              <w:t>4</w:t>
+            </w:r>
+          </w:p>
+        </w:tc>
+        <w:tc>
+          <w:tcPr>
+            <w:tcW w:w="2640" w:type="dxa"/>
+          </w:tcPr>
+          <w:p>
+            <w:pPr>
+              <w:pStyle w:val="Compact"/>
+            </w:pPr>
+            <w:r>
+              <w:rPr>
+                <w:b/>
+                <w:bCs/>
+                <w:sz w:val="19"/>
+              </w:rPr>
+              <w:t>Validar</w:t>
+            </w:r>
+          </w:p>
+        </w:tc>
+        <w:tc>
+          <w:tcPr>
+            <w:tcW w:w="2640" w:type="dxa"/>
+          </w:tcPr>
+          <w:p>
+            <w:pPr>
+              <w:pStyle w:val="Compact"/>
+            </w:pPr>
+            <w:r>
+              <w:rPr>
+                <w:sz w:val="19"/>
+              </w:rPr>
+              <w:t>Revisar integridad y normalización (3FN) antes de generar</w:t>
+            </w:r>
+          </w:p>
+        </w:tc>
+      </w:tr>
+      <w:tr>
+        <w:tc>
+          <w:tcPr>
+            <w:tcW w:w="2640" w:type="dxa"/>
+          </w:tcPr>
+          <w:p>
+            <w:pPr>
+              <w:pStyle w:val="Compact"/>
+            </w:pPr>
+            <w:r>
+              <w:rPr>
+                <w:sz w:val="19"/>
+              </w:rPr>
+              <w:t>5</w:t>
+            </w:r>
+          </w:p>
+        </w:tc>
+        <w:tc>
+          <w:tcPr>
+            <w:tcW w:w="2640" w:type="dxa"/>
+          </w:tcPr>
+          <w:p>
+            <w:pPr>
+              <w:pStyle w:val="Compact"/>
+            </w:pPr>
+            <w:r>
+              <w:rPr>
+                <w:b/>
+                <w:bCs/>
+                <w:sz w:val="19"/>
+              </w:rPr>
+              <w:t>Spring Boot</w:t>
+            </w:r>
+          </w:p>
+        </w:tc>
+        <w:tc>
+          <w:tcPr>
+            <w:tcW w:w="2640" w:type="dxa"/>
+          </w:tcPr>
+          <w:p>
+            <w:pPr>
+              <w:pStyle w:val="Compact"/>
+            </w:pPr>
+            <w:r>
+              <w:rPr>
+                <w:sz w:val="19"/>
+              </w:rPr>
+              <w:t>Descargar el backend completo de 4 capas</w:t>
+            </w:r>
+          </w:p>
+        </w:tc>
+      </w:tr>
+      <w:tr>
+        <w:tc>
+          <w:tcPr>
+            <w:tcW w:w="2640" w:type="dxa"/>
+          </w:tcPr>
+          <w:p>
+            <w:pPr>
+              <w:pStyle w:val="Compact"/>
+            </w:pPr>
+            <w:r>
+              <w:rPr>
+                <w:sz w:val="19"/>
+              </w:rPr>
+              <w:t>6</w:t>
+            </w:r>
+          </w:p>
+        </w:tc>
+        <w:tc>
+          <w:tcPr>
+            <w:tcW w:w="2640" w:type="dxa"/>
+          </w:tcPr>
+          <w:p>
+            <w:pPr>
+              <w:pStyle w:val="Compact"/>
+            </w:pPr>
+            <w:r>
+              <w:rPr>
+                <w:sz w:val="19"/>
+              </w:rPr>
+              <w:t xml:space="preserve">Exportar </w:t>
+            </w:r>
+            <w:r>
+              <w:rPr>
+                <w:b/>
+                <w:bCs/>
+                <w:sz w:val="19"/>
+              </w:rPr>
+              <w:t>XMI</w:t>
+            </w:r>
+          </w:p>
+        </w:tc>
+        <w:tc>
+          <w:tcPr>
+            <w:tcW w:w="2640" w:type="dxa"/>
+          </w:tcPr>
+          <w:p>
+            <w:pPr>
+              <w:pStyle w:val="Compact"/>
+            </w:pPr>
+            <w:r>
+              <w:rPr>
+                <w:sz w:val="19"/>
+              </w:rPr>
+              <w:t>Llevar el modelo a Enterprise Architect (XMI 2.1)</w:t>
+            </w:r>
+          </w:p>
+        </w:tc>
+      </w:tr>
+      <w:tr>
+        <w:tc>
+          <w:tcPr>
+            <w:tcW w:w="2640" w:type="dxa"/>
+          </w:tcPr>
+          <w:p>
+            <w:pPr>
+              <w:pStyle w:val="Compact"/>
+            </w:pPr>
+            <w:r>
+              <w:rPr>
+                <w:sz w:val="19"/>
+              </w:rPr>
+              <w:t>7</w:t>
+            </w:r>
+          </w:p>
+        </w:tc>
+        <w:tc>
+          <w:tcPr>
+            <w:tcW w:w="2640" w:type="dxa"/>
+          </w:tcPr>
+          <w:p>
+            <w:pPr>
+              <w:pStyle w:val="Compact"/>
+            </w:pPr>
+            <w:r>
+              <w:rPr>
+                <w:b/>
+                <w:bCs/>
+                <w:sz w:val="19"/>
+              </w:rPr>
+              <w:t>Chat del equipo</w:t>
+            </w:r>
+          </w:p>
+        </w:tc>
+        <w:tc>
+          <w:tcPr>
+            <w:tcW w:w="2640" w:type="dxa"/>
+          </w:tcPr>
+          <w:p>
+            <w:pPr>
+              <w:pStyle w:val="Compact"/>
+            </w:pPr>
+            <w:r>
+              <w:rPr>
+                <w:sz w:val="19"/>
+              </w:rPr>
+              <w:t xml:space="preserve">El chat es público; el Moderador IA </w:t>
+            </w:r>
+            <w:r>
+              <w:rPr>
+                <w:sz w:val="19"/>
+              </w:rPr>
+              <w:lastRenderedPageBreak/>
+              <w:t>responde por nombre y</w:t>
+            </w:r>
+            <w:r>
+              <w:rPr>
+                <w:sz w:val="19"/>
+              </w:rPr>
+              <w:t xml:space="preserve"> solo cambia el diagrama si se lo piden</w:t>
+            </w:r>
+          </w:p>
+        </w:tc>
+      </w:tr>
+    </w:tbl>
+    <w:p>
+      <w:pPr>
+        <w:pStyle w:val="Textoindependiente"/>
+      </w:pPr>
+      <w:r>
+        <w:rPr>
+          <w:b/>
+          <w:bCs/>
+        </w:rPr>
+        <w:lastRenderedPageBreak/>
+        <w:t>Detalles de diseño:</w:t>
+      </w:r>
+    </w:p>
+    <w:p>
+      <w:pPr>
+        <w:pStyle w:val="Compact"/>
+        <w:numPr>
+          <w:ilvl w:val="0"/>
+          <w:numId w:val="95"/>
+        </w:numPr>
+      </w:pPr>
+      <w:r>
+        <w:rPr>
+          <w:b/>
+          <w:bCs/>
+        </w:rPr>
+        <w:t>Se muestra una sola vez:</w:t>
+      </w:r>
+      <w:r>
+        <w:t xml:space="preserve"> al terminar se guarda la marca </w:t>
+      </w:r>
+      <w:r>
+        <w:rPr>
+          <w:rStyle w:val="VerbatimChar"/>
+        </w:rPr>
+        <w:t>case-tool-tour-seen</w:t>
+      </w:r>
+      <w:r>
+        <w:t xml:space="preserve"> en el navegador.</w:t>
+      </w:r>
+    </w:p>
+    <w:p>
+      <w:pPr>
+        <w:pStyle w:val="Compact"/>
+        <w:numPr>
+          <w:ilvl w:val="0"/>
+          <w:numId w:val="95"/>
+        </w:numPr>
+      </w:pPr>
+      <w:r>
+        <w:rPr>
+          <w:b/>
+          <w:bCs/>
+        </w:rPr>
+        <w:t>Se puede repetir:</w:t>
+      </w:r>
+      <w:r>
+        <w:t xml:space="preserve"> el usuario lo vuelve a lanzar con el botón </w:t>
+      </w:r>
+      <w:r>
+        <w:rPr>
+          <w:b/>
+          <w:bCs/>
+        </w:rPr>
+        <w:t>Recorrido</w:t>
+      </w:r>
+      <w:r>
+        <w:t xml:space="preserve"> </w:t>
+      </w:r>
+      <w:r>
+        <w:t>de la barra de herramientas.</w:t>
+      </w:r>
+    </w:p>
+    <w:p>
+      <w:pPr>
+        <w:pStyle w:val="Compact"/>
+        <w:numPr>
+          <w:ilvl w:val="0"/>
+          <w:numId w:val="95"/>
+        </w:numPr>
+      </w:pPr>
+      <w:r>
+        <w:rPr>
+          <w:b/>
+          <w:bCs/>
+        </w:rPr>
+        <w:t>El globo de ayuda se reubica solo</w:t>
+      </w:r>
+      <w:r>
+        <w:t xml:space="preserve"> (arriba, abajo o al costado del control) para no salirse de la pantalla.</w:t>
+      </w:r>
+    </w:p>
+    <w:p>
+      <w:pPr>
+        <w:pStyle w:val="Compact"/>
+        <w:numPr>
+          <w:ilvl w:val="0"/>
+          <w:numId w:val="95"/>
+        </w:numPr>
+      </w:pPr>
+      <w:r>
+        <w:rPr>
+          <w:b/>
+          <w:bCs/>
+        </w:rPr>
+        <w:t>2do Parcial:</w:t>
+      </w:r>
+      <w:r>
+        <w:t xml:space="preserve"> el paso 7 se actualizó para presentar el </w:t>
+      </w:r>
+      <w:r>
+        <w:rPr>
+          <w:b/>
+          <w:bCs/>
+        </w:rPr>
+        <w:t>chat grupal público</w:t>
+      </w:r>
+      <w:r>
+        <w:t xml:space="preserve"> en lugar del asistente privado del 1er Parcial</w:t>
+      </w:r>
+      <w:r>
+        <w:t>.</w:t>
+      </w:r>
+    </w:p>
+    <w:p>
+      <w:pPr>
+        <w:pStyle w:val="FirstParagraph"/>
+      </w:pPr>
+      <w:r>
+        <w:rPr>
+          <w:b/>
+          <w:bCs/>
+        </w:rPr>
+        <w:t>Implementación:</w:t>
+      </w:r>
+      <w:r>
+        <w:t xml:space="preserve"> </w:t>
+      </w:r>
+      <w:r>
+        <w:rPr>
+          <w:rStyle w:val="VerbatimChar"/>
+        </w:rPr>
+        <w:t>frontend/src/components/Tour.tsx</w:t>
+      </w:r>
+      <w:r>
+        <w:t xml:space="preserve"> (componente); </w:t>
+      </w:r>
+      <w:r>
+        <w:rPr>
+          <w:rStyle w:val="VerbatimChar"/>
+        </w:rPr>
+        <w:t>TOUR_STEPS</w:t>
+      </w:r>
+      <w:r>
+        <w:t xml:space="preserve"> y </w:t>
+      </w:r>
+      <w:r>
+        <w:rPr>
+          <w:rStyle w:val="VerbatimChar"/>
+        </w:rPr>
+        <w:t>TOUR_SEEN_KEY</w:t>
+      </w:r>
+      <w:r>
+        <w:t xml:space="preserve"> en </w:t>
+      </w:r>
+      <w:r>
+        <w:rPr>
+          <w:rStyle w:val="VerbatimChar"/>
+        </w:rPr>
+        <w:t>frontend/src/App.tsx</w:t>
+      </w:r>
+      <w:r>
+        <w:t>.</w:t>
+      </w:r>
+    </w:p>
+    <w:p>
+      <w:pPr>
+        <w:pStyle w:val="CaptionedFigure"/>
+      </w:pPr>
+      <w:r>
+        <w:rPr>
+          <w:noProof/>
+        </w:rPr>
+        <w:drawing>
+          <wp:inline distT="0" distB="0" distL="0" distR="0" wp14:anchorId="429C42CC" wp14:editId="7FBB5B3B">
+            <wp:extent cx="5486400" cy="4224528"/>
+            <wp:effectExtent l="0" t="0" r="0" b="0"/>
+            <wp:docPr id="348" name="Picture" descr="Captura 10: paso 2 de 7 del recorrido guiado, resaltando el botón “+ Clase”."/>
+            <wp:cNvGraphicFramePr/>
+            <a:graphic xmlns:a="http://schemas.openxmlformats.org/drawingml/2006/main">
+              <a:graphicData uri="http://schemas.openxmlformats.org/drawingml/2006/picture">
+                <pic:pic xmlns:pic="http://schemas.openxmlformats.org/drawingml/2006/picture">
+                  <pic:nvPicPr>
+                    <pic:cNvPr id="349" name="Picture" descr="docs/documento_final/img/evidencias/prod_recorrido.jpg"/>
+                    <pic:cNvPicPr>
+                      <a:picLocks noChangeAspect="1" noChangeArrowheads="1"/>
+                    </pic:cNvPicPr>
+                  </pic:nvPicPr>
+                  <pic:blipFill>
+                    <a:blip r:embed="rId75"/>
+                    <a:stretch>
+                      <a:fillRect/>
+                    </a:stretch>
+                  </pic:blipFill>
+                  <pic:spPr bwMode="auto">
+                    <a:xfrm>
+                      <a:off x="0" y="0"/>
+                      <a:ext cx="5486400" cy="4224528"/>
+                    </a:xfrm>
+                    <a:prstGeom prst="rect">
+                      <a:avLst/>
+                    </a:prstGeom>
+                    <a:noFill/>
+                    <a:ln w="9525">
+                      <a:noFill/>
+                      <a:headEnd/>
+                      <a:tailEnd/>
+                    </a:ln>
+                  </pic:spPr>
+                </pic:pic>
+              </a:graphicData>
+            </a:graphic>
+          </wp:inline>
+        </w:drawing>
+      </w:r>
+    </w:p>
+    <w:p>
+      <w:pPr>
+        <w:pStyle w:val="ImageCaption"/>
+      </w:pPr>
+      <w:r>
+        <w:t>Captura 10: paso 2 de 7 del recorrido guiado, resaltando el botón “+ Clase”.</w:t>
+      </w:r>
+    </w:p>
+    <w:p>
+      <w:pPr>
+        <w:pStyle w:val="Ttulo2"/>
+      </w:pPr>
+      <w:bookmarkStart w:id="213" w:name="nivel-3-ayuda-bajo-demanda"/>
+      <w:bookmarkStart w:id="214" w:name="_Toc243173722"/>
+      <w:bookmarkEnd w:id="211"/>
+      <w:r>
+        <w:lastRenderedPageBreak/>
+        <w:t>3.3.4 Nivel 3 — Ayuda bajo demanda</w:t>
+      </w:r>
+      <w:bookmarkEnd w:id="214"/>
+    </w:p>
+    <w:p>
+      <w:pPr>
+        <w:pStyle w:val="Compact"/>
+        <w:numPr>
+          <w:ilvl w:val="0"/>
+          <w:numId w:val="96"/>
+        </w:numPr>
+      </w:pPr>
+      <w:r>
+        <w:rPr>
+          <w:b/>
+          <w:bCs/>
+        </w:rPr>
+        <w:t>Leyenda de notación UML 2.5</w:t>
+      </w:r>
+      <w:r>
+        <w:t xml:space="preserve"> sobre el lienzo: muestra qué significa cada flecha y rombo (herencia, composición, agregación, dependencia…), para aprender la notación mientras se modela. </w:t>
+      </w:r>
+      <w:r>
+        <w:rPr>
+          <w:rStyle w:val="VerbatimChar"/>
+        </w:rPr>
+        <w:t>UmlLegend.tsx</w:t>
+      </w:r>
+    </w:p>
+    <w:p>
+      <w:pPr>
+        <w:pStyle w:val="Compact"/>
+        <w:numPr>
+          <w:ilvl w:val="0"/>
+          <w:numId w:val="96"/>
+        </w:numPr>
+      </w:pPr>
+      <w:r>
+        <w:rPr>
+          <w:b/>
+          <w:bCs/>
+        </w:rPr>
+        <w:t>Guía de atajos de tecla</w:t>
+      </w:r>
+      <w:r>
+        <w:rPr>
+          <w:b/>
+          <w:bCs/>
+        </w:rPr>
+        <w:t>do</w:t>
+      </w:r>
+      <w:r>
+        <w:t xml:space="preserve"> (15 atajos): </w:t>
+      </w:r>
+      <w:r>
+        <w:rPr>
+          <w:rStyle w:val="VerbatimChar"/>
+        </w:rPr>
+        <w:t>Ctrl+K</w:t>
+      </w:r>
+      <w:r>
+        <w:t xml:space="preserve">, </w:t>
+      </w:r>
+      <w:r>
+        <w:rPr>
+          <w:rStyle w:val="VerbatimChar"/>
+        </w:rPr>
+        <w:t>Ctrl+Z</w:t>
+      </w:r>
+      <w:r>
+        <w:t xml:space="preserve"> / </w:t>
+      </w:r>
+      <w:r>
+        <w:rPr>
+          <w:rStyle w:val="VerbatimChar"/>
+        </w:rPr>
+        <w:t>Ctrl+Y</w:t>
+      </w:r>
+      <w:r>
+        <w:t xml:space="preserve">, </w:t>
+      </w:r>
+      <w:r>
+        <w:rPr>
+          <w:rStyle w:val="VerbatimChar"/>
+        </w:rPr>
+        <w:t>Ctrl+F</w:t>
+      </w:r>
+      <w:r>
+        <w:t xml:space="preserve">, </w:t>
+      </w:r>
+      <w:r>
+        <w:rPr>
+          <w:rStyle w:val="VerbatimChar"/>
+        </w:rPr>
+        <w:t>Supr</w:t>
+      </w:r>
+      <w:r>
+        <w:t xml:space="preserve">, doble clic para editar, arrastrar para relacionar, etc. </w:t>
+      </w:r>
+      <w:r>
+        <w:rPr>
+          <w:rStyle w:val="VerbatimChar"/>
+        </w:rPr>
+        <w:t>ShortcutsModal.tsx</w:t>
+      </w:r>
+    </w:p>
+    <w:p>
+      <w:pPr>
+        <w:pStyle w:val="Compact"/>
+        <w:numPr>
+          <w:ilvl w:val="0"/>
+          <w:numId w:val="96"/>
+        </w:numPr>
+      </w:pPr>
+      <w:r>
+        <w:rPr>
+          <w:b/>
+          <w:bCs/>
+        </w:rPr>
+        <w:t>Paleta de comandos</w:t>
+      </w:r>
+      <w:r>
+        <w:t xml:space="preserve"> (</w:t>
+      </w:r>
+      <w:r>
+        <w:rPr>
+          <w:rStyle w:val="VerbatimChar"/>
+        </w:rPr>
+        <w:t>Ctrl+K</w:t>
+      </w:r>
+      <w:r>
+        <w:t>, estilo VS Code): busca cualquier acción o clase escribiendo su nombre, sin conocer de antemano dón</w:t>
+      </w:r>
+      <w:r>
+        <w:t xml:space="preserve">de está el menú. </w:t>
+      </w:r>
+      <w:r>
+        <w:rPr>
+          <w:rStyle w:val="VerbatimChar"/>
+        </w:rPr>
+        <w:t>CommandPaletteModal.tsx</w:t>
+      </w:r>
+    </w:p>
+    <w:p>
+      <w:pPr>
+        <w:pStyle w:val="Compact"/>
+        <w:numPr>
+          <w:ilvl w:val="0"/>
+          <w:numId w:val="96"/>
+        </w:numPr>
+      </w:pPr>
+      <w:r>
+        <w:rPr>
+          <w:b/>
+          <w:bCs/>
+        </w:rPr>
+        <w:t>Galería de plantillas</w:t>
+      </w:r>
+      <w:r>
+        <w:t xml:space="preserve"> (7): Herencia básica, Composición (todo-parte), Muchos a muchos, Asociación 1:N, Sistema de Restaurante, Sistema Clínico / Hospital y Sistema Académico Universitario. </w:t>
+      </w:r>
+      <w:r>
+        <w:rPr>
+          <w:b/>
+          <w:bCs/>
+        </w:rPr>
+        <w:t>Se aprende viendo ejemplos</w:t>
+      </w:r>
+      <w:r>
+        <w:rPr>
+          <w:b/>
+          <w:bCs/>
+        </w:rPr>
+        <w:t xml:space="preserve"> correctos</w:t>
+      </w:r>
+      <w:r>
+        <w:t xml:space="preserve"> de cada tipo de relación. </w:t>
+      </w:r>
+      <w:r>
+        <w:rPr>
+          <w:rStyle w:val="VerbatimChar"/>
+        </w:rPr>
+        <w:t>TemplatesPanel.tsx</w:t>
+      </w:r>
+      <w:r>
+        <w:t xml:space="preserve">, </w:t>
+      </w:r>
+      <w:r>
+        <w:rPr>
+          <w:rStyle w:val="VerbatimChar"/>
+        </w:rPr>
+        <w:t>lib/templates.ts</w:t>
+      </w:r>
+    </w:p>
+    <w:p>
+      <w:pPr>
+        <w:pStyle w:val="Compact"/>
+        <w:numPr>
+          <w:ilvl w:val="0"/>
+          <w:numId w:val="96"/>
+        </w:numPr>
+      </w:pPr>
+      <w:r>
+        <w:rPr>
+          <w:b/>
+          <w:bCs/>
+        </w:rPr>
+        <w:t>Tooltips descriptivos</w:t>
+      </w:r>
+      <w:r>
+        <w:t xml:space="preserve"> en los botones de la barra, por ejemplo </w:t>
+      </w:r>
+      <w:r>
+        <w:rPr>
+          <w:i/>
+          <w:iCs/>
+        </w:rPr>
+        <w:t>“Deshacer (Ctrl+Z)”</w:t>
+      </w:r>
+      <w:r>
+        <w:t xml:space="preserve"> o </w:t>
+      </w:r>
+      <w:r>
+        <w:rPr>
+          <w:i/>
+          <w:iCs/>
+        </w:rPr>
+        <w:t>“Abrir paleta rápida de comandos (Ctrl + K)”</w:t>
+      </w:r>
+      <w:r>
+        <w:t>.</w:t>
+      </w:r>
+    </w:p>
+    <w:p>
+      <w:pPr>
+        <w:pStyle w:val="CaptionedFigure"/>
+      </w:pPr>
+      <w:r>
+        <w:rPr>
+          <w:noProof/>
+        </w:rPr>
+        <w:drawing>
+          <wp:inline distT="0" distB="0" distL="0" distR="0" wp14:anchorId="51A7DF71" wp14:editId="3033D961">
+            <wp:extent cx="5029200" cy="3872484"/>
+            <wp:effectExtent l="0" t="0" r="0" b="0"/>
+            <wp:docPr id="352" name="Picture" descr="Captura 11a: leyenda de notación UML 2.5 sobre el lienzo."/>
+            <wp:cNvGraphicFramePr/>
+            <a:graphic xmlns:a="http://schemas.openxmlformats.org/drawingml/2006/main">
+              <a:graphicData uri="http://schemas.openxmlformats.org/drawingml/2006/picture">
+                <pic:pic xmlns:pic="http://schemas.openxmlformats.org/drawingml/2006/picture">
+                  <pic:nvPicPr>
+                    <pic:cNvPr id="353" name="Picture" descr="docs/documento_final/img/evidencias/prod_leyenda.jpg"/>
+                    <pic:cNvPicPr>
+                      <a:picLocks noChangeAspect="1" noChangeArrowheads="1"/>
+                    </pic:cNvPicPr>
+                  </pic:nvPicPr>
+                  <pic:blipFill>
+                    <a:blip r:embed="rId76"/>
+                    <a:stretch>
+                      <a:fillRect/>
+                    </a:stretch>
+                  </pic:blipFill>
+                  <pic:spPr bwMode="auto">
+                    <a:xfrm>
+                      <a:off x="0" y="0"/>
+                      <a:ext cx="5029200" cy="3872484"/>
+                    </a:xfrm>
+                    <a:prstGeom prst="rect">
+                      <a:avLst/>
+                    </a:prstGeom>
+                    <a:noFill/>
+                    <a:ln w="9525">
+                      <a:noFill/>
+                      <a:headEnd/>
+                      <a:tailEnd/>
+                    </a:ln>
+                  </pic:spPr>
+                </pic:pic>
+              </a:graphicData>
+            </a:graphic>
+          </wp:inline>
+        </w:drawing>
+      </w:r>
+    </w:p>
+    <w:p>
+      <w:pPr>
+        <w:pStyle w:val="ImageCaption"/>
+      </w:pPr>
+      <w:r>
+        <w:t xml:space="preserve">Captura 11a: leyenda de notación UML 2.5 sobre el </w:t>
+      </w:r>
+      <w:r>
+        <w:t>lienzo.</w:t>
+      </w:r>
+    </w:p>
+    <w:p>
+      <w:pPr>
+        <w:pStyle w:val="CaptionedFigure"/>
+      </w:pPr>
+      <w:r>
+        <w:rPr>
+          <w:noProof/>
+        </w:rPr>
+        <w:lastRenderedPageBreak/>
+        <w:drawing>
+          <wp:inline distT="0" distB="0" distL="0" distR="0" wp14:anchorId="50272438" wp14:editId="08A56B36">
+            <wp:extent cx="5029200" cy="3872484"/>
+            <wp:effectExtent l="0" t="0" r="0" b="0"/>
+            <wp:docPr id="355" name="Picture" descr="Captura 11b: guía de atajos de teclado y comandos rápidos."/>
+            <wp:cNvGraphicFramePr/>
+            <a:graphic xmlns:a="http://schemas.openxmlformats.org/drawingml/2006/main">
+              <a:graphicData uri="http://schemas.openxmlformats.org/drawingml/2006/picture">
+                <pic:pic xmlns:pic="http://schemas.openxmlformats.org/drawingml/2006/picture">
+                  <pic:nvPicPr>
+                    <pic:cNvPr id="356" name="Picture" descr="docs/documento_final/img/evidencias/prod_atajos.jpg"/>
+                    <pic:cNvPicPr>
+                      <a:picLocks noChangeAspect="1" noChangeArrowheads="1"/>
+                    </pic:cNvPicPr>
+                  </pic:nvPicPr>
+                  <pic:blipFill>
+                    <a:blip r:embed="rId77"/>
+                    <a:stretch>
+                      <a:fillRect/>
+                    </a:stretch>
+                  </pic:blipFill>
+                  <pic:spPr bwMode="auto">
+                    <a:xfrm>
+                      <a:off x="0" y="0"/>
+                      <a:ext cx="5029200" cy="3872484"/>
+                    </a:xfrm>
+                    <a:prstGeom prst="rect">
+                      <a:avLst/>
+                    </a:prstGeom>
+                    <a:noFill/>
+                    <a:ln w="9525">
+                      <a:noFill/>
+                      <a:headEnd/>
+                      <a:tailEnd/>
+                    </a:ln>
+                  </pic:spPr>
+                </pic:pic>
+              </a:graphicData>
+            </a:graphic>
+          </wp:inline>
+        </w:drawing>
+      </w:r>
+    </w:p>
+    <w:p>
+      <w:pPr>
+        <w:pStyle w:val="ImageCaption"/>
+      </w:pPr>
+      <w:r>
+        <w:t>Captura 11b: guía de atajos de teclado y comandos rápidos.</w:t>
+      </w:r>
+    </w:p>
+    <w:p>
+      <w:pPr>
+        <w:pStyle w:val="Ttulo2"/>
+      </w:pPr>
+      <w:bookmarkStart w:id="215" w:name="X44ff5f125e5a7aa0fb8b13e127995b5963fcd56"/>
+      <w:bookmarkStart w:id="216" w:name="_Toc243173723"/>
+      <w:bookmarkEnd w:id="213"/>
+      <w:r>
+        <w:t>3.3.5 Nivel 4 — Retroalimentación mientras se trabaja</w:t>
+      </w:r>
+      <w:bookmarkEnd w:id="216"/>
+    </w:p>
+    <w:p>
+      <w:pPr>
+        <w:pStyle w:val="Ttulo3"/>
+      </w:pPr>
+      <w:bookmarkStart w:id="217" w:name="el-validador-como-maestro-de-modelado"/>
+      <w:r>
+        <w:t>3.3.5.1 El validador como maestro de modelado</w:t>
+      </w:r>
+    </w:p>
+    <w:p>
+      <w:pPr>
+        <w:pStyle w:val="FirstParagraph"/>
+      </w:pPr>
+      <w:r>
+        <w:rPr>
+          <w:b/>
+          <w:bCs/>
+        </w:rPr>
+        <w:t>Validar</w:t>
+      </w:r>
+      <w:r>
+        <w:t xml:space="preserve"> no solo dice “error”: explica </w:t>
+      </w:r>
+      <w:r>
+        <w:rPr>
+          <w:b/>
+          <w:bCs/>
+        </w:rPr>
+        <w:t>qué regla de modelado</w:t>
+      </w:r>
+      <w:r>
+        <w:t xml:space="preserve"> se rompió. Estos son los me</w:t>
+      </w:r>
+      <w:r>
+        <w:t>nsajes reales:</w:t>
+      </w:r>
+    </w:p>
+    <w:p>
+      <w:pPr>
+        <w:pStyle w:val="Compact"/>
+        <w:numPr>
+          <w:ilvl w:val="0"/>
+          <w:numId w:val="97"/>
+        </w:numPr>
+      </w:pPr>
+      <w:r>
+        <w:rPr>
+          <w:i/>
+          <w:iCs/>
+        </w:rPr>
+        <w:t>“La clase”Pedido” no tiene ningún atributo marcado como clave primaria (PK).”</w:t>
+      </w:r>
+    </w:p>
+    <w:p>
+      <w:pPr>
+        <w:pStyle w:val="Compact"/>
+        <w:numPr>
+          <w:ilvl w:val="0"/>
+          <w:numId w:val="97"/>
+        </w:numPr>
+      </w:pPr>
+      <w:r>
+        <w:rPr>
+          <w:i/>
+          <w:iCs/>
+        </w:rPr>
+        <w:t>“Hay 2 clases con el mismo nombre (”Cliente”). Los nombres de clase deben ser únicos.”</w:t>
+      </w:r>
+    </w:p>
+    <w:p>
+      <w:pPr>
+        <w:pStyle w:val="Compact"/>
+        <w:numPr>
+          <w:ilvl w:val="0"/>
+          <w:numId w:val="97"/>
+        </w:numPr>
+      </w:pPr>
+      <w:r>
+        <w:rPr>
+          <w:i/>
+          <w:iCs/>
+        </w:rPr>
+        <w:t>“Hay una relación que apunta a una clase que ya no existe en el diagrama.”</w:t>
+      </w:r>
+    </w:p>
+    <w:p>
+      <w:pPr>
+        <w:pStyle w:val="Compact"/>
+        <w:numPr>
+          <w:ilvl w:val="0"/>
+          <w:numId w:val="97"/>
+        </w:numPr>
+      </w:pPr>
+      <w:r>
+        <w:t>A</w:t>
+      </w:r>
+      <w:r>
+        <w:t xml:space="preserve">visos de </w:t>
+      </w:r>
+      <w:r>
+        <w:rPr>
+          <w:b/>
+          <w:bCs/>
+        </w:rPr>
+        <w:t>normalización</w:t>
+      </w:r>
+      <w:r>
+        <w:t>: atributos desnormalizados y claves foráneas escritas a mano que deberían modelarse como relación.</w:t>
+      </w:r>
+    </w:p>
+    <w:p>
+      <w:pPr>
+        <w:pStyle w:val="FirstParagraph"/>
+      </w:pPr>
+      <w:r>
+        <w:t xml:space="preserve">Así el usuario aprende las reglas de OMT y de normalización </w:t>
+      </w:r>
+      <w:r>
+        <w:rPr>
+          <w:b/>
+          <w:bCs/>
+        </w:rPr>
+        <w:t>en el momento en que las necesita</w:t>
+      </w:r>
+      <w:r>
+        <w:t xml:space="preserve">. </w:t>
+      </w:r>
+      <w:r>
+        <w:rPr>
+          <w:rStyle w:val="VerbatimChar"/>
+        </w:rPr>
+        <w:t>backend/src/diagrams/validation.util.ts</w:t>
+      </w:r>
+      <w:r>
+        <w:t xml:space="preserve">, </w:t>
+      </w:r>
+      <w:r>
+        <w:rPr>
+          <w:rStyle w:val="VerbatimChar"/>
+        </w:rPr>
+        <w:t>ValidationPanel.tsx</w:t>
+      </w:r>
+    </w:p>
+    <w:p>
+      <w:pPr>
+        <w:pStyle w:val="Ttulo3"/>
+      </w:pPr>
+      <w:bookmarkStart w:id="218" w:name="X592d4a59c6f84f3b93a0a8fa06e1f2dd22ad4be"/>
+      <w:bookmarkEnd w:id="217"/>
+      <w:r>
+        <w:t>3.3.5.2 El Moderador IA: un agente de ayuda en línea (2do Parcial)</w:t>
+      </w:r>
+    </w:p>
+    <w:p>
+      <w:pPr>
+        <w:pStyle w:val="FirstParagraph"/>
+      </w:pPr>
+      <w:r>
+        <w:t xml:space="preserve">El chat público del equipo funciona como un </w:t>
+      </w:r>
+      <w:r>
+        <w:rPr>
+          <w:b/>
+          <w:bCs/>
+        </w:rPr>
+        <w:t>docente en el aula</w:t>
+      </w:r>
+      <w:r>
+        <w:t>:</w:t>
+      </w:r>
+    </w:p>
+    <w:p>
+      <w:pPr>
+        <w:pStyle w:val="Compact"/>
+        <w:numPr>
+          <w:ilvl w:val="0"/>
+          <w:numId w:val="98"/>
+        </w:numPr>
+      </w:pPr>
+      <w:r>
+        <w:rPr>
+          <w:b/>
+          <w:bCs/>
+        </w:rPr>
+        <w:t>Responde por nombre</w:t>
+      </w:r>
+      <w:r>
+        <w:t xml:space="preserve"> a quien pregunta (</w:t>
+      </w:r>
+      <w:r>
+        <w:rPr>
+          <w:i/>
+          <w:iCs/>
+        </w:rPr>
+        <w:t>“Trevor, aquí tu respuesta…”</w:t>
+      </w:r>
+      <w:r>
+        <w:t xml:space="preserve">), y </w:t>
+      </w:r>
+      <w:r>
+        <w:t xml:space="preserve">todos los integrantes ven la pregunta y la respuesta. </w:t>
+      </w:r>
+      <w:r>
+        <w:rPr>
+          <w:b/>
+          <w:bCs/>
+        </w:rPr>
+        <w:t>Lo que aprende uno lo aprende el equipo.</w:t>
+      </w:r>
+    </w:p>
+    <w:p>
+      <w:pPr>
+        <w:pStyle w:val="Compact"/>
+        <w:numPr>
+          <w:ilvl w:val="0"/>
+          <w:numId w:val="98"/>
+        </w:numPr>
+      </w:pPr>
+      <w:r>
+        <w:rPr>
+          <w:b/>
+          <w:bCs/>
+        </w:rPr>
+        <w:lastRenderedPageBreak/>
+        <w:t>Mentor teórico:</w:t>
+      </w:r>
+      <w:r>
+        <w:t xml:space="preserve"> explica conceptos (atributo derivado, composición vs. agregación, normalización, JPA), con ejemplos tomados </w:t>
+      </w:r>
+      <w:r>
+        <w:rPr>
+          <w:b/>
+          <w:bCs/>
+        </w:rPr>
+        <w:t>del diagrama del propio equipo</w:t>
+      </w:r>
+      <w:r>
+        <w:t>.</w:t>
+      </w:r>
+    </w:p>
+    <w:p>
+      <w:pPr>
+        <w:pStyle w:val="Compact"/>
+        <w:numPr>
+          <w:ilvl w:val="0"/>
+          <w:numId w:val="98"/>
+        </w:numPr>
+      </w:pPr>
+      <w:r>
+        <w:rPr>
+          <w:b/>
+          <w:bCs/>
+        </w:rPr>
+        <w:t>Mento</w:t>
+      </w:r>
+      <w:r>
+        <w:rPr>
+          <w:b/>
+          <w:bCs/>
+        </w:rPr>
+        <w:t>r práctico:</w:t>
+      </w:r>
+      <w:r>
+        <w:t xml:space="preserve"> si se le pide explícitamente (</w:t>
+      </w:r>
+      <w:r>
+        <w:rPr>
+          <w:i/>
+          <w:iCs/>
+        </w:rPr>
+        <w:t>“agrega la clase Producto y relaciónala muchos a muchos con Pedido”</w:t>
+      </w:r>
+      <w:r>
+        <w:t xml:space="preserve">), aplica el cambio y lo deja marcado como </w:t>
+      </w:r>
+      <w:r>
+        <w:rPr>
+          <w:b/>
+          <w:bCs/>
+        </w:rPr>
+        <w:t>“vía IA”</w:t>
+      </w:r>
+      <w:r>
+        <w:t xml:space="preserve"> en la autoría.</w:t>
+      </w:r>
+    </w:p>
+    <w:p>
+      <w:pPr>
+        <w:pStyle w:val="Compact"/>
+        <w:numPr>
+          <w:ilvl w:val="0"/>
+          <w:numId w:val="98"/>
+        </w:numPr>
+      </w:pPr>
+      <w:r>
+        <w:rPr>
+          <w:b/>
+          <w:bCs/>
+        </w:rPr>
+        <w:t>Memoria individual:</w:t>
+      </w:r>
+      <w:r>
+        <w:t xml:space="preserve"> recuerda las preguntas previas de cada integrante y da conti</w:t>
+      </w:r>
+      <w:r>
+        <w:t>nuidad (</w:t>
+      </w:r>
+      <w:r>
+        <w:rPr>
+          <w:i/>
+          <w:iCs/>
+        </w:rPr>
+        <w:t>“como te comenté antes…”</w:t>
+      </w:r>
+      <w:r>
+        <w:t>).</w:t>
+      </w:r>
+    </w:p>
+    <w:p>
+      <w:pPr>
+        <w:pStyle w:val="Compact"/>
+        <w:numPr>
+          <w:ilvl w:val="0"/>
+          <w:numId w:val="98"/>
+        </w:numPr>
+      </w:pPr>
+      <w:r>
+        <w:rPr>
+          <w:b/>
+          <w:bCs/>
+        </w:rPr>
+        <w:t>Funciona sin internet:</w:t>
+      </w:r>
+      <w:r>
+        <w:t xml:space="preserve"> si Gemini no está disponible, responde el modelo local (Ollama).</w:t>
+      </w:r>
+    </w:p>
+    <w:p>
+      <w:pPr>
+        <w:pStyle w:val="Compact"/>
+        <w:numPr>
+          <w:ilvl w:val="0"/>
+          <w:numId w:val="98"/>
+        </w:numPr>
+      </w:pPr>
+      <w:r>
+        <w:rPr>
+          <w:b/>
+          <w:bCs/>
+        </w:rPr>
+        <w:t>Voz:</w:t>
+      </w:r>
+      <w:r>
+        <w:t xml:space="preserve"> también se le puede preguntar por dictado.</w:t>
+      </w:r>
+    </w:p>
+    <w:p>
+      <w:pPr>
+        <w:pStyle w:val="FirstParagraph"/>
+      </w:pPr>
+      <w:r>
+        <w:rPr>
+          <w:rStyle w:val="VerbatimChar"/>
+        </w:rPr>
+        <w:t>ChatPanel.tsx</w:t>
+      </w:r>
+      <w:r>
+        <w:t xml:space="preserve">, </w:t>
+      </w:r>
+      <w:r>
+        <w:rPr>
+          <w:rStyle w:val="VerbatimChar"/>
+        </w:rPr>
+        <w:t>backend/src/ai/moderator/</w:t>
+      </w:r>
+      <w:r>
+        <w:t xml:space="preserve">, </w:t>
+      </w:r>
+      <w:r>
+        <w:rPr>
+          <w:rStyle w:val="VerbatimChar"/>
+        </w:rPr>
+        <w:t>backend/src/ai/chat/chat.gateway.ts</w:t>
+      </w:r>
+    </w:p>
+    <w:p>
+      <w:pPr>
+        <w:pStyle w:val="CaptionedFigure"/>
+      </w:pPr>
+      <w:r>
+        <w:rPr>
+          <w:noProof/>
+        </w:rPr>
+        <w:drawing>
+          <wp:inline distT="0" distB="0" distL="0" distR="0" wp14:anchorId="4D0EBB8D" wp14:editId="493DEE42">
+            <wp:extent cx="5486400" cy="3909060"/>
+            <wp:effectExtent l="0" t="0" r="0" b="0"/>
+            <wp:docPr id="360" name="Picture" descr="Captura 12: el Moderador IA responde por nombre una pregunta teórica y no modifica el lienzo."/>
+            <wp:cNvGraphicFramePr/>
+            <a:graphic xmlns:a="http://schemas.openxmlformats.org/drawingml/2006/main">
+              <a:graphicData uri="http://schemas.openxmlformats.org/drawingml/2006/picture">
+                <pic:pic xmlns:pic="http://schemas.openxmlformats.org/drawingml/2006/picture">
+                  <pic:nvPicPr>
+                    <pic:cNvPr id="361" name="Picture" descr="docs/documento_final/img/evidencias/prod_moderador_pregunta.jpg"/>
+                    <pic:cNvPicPr>
+                      <a:picLocks noChangeAspect="1" noChangeArrowheads="1"/>
+                    </pic:cNvPicPr>
+                  </pic:nvPicPr>
+                  <pic:blipFill>
+                    <a:blip r:embed="rId78"/>
+                    <a:stretch>
+                      <a:fillRect/>
+                    </a:stretch>
+                  </pic:blipFill>
+                  <pic:spPr bwMode="auto">
+                    <a:xfrm>
+                      <a:off x="0" y="0"/>
+                      <a:ext cx="5486400" cy="3909060"/>
+                    </a:xfrm>
+                    <a:prstGeom prst="rect">
+                      <a:avLst/>
+                    </a:prstGeom>
+                    <a:noFill/>
+                    <a:ln w="9525">
+                      <a:noFill/>
+                      <a:headEnd/>
+                      <a:tailEnd/>
+                    </a:ln>
+                  </pic:spPr>
+                </pic:pic>
+              </a:graphicData>
+            </a:graphic>
+          </wp:inline>
+        </w:drawing>
+      </w:r>
+    </w:p>
+    <w:p>
+      <w:pPr>
+        <w:pStyle w:val="ImageCaption"/>
+      </w:pPr>
+      <w:r>
+        <w:t>Captu</w:t>
+      </w:r>
+      <w:r>
+        <w:t>ra 12: el Moderador IA responde por nombre una pregunta teórica y no modifica el lienzo.</w:t>
+      </w:r>
+    </w:p>
+    <w:p>
+      <w:pPr>
+        <w:pStyle w:val="Ttulo2"/>
+      </w:pPr>
       <w:bookmarkStart w:id="219" w:name="aprendizaje-en-el-cliente-móvil"/>
-      <w:bookmarkStart w:id="220" w:name="_Toc243172383"/>
+      <w:bookmarkStart w:id="220" w:name="_Toc243173724"/>
       <w:bookmarkEnd w:id="218"/>
       <w:bookmarkEnd w:id="215"/>
       <w:r>
@@ -38321,10 +38514,10 @@
         <w:t>“Visor UML en vivo”</w:t>
       </w:r>
       <w:r>
-        <w:t xml:space="preserve"> en</w:t>
-      </w:r>
-      <w:r>
-        <w:t xml:space="preserve"> la pantalla principal.</w:t>
+        <w:t xml:space="preserve"> en la p</w:t>
+      </w:r>
+      <w:r>
+        <w:t>antalla principal.</w:t>
       </w:r>
     </w:p>
     <w:p>
@@ -38392,10 +38585,10 @@
         <w:t>Notificaciones:</w:t>
       </w:r>
       <w:r>
-        <w:t xml:space="preserve"> avisan de camb</w:t>
-      </w:r>
-      <w:r>
-        <w:t>ios y de respuestas de la IA, así el integrante que sigue la clase desde el celular se entera sin buscar.</w:t>
+        <w:t xml:space="preserve"> avisan de cambios y</w:t>
+      </w:r>
+      <w:r>
+        <w:t xml:space="preserve"> de respuestas de la IA, así el integrante que sigue la clase desde el celular se entera sin buscar.</w:t>
       </w:r>
     </w:p>
     <w:p>
@@ -38414,7 +38607,7 @@
         <w:pStyle w:val="Ttulo2"/>
       </w:pPr>
       <w:bookmarkStart w:id="221" w:name="X89682350319f26de2cea7bae4c9e3130c21f7b5"/>
-      <w:bookmarkStart w:id="222" w:name="_Toc243172384"/>
+      <w:bookmarkStart w:id="222" w:name="_Toc243173725"/>
       <w:bookmarkEnd w:id="219"/>
       <w:r>
         <w:t>3.3.7 Cómo aprende un usuario nuevo: recorrido de ejemplo</w:t>
@@ -38437,10 +38630,10 @@
         <w:t>Entra por primera vez:</w:t>
       </w:r>
       <w:r>
-        <w:t xml:space="preserve"> el tour lo lleva en </w:t>
-      </w:r>
-      <w:r>
-        <w:t>7 pasos por todo el flujo.</w:t>
+        <w:t xml:space="preserve"> el tour lo lleva en 7 pas</w:t>
+      </w:r>
+      <w:r>
+        <w:t>os por todo el flujo.</w:t>
       </w:r>
     </w:p>
     <w:p>
@@ -38524,17 +38717,13 @@
           <w:b/>
           <w:bCs/>
         </w:rPr>
-        <w:t>leyenda</w:t>
-      </w:r>
-      <w:r>
-        <w:rPr>
-          <w:b/>
-          <w:bCs/>
-        </w:rPr>
-        <w:t xml:space="preserve"> UML</w:t>
-      </w:r>
-      <w:r>
-        <w:t xml:space="preserve"> o le pregunta al </w:t>
+        <w:t>leyenda UML</w:t>
+      </w:r>
+      <w:r>
+        <w:t xml:space="preserve"> </w:t>
+      </w:r>
+      <w:r>
+        <w:t xml:space="preserve">o le pregunta al </w:t>
       </w:r>
       <w:r>
         <w:rPr>
@@ -38590,10 +38779,10 @@
         <w:t>MANUAL_DE_USUARIO.md</w:t>
       </w:r>
       <w:r>
-        <w:t>) existe como respaldo escrito, pero no es necesario para empezar a usar la herram</w:t>
-      </w:r>
-      <w:r>
-        <w:t>ienta.</w:t>
+        <w:t>) existe como respaldo escrito, pero no es necesario para empezar a usar la herramienta</w:t>
+      </w:r>
+      <w:r>
+        <w:t>.</w:t>
       </w:r>
     </w:p>
     <w:p>
@@ -38601,7 +38790,7 @@
         <w:pStyle w:val="Ttulo1"/>
       </w:pPr>
       <w:bookmarkStart w:id="223" w:name="anexos"/>
-      <w:bookmarkStart w:id="224" w:name="_Toc243172385"/>
+      <w:bookmarkStart w:id="224" w:name="_Toc243173726"/>
       <w:bookmarkEnd w:id="221"/>
       <w:bookmarkEnd w:id="205"/>
       <w:r>
@@ -38615,7 +38804,7 @@
         <w:pStyle w:val="Ttulo2"/>
       </w:pPr>
       <w:bookmarkStart w:id="225" w:name="X1f9bef561aa89c8c62d1747e96ee221760de328"/>
-      <w:bookmarkStart w:id="226" w:name="_Toc243172386"/>
+      <w:bookmarkStart w:id="226" w:name="_Toc243173727"/>
       <w:r>
         <w:t>Anexo A. Evidencia del sistema en funcionamiento</w:t>
       </w:r>
@@ -38746,10 +38935,10 @@
         <w:t>MongoDB 7</w:t>
       </w:r>
       <w:r>
-        <w:t xml:space="preserve"> </w:t>
-      </w:r>
-      <w:r>
-        <w:t>(nuevo en el 2do Parcial).</w:t>
+        <w:t xml:space="preserve"> (nuevo en el 2do Parci</w:t>
+      </w:r>
+      <w:r>
+        <w:t>al).</w:t>
       </w:r>
     </w:p>
     <w:p>
@@ -38765,20 +38954,13 @@
     </w:p>
     <w:p>
       <w:pPr>
-        <w:pStyle w:val="Textodebloque"/>
         <w:numPr>
           <w:ilvl w:val="0"/>
           <w:numId w:val="1"/>
         </w:numPr>
       </w:pPr>
       <w:r>
-        <w:t>⟨</w:t>
-      </w:r>
-      <w:r>
-        <w:t>Al 17/10/2026, la versión del 2do Parcial con MongoDB está probada en local y en Docker, pero aún no desplegada en el VPS. Tomar la Figura A.1 después del despliegue.</w:t>
-      </w:r>
-      <w:r>
-        <w:t>⟩</w:t>
+        <w:t>La versión del 2do Parcial (con MongoDB y el Moderador IA) está desplegada y verificada en producción desde el 17/10/2026.</w:t>
       </w:r>
     </w:p>
     <w:p>
@@ -38793,14 +38975,7 @@
           <w:b/>
           <w:bCs/>
         </w:rPr>
-        <w:t>Do</w:t>
-      </w:r>
-      <w:r>
-        <w:rPr>
-          <w:b/>
-          <w:bCs/>
-        </w:rPr>
-        <w:t>minio y certificado:</w:t>
+        <w:t>Dominio y certificado:</w:t>
       </w:r>
       <w:r>
         <w:t xml:space="preserve"> DuckDNS + Let’s Encrypt.</w:t>
@@ -38818,7 +38993,14 @@
           <w:b/>
           <w:bCs/>
         </w:rPr>
-        <w:t>Almacenamiento en la nube:</w:t>
+        <w:t>Almacenamiento en la n</w:t>
+      </w:r>
+      <w:r>
+        <w:rPr>
+          <w:b/>
+          <w:bCs/>
+        </w:rPr>
+        <w:t>ube:</w:t>
       </w:r>
       <w:r>
         <w:t xml:space="preserve"> los archivos adjuntos de los diagramas se guardan en un </w:t>
@@ -38849,10 +39031,7 @@
       <w:bookmarkStart w:id="228" w:name="a.2-modelado-y-generación-de-código"/>
       <w:bookmarkEnd w:id="227"/>
       <w:r>
-        <w:t>A.2 Modelado y generación d</w:t>
-      </w:r>
-      <w:r>
-        <w:t>e código</w:t>
+        <w:t>A.2 Modelado y generación de código</w:t>
       </w:r>
     </w:p>
     <w:p>
@@ -38860,7 +39039,10 @@
         <w:pStyle w:val="Placeholder"/>
       </w:pPr>
       <w:r>
-        <w:t>[Insertar figuraA.2: lienzo principal con un diagrama de clases.]</w:t>
+        <w:t>[Insertar figuraA.2: lienzo principal con un diagrama de cl</w:t>
+      </w:r>
+      <w:r>
+        <w:t>ases.]</w:t>
       </w:r>
     </w:p>
     <w:p>
@@ -38884,10 +39066,7 @@
         <w:pStyle w:val="Placeholder"/>
       </w:pPr>
       <w:r>
-        <w:t>[Insertar figuraA.5: código Java gen</w:t>
-      </w:r>
-      <w:r>
-        <w:t>erado y Swagger UI con los endpoints CRUD.]</w:t>
+        <w:t>[Insertar figuraA.5: código Java generado y Swagger UI con los endpoints CRUD.]</w:t>
       </w:r>
     </w:p>
     <w:p>
@@ -38897,7 +39076,10 @@
       <w:bookmarkStart w:id="229" w:name="a.3-colaboración-en-tiempo-real"/>
       <w:bookmarkEnd w:id="228"/>
       <w:r>
-        <w:t>A.3 Colaboración en tiempo real</w:t>
+        <w:t>A.3 Colaboración en tiem</w:t>
+      </w:r>
+      <w:r>
+        <w:t>po real</w:t>
       </w:r>
     </w:p>
     <w:p>
@@ -38915,7 +39097,6 @@
       <w:bookmarkStart w:id="230" w:name="Xe035e658ba883763e73405c34fb4272156474bc"/>
       <w:bookmarkEnd w:id="229"/>
       <w:r>
-        <w:lastRenderedPageBreak/>
         <w:t>A.4 Asistencia por inteligencia artificial (1er Parcial)</w:t>
       </w:r>
     </w:p>
@@ -38924,10 +39105,10 @@
         <w:pStyle w:val="Placeholder"/>
       </w:pPr>
       <w:r>
-        <w:t>[Ins</w:t>
-      </w:r>
-      <w:r>
-        <w:t>ertar figuraA.7: generación de clases por chat e interpretación de una fotografía de pizarra.]</w:t>
+        <w:t>[Insertar figuraA.7: generación de clases por chat e interpretación de u</w:t>
+      </w:r>
+      <w:r>
+        <w:t>na fotografía de pizarra.]</w:t>
       </w:r>
     </w:p>
     <w:p>
@@ -38937,6 +39118,7 @@
       <w:bookmarkStart w:id="231" w:name="X685ae52536eb22e5a6b5e03cb211d1811771e2f"/>
       <w:bookmarkEnd w:id="230"/>
       <w:r>
+        <w:lastRenderedPageBreak/>
         <w:t>A.5 Interoperabilidad con Enterprise Architect (XMI)</w:t>
       </w:r>
     </w:p>
@@ -39019,10 +39201,7 @@
         </w:numPr>
       </w:pPr>
       <w:r>
-        <w:t>dictado p</w:t>
-      </w:r>
-      <w:r>
-        <w:t>or voz;</w:t>
+        <w:t>dictado por voz;</w:t>
       </w:r>
     </w:p>
     <w:p>
@@ -39049,7 +39228,10 @@
         <w:pStyle w:val="Placeholder"/>
       </w:pPr>
       <w:r>
-        <w:t>[Insertar figuraA.9: aplicación móvil en funcionamiento.]</w:t>
+        <w:t>[Inser</w:t>
+      </w:r>
+      <w:r>
+        <w:t>tar figuraA.9: aplicación móvil en funcionamiento.]</w:t>
       </w:r>
     </w:p>
     <w:p>
@@ -39089,10 +39271,7 @@
         </w:numPr>
       </w:pPr>
       <w:r>
-        <w:t>el generador</w:t>
-      </w:r>
-      <w:r>
-        <w:t xml:space="preserve"> y cada plantilla;</w:t>
+        <w:t>el generador y cada plantilla;</w:t>
       </w:r>
     </w:p>
     <w:p>
@@ -39128,15 +39307,18 @@
         </w:numPr>
       </w:pPr>
       <w:r>
-        <w:t>el motor de IA híbrido y el prompt del moderador.</w:t>
-      </w:r>
-    </w:p>
-    <w:p>
-      <w:pPr>
-        <w:pStyle w:val="Placeholder"/>
-      </w:pPr>
-      <w:r>
-        <w:t xml:space="preserve">[Insertar figuraA.10: ejecución de </w:t>
+        <w:t>el mot</w:t>
+      </w:r>
+      <w:r>
+        <w:t>or de IA híbrido y el prompt del moderador.</w:t>
+      </w:r>
+    </w:p>
+    <w:p>
+      <w:pPr>
+        <w:pStyle w:val="FirstParagraph"/>
+      </w:pPr>
+      <w:r>
+        <w:t>Evidencia: Captura 3 del capítulo 7 (</w:t>
       </w:r>
       <w:r>
         <w:rPr>
@@ -39145,7 +39327,7 @@
         <w:t>npx vitest run</w:t>
       </w:r>
       <w:r>
-        <w:t xml:space="preserve"> con “117 passed”.]</w:t>
+        <w:t xml:space="preserve"> con “117 passed”).</w:t>
       </w:r>
     </w:p>
     <w:p>
@@ -39173,13 +39355,7 @@
         <w:rPr>
           <w:rStyle w:val="VerbatimChar"/>
         </w:rPr>
-        <w:t>diagr</w:t>
-      </w:r>
-      <w:r>
-        <w:rPr>
-          <w:rStyle w:val="VerbatimChar"/>
-        </w:rPr>
-        <w:t>ams</w:t>
+        <w:t>diagrams</w:t>
       </w:r>
       <w:r>
         <w:t xml:space="preserve">, </w:t>
@@ -39233,10 +39409,10 @@
         </w:numPr>
       </w:pPr>
       <w:r>
-        <w:t>Migración desde PostgreSQL con IDs conservados: 8 diagramas y 55 entradas d</w:t>
-      </w:r>
-      <w:r>
-        <w:t>e historial. Se ejecutó dos veces sin duplicar datos.</w:t>
+        <w:t>Migración desde PostgreSQL con IDs conservados: 8 diagramas y 55 entradas de historial. Se ejecutó</w:t>
+      </w:r>
+      <w:r>
+        <w:t xml:space="preserve"> dos veces sin duplicar datos.</w:t>
       </w:r>
     </w:p>
     <w:p>
@@ -39280,8 +39456,10 @@
       <w:bookmarkStart w:id="235" w:name="Xd482290768b06b1e3543898e81171529d5c1c07"/>
       <w:bookmarkEnd w:id="234"/>
       <w:r>
-        <w:lastRenderedPageBreak/>
-        <w:t>A.9 Chat grupal público con el Moderador IA (2do Parcial)</w:t>
+        <w:t>A.9 Chat grupal público con el Mode</w:t>
+      </w:r>
+      <w:r>
+        <w:t>rador IA (2do Parcial)</w:t>
       </w:r>
     </w:p>
     <w:p>
@@ -39293,10 +39471,7 @@
         </w:numPr>
       </w:pPr>
       <w:r>
-        <w:t>Todos los conectados ven cada pregunta y respuesta; la IA nombra a quien pregunta y muestra qué proveedor r</w:t>
-      </w:r>
-      <w:r>
-        <w:t>espondió (</w:t>
+        <w:t>Todos los conectados ven cada pregunta y respuesta; la IA nombra a quien pregunta y muestra qué proveedor respondió (</w:t>
       </w:r>
       <w:r>
         <w:t>🏠</w:t>
@@ -39332,6 +39507,7 @@
         </w:numPr>
       </w:pPr>
       <w:r>
+        <w:lastRenderedPageBreak/>
         <w:t xml:space="preserve">indicador </w:t>
       </w:r>
       <w:r>
@@ -39339,7 +39515,14 @@
           <w:i/>
           <w:iCs/>
         </w:rPr>
-        <w:t>“La IA está pensando la respuesta para Luis”</w:t>
+        <w:t>“La IA está pensando la respuesta</w:t>
+      </w:r>
+      <w:r>
+        <w:rPr>
+          <w:i/>
+          <w:iCs/>
+        </w:rPr>
+        <w:t xml:space="preserve"> para Luis”</w:t>
       </w:r>
       <w:r>
         <w:t>;</w:t>
@@ -39381,18 +39564,10 @@
     </w:p>
     <w:p>
       <w:pPr>
-        <w:pStyle w:val="Placeholder"/>
-      </w:pPr>
-      <w:r>
-        <w:t>[Insertar figuraA.13: chat público con una respuesta “Moderador IA → Luis”.]</w:t>
-      </w:r>
-    </w:p>
-    <w:p>
-      <w:pPr>
-        <w:pStyle w:val="Placeholder"/>
-      </w:pPr>
-      <w:r>
-        <w:t>[Insertar figuraA.14: inspector de clase con la sección de autoría.]</w:t>
+        <w:pStyle w:val="FirstParagraph"/>
+      </w:pPr>
+      <w:r>
+        <w:t>Evidencia: Capturas 6 y 7 del capítulo 7 (chat público en producción e inspector con la autoría “vía IA”).</w:t>
       </w:r>
     </w:p>
     <w:p>
@@ -39487,14 +39662,7 @@
                 <w:b/>
                 <w:sz w:val="19"/>
               </w:rPr>
-              <w:t>Ti</w:t>
-            </w:r>
-            <w:r>
-              <w:rPr>
-                <w:b/>
-                <w:sz w:val="19"/>
-              </w:rPr>
-              <w:t>empo</w:t>
+              <w:t>Tiempo</w:t>
             </w:r>
           </w:p>
         </w:tc>
@@ -39528,7 +39696,13 @@
               <w:rPr>
                 <w:sz w:val="19"/>
               </w:rPr>
-              <w:t>Gemini Cloud</w:t>
+              <w:t>Gemi</w:t>
+            </w:r>
+            <w:r>
+              <w:rPr>
+                <w:sz w:val="19"/>
+              </w:rPr>
+              <w:t>ni Cloud</w:t>
             </w:r>
           </w:p>
         </w:tc>
@@ -39652,10 +39826,16 @@
     </w:tbl>
     <w:p>
       <w:pPr>
-        <w:pStyle w:val="Placeholder"/>
-      </w:pPr>
-      <w:r>
-        <w:t>[Insertar figuraA.15: log del backend con el desglose de tokens y tiempos de Ollama.]</w:t>
+        <w:pStyle w:val="Textoindependiente"/>
+      </w:pPr>
+      <w:r>
+        <w:t>Evidencia: Capturas 4 y 5 del capítulo 7 (log de Ollama y badge «</w:t>
+      </w:r>
+      <w:r>
+        <w:t>🏠</w:t>
+      </w:r>
+      <w:r>
+        <w:t xml:space="preserve"> Ollama Local»).</w:t>
       </w:r>
     </w:p>
     <w:p>
@@ -39677,10 +39857,10 @@
         </w:numPr>
       </w:pPr>
       <w:r>
-        <w:t xml:space="preserve">El móvil ve en vivo (solo lectura) el diagrama y el chat del equipo; un cambio pedido a la IA desde la web aparece </w:t>
-      </w:r>
-      <w:r>
-        <w:t>sin recargar.</w:t>
+        <w:t>El móvil ve en vivo (solo lectura) el diagrama y el chat del equipo; un cambio pedido a la IA desde la web aparece si</w:t>
+      </w:r>
+      <w:r>
+        <w:t>n recargar.</w:t>
       </w:r>
     </w:p>
     <w:p>
@@ -39721,10 +39901,10 @@
     </w:p>
     <w:p>
       <w:pPr>
-        <w:pStyle w:val="Placeholder"/>
-      </w:pPr>
-      <w:r>
-        <w:t>[Insertar figuraA.16: visor móvil, pestaña Diagrama. Figura A.17: pestaña Chat.]</w:t>
+        <w:pStyle w:val="FirstParagraph"/>
+      </w:pPr>
+      <w:r>
+        <w:t>Evidencia: Captura 8 del capítulo 7 (pestañas Diagrama y Chat del visor).</w:t>
       </w:r>
     </w:p>
     <w:p>
@@ -39734,18 +39914,18 @@
       <w:bookmarkStart w:id="238" w:name="Xf3b1836429e6cdb12a4daece560153ee79367cc"/>
       <w:bookmarkEnd w:id="237"/>
       <w:r>
-        <w:t>A.12 Mecanismo de aprendizaje del usu</w:t>
-      </w:r>
-      <w:r>
-        <w:t>ario</w:t>
-      </w:r>
-    </w:p>
-    <w:p>
-      <w:pPr>
-        <w:pStyle w:val="Placeholder"/>
-      </w:pPr>
-      <w:r>
-        <w:t>[Insertar figuraA.18: tour guiado. Figura A.19: estado vacío del lienzo. Figura A.20: leyenda UML y guía de atajos.]</w:t>
+        <w:t>A.12 Mecanismo de aprendizaje del usuario</w:t>
+      </w:r>
+    </w:p>
+    <w:p>
+      <w:pPr>
+        <w:pStyle w:val="FirstParagraph"/>
+      </w:pPr>
+      <w:r>
+        <w:t>Evid</w:t>
+      </w:r>
+      <w:r>
+        <w:t>encia: Capturas 9 a 12 de la sección 3.3 (estado vacío, recorrido guiado, leyenda y atajos, y respuesta teórica del Moderador IA).</w:t>
       </w:r>
     </w:p>
     <w:p>
@@ -39753,7 +39933,7 @@
         <w:pStyle w:val="Ttulo2"/>
       </w:pPr>
       <w:bookmarkStart w:id="239" w:name="anexo-b-estándar-de-codificación"/>
-      <w:bookmarkStart w:id="240" w:name="_Toc243172387"/>
+      <w:bookmarkStart w:id="240" w:name="_Toc243173728"/>
       <w:bookmarkEnd w:id="238"/>
       <w:bookmarkEnd w:id="225"/>
       <w:r>
@@ -39778,11 +39958,7 @@
         <w:t>El presente estándar define las convenciones, herramientas y prácticas aplicadas durante la construcción del proyecto, con el fin de garantizar un código legible, uniforme y mantenible a través de las distintas tecnologías que lo componen: el backend en Ty</w:t>
       </w:r>
       <w:r>
-        <w:t xml:space="preserve">peScript (NestJS), el </w:t>
-      </w:r>
-      <w:r>
-        <w:lastRenderedPageBreak/>
-        <w:t>frontend en TypeScript (React), el cliente móvil en Dart (Flutter) y el código Java (Spring Boot) producido por el motor generador. La adopción de un estándar común reduce los errores de transcripción, facilita el trabajo colaborativo</w:t>
+        <w:t>peScript (NestJS), el frontend en TypeScript (React), el cliente móvil en Dart (Flutter) y el código Java (Spring Boot) producido por el motor generador. La adopción de un estándar común reduce los errores de transcripción, facilita el trabajo colaborativo</w:t>
       </w:r>
       <w:r>
         <w:t xml:space="preserve"> y asegura la coherencia del producto final.</w:t>
@@ -39795,6 +39971,7 @@
       <w:bookmarkStart w:id="242" w:name="estándares-internacionales-implementados"/>
       <w:bookmarkEnd w:id="241"/>
       <w:r>
+        <w:lastRenderedPageBreak/>
         <w:t>2. Estándares Internacionales Implementados</w:t>
       </w:r>
     </w:p>
@@ -39813,7 +39990,10 @@
         <w:t>UML 2.5 (OMG):</w:t>
       </w:r>
       <w:r>
-        <w:t xml:space="preserve"> notación estándar para el modelado de los diagramas de clases, base conceptual de toda la herramienta.</w:t>
+        <w:t xml:space="preserve"> </w:t>
+      </w:r>
+      <w:r>
+        <w:t>notación estándar para el modelado de los diagramas de clases, base conceptual de toda la herramienta.</w:t>
       </w:r>
     </w:p>
     <w:p>
@@ -39831,10 +40011,7 @@
         <w:t>XMI 2.1 (OMG):</w:t>
       </w:r>
       <w:r>
-        <w:t xml:space="preserve"> formato estándar de intercambio de</w:t>
-      </w:r>
-      <w:r>
-        <w:t xml:space="preserve"> modelos para la importación y exportación con herramientas externas como Enterprise Architect.</w:t>
+        <w:t xml:space="preserve"> formato estándar de intercambio de modelos para la importación y exportación con herramientas externas como Enterprise Architect.</w:t>
       </w:r>
     </w:p>
     <w:p>
@@ -39849,7 +40026,14 @@
           <w:b/>
           <w:bCs/>
         </w:rPr>
-        <w:t>OpenAPI 3 / REST:</w:t>
+        <w:t xml:space="preserve">OpenAPI </w:t>
+      </w:r>
+      <w:r>
+        <w:rPr>
+          <w:b/>
+          <w:bCs/>
+        </w:rPr>
+        <w:t>3 / REST:</w:t>
       </w:r>
       <w:r>
         <w:t xml:space="preserve"> los endpoints generados siguen el estilo arquitectónico REST y se documentan con la especificación OpenAPI 3 (Swagger UI).</w:t>
@@ -39870,10 +40054,10 @@
         <w:t>ISO/IEC 25010:</w:t>
       </w:r>
       <w:r>
-        <w:t xml:space="preserve"> atri</w:t>
-      </w:r>
-      <w:r>
-        <w:t>butos de calidad (mantenibilidad, portabilidad y fiabilidad) tomados como referencia del producto software.</w:t>
+        <w:t xml:space="preserve"> atributos de calidad (mantenibilidad, portabilidad y fiabilidad) tomados como referencia del producto softwa</w:t>
+      </w:r>
+      <w:r>
+        <w:t>re.</w:t>
       </w:r>
     </w:p>
     <w:p>
@@ -39891,10 +40075,7 @@
         <w:t>Convenciones de nomenclatura:</w:t>
       </w:r>
       <w:r>
-        <w:t xml:space="preserve"> TypeScript y Dart en camelCase (variables/funciones) y PascalCase (clases, tipos, componentes); Java en PascalCase par</w:t>
-      </w:r>
-      <w:r>
-        <w:t>a clases y camelCase para métodos, según Spring Boot; tablas de base de datos en snake_case.</w:t>
+        <w:t xml:space="preserve"> TypeScript y Dart en camelCase (variables/funciones) y PascalCase (clases, tipos, componentes); Java en PascalCase para clases y camelCase para métodos, según Spring Boot; tablas de base de datos en snake_case.</w:t>
       </w:r>
     </w:p>
     <w:p>
@@ -39909,7 +40090,14 @@
           <w:b/>
           <w:bCs/>
         </w:rPr>
-        <w:t>Arquitectura en capas:</w:t>
+        <w:t>Arquitectur</w:t>
+      </w:r>
+      <w:r>
+        <w:rPr>
+          <w:b/>
+          <w:bCs/>
+        </w:rPr>
+        <w:t>a en capas:</w:t>
       </w:r>
       <w:r>
         <w:t xml:space="preserve"> el backend generado respeta el patrón Controlador → Servicio → Repositorio → Entidad.</w:t>
@@ -39930,10 +40118,10 @@
         <w:pStyle w:val="FirstParagraph"/>
       </w:pPr>
       <w:r>
-        <w:t xml:space="preserve">El backend de la herramienta CASE está construido en NestJS + TypeScript (modo strict) con TypeORM y PostgreSQL; el frontend en React + Vite + TypeScript con React Flow; el cliente móvil en Flutter/Dart; y la </w:t>
-      </w:r>
-      <w:r>
-        <w:t>salida generada en Spring Boot 3.3.4 con Java 17 y Maven. El aseguramiento de la calidad se apoya en herramientas automáticas:</w:t>
+        <w:t>El backend de la herramienta CASE está construido en NestJS + TypeScript (modo strict) con TypeORM y PostgreSQL</w:t>
+      </w:r>
+      <w:r>
+        <w:t>; el frontend en React + Vite + TypeScript con React Flow; el cliente móvil en Flutter/Dart; y la salida generada en Spring Boot 3.3.4 con Java 17 y Maven. El aseguramiento de la calidad se apoya en herramientas automáticas:</w:t>
       </w:r>
     </w:p>
     <w:p>
@@ -39951,10 +40139,10 @@
         <w:t>oxlint:</w:t>
       </w:r>
       <w:r>
-        <w:t xml:space="preserve"> analizador estático (linter) del código TypeScript en backend y frontend, que detecta errores y malas prácticas antes de </w:t>
-      </w:r>
-      <w:r>
-        <w:t>la ejecución.</w:t>
+        <w:t xml:space="preserve"> analizador estático (li</w:t>
+      </w:r>
+      <w:r>
+        <w:t>nter) del código TypeScript en backend y frontend, que detecta errores y malas prácticas antes de la ejecución.</w:t>
       </w:r>
     </w:p>
     <w:p>
@@ -40026,7 +40214,10 @@
         <w:t>flutter_lints y flutter analyze:</w:t>
       </w:r>
       <w:r>
-        <w:t xml:space="preserve"> reglas de análisis estático oficiales para el código Dart del cliente móvil.</w:t>
+        <w:t xml:space="preserve"> reglas de análisis es</w:t>
+      </w:r>
+      <w:r>
+        <w:t>tático oficiales para el código Dart del cliente móvil.</w:t>
       </w:r>
     </w:p>
     <w:p>
@@ -40072,7 +40263,10 @@
         <w:t>Variables de entorno (.env, nunca versionadas):</w:t>
       </w:r>
       <w:r>
-        <w:t xml:space="preserve"> credenciales de base de datos, GEMINI_API_KEY y AI_PROVIDER (para alternar entre IA en la nube y la IA local).</w:t>
+        <w:t xml:space="preserve"> credenciales de base de datos, GEM</w:t>
+      </w:r>
+      <w:r>
+        <w:t>INI_API_KEY y AI_PROVIDER (para alternar entre IA en la nube y la IA local).</w:t>
       </w:r>
     </w:p>
     <w:p>
@@ -40087,18 +40281,13 @@
           <w:b/>
           <w:bCs/>
         </w:rPr>
-        <w:lastRenderedPageBreak/>
-        <w:t>Comandos estandarizad</w:t>
-      </w:r>
-      <w:r>
-        <w:rPr>
-          <w:b/>
-          <w:bCs/>
-        </w:rPr>
-        <w:t>os:</w:t>
-      </w:r>
-      <w:r>
-        <w:t xml:space="preserve"> npm run start:dev (desarrollo con recarga en caliente), npm run lint (oxlint), npm run format (Prettier), npm test y npm run test:cov (vitest), npm run test:e2e (end-to-end).</w:t>
+        <w:t>Comandos estandarizados:</w:t>
+      </w:r>
+      <w:r>
+        <w:t xml:space="preserve"> npm run start:dev (desarrollo con recarga en caliente), npm run lint (oxlint), npm run format (Prettier), npm test y npm run test:cov (vitest), npm run te</w:t>
+      </w:r>
+      <w:r>
+        <w:t>st:e2e (end-to-end).</w:t>
       </w:r>
     </w:p>
     <w:p>
@@ -40113,13 +40302,11 @@
           <w:b/>
           <w:bCs/>
         </w:rPr>
+        <w:lastRenderedPageBreak/>
         <w:t>Formateo automático al guardar</w:t>
       </w:r>
       <w:r>
-        <w:t xml:space="preserve"> habilitado en el editor, para mantener el esti</w:t>
-      </w:r>
-      <w:r>
-        <w:t>lo sin intervención manual.</w:t>
+        <w:t xml:space="preserve"> habilitado en el editor, para mantener el estilo sin intervención manual.</w:t>
       </w:r>
     </w:p>
     <w:p>
@@ -40147,7 +40334,10 @@
         <w:t>Control de versiones con Git:</w:t>
       </w:r>
       <w:r>
-        <w:t xml:space="preserve"> cada avance se registra en commits con mensajes descriptivos y prefijos convencionales (feat, fix, docs), trazando la evolución del proyecto.</w:t>
+        <w:t xml:space="preserve"> cada avance se registra en commits con mensajes descriptivos y prefij</w:t>
+      </w:r>
+      <w:r>
+        <w:t>os convencionales (feat, fix, docs), trazando la evolución del proyecto.</w:t>
       </w:r>
     </w:p>
     <w:p>
@@ -40162,14 +40352,7 @@
           <w:b/>
           <w:bCs/>
         </w:rPr>
-        <w:t xml:space="preserve">Verificación previa a la </w:t>
-      </w:r>
-      <w:r>
-        <w:rPr>
-          <w:b/>
-          <w:bCs/>
-        </w:rPr>
-        <w:t>integración:</w:t>
+        <w:t>Verificación previa a la integración:</w:t>
       </w:r>
       <w:r>
         <w:t xml:space="preserve"> antes de validar un cambio se ejecutan el linter (oxlint / flutter analyze), el formateador y las pruebas automatizadas.</w:t>
@@ -40190,10 +40373,10 @@
         <w:t>Métricas de calidad:</w:t>
       </w:r>
       <w:r>
-        <w:t xml:space="preserve"> suite de pruebas del backend en verde con cobertura medida; verificación estricta de tipos (TypeScrip</w:t>
-      </w:r>
-      <w:r>
-        <w:t>t strict); y pruebas específicas del motor generador que validan el pom.xml y las plantillas producidas.</w:t>
+        <w:t xml:space="preserve"> sui</w:t>
+      </w:r>
+      <w:r>
+        <w:t>te de pruebas del backend en verde con cobertura medida; verificación estricta de tipos (TypeScript strict); y pruebas específicas del motor generador que validan el pom.xml y las plantillas producidas.</w:t>
       </w:r>
     </w:p>
     <w:p>
@@ -40211,7 +40394,10 @@
         <w:t>Revisión de código:</w:t>
       </w:r>
       <w:r>
-        <w:t xml:space="preserve"> el conocimiento del código por parte de los autores se verifica en la defensa presencial de autoría.</w:t>
+        <w:t xml:space="preserve"> el conocimiento del código por pa</w:t>
+      </w:r>
+      <w:r>
+        <w:t>rte de los autores se verifica en la defensa presencial de autoría.</w:t>
       </w:r>
     </w:p>
     <w:p>
@@ -40229,10 +40415,13 @@
         <w:pStyle w:val="FirstParagraph"/>
       </w:pPr>
       <w:r>
-        <w:t xml:space="preserve">La aplicación de este estándar —soportado por herramientas automáticas de análisis estático, formateo, verificación de tipos y pruebas— asegura un nivel de calidad consistente a pesar de combinar cuatro lenguajes y plataformas distintas. El estándar no es </w:t>
-      </w:r>
-      <w:r>
-        <w:t>solo un conjunto de recomendaciones: está respaldado por herramientas que lo hacen cumplir de forma automática, reduciendo la deuda técnica y facilitando la mantenibilidad y evolución futura del sistema.</w:t>
+        <w:t>La aplicación de este estándar —soportado por herramientas automáticas de análisis estático, formateo, verificación de tipos y pruebas— asegura un nivel de calidad consistent</w:t>
+      </w:r>
+      <w:r>
+        <w:t xml:space="preserve">e a pesar de combinar cuatro lenguajes y plataformas distintas. El estándar no es solo un conjunto de recomendaciones: está respaldado por herramientas que lo hacen cumplir de forma automática, reduciendo la deuda técnica y facilitando la mantenibilidad y </w:t>
+      </w:r>
+      <w:r>
+        <w:t>evolución futura del sistema.</w:t>
       </w:r>
     </w:p>
     <w:p>
@@ -40240,14 +40429,11 @@
         <w:pStyle w:val="Ttulo2"/>
       </w:pPr>
       <w:bookmarkStart w:id="247" w:name="Xddfe2baaa129779ba3dd422dd68396ecaa03485"/>
-      <w:bookmarkStart w:id="248" w:name="_Toc243172388"/>
+      <w:bookmarkStart w:id="248" w:name="_Toc243173729"/>
       <w:bookmarkEnd w:id="246"/>
       <w:bookmarkEnd w:id="239"/>
       <w:r>
-        <w:t>Anexo C. Información del grupo y recursos del proyec</w:t>
-      </w:r>
-      <w:r>
-        <w:t>to</w:t>
+        <w:t>Anexo C. Información del grupo y recursos del proyecto</w:t>
       </w:r>
       <w:bookmarkEnd w:id="248"/>
     </w:p>
@@ -40638,7 +40824,13 @@
               <w:rPr>
                 <w:sz w:val="19"/>
               </w:rPr>
-              <w:t>Aplicación en producción (QR 2)</w:t>
+              <w:t>Aplicación en producció</w:t>
+            </w:r>
+            <w:r>
+              <w:rPr>
+                <w:sz w:val="19"/>
+              </w:rPr>
+              <w:t>n (QR 2)</w:t>
             </w:r>
           </w:p>
         </w:tc>
@@ -40707,7 +40899,7 @@
         <w:pStyle w:val="Ttulo2"/>
       </w:pPr>
       <w:bookmarkStart w:id="249" w:name="Xec34fab1636e2a747ab2e003846ec75fe7c29ca"/>
-      <w:bookmarkStart w:id="250" w:name="_Toc243172389"/>
+      <w:bookmarkStart w:id="250" w:name="_Toc243173730"/>
       <w:bookmarkEnd w:id="247"/>
       <w:r>
         <w:lastRenderedPageBreak/>
@@ -40729,7 +40921,10 @@
         <w:pStyle w:val="FirstParagraph"/>
       </w:pPr>
       <w:r>
-        <w:t xml:space="preserve">Seguimos el </w:t>
+        <w:t xml:space="preserve">Seguimos </w:t>
+      </w:r>
+      <w:r>
+        <w:t xml:space="preserve">el </w:t>
       </w:r>
       <w:r>
         <w:rPr>
@@ -40773,13 +40968,13 @@
         <w:rPr>
           <w:rStyle w:val="VerbatimChar"/>
         </w:rPr>
-        <w:t>emcu_ciclo1..3</w:t>
+        <w:t>emcu_ciclo1</w:t>
       </w:r>
       <w:r>
         <w:rPr>
           <w:rStyle w:val="VerbatimChar"/>
         </w:rPr>
-        <w:t>.*</w:t>
+        <w:t>..3.*</w:t>
       </w:r>
       <w:r>
         <w:t>).</w:t>
@@ -40810,7 +41005,10 @@
         <w:t>PLAN_SEMANA1_MONGODB.md</w:t>
       </w:r>
       <w:r>
-        <w:t xml:space="preserve"> diseñó la persistencia antes de escribir código.</w:t>
+        <w:t xml:space="preserve"> </w:t>
+      </w:r>
+      <w:r>
+        <w:t>diseñó la persistencia antes de escribir código.</w:t>
       </w:r>
     </w:p>
     <w:p>
@@ -40829,10 +41027,7 @@
         <w:t>Iterativo e incremental:</w:t>
       </w:r>
       <w:r>
-        <w:t xml:space="preserve"> el 1er Parci</w:t>
-      </w:r>
-      <w:r>
-        <w:t>al fue la base y el 2do Parcial se construyó en cuatro iteraciones, cada una con su commit y su verificación.</w:t>
+        <w:t xml:space="preserve"> el 1er Parcial fue la base y el 2do Parcial se construyó en cuatro iteraciones, cada una con su commit y su verificación.</w:t>
       </w:r>
     </w:p>
     <w:tbl>
@@ -40925,7 +41120,13 @@
               <w:rPr>
                 <w:sz w:val="19"/>
               </w:rPr>
-              <w:t>Requisitos del docente, actores y EMCU, plan de 4 semanas (</w:t>
+              <w:t>Requisitos d</w:t>
+            </w:r>
+            <w:r>
+              <w:rPr>
+                <w:sz w:val="19"/>
+              </w:rPr>
+              <w:t>el docente, actores y EMCU, plan de 4 semanas (</w:t>
             </w:r>
             <w:r>
               <w:rPr>
@@ -40956,13 +41157,7 @@
               <w:rPr>
                 <w:sz w:val="19"/>
               </w:rPr>
-              <w:t>Elabora</w:t>
-            </w:r>
-            <w:r>
-              <w:rPr>
-                <w:sz w:val="19"/>
-              </w:rPr>
-              <w:t>ción</w:t>
+              <w:t>Elaboración</w:t>
             </w:r>
           </w:p>
         </w:tc>
@@ -41133,7 +41328,7 @@
         <w:pStyle w:val="Ttulo1"/>
       </w:pPr>
       <w:bookmarkStart w:id="253" w:name="bibliografía"/>
-      <w:bookmarkStart w:id="254" w:name="_Toc243172390"/>
+      <w:bookmarkStart w:id="254" w:name="_Toc243173731"/>
       <w:bookmarkEnd w:id="252"/>
       <w:bookmarkEnd w:id="249"/>
       <w:bookmarkEnd w:id="223"/>
@@ -41185,10 +41380,7 @@
         <w:pStyle w:val="Textoindependiente"/>
       </w:pPr>
       <w:r>
-        <w:t>Jacobson, I., Booch, G., &amp; Rumbaugh, J. (1999). The unified software development process. Addison-W</w:t>
-      </w:r>
-      <w:r>
-        <w:t>esley.</w:t>
+        <w:t>Jacobson, I., Booch, G., &amp; Rumbaugh, J. (1999). The unified software development process. Addison-Wesley.</w:t>
       </w:r>
     </w:p>
     <w:p>
@@ -41214,7 +41406,10 @@
         <w:t>MongoDB manual</w:t>
       </w:r>
       <w:r>
-        <w:t>. https://www.mongodb.com/docs/manual/</w:t>
+        <w:t>. h</w:t>
+      </w:r>
+      <w:r>
+        <w:t>ttps://www.mongodb.com/docs/manual/</w:t>
       </w:r>
     </w:p>
     <w:p>
@@ -41258,10 +41453,7 @@
         <w:pStyle w:val="Textoindependiente"/>
       </w:pPr>
       <w:r>
-        <w:t>Object Management Group. (2017). OMG Unified Modeling Language (UML), versión 2.5.1. https://www.omg.org/spec/UML/2.5.</w:t>
-      </w:r>
-      <w:r>
-        <w:t>1/</w:t>
+        <w:t>Object Management Group. (2017). OMG Unified Modeling Language (UML), versión 2.5.1. https://www.omg.org/spec/UML/2.5.1/</w:t>
       </w:r>
     </w:p>
     <w:p>
@@ -41287,7 +41479,10 @@
         <w:pStyle w:val="Textoindependiente"/>
       </w:pPr>
       <w:r>
-        <w:t>Pressman, R. S., &amp; Maxim, B. R. (2015). Ingeniería de software: Un enfoque práctico (8.a ed.). McGraw-Hill.</w:t>
+        <w:t>Pressman, R. S., &amp; Maxim, B. R. (2015). Ingenierí</w:t>
+      </w:r>
+      <w:r>
+        <w:t>a de software: Un enfoque práctico (8.a ed.). McGraw-Hill.</w:t>
       </w:r>
     </w:p>
     <w:p>
@@ -41310,17 +41505,39 @@
           <w:i/>
           <w:iCs/>
         </w:rPr>
-        <w:t>Object-oriented modelin</w:t>
+        <w:t>Object-oriented modeling and design</w:t>
+      </w:r>
+      <w:r>
+        <w:t>. Prentice Hall.</w:t>
+      </w:r>
+    </w:p>
+    <w:p>
+      <w:pPr>
+        <w:pStyle w:val="Textoindependiente"/>
+      </w:pPr>
+      <w:r>
+        <w:t>Rumbaugh, J., Jacobs</w:t>
+      </w:r>
+      <w:r>
+        <w:t>on, I., &amp; Booch, G. (2005). The Unified Modeling Language reference manual (2.a ed.). Addison-Wesley.</w:t>
+      </w:r>
+    </w:p>
+    <w:p>
+      <w:pPr>
+        <w:pStyle w:val="Textoindependiente"/>
+      </w:pPr>
+      <w:r>
+        <w:t xml:space="preserve">Sadalage, P. J., &amp; Fowler, M. (2012). </w:t>
       </w:r>
       <w:r>
         <w:rPr>
           <w:i/>
           <w:iCs/>
         </w:rPr>
-        <w:t>g and design</w:t>
-      </w:r>
-      <w:r>
-        <w:t>. Prentice Hall.</w:t>
+        <w:t>NoSQL distilled: A brief guide to the emerging world of polyglot persistence</w:t>
+      </w:r>
+      <w:r>
+        <w:t>. Addison-Wesley.</w:t>
       </w:r>
     </w:p>
     <w:p>
@@ -41328,32 +41545,24 @@
         <w:pStyle w:val="Textoindependiente"/>
       </w:pPr>
       <w:r>
-        <w:t>Rumbaugh, J., Jacobson, I., &amp; Booch, G. (2005). The Unified Modeling Language reference manual (2.a ed.). Addison-Wesley.</w:t>
-      </w:r>
-    </w:p>
-    <w:p>
-      <w:pPr>
-        <w:pStyle w:val="Textoindependiente"/>
-      </w:pPr>
-      <w:r>
-        <w:t xml:space="preserve">Sadalage, P. J., &amp; Fowler, M. (2012). </w:t>
+        <w:t xml:space="preserve">Socket.IO. (s.f.). </w:t>
       </w:r>
       <w:r>
         <w:rPr>
           <w:i/>
           <w:iCs/>
         </w:rPr>
-        <w:t>NoSQL distilled: A brief guide to the emerging world of polyglot pe</w:t>
+        <w:t>Soc</w:t>
       </w:r>
       <w:r>
         <w:rPr>
           <w:i/>
           <w:iCs/>
         </w:rPr>
-        <w:t>rsistence</w:t>
-      </w:r>
-      <w:r>
-        <w:t>. Addison-Wesley.</w:t>
+        <w:t>ket.IO documentation</w:t>
+      </w:r>
+      <w:r>
+        <w:t>. https://socket.io/docs/v4/</w:t>
       </w:r>
     </w:p>
     <w:p>
@@ -41361,17 +41570,17 @@
         <w:pStyle w:val="Textoindependiente"/>
       </w:pPr>
       <w:r>
-        <w:t xml:space="preserve">Socket.IO. (s.f.). </w:t>
+        <w:t xml:space="preserve">Sommerville, I. (2016). </w:t>
       </w:r>
       <w:r>
         <w:rPr>
           <w:i/>
           <w:iCs/>
         </w:rPr>
-        <w:t>Socket.IO documentation</w:t>
-      </w:r>
-      <w:r>
-        <w:t>. https://socket.io/docs/v4/</w:t>
+        <w:t>Software engineering</w:t>
+      </w:r>
+      <w:r>
+        <w:t xml:space="preserve"> (10th ed.). Pearson.</w:t>
       </w:r>
     </w:p>
     <w:p>
@@ -41379,28 +41588,7 @@
         <w:pStyle w:val="Textoindependiente"/>
       </w:pPr>
       <w:r>
-        <w:t xml:space="preserve">Sommerville, I. (2016). </w:t>
-      </w:r>
-      <w:r>
-        <w:rPr>
-          <w:i/>
-          <w:iCs/>
-        </w:rPr>
-        <w:t>Software engineering</w:t>
-      </w:r>
-      <w:r>
-        <w:t xml:space="preserve"> (10th ed.). Pearson.</w:t>
-      </w:r>
-    </w:p>
-    <w:p>
-      <w:pPr>
-        <w:pStyle w:val="Textoindependiente"/>
-      </w:pPr>
-      <w:r>
-        <w:t>Spring Framework Documentation. (2024). Spring Boot reference documentation. https://docs.sp</w:t>
-      </w:r>
-      <w:r>
-        <w:t>ring.io/spring-boot/docs/current/reference/html/</w:t>
+        <w:t>Spring Framework Documentation. (2024). Spring Boot reference documentation. https://docs.spring.io/spring-boot/docs/current/reference/html/</w:t>
       </w:r>
     </w:p>
     <w:p>
@@ -41413,12 +41601,12 @@
     </w:p>
     <w:bookmarkEnd w:id="253"/>
     <w:sectPr>
-      <w:headerReference w:type="even" r:id="rId75"/>
-      <w:headerReference w:type="default" r:id="rId76"/>
-      <w:footerReference w:type="even" r:id="rId77"/>
-      <w:footerReference w:type="default" r:id="rId78"/>
-      <w:headerReference w:type="first" r:id="rId79"/>
-      <w:footerReference w:type="first" r:id="rId80"/>
+      <w:headerReference w:type="even" r:id="rId79"/>
+      <w:headerReference w:type="default" r:id="rId80"/>
+      <w:footerReference w:type="even" r:id="rId81"/>
+      <w:footerReference w:type="default" r:id="rId82"/>
+      <w:headerReference w:type="first" r:id="rId83"/>
+      <w:footerReference w:type="first" r:id="rId84"/>
       <w:footnotePr>
         <w:numRestart w:val="eachSect"/>
       </w:footnotePr>
@@ -41614,7 +41802,7 @@
   <w:abstractNum w:abstractNumId="0" w15:restartNumberingAfterBreak="0">
     <w:nsid w:val="0000A990"/>
     <w:multiLevelType w:val="multilevel"/>
-    <w:tmpl w:val="08E0B5D8"/>
+    <w:tmpl w:val="833E6222"/>
     <w:lvl w:ilvl="0">
       <w:numFmt w:val="bullet"/>
       <w:lvlText w:val=" "/>
@@ -41691,7 +41879,7 @@
   <w:abstractNum w:abstractNumId="1" w15:restartNumberingAfterBreak="0">
     <w:nsid w:val="0000A991"/>
     <w:multiLevelType w:val="multilevel"/>
-    <w:tmpl w:val="9BDCDAA4"/>
+    <w:tmpl w:val="3580E3E8"/>
     <w:lvl w:ilvl="0">
       <w:numFmt w:val="bullet"/>
       <w:lvlText w:val=""/>
@@ -41795,7 +41983,7 @@
   <w:abstractNum w:abstractNumId="2" w15:restartNumberingAfterBreak="0">
     <w:nsid w:val="0000A992"/>
     <w:multiLevelType w:val="multilevel"/>
-    <w:tmpl w:val="27BE01F2"/>
+    <w:tmpl w:val="9B92C612"/>
     <w:lvl w:ilvl="0">
       <w:numFmt w:val="bullet"/>
       <w:lvlText w:val="☐"/>
@@ -41872,7 +42060,7 @@
   <w:abstractNum w:abstractNumId="3" w15:restartNumberingAfterBreak="0">
     <w:nsid w:val="00A99411"/>
     <w:multiLevelType w:val="multilevel"/>
-    <w:tmpl w:val="802A33A8"/>
+    <w:tmpl w:val="FD08AAE4"/>
     <w:lvl w:ilvl="0">
       <w:start w:val="1"/>
       <w:numFmt w:val="decimal"/>
@@ -44021,7 +44209,7 @@
     <w:basedOn w:val="Normal"/>
     <w:link w:val="EncabezadoCar"/>
     <w:unhideWhenUsed/>
-    <w:rsid w:val="003A4A93"/>
+    <w:rsid w:val="006118C0"/>
     <w:pPr>
       <w:tabs>
         <w:tab w:val="center" w:pos="4252"/>
@@ -44034,7 +44222,7 @@
     <w:name w:val="Encabezado Car"/>
     <w:basedOn w:val="Fuentedeprrafopredeter"/>
     <w:link w:val="Encabezado"/>
-    <w:rsid w:val="003A4A93"/>
+    <w:rsid w:val="006118C0"/>
     <w:rPr>
       <w:rFonts w:ascii="Arial" w:eastAsia="Arial" w:hAnsi="Arial" w:cs="Arial"/>
       <w:sz w:val="22"/>
@@ -44045,7 +44233,7 @@
     <w:basedOn w:val="Normal"/>
     <w:link w:val="PiedepginaCar"/>
     <w:unhideWhenUsed/>
-    <w:rsid w:val="003A4A93"/>
+    <w:rsid w:val="006118C0"/>
     <w:pPr>
       <w:tabs>
         <w:tab w:val="center" w:pos="4252"/>
@@ -44058,7 +44246,7 @@
     <w:name w:val="Pie de página Car"/>
     <w:basedOn w:val="Fuentedeprrafopredeter"/>
     <w:link w:val="Piedepgina"/>
-    <w:rsid w:val="003A4A93"/>
+    <w:rsid w:val="006118C0"/>
     <w:rPr>
       <w:rFonts w:ascii="Arial" w:eastAsia="Arial" w:hAnsi="Arial" w:cs="Arial"/>
       <w:sz w:val="22"/>
@@ -44069,7 +44257,7 @@
     <w:basedOn w:val="Fuentedeprrafopredeter"/>
     <w:semiHidden/>
     <w:unhideWhenUsed/>
-    <w:rsid w:val="003A4A93"/>
+    <w:rsid w:val="006118C0"/>
   </w:style>
   <w:style w:type="paragraph" w:styleId="TDC1">
     <w:name w:val="toc 1"/>
@@ -44078,7 +44266,7 @@
     <w:autoRedefine/>
     <w:uiPriority w:val="39"/>
     <w:unhideWhenUsed/>
-    <w:rsid w:val="003A4A93"/>
+    <w:rsid w:val="006118C0"/>
     <w:pPr>
       <w:spacing w:after="100"/>
     </w:pPr>
@@ -44090,7 +44278,7 @@
     <w:autoRedefine/>
     <w:uiPriority w:val="39"/>
     <w:unhideWhenUsed/>
-    <w:rsid w:val="003A4A93"/>
+    <w:rsid w:val="006118C0"/>
     <w:pPr>
       <w:spacing w:after="100"/>
       <w:ind w:left="220"/>
